--- a/src/Layers/W1/BaseApp/Sales/Reports/CustomerOrderSummaryBody.docx
+++ b/src/Layers/W1/BaseApp/Sales/Reports/CustomerOrderSummaryBody.docx
@@ -32,7 +32,7 @@
             <w:placeholder>
               <w:docPart w:val="6942C0ACC20B4FA3A455AB8BDDEAFE2F"/>
             </w:placeholder>
-            <w:dataBinding w:prefixMappings="&lt;xmlns:ns0='urn:microsoft-dynamics-nav/reports/Customer_Order_Summary/107/' " w:xpath="/ns0:NavWordReportXmlPart[1]/ns0:Labels[1]/ns0:OutstandingOrdersLbl[1]" w:storeItemID="{935A1A8B-FBD8-496F-9CFA-0DAB10C40436}"/>
+            <w:dataBinding w:prefixMappings="xmlns:ns0='urn:microsoft-dynamics-nav/reports/Customer_Order_Summary/107/'" w:xpath="/ns0:NavWordReportXmlPart[1]/ns0:Labels[1]/ns0:OutstandingOrdersLbl[1]" w:storeItemID="{935A1A8B-FBD8-496F-9CFA-0DAB10C40436}"/>
             <w15:color w:val="808080"/>
             <w:text/>
           </w:sdtPr>
@@ -46,9 +46,11 @@
                   <w:pStyle w:val="BCLabel0"/>
                   <w:spacing w:line="276" w:lineRule="auto"/>
                 </w:pPr>
+                <w:proofErr w:type="spellStart"/>
                 <w:r>
                   <w:t>OutstandingOrdersLbl</w:t>
                 </w:r>
+                <w:proofErr w:type="spellEnd"/>
               </w:p>
             </w:tc>
           </w:sdtContent>
@@ -61,7 +63,7 @@
             <w:placeholder>
               <w:docPart w:val="6942C0ACC20B4FA3A455AB8BDDEAFE2F"/>
             </w:placeholder>
-            <w:dataBinding w:prefixMappings="&lt;xmlns:ns0='urn:microsoft-dynamics-nav/reports/Customer_Order_Summary/107/' " w:xpath="/ns0:NavWordReportXmlPart[1]/ns0:Customer[1]/ns0:AllAmountsAreInLCYTxt[1]" w:storeItemID="{935A1A8B-FBD8-496F-9CFA-0DAB10C40436}"/>
+            <w:dataBinding w:prefixMappings="xmlns:ns0='urn:microsoft-dynamics-nav/reports/Customer_Order_Summary/107/'" w:xpath="/ns0:NavWordReportXmlPart[1]/ns0:Customer[1]/ns0:AllAmountsAreInLCYTxt[1]" w:storeItemID="{935A1A8B-FBD8-496F-9CFA-0DAB10C40436}"/>
             <w15:color w:val="808080"/>
             <w:text/>
           </w:sdtPr>
@@ -75,9 +77,11 @@
                   <w:pStyle w:val="BCLabel0"/>
                   <w:spacing w:line="276" w:lineRule="auto"/>
                 </w:pPr>
+                <w:proofErr w:type="spellStart"/>
                 <w:r>
                   <w:t>AllAmountsAreInLCYTxt</w:t>
                 </w:r>
+                <w:proofErr w:type="spellEnd"/>
               </w:p>
             </w:tc>
           </w:sdtContent>
@@ -90,7 +94,7 @@
             <w:placeholder>
               <w:docPart w:val="6942C0ACC20B4FA3A455AB8BDDEAFE2F"/>
             </w:placeholder>
-            <w:dataBinding w:prefixMappings="&lt;xmlns:ns0='urn:microsoft-dynamics-nav/reports/Customer_Order_Summary/107/' " w:xpath="/ns0:NavWordReportXmlPart[1]/ns0:Customer[1]/ns0:CustFilter[1]" w:storeItemID="{935A1A8B-FBD8-496F-9CFA-0DAB10C40436}"/>
+            <w:dataBinding w:prefixMappings="xmlns:ns0='urn:microsoft-dynamics-nav/reports/Customer_Order_Summary/107/'" w:xpath="/ns0:NavWordReportXmlPart[1]/ns0:Customer[1]/ns0:CustFilter[1]" w:storeItemID="{935A1A8B-FBD8-496F-9CFA-0DAB10C40436}"/>
             <w15:color w:val="808080"/>
             <w:text/>
           </w:sdtPr>
@@ -104,9 +108,11 @@
                   <w:pStyle w:val="BCLabel0"/>
                   <w:spacing w:line="276" w:lineRule="auto"/>
                 </w:pPr>
+                <w:proofErr w:type="spellStart"/>
                 <w:r>
                   <w:t>CustFilter</w:t>
                 </w:r>
+                <w:proofErr w:type="spellEnd"/>
               </w:p>
             </w:tc>
           </w:sdtContent>
@@ -253,7 +259,7 @@
             <w:placeholder>
               <w:docPart w:val="DefaultPlaceholder_-1854013440"/>
             </w:placeholder>
-            <w:dataBinding w:prefixMappings="&lt;xmlns:ns0='urn:microsoft-dynamics-nav/reports/Customer_Order_Summary/107/' " w:xpath="/ns0:NavWordReportXmlPart[1]/ns0:Labels[1]/ns0:CustomerNoLbl[1]" w:storeItemID="{935A1A8B-FBD8-496F-9CFA-0DAB10C40436}"/>
+            <w:dataBinding w:prefixMappings="xmlns:ns0='urn:microsoft-dynamics-nav/reports/Customer_Order_Summary/107/'" w:xpath="/ns0:NavWordReportXmlPart[1]/ns0:Labels[1]/ns0:CustomerNoLbl[1]" w:storeItemID="{935A1A8B-FBD8-496F-9CFA-0DAB10C40436}"/>
             <w15:color w:val="808080"/>
             <w:text/>
           </w:sdtPr>
@@ -261,14 +267,17 @@
             <w:tc>
               <w:tcPr>
                 <w:tcW w:w="495" w:type="pct"/>
+                <w:vAlign w:val="top"/>
               </w:tcPr>
               <w:p>
                 <w:pPr>
                   <w:pStyle w:val="BCLabel0"/>
                 </w:pPr>
+                <w:proofErr w:type="spellStart"/>
                 <w:r>
                   <w:t>CustomerNoLbl</w:t>
                 </w:r>
+                <w:proofErr w:type="spellEnd"/>
               </w:p>
             </w:tc>
           </w:sdtContent>
@@ -281,7 +290,7 @@
             <w:placeholder>
               <w:docPart w:val="DefaultPlaceholder_-1854013440"/>
             </w:placeholder>
-            <w:dataBinding w:prefixMappings="&lt;xmlns:ns0='urn:microsoft-dynamics-nav/reports/Customer_Order_Summary/107/' " w:xpath="/ns0:NavWordReportXmlPart[1]/ns0:Labels[1]/ns0:CustomerNameLbl[1]" w:storeItemID="{935A1A8B-FBD8-496F-9CFA-0DAB10C40436}"/>
+            <w:dataBinding w:prefixMappings="xmlns:ns0='urn:microsoft-dynamics-nav/reports/Customer_Order_Summary/107/'" w:xpath="/ns0:NavWordReportXmlPart[1]/ns0:Labels[1]/ns0:CustomerNameLbl[1]" w:storeItemID="{935A1A8B-FBD8-496F-9CFA-0DAB10C40436}"/>
             <w15:color w:val="808080"/>
             <w:text/>
           </w:sdtPr>
@@ -289,14 +298,17 @@
             <w:tc>
               <w:tcPr>
                 <w:tcW w:w="1170" w:type="pct"/>
+                <w:vAlign w:val="top"/>
               </w:tcPr>
               <w:p>
                 <w:pPr>
                   <w:pStyle w:val="BCLabel0"/>
                 </w:pPr>
+                <w:proofErr w:type="spellStart"/>
                 <w:r>
                   <w:t>CustomerNameLbl</w:t>
                 </w:r>
+                <w:proofErr w:type="spellEnd"/>
               </w:p>
             </w:tc>
           </w:sdtContent>
@@ -320,7 +332,7 @@
             <w:placeholder>
               <w:docPart w:val="DefaultPlaceholder_-1854013440"/>
             </w:placeholder>
-            <w:dataBinding w:prefixMappings="&lt;xmlns:ns0='urn:microsoft-dynamics-nav/reports/Customer_Order_Summary/107/' " w:xpath="/ns0:NavWordReportXmlPart[1]/ns0:Labels[1]/ns0:Before1Lbl[1]" w:storeItemID="{935A1A8B-FBD8-496F-9CFA-0DAB10C40436}"/>
+            <w:dataBinding w:prefixMappings="xmlns:ns0='urn:microsoft-dynamics-nav/reports/Customer_Order_Summary/107/'" w:xpath="/ns0:NavWordReportXmlPart[1]/ns0:Labels[1]/ns0:Before1Lbl[1]" w:storeItemID="{935A1A8B-FBD8-496F-9CFA-0DAB10C40436}"/>
             <w15:color w:val="808080"/>
             <w:text/>
           </w:sdtPr>
@@ -328,6 +340,7 @@
             <w:tc>
               <w:tcPr>
                 <w:tcW w:w="510" w:type="pct"/>
+                <w:vAlign w:val="top"/>
               </w:tcPr>
               <w:p>
                 <w:pPr>
@@ -344,6 +357,7 @@
         <w:tc>
           <w:tcPr>
             <w:tcW w:w="510" w:type="pct"/>
+            <w:vAlign w:val="top"/>
           </w:tcPr>
           <w:sdt>
             <w:sdtPr>
@@ -353,7 +367,7 @@
               <w:placeholder>
                 <w:docPart w:val="DefaultPlaceholder_-1854013440"/>
               </w:placeholder>
-              <w:dataBinding w:prefixMappings="&lt;xmlns:ns0='urn:microsoft-dynamics-nav/reports/Customer_Order_Summary/107/' " w:xpath="/ns0:NavWordReportXmlPart[1]/ns0:Customer[1]/ns0:PeriodStartDate1[1]" w:storeItemID="{935A1A8B-FBD8-496F-9CFA-0DAB10C40436}"/>
+              <w:dataBinding w:prefixMappings="xmlns:ns0='urn:microsoft-dynamics-nav/reports/Customer_Order_Summary/107/'" w:xpath="/ns0:NavWordReportXmlPart[1]/ns0:Customer[1]/ns0:PeriodStartDate1[1]" w:storeItemID="{935A1A8B-FBD8-496F-9CFA-0DAB10C40436}"/>
               <w15:color w:val="808080"/>
               <w:text/>
             </w:sdtPr>
@@ -382,7 +396,7 @@
                 <w:placeholder>
                   <w:docPart w:val="5F2903C5364142F592C70983355C4059"/>
                 </w:placeholder>
-                <w:dataBinding w:prefixMappings="&lt;xmlns:ns0='urn:microsoft-dynamics-nav/reports/Customer_Order_Summary/107/' " w:xpath="/ns0:NavWordReportXmlPart[1]/ns0:Customer[1]/ns0:PeriodStartDate21[1]" w:storeItemID="{935A1A8B-FBD8-496F-9CFA-0DAB10C40436}"/>
+                <w:dataBinding w:prefixMappings="xmlns:ns0='urn:microsoft-dynamics-nav/reports/Customer_Order_Summary/107/'" w:xpath="/ns0:NavWordReportXmlPart[1]/ns0:Customer[1]/ns0:PeriodStartDate21[1]" w:storeItemID="{935A1A8B-FBD8-496F-9CFA-0DAB10C40436}"/>
                 <w:text/>
               </w:sdtPr>
               <w:sdtContent>
@@ -396,6 +410,7 @@
         <w:tc>
           <w:tcPr>
             <w:tcW w:w="510" w:type="pct"/>
+            <w:vAlign w:val="top"/>
           </w:tcPr>
           <w:sdt>
             <w:sdtPr>
@@ -405,7 +420,7 @@
               <w:placeholder>
                 <w:docPart w:val="DefaultPlaceholder_-1854013440"/>
               </w:placeholder>
-              <w:dataBinding w:prefixMappings="&lt;xmlns:ns0='urn:microsoft-dynamics-nav/reports/Customer_Order_Summary/107/' " w:xpath="/ns0:NavWordReportXmlPart[1]/ns0:Customer[1]/ns0:PeriodStartDate2[1]" w:storeItemID="{935A1A8B-FBD8-496F-9CFA-0DAB10C40436}"/>
+              <w:dataBinding w:prefixMappings="xmlns:ns0='urn:microsoft-dynamics-nav/reports/Customer_Order_Summary/107/'" w:xpath="/ns0:NavWordReportXmlPart[1]/ns0:Customer[1]/ns0:PeriodStartDate2[1]" w:storeItemID="{935A1A8B-FBD8-496F-9CFA-0DAB10C40436}"/>
               <w15:color w:val="808080"/>
               <w:text/>
             </w:sdtPr>
@@ -434,7 +449,7 @@
                 <w:placeholder>
                   <w:docPart w:val="5CF7C4BFCF934A4AA31A1EB8FF20C82F"/>
                 </w:placeholder>
-                <w:dataBinding w:prefixMappings="&lt;xmlns:ns0='urn:microsoft-dynamics-nav/reports/Customer_Order_Summary/107/' " w:xpath="/ns0:NavWordReportXmlPart[1]/ns0:Customer[1]/ns0:PeriodStartDate31[1]" w:storeItemID="{935A1A8B-FBD8-496F-9CFA-0DAB10C40436}"/>
+                <w:dataBinding w:prefixMappings="xmlns:ns0='urn:microsoft-dynamics-nav/reports/Customer_Order_Summary/107/'" w:xpath="/ns0:NavWordReportXmlPart[1]/ns0:Customer[1]/ns0:PeriodStartDate31[1]" w:storeItemID="{935A1A8B-FBD8-496F-9CFA-0DAB10C40436}"/>
                 <w:text/>
               </w:sdtPr>
               <w:sdtContent>
@@ -448,6 +463,7 @@
         <w:tc>
           <w:tcPr>
             <w:tcW w:w="510" w:type="pct"/>
+            <w:vAlign w:val="top"/>
           </w:tcPr>
           <w:sdt>
             <w:sdtPr>
@@ -457,7 +473,7 @@
               <w:placeholder>
                 <w:docPart w:val="DefaultPlaceholder_-1854013440"/>
               </w:placeholder>
-              <w:dataBinding w:prefixMappings="&lt;xmlns:ns0='urn:microsoft-dynamics-nav/reports/Customer_Order_Summary/107/' " w:xpath="/ns0:NavWordReportXmlPart[1]/ns0:Customer[1]/ns0:PeriodStartDate3[1]" w:storeItemID="{935A1A8B-FBD8-496F-9CFA-0DAB10C40436}"/>
+              <w:dataBinding w:prefixMappings="xmlns:ns0='urn:microsoft-dynamics-nav/reports/Customer_Order_Summary/107/'" w:xpath="/ns0:NavWordReportXmlPart[1]/ns0:Customer[1]/ns0:PeriodStartDate3[1]" w:storeItemID="{935A1A8B-FBD8-496F-9CFA-0DAB10C40436}"/>
               <w15:color w:val="808080"/>
               <w:text/>
             </w:sdtPr>
@@ -486,7 +502,7 @@
                 <w:placeholder>
                   <w:docPart w:val="3C8D664EF9864DDCAD46BF7DABA46242"/>
                 </w:placeholder>
-                <w:dataBinding w:prefixMappings="&lt;xmlns:ns0='urn:microsoft-dynamics-nav/reports/Customer_Order_Summary/107/' " w:xpath="/ns0:NavWordReportXmlPart[1]/ns0:Customer[1]/ns0:PeriodStartDate41[1]" w:storeItemID="{935A1A8B-FBD8-496F-9CFA-0DAB10C40436}"/>
+                <w:dataBinding w:prefixMappings="xmlns:ns0='urn:microsoft-dynamics-nav/reports/Customer_Order_Summary/107/'" w:xpath="/ns0:NavWordReportXmlPart[1]/ns0:Customer[1]/ns0:PeriodStartDate41[1]" w:storeItemID="{935A1A8B-FBD8-496F-9CFA-0DAB10C40436}"/>
                 <w:text/>
               </w:sdtPr>
               <w:sdtContent>
@@ -500,13 +516,8 @@
         <w:tc>
           <w:tcPr>
             <w:tcW w:w="510" w:type="pct"/>
+            <w:vAlign w:val="top"/>
           </w:tcPr>
-          <w:p>
-            <w:pPr>
-              <w:pStyle w:val="BCLabelNumber0"/>
-              <w:jc w:val="right"/>
-            </w:pPr>
-          </w:p>
           <w:sdt>
             <w:sdtPr>
               <w:alias w:val="After1Lbl"/>
@@ -515,7 +526,7 @@
               <w:placeholder>
                 <w:docPart w:val="DefaultPlaceholder_-1854013440"/>
               </w:placeholder>
-              <w:dataBinding w:prefixMappings="&lt;xmlns:ns0='urn:microsoft-dynamics-nav/reports/Customer_Order_Summary/107/' " w:xpath="/ns0:NavWordReportXmlPart[1]/ns0:Labels[1]/ns0:After1Lbl[1]" w:storeItemID="{935A1A8B-FBD8-496F-9CFA-0DAB10C40436}"/>
+              <w:dataBinding w:prefixMappings="xmlns:ns0='urn:microsoft-dynamics-nav/reports/Customer_Order_Summary/107/'" w:xpath="/ns0:NavWordReportXmlPart[1]/ns0:Labels[1]/ns0:After1Lbl[1]" w:storeItemID="{935A1A8B-FBD8-496F-9CFA-0DAB10C40436}"/>
               <w15:color w:val="808080"/>
               <w:text/>
             </w:sdtPr>
@@ -535,13 +546,8 @@
         <w:tc>
           <w:tcPr>
             <w:tcW w:w="510" w:type="pct"/>
+            <w:vAlign w:val="top"/>
           </w:tcPr>
-          <w:p>
-            <w:pPr>
-              <w:pStyle w:val="BCLabelNumber0"/>
-              <w:jc w:val="right"/>
-            </w:pPr>
-          </w:p>
           <w:sdt>
             <w:sdtPr>
               <w:alias w:val="TotalCaptionLbl"/>
@@ -550,7 +556,7 @@
               <w:placeholder>
                 <w:docPart w:val="DefaultPlaceholder_-1854013440"/>
               </w:placeholder>
-              <w:dataBinding w:prefixMappings="&lt;xmlns:ns0='urn:microsoft-dynamics-nav/reports/Customer_Order_Summary/107/' " w:xpath="/ns0:NavWordReportXmlPart[1]/ns0:Labels[1]/ns0:TotalCaptionLbl[1]" w:storeItemID="{935A1A8B-FBD8-496F-9CFA-0DAB10C40436}"/>
+              <w:dataBinding w:prefixMappings="xmlns:ns0='urn:microsoft-dynamics-nav/reports/Customer_Order_Summary/107/'" w:xpath="/ns0:NavWordReportXmlPart[1]/ns0:Labels[1]/ns0:TotalCaptionLbl[1]" w:storeItemID="{935A1A8B-FBD8-496F-9CFA-0DAB10C40436}"/>
               <w15:color w:val="808080"/>
               <w:text/>
             </w:sdtPr>
@@ -560,9 +566,11 @@
                   <w:pStyle w:val="BCLabelNumber0"/>
                   <w:jc w:val="right"/>
                 </w:pPr>
+                <w:proofErr w:type="spellStart"/>
                 <w:r>
                   <w:t>TotalCaptionLbl</w:t>
                 </w:r>
+                <w:proofErr w:type="spellEnd"/>
               </w:p>
             </w:sdtContent>
           </w:sdt>
@@ -682,7 +690,7 @@
           <w:placeholder>
             <w:docPart w:val="3003D6BF65584CF3A8C37BF79B780AA8"/>
           </w:placeholder>
-          <w15:dataBinding w:prefixMappings="&lt;xmlns:ns0='urn:microsoft-dynamics-nav/reports/Customer_Order_Summary/107/' " w:xpath="/ns0:NavWordReportXmlPart[1]/ns0:SalesLineBuffer_Integer" w:storeItemID="{935A1A8B-FBD8-496F-9CFA-0DAB10C40436}"/>
+          <w15:dataBinding w:prefixMappings="xmlns:ns0='urn:microsoft-dynamics-nav/reports/Customer_Order_Summary/107/' " w:xpath="/ns0:NavWordReportXmlPart[1]/ns0:SalesLineBuffer_Integer" w:storeItemID="{935A1A8B-FBD8-496F-9CFA-0DAB10C40436}"/>
           <w15:color w:val="808080"/>
           <w15:repeatingSection/>
         </w:sdtPr>
@@ -713,7 +721,7 @@
                     <w:placeholder>
                       <w:docPart w:val="DefaultPlaceholder_-1854013440"/>
                     </w:placeholder>
-                    <w:dataBinding w:prefixMappings="&lt;xmlns:ns0='urn:microsoft-dynamics-nav/reports/Customer_Order_Summary/107/' " w:xpath="/ns0:NavWordReportXmlPart[1]/ns0:SalesLineBuffer_Integer[1]/ns0:SalesLineBuffer_BilltoCustomerNo[1]" w:storeItemID="{935A1A8B-FBD8-496F-9CFA-0DAB10C40436}"/>
+                    <w:dataBinding w:prefixMappings="xmlns:ns0='urn:microsoft-dynamics-nav/reports/Customer_Order_Summary/107/'" w:xpath="/ns0:NavWordReportXmlPart[1]/ns0:SalesLineBuffer_Integer[1]/ns0:SalesLineBuffer_BilltoCustomerNo[1]" w:storeItemID="{935A1A8B-FBD8-496F-9CFA-0DAB10C40436}"/>
                     <w15:color w:val="808080"/>
                     <w:text/>
                   </w:sdtPr>
@@ -748,7 +756,7 @@
                     <w:placeholder>
                       <w:docPart w:val="DefaultPlaceholder_-1854013440"/>
                     </w:placeholder>
-                    <w:dataBinding w:prefixMappings="&lt;xmlns:ns0='urn:microsoft-dynamics-nav/reports/Customer_Order_Summary/107/' " w:xpath="/ns0:NavWordReportXmlPart[1]/ns0:SalesLineBuffer_Integer[1]/ns0:SalesLineBuffer_CustomerName[1]" w:storeItemID="{935A1A8B-FBD8-496F-9CFA-0DAB10C40436}"/>
+                    <w:dataBinding w:prefixMappings="xmlns:ns0='urn:microsoft-dynamics-nav/reports/Customer_Order_Summary/107/'" w:xpath="/ns0:NavWordReportXmlPart[1]/ns0:SalesLineBuffer_Integer[1]/ns0:SalesLineBuffer_CustomerName[1]" w:storeItemID="{935A1A8B-FBD8-496F-9CFA-0DAB10C40436}"/>
                     <w15:color w:val="808080"/>
                     <w:text/>
                   </w:sdtPr>
@@ -761,9 +769,11 @@
                         <w:pPr>
                           <w:pStyle w:val="NoSpacing"/>
                         </w:pPr>
+                        <w:proofErr w:type="spellStart"/>
                         <w:r>
                           <w:t>SalesLineBuffer_CustomerName</w:t>
                         </w:r>
+                        <w:proofErr w:type="spellEnd"/>
                       </w:p>
                     </w:tc>
                   </w:sdtContent>
@@ -776,7 +786,7 @@
                     <w:placeholder>
                       <w:docPart w:val="DefaultPlaceholder_-1854013440"/>
                     </w:placeholder>
-                    <w:dataBinding w:prefixMappings="&lt;xmlns:ns0='urn:microsoft-dynamics-nav/reports/Customer_Order_Summary/107/' " w:xpath="/ns0:NavWordReportXmlPart[1]/ns0:SalesLineBuffer_Integer[1]/ns0:SalesLineBuffer_CurrencyCode[1]" w:storeItemID="{935A1A8B-FBD8-496F-9CFA-0DAB10C40436}"/>
+                    <w:dataBinding w:prefixMappings="xmlns:ns0='urn:microsoft-dynamics-nav/reports/Customer_Order_Summary/107/'" w:xpath="/ns0:NavWordReportXmlPart[1]/ns0:SalesLineBuffer_Integer[1]/ns0:SalesLineBuffer_CurrencyCode[1]" w:storeItemID="{935A1A8B-FBD8-496F-9CFA-0DAB10C40436}"/>
                     <w15:color w:val="808080"/>
                     <w:text/>
                   </w:sdtPr>
@@ -807,7 +817,7 @@
                     <w:placeholder>
                       <w:docPart w:val="DefaultPlaceholder_-1854013440"/>
                     </w:placeholder>
-                    <w:dataBinding w:prefixMappings="&lt;xmlns:ns0='urn:microsoft-dynamics-nav/reports/Customer_Order_Summary/107/' " w:xpath="/ns0:NavWordReportXmlPart[1]/ns0:SalesLineBuffer_Integer[1]/ns0:SalesLineBuffer_SalesAmtOnOrder1[1]" w:storeItemID="{935A1A8B-FBD8-496F-9CFA-0DAB10C40436}"/>
+                    <w:dataBinding w:prefixMappings="xmlns:ns0='urn:microsoft-dynamics-nav/reports/Customer_Order_Summary/107/'" w:xpath="/ns0:NavWordReportXmlPart[1]/ns0:SalesLineBuffer_Integer[1]/ns0:SalesLineBuffer_SalesAmtOnOrder1[1]" w:storeItemID="{935A1A8B-FBD8-496F-9CFA-0DAB10C40436}"/>
                     <w15:color w:val="808080"/>
                     <w:text/>
                   </w:sdtPr>
@@ -836,7 +846,7 @@
                     <w:placeholder>
                       <w:docPart w:val="DefaultPlaceholder_-1854013440"/>
                     </w:placeholder>
-                    <w:dataBinding w:prefixMappings="&lt;xmlns:ns0='urn:microsoft-dynamics-nav/reports/Customer_Order_Summary/107/' " w:xpath="/ns0:NavWordReportXmlPart[1]/ns0:SalesLineBuffer_Integer[1]/ns0:SalesLineBuffer_SalesAmtOnOrder2[1]" w:storeItemID="{935A1A8B-FBD8-496F-9CFA-0DAB10C40436}"/>
+                    <w:dataBinding w:prefixMappings="xmlns:ns0='urn:microsoft-dynamics-nav/reports/Customer_Order_Summary/107/'" w:xpath="/ns0:NavWordReportXmlPart[1]/ns0:SalesLineBuffer_Integer[1]/ns0:SalesLineBuffer_SalesAmtOnOrder2[1]" w:storeItemID="{935A1A8B-FBD8-496F-9CFA-0DAB10C40436}"/>
                     <w15:color w:val="808080"/>
                     <w:text/>
                   </w:sdtPr>
@@ -865,7 +875,7 @@
                     <w:placeholder>
                       <w:docPart w:val="DefaultPlaceholder_-1854013440"/>
                     </w:placeholder>
-                    <w:dataBinding w:prefixMappings="&lt;xmlns:ns0='urn:microsoft-dynamics-nav/reports/Customer_Order_Summary/107/' " w:xpath="/ns0:NavWordReportXmlPart[1]/ns0:SalesLineBuffer_Integer[1]/ns0:SalesLineBuffer_SalesAmtOnOrder3[1]" w:storeItemID="{935A1A8B-FBD8-496F-9CFA-0DAB10C40436}"/>
+                    <w:dataBinding w:prefixMappings="xmlns:ns0='urn:microsoft-dynamics-nav/reports/Customer_Order_Summary/107/'" w:xpath="/ns0:NavWordReportXmlPart[1]/ns0:SalesLineBuffer_Integer[1]/ns0:SalesLineBuffer_SalesAmtOnOrder3[1]" w:storeItemID="{935A1A8B-FBD8-496F-9CFA-0DAB10C40436}"/>
                     <w15:color w:val="808080"/>
                     <w:text/>
                   </w:sdtPr>
@@ -894,7 +904,7 @@
                     <w:placeholder>
                       <w:docPart w:val="DefaultPlaceholder_-1854013440"/>
                     </w:placeholder>
-                    <w:dataBinding w:prefixMappings="&lt;xmlns:ns0='urn:microsoft-dynamics-nav/reports/Customer_Order_Summary/107/' " w:xpath="/ns0:NavWordReportXmlPart[1]/ns0:SalesLineBuffer_Integer[1]/ns0:SalesLineBuffer_SalesAmtOnOrder4[1]" w:storeItemID="{935A1A8B-FBD8-496F-9CFA-0DAB10C40436}"/>
+                    <w:dataBinding w:prefixMappings="xmlns:ns0='urn:microsoft-dynamics-nav/reports/Customer_Order_Summary/107/'" w:xpath="/ns0:NavWordReportXmlPart[1]/ns0:SalesLineBuffer_Integer[1]/ns0:SalesLineBuffer_SalesAmtOnOrder4[1]" w:storeItemID="{935A1A8B-FBD8-496F-9CFA-0DAB10C40436}"/>
                     <w15:color w:val="808080"/>
                     <w:text/>
                   </w:sdtPr>
@@ -923,7 +933,7 @@
                     <w:placeholder>
                       <w:docPart w:val="DefaultPlaceholder_-1854013440"/>
                     </w:placeholder>
-                    <w:dataBinding w:prefixMappings="&lt;xmlns:ns0='urn:microsoft-dynamics-nav/reports/Customer_Order_Summary/107/' " w:xpath="/ns0:NavWordReportXmlPart[1]/ns0:SalesLineBuffer_Integer[1]/ns0:SalesLineBuffer_SalesAmtOnOrder5[1]" w:storeItemID="{935A1A8B-FBD8-496F-9CFA-0DAB10C40436}"/>
+                    <w:dataBinding w:prefixMappings="xmlns:ns0='urn:microsoft-dynamics-nav/reports/Customer_Order_Summary/107/'" w:xpath="/ns0:NavWordReportXmlPart[1]/ns0:SalesLineBuffer_Integer[1]/ns0:SalesLineBuffer_SalesAmtOnOrder5[1]" w:storeItemID="{935A1A8B-FBD8-496F-9CFA-0DAB10C40436}"/>
                     <w15:color w:val="808080"/>
                     <w:text/>
                   </w:sdtPr>
@@ -952,7 +962,7 @@
                     <w:placeholder>
                       <w:docPart w:val="DefaultPlaceholder_-1854013440"/>
                     </w:placeholder>
-                    <w:dataBinding w:prefixMappings="&lt;xmlns:ns0='urn:microsoft-dynamics-nav/reports/Customer_Order_Summary/107/' " w:xpath="/ns0:NavWordReportXmlPart[1]/ns0:SalesLineBuffer_Integer[1]/ns0:SalesLineBuffer_SalesOrderAmount[1]" w:storeItemID="{935A1A8B-FBD8-496F-9CFA-0DAB10C40436}"/>
+                    <w:dataBinding w:prefixMappings="xmlns:ns0='urn:microsoft-dynamics-nav/reports/Customer_Order_Summary/107/'" w:xpath="/ns0:NavWordReportXmlPart[1]/ns0:SalesLineBuffer_Integer[1]/ns0:SalesLineBuffer_SalesOrderAmount[1]" w:storeItemID="{935A1A8B-FBD8-496F-9CFA-0DAB10C40436}"/>
                     <w15:color w:val="808080"/>
                     <w:text/>
                   </w:sdtPr>
@@ -966,9 +976,11 @@
                           <w:pStyle w:val="BCNumber"/>
                           <w:jc w:val="right"/>
                         </w:pPr>
+                        <w:proofErr w:type="spellStart"/>
                         <w:r>
                           <w:t>SalesLineBuffer_SalesOrderAmount</w:t>
                         </w:r>
+                        <w:proofErr w:type="spellEnd"/>
                       </w:p>
                     </w:tc>
                   </w:sdtContent>
@@ -1017,7 +1029,7 @@
             <w:placeholder>
               <w:docPart w:val="DefaultPlaceholder_-1854013440"/>
             </w:placeholder>
-            <w:dataBinding w:prefixMappings="&lt;xmlns:ns0='urn:microsoft-dynamics-nav/reports/Customer_Order_Summary/107/' " w:xpath="/ns0:NavWordReportXmlPart[1]/ns0:Totals[1]/ns0:Totals_TotalText[1]" w:storeItemID="{935A1A8B-FBD8-496F-9CFA-0DAB10C40436}"/>
+            <w:dataBinding w:prefixMappings="xmlns:ns0='urn:microsoft-dynamics-nav/reports/Customer_Order_Summary/107/'" w:xpath="/ns0:NavWordReportXmlPart[1]/ns0:Totals[1]/ns0:Totals_TotalText[1]" w:storeItemID="{935A1A8B-FBD8-496F-9CFA-0DAB10C40436}"/>
             <w15:color w:val="808080"/>
             <w:text/>
           </w:sdtPr>
@@ -1031,9 +1043,11 @@
                   <w:pStyle w:val="BCLabel0"/>
                   <w:spacing w:before="120" w:after="120"/>
                 </w:pPr>
+                <w:proofErr w:type="spellStart"/>
                 <w:r>
                   <w:t>Totals_TotalText</w:t>
                 </w:r>
+                <w:proofErr w:type="spellEnd"/>
               </w:p>
             </w:tc>
           </w:sdtContent>
@@ -1068,7 +1082,7 @@
             <w:placeholder>
               <w:docPart w:val="DefaultPlaceholder_-1854013440"/>
             </w:placeholder>
-            <w:dataBinding w:prefixMappings="&lt;xmlns:ns0='urn:microsoft-dynamics-nav/reports/Customer_Order_Summary/107/' " w:xpath="/ns0:NavWordReportXmlPart[1]/ns0:Totals[1]/ns0:Totals_Sales_Amt_On_Order1[1]" w:storeItemID="{935A1A8B-FBD8-496F-9CFA-0DAB10C40436}"/>
+            <w:dataBinding w:prefixMappings="xmlns:ns0='urn:microsoft-dynamics-nav/reports/Customer_Order_Summary/107/'" w:xpath="/ns0:NavWordReportXmlPart[1]/ns0:Totals[1]/ns0:Totals_Sales_Amt_On_Order1[1]" w:storeItemID="{935A1A8B-FBD8-496F-9CFA-0DAB10C40436}"/>
             <w15:color w:val="808080"/>
             <w:text/>
           </w:sdtPr>
@@ -1098,7 +1112,7 @@
             <w:placeholder>
               <w:docPart w:val="DefaultPlaceholder_-1854013440"/>
             </w:placeholder>
-            <w:dataBinding w:prefixMappings="&lt;xmlns:ns0='urn:microsoft-dynamics-nav/reports/Customer_Order_Summary/107/' " w:xpath="/ns0:NavWordReportXmlPart[1]/ns0:Totals[1]/ns0:Totals_Sales_Amt_On_Order2[1]" w:storeItemID="{935A1A8B-FBD8-496F-9CFA-0DAB10C40436}"/>
+            <w:dataBinding w:prefixMappings="xmlns:ns0='urn:microsoft-dynamics-nav/reports/Customer_Order_Summary/107/'" w:xpath="/ns0:NavWordReportXmlPart[1]/ns0:Totals[1]/ns0:Totals_Sales_Amt_On_Order2[1]" w:storeItemID="{935A1A8B-FBD8-496F-9CFA-0DAB10C40436}"/>
             <w15:color w:val="808080"/>
             <w:text/>
           </w:sdtPr>
@@ -1128,7 +1142,7 @@
             <w:placeholder>
               <w:docPart w:val="DefaultPlaceholder_-1854013440"/>
             </w:placeholder>
-            <w:dataBinding w:prefixMappings="&lt;xmlns:ns0='urn:microsoft-dynamics-nav/reports/Customer_Order_Summary/107/' " w:xpath="/ns0:NavWordReportXmlPart[1]/ns0:Totals[1]/ns0:Totals_Sales_Amt_On_Order3[1]" w:storeItemID="{935A1A8B-FBD8-496F-9CFA-0DAB10C40436}"/>
+            <w:dataBinding w:prefixMappings="xmlns:ns0='urn:microsoft-dynamics-nav/reports/Customer_Order_Summary/107/'" w:xpath="/ns0:NavWordReportXmlPart[1]/ns0:Totals[1]/ns0:Totals_Sales_Amt_On_Order3[1]" w:storeItemID="{935A1A8B-FBD8-496F-9CFA-0DAB10C40436}"/>
             <w15:color w:val="808080"/>
             <w:text/>
           </w:sdtPr>
@@ -1158,7 +1172,7 @@
             <w:placeholder>
               <w:docPart w:val="DefaultPlaceholder_-1854013440"/>
             </w:placeholder>
-            <w:dataBinding w:prefixMappings="&lt;xmlns:ns0='urn:microsoft-dynamics-nav/reports/Customer_Order_Summary/107/' " w:xpath="/ns0:NavWordReportXmlPart[1]/ns0:Totals[1]/ns0:Totals_Sales_Amt_On_Order4[1]" w:storeItemID="{935A1A8B-FBD8-496F-9CFA-0DAB10C40436}"/>
+            <w:dataBinding w:prefixMappings="xmlns:ns0='urn:microsoft-dynamics-nav/reports/Customer_Order_Summary/107/'" w:xpath="/ns0:NavWordReportXmlPart[1]/ns0:Totals[1]/ns0:Totals_Sales_Amt_On_Order4[1]" w:storeItemID="{935A1A8B-FBD8-496F-9CFA-0DAB10C40436}"/>
             <w15:color w:val="808080"/>
             <w:text/>
           </w:sdtPr>
@@ -1188,7 +1202,7 @@
             <w:placeholder>
               <w:docPart w:val="DefaultPlaceholder_-1854013440"/>
             </w:placeholder>
-            <w:dataBinding w:prefixMappings="&lt;xmlns:ns0='urn:microsoft-dynamics-nav/reports/Customer_Order_Summary/107/' " w:xpath="/ns0:NavWordReportXmlPart[1]/ns0:Totals[1]/ns0:Totals_Sales_Amt_On_Order5[1]" w:storeItemID="{935A1A8B-FBD8-496F-9CFA-0DAB10C40436}"/>
+            <w:dataBinding w:prefixMappings="xmlns:ns0='urn:microsoft-dynamics-nav/reports/Customer_Order_Summary/107/'" w:xpath="/ns0:NavWordReportXmlPart[1]/ns0:Totals[1]/ns0:Totals_Sales_Amt_On_Order5[1]" w:storeItemID="{935A1A8B-FBD8-496F-9CFA-0DAB10C40436}"/>
             <w15:color w:val="808080"/>
             <w:text/>
           </w:sdtPr>
@@ -1218,7 +1232,7 @@
             <w:placeholder>
               <w:docPart w:val="DefaultPlaceholder_-1854013440"/>
             </w:placeholder>
-            <w:dataBinding w:prefixMappings="&lt;xmlns:ns0='urn:microsoft-dynamics-nav/reports/Customer_Order_Summary/107/' " w:xpath="/ns0:NavWordReportXmlPart[1]/ns0:Totals[1]/ns0:Totals_Sales_Order_Amount[1]" w:storeItemID="{935A1A8B-FBD8-496F-9CFA-0DAB10C40436}"/>
+            <w:dataBinding w:prefixMappings="xmlns:ns0='urn:microsoft-dynamics-nav/reports/Customer_Order_Summary/107/'" w:xpath="/ns0:NavWordReportXmlPart[1]/ns0:Totals[1]/ns0:Totals_Sales_Order_Amount[1]" w:storeItemID="{935A1A8B-FBD8-496F-9CFA-0DAB10C40436}"/>
             <w15:color w:val="808080"/>
             <w:text/>
           </w:sdtPr>
@@ -1233,22 +1247,17 @@
                   <w:spacing w:before="120" w:after="120"/>
                   <w:jc w:val="right"/>
                 </w:pPr>
+                <w:proofErr w:type="spellStart"/>
                 <w:r>
                   <w:t>Totals_Sales_Order_Amount</w:t>
                 </w:r>
+                <w:proofErr w:type="spellEnd"/>
               </w:p>
             </w:tc>
           </w:sdtContent>
         </w:sdt>
       </w:tr>
     </w:tbl>
-    <w:p/>
-    <w:p/>
-    <w:p/>
-    <w:p/>
-    <w:p/>
-    <w:p/>
-    <w:p/>
     <w:p/>
     <w:sectPr>
       <w:pgSz w:w="16838" w:h="11906" w:orient="landscape"/>
@@ -2680,7 +2689,6 @@
     <w:uiPriority w:val="1"/>
     <w:semiHidden/>
     <w:unhideWhenUsed/>
-    <w:rsid w:val="00BA3019"/>
   </w:style>
   <w:style w:type="table" w:default="1" w:styleId="TableNormal">
     <w:name w:val="Normal Table"/>
@@ -2702,7 +2710,6 @@
     <w:uiPriority w:val="99"/>
     <w:semiHidden/>
     <w:unhideWhenUsed/>
-    <w:rsid w:val="00BA3019"/>
   </w:style>
   <w:style w:type="character" w:customStyle="1" w:styleId="Heading2Char">
     <w:name w:val="Heading 2 Char"/>
@@ -29664,12 +29671,16 @@
   </w:compat>
   <w:rsids>
     <w:rsidRoot w:val="002A7083"/>
+    <w:rsid w:val="00041651"/>
     <w:rsid w:val="000B0067"/>
+    <w:rsid w:val="0010081F"/>
     <w:rsid w:val="00150D08"/>
     <w:rsid w:val="0023545D"/>
     <w:rsid w:val="00251397"/>
+    <w:rsid w:val="00281312"/>
     <w:rsid w:val="002A7083"/>
     <w:rsid w:val="00565ECE"/>
+    <w:rsid w:val="0061004A"/>
     <w:rsid w:val="006203BB"/>
     <w:rsid w:val="007D00DC"/>
     <w:rsid w:val="00802900"/>
@@ -31088,35 +31099,85 @@
  
      < / L a b e l s >   
-     < T o o l t i p s / > +     < T o o l t i p s > + 
+         < T o o l t i p   c o l u m n = " N o _ C u s t "   E l e m e n t I d = " 6 0 3 9 7 0 8 4 6 " > + 
+             < T o o l t i p T e x t   l a n g = " e n - U S " > S p e c i f i e s   t h e   n u m b e r   o f   t h e   c u s t o m e r .   T h e   f i e l d   i s   e i t h e r   f i l l e d   a u t o m a t i c a l l y   f r o m   a   d e f i n e d   n u m b e r   s e r i e s ,   o r   y o u   e n t e r   t h e   n u m b e r   m a n u a l l y   b e c a u s e   y o u   h a v e   e n a b l e d   m a n u a l   n u m b e r   e n t r y   i n   t h e   n u m b e r - s e r i e s   s e t u p . < / T o o l t i p T e x t > + 
+         < / T o o l t i p > + 
+         < T o o l t i p   c o l u m n = " C u r r e n c y C o d e _ S a l e s L i n e "   E l e m e n t I d = " 4 5 8 4 1 7 3 0 2 " > + 
+             < T o o l t i p T e x t   l a n g = " e n - U S " > S p e c i f i e s   t h e   c u r r e n c y   t h a t   i s   u s e d   o n   t h e   e n t r y . < / T o o l t i p T e x t > + 
+         < / T o o l t i p > + 
+         < T o o l t i p   c o l u m n = " N a m e _ C u s t "   E l e m e n t I d = " 1 3 8 0 5 0 6 7 2 4 " > + 
+             < T o o l t i p T e x t   l a n g = " e n - U S " > S p e c i f i e s   t h e   c u s t o m e r ' s   n a m e   t h a t   a p p e a r s   o n   a l l   r e l a t e d   d o c u m e n t s .   F o r   c o m p a n i e s ,   s p e c i f y   t h e   c o m p a n y ' s   n a m e   h e r e ,   a n d   t h e n   a d d   t h e   r e l e v a n t   p e o p l e   a s   c o n t a c t s   t h a t   y o u   l i n k   t o   t h i s   c u s t o m e r . < / T o o l t i p T e x t > + 
+         < / T o o l t i p > + 
+         < T o o l t i p   c o l u m n = " S a l e s L i n e B u f f e r _ C u s t o m e r N a m e "   E l e m e n t I d = " 1 3 2 9 6 0 9 3 9 3 " > + 
+             < T o o l t i p T e x t   l a n g = " e n - U S " > S p e c i f i e s   a   d e s c r i p t i o n   o f   t h e   e n t r y   o f   t h e   p r o d u c t   t o   b e   s o l d .   T o   a d d   a   n o n - t r a n s a c t i o n a l   t e x t   l i n e ,   f i l l   i n   t h e   D e s c r i p t i o n   f i e l d   o n l y . < / T o o l t i p T e x t > + 
+         < / T o o l t i p > + 
+         < T o o l t i p   c o l u m n = " S a l e s L i n e B u f f e r _ C u r r e n c y C o d e "   E l e m e n t I d = " 1 2 7 6 7 9 3 1 7 8 " > + 
+             < T o o l t i p T e x t   l a n g = " e n - U S " > S p e c i f i e s   t h e   c u r r e n c y   t h a t   i s   u s e d   o n   t h e   e n t r y . < / T o o l t i p T e x t > + 
+         < / T o o l t i p > + 
+         < T o o l t i p   c o l u m n = " S a l e s L i n e B u f f e r _ S a l e s O r d e r A m o u n t "   E l e m e n t I d = " 7 8 3 0 0 4 3 9 8 " > + 
+             < T o o l t i p T e x t   l a n g = " e n - U S " > S p e c i f i e s   t h e   s u m   o f   a m o u n t s   i n   t h e   L i n e   A m o u n t   f i e l d   o n   t h e   s a l e s   r e t u r n   o r d e r   l i n e s . < / T o o l t i p T e x t > + 
+         < / T o o l t i p > + 
+         < T o o l t i p   c o l u m n = " S a l e s L i n e B u f f e r _ S a l e s A m t O n O r d e r 1 "   E l e m e n t I d = " 1 9 0 3 1 1 5 3 1 8 " > + 
+             < T o o l t i p T e x t   l a n g = " e n - U S " > S p e c i f i e s   t h e   p r i c e   f o r   o n e   u n i t   o n   t h e   s a l e s   l i n e . < / T o o l t i p T e x t > + 
+         < / T o o l t i p > + 
+         < T o o l t i p   c o l u m n = " S a l e s L i n e B u f f e r _ S a l e s A m t O n O r d e r 5 "   E l e m e n t I d = " 6 4 7 6 7 1 1 5 0 " > + 
+             < T o o l t i p T e x t   l a n g = " e n - U S " > S p e c i f i e s   t h e   n e t   a m o u n t ,   e x c l u d i n g   a n y   i n v o i c e   d i s c o u n t   a m o u n t ,   t h a t   m u s t   b e   p a i d   f o r   p r o d u c t s   o n   t h e   l i n e . < / T o o l t i p T e x t > + 
+         < / T o o l t i p > + 
+     < / T o o l t i p s >   
      < C u s t o m e r   E l e m e n t T y p e = " D a t a I t e m "   E l e m e n t I d = " 1 5 2 5 1 9 1 9 9 " >   
-         < A f t e r C a p t i o n   E l e m e n t T y p e = " C o l u m n "   E l e m e n t I d = " 1 5 9 8 9 5 9 1 "   D a t a T y p e = " T e x t C o n s t " > A f t e r C a p t i o n < / A f t e r C a p t i o n > - 
-         < A l l a m o u n t s a r e i n L C Y C a p t i o n   E l e m e n t T y p e = " C o l u m n "   E l e m e n t I d = " 2 3 3 2 7 8 9 8 2 "   D a t a T y p e = " T e x t C o n s t " > A l l a m o u n t s a r e i n L C Y C a p t i o n < / A l l a m o u n t s a r e i n L C Y C a p t i o n > +         < A f t e r C a p t i o n   E l e m e n t T y p e = " C o l u m n "   E l e m e n t I d = " 1 5 9 8 9 5 9 1 "   D a t a T y p e = " L a b e l "   O b s o l e t e S t a t e = " P e n d i n g " > A f t e r C a p t i o n < / A f t e r C a p t i o n > + 
+         < A l l a m o u n t s a r e i n L C Y C a p t i o n   E l e m e n t T y p e = " C o l u m n "   E l e m e n t I d = " 2 3 3 2 7 8 9 8 2 "   D a t a T y p e = " L a b e l "   O b s o l e t e S t a t e = " P e n d i n g " > A l l a m o u n t s a r e i n L C Y C a p t i o n < / A l l a m o u n t s a r e i n L C Y C a p t i o n >   
          < A l l A m o u n t s A r e I n L C Y T x t   E l e m e n t T y p e = " C o l u m n "   E l e m e n t I d = " 2 0 4 7 3 7 7 3 6 4 "   D a t a T y p e = " T e x t " > A l l A m o u n t s A r e I n L C Y T x t < / A l l A m o u n t s A r e I n L C Y T x t >   
-         < B e f o r e C a p t i o n   E l e m e n t T y p e = " C o l u m n "   E l e m e n t I d = " 1 6 4 6 6 0 5 7 0 "   D a t a T y p e = " T e x t C o n s t " > B e f o r e C a p t i o n < / B e f o r e C a p t i o n > - 
-         < C o m p a n y N a m e   E l e m e n t T y p e = " C o l u m n "   E l e m e n t I d = " 1 5 9 5 4 7 7 3 9 5 "   D a t a T y p e = " S t r i n g " > C o m p a n y N a m e < / C o m p a n y N a m e > +         < B e f o r e C a p t i o n   E l e m e n t T y p e = " C o l u m n "   E l e m e n t I d = " 1 6 4 6 6 0 5 7 0 "   D a t a T y p e = " L a b e l "   O b s o l e t e S t a t e = " P e n d i n g " > B e f o r e C a p t i o n < / B e f o r e C a p t i o n > + 
+         < C o m p a n y N a m e   E l e m e n t T y p e = " C o l u m n "   E l e m e n t I d = " 1 5 9 5 4 7 7 3 9 5 "   D a t a T y p e = " S t r i n g "   O b s o l e t e S t a t e = " P e n d i n g " > C o m p a n y N a m e < / C o m p a n y N a m e >   
          < C u s t F i l t e r   E l e m e n t T y p e = " C o l u m n "   E l e m e n t I d = " 2 3 9 4 8 9 4 8 4 "   D a t a T y p e = " T e x t " > C u s t F i l t e r < / C u s t F i l t e r >   
          < C u s t F i l t e r 1   E l e m e n t T y p e = " C o l u m n "   E l e m e n t I d = " 1 1 3 8 7 0 3 8 5 9 "   D a t a T y p e = " T e x t " > C u s t F i l t e r 1 < / C u s t F i l t e r 1 >   
-         < C u s t o m e r N a m e C a p t i o n   E l e m e n t T y p e = " C o l u m n "   E l e m e n t I d = " 6 4 9 0 1 4 4 4 0 "   D a t a T y p e = " T e x t C o n s t " > C u s t o m e r N a m e C a p t i o n < / C u s t o m e r N a m e C a p t i o n > - 
-         < C u s t o m e r N o C a p t i o n   E l e m e n t T y p e = " C o l u m n "   E l e m e n t I d = " 1 0 9 8 4 2 4 9 2 2 "   D a t a T y p e = " T e x t C o n s t " > C u s t o m e r N o C a p t i o n < / C u s t o m e r N o C a p t i o n > - 
-         < C u s t o m e r O r d e r S u m m a r y C a p t i o n   E l e m e n t T y p e = " C o l u m n "   E l e m e n t I d = " 8 9 2 9 3 8 4 6 7 "   D a t a T y p e = " T e x t C o n s t " > C u s t o m e r O r d e r S u m m a r y C a p t i o n < / C u s t o m e r O r d e r S u m m a r y C a p t i o n > +         < C u s t o m e r N a m e C a p t i o n   E l e m e n t T y p e = " C o l u m n "   E l e m e n t I d = " 6 4 9 0 1 4 4 4 0 "   D a t a T y p e = " L a b e l "   O b s o l e t e S t a t e = " P e n d i n g " > C u s t o m e r N a m e C a p t i o n < / C u s t o m e r N a m e C a p t i o n > + 
+         < C u s t o m e r N o C a p t i o n   E l e m e n t T y p e = " C o l u m n "   E l e m e n t I d = " 1 0 9 8 4 2 4 9 2 2 "   D a t a T y p e = " L a b e l "   O b s o l e t e S t a t e = " P e n d i n g " > C u s t o m e r N o C a p t i o n < / C u s t o m e r N o C a p t i o n > + 
+         < C u s t o m e r O r d e r S u m m a r y C a p t i o n   E l e m e n t T y p e = " C o l u m n "   E l e m e n t I d = " 8 9 2 9 3 8 4 6 7 "   D a t a T y p e = " L a b e l "   O b s o l e t e S t a t e = " P e n d i n g " > C u s t o m e r O r d e r S u m m a r y C a p t i o n < / C u s t o m e r O r d e r S u m m a r y C a p t i o n >   
          < N o _ C u s t   E l e m e n t T y p e = " C o l u m n "   E l e m e n t I d = " 6 0 3 9 7 0 8 4 6 "   D a t a T y p e = " C o d e " > N o _ C u s t < / N o _ C u s t >   
-         < O u t s t a n d i n g O r d e r s C a p t i o n   E l e m e n t T y p e = " C o l u m n "   E l e m e n t I d = " 4 0 2 0 3 5 3 3 2 "   D a t a T y p e = " T e x t C o n s t " > O u t s t a n d i n g O r d e r s C a p t i o n < / O u t s t a n d i n g O r d e r s C a p t i o n > - 
-         < P a g e N o C a p t i o n   E l e m e n t T y p e = " C o l u m n "   E l e m e n t I d = " 1 4 6 2 1 0 8 0 8 7 "   D a t a T y p e = " T e x t C o n s t " > P a g e N o C a p t i o n < / P a g e N o C a p t i o n > +         < O u t s t a n d i n g O r d e r s C a p t i o n   E l e m e n t T y p e = " C o l u m n "   E l e m e n t I d = " 4 0 2 0 3 5 3 3 2 "   D a t a T y p e = " L a b e l "   O b s o l e t e S t a t e = " P e n d i n g " > O u t s t a n d i n g O r d e r s C a p t i o n < / O u t s t a n d i n g O r d e r s C a p t i o n > + 
+         < P a g e N o C a p t i o n   E l e m e n t T y p e = " C o l u m n "   E l e m e n t I d = " 1 4 6 2 1 0 8 0 8 7 "   D a t a T y p e = " L a b e l "   O b s o l e t e S t a t e = " P e n d i n g " > P a g e N o C a p t i o n < / P a g e N o C a p t i o n >   
          < P e r i o d S t a r t D a t e 1   E l e m e n t T y p e = " C o l u m n "   E l e m e n t I d = " 1 9 2 5 9 9 9 9 6 5 "   D a t a T y p e = " S t r i n g " > P e r i o d S t a r t D a t e 1 < / P e r i o d S t a r t D a t e 1 >   
@@ -31144,11 +31205,11 @@
  
          < S a l e s O r d e r A m o u n t L C Y   E l e m e n t T y p e = " C o l u m n "   E l e m e n t I d = " 7 1 8 5 3 0 9 9 3 "   D a t a T y p e = " D e c i m a l " > S a l e s O r d e r A m o u n t L C Y < / S a l e s O r d e r A m o u n t L C Y >   
-         < T o t a l C a p t i o n   E l e m e n t T y p e = " C o l u m n "   E l e m e n t I d = " 7 0 7 1 0 2 6 9 5 "   D a t a T y p e = " T e x t C o n s t " > T o t a l C a p t i o n < / T o t a l C a p t i o n > - 
-         < T o t a l L C Y C a p t i o n   E l e m e n t T y p e = " C o l u m n "   E l e m e n t I d = " 2 2 2 5 1 5 5 6 7 "   D a t a T y p e = " T e x t C o n s t " > T o t a l L C Y C a p t i o n < / T o t a l L C Y C a p t i o n > - 
-         < S a l e s _ L i n e   E l e m e n t T y p e = " D a t a I t e m "   E l e m e n t I d = " 4 2 6 9 4 3 3 6 3 " > +         < T o t a l C a p t i o n   E l e m e n t T y p e = " C o l u m n "   E l e m e n t I d = " 7 0 7 1 0 2 6 9 5 "   D a t a T y p e = " L a b e l " > T o t a l C a p t i o n < / T o t a l C a p t i o n > + 
+         < T o t a l L C Y C a p t i o n   E l e m e n t T y p e = " C o l u m n "   E l e m e n t I d = " 2 2 2 5 1 5 5 6 7 "   D a t a T y p e = " L a b e l "   O b s o l e t e S t a t e = " P e n d i n g " > T o t a l L C Y C a p t i o n < / T o t a l L C Y C a p t i o n > + 
+         < S a l e s _ L i n e   E l e m e n t T y p e = " D a t a I t e m "   E l e m e n t I d = " 1 8 9 4 4 4 2 7 6 4 " >   
              < C u r r e n c y C o d e _ S a l e s L i n e   E l e m e n t T y p e = " C o l u m n "   E l e m e n t I d = " 4 5 8 4 1 7 3 0 2 "   D a t a T y p e = " C o d e " > C u r r e n c y C o d e _ S a l e s L i n e < / C u r r e n c y C o d e _ S a l e s L i n e >   

--- a/src/Layers/W1/BaseApp/Sales/Reports/CustomerOrderSummaryBody.docx
+++ b/src/Layers/W1/BaseApp/Sales/Reports/CustomerOrderSummaryBody.docx
@@ -6,22 +6,16 @@
       <w:tblPr>
         <w:tblStyle w:val="BCBlockTable"/>
         <w:tblW w:w="5000" w:type="pct"/>
-        <w:tblLook w:val="0620" w:firstRow="1" w:lastRow="0" w:firstColumn="0" w:lastColumn="0" w:noHBand="1" w:noVBand="1"/>
-        <w:tblCaption w:val="Document Information Block"/>
+        <w:tblLayout w:type="fixed"/>
+        <w:tblLook w:val="0600" w:firstRow="0" w:lastRow="0" w:firstColumn="0" w:lastColumn="0" w:noHBand="1" w:noVBand="1"/>
+        <w:tblCaption w:val="bc-block:docinfo-2"/>
         <w:tblDescription w:val="Layout table. Used for positioning, not for tabular data."/>
       </w:tblPr>
       <w:tblGrid>
-        <w:gridCol w:w="2614"/>
-        <w:gridCol w:w="2614"/>
-        <w:gridCol w:w="2616"/>
-        <w:gridCol w:w="2613"/>
-        <w:gridCol w:w="2613"/>
-        <w:gridCol w:w="2616"/>
+        <w:gridCol w:w="15686"/>
       </w:tblGrid>
       <w:tr>
         <w:trPr>
-          <w:cnfStyle w:val="100000000000" w:firstRow="1" w:lastRow="0" w:firstColumn="0" w:lastColumn="0" w:oddVBand="0" w:evenVBand="0" w:oddHBand="0" w:evenHBand="0" w:firstRowFirstColumn="0" w:firstRowLastColumn="0" w:lastRowFirstColumn="0" w:lastRowLastColumn="0"/>
-          <w:cantSplit/>
           <w:trHeight w:val="254"/>
         </w:trPr>
         <w:sdt>
@@ -30,7 +24,7 @@
             <w:tag w:val="#BC:InsertDataItem,Labels/OutstandingOrdersLbl"/>
             <w:id w:val="888227909"/>
             <w:placeholder>
-              <w:docPart w:val="6942C0ACC20B4FA3A455AB8BDDEAFE2F"/>
+              <w:docPart w:val="2C2C446DBB74459B9D05B1615185272A"/>
             </w:placeholder>
             <w:dataBinding w:prefixMappings="xmlns:ns0='urn:microsoft-dynamics-nav/reports/Customer_Order_Summary/107/'" w:xpath="/ns0:NavWordReportXmlPart[1]/ns0:Labels[1]/ns0:OutstandingOrdersLbl[1]" w:storeItemID="{935A1A8B-FBD8-496F-9CFA-0DAB10C40436}"/>
             <w15:color w:val="808080"/>
@@ -39,13 +33,9 @@
           <w:sdtContent>
             <w:tc>
               <w:tcPr>
-                <w:tcW w:w="833" w:type="pct"/>
+                <w:tcW w:w="5000" w:type="pct"/>
               </w:tcPr>
               <w:p>
-                <w:pPr>
-                  <w:pStyle w:val="BCLabel0"/>
-                  <w:spacing w:line="276" w:lineRule="auto"/>
-                </w:pPr>
                 <w:proofErr w:type="spellStart"/>
                 <w:r>
                   <w:t>OutstandingOrdersLbl</w:t>
@@ -55,13 +45,18 @@
             </w:tc>
           </w:sdtContent>
         </w:sdt>
+      </w:tr>
+      <w:tr>
+        <w:trPr>
+          <w:trHeight w:val="254"/>
+        </w:trPr>
         <w:sdt>
           <w:sdtPr>
             <w:alias w:val="AllAmountsAreInLCYTxt"/>
             <w:tag w:val="#BC:InsertDataItem,DataItems/Customer/AllAmountsAreInLCYTxt"/>
             <w:id w:val="-1274169207"/>
             <w:placeholder>
-              <w:docPart w:val="6942C0ACC20B4FA3A455AB8BDDEAFE2F"/>
+              <w:docPart w:val="F16D4EC2535048E3BB7216EC8086B264"/>
             </w:placeholder>
             <w:dataBinding w:prefixMappings="xmlns:ns0='urn:microsoft-dynamics-nav/reports/Customer_Order_Summary/107/'" w:xpath="/ns0:NavWordReportXmlPart[1]/ns0:Customer[1]/ns0:AllAmountsAreInLCYTxt[1]" w:storeItemID="{935A1A8B-FBD8-496F-9CFA-0DAB10C40436}"/>
             <w15:color w:val="808080"/>
@@ -70,13 +65,9 @@
           <w:sdtContent>
             <w:tc>
               <w:tcPr>
-                <w:tcW w:w="833" w:type="pct"/>
+                <w:tcW w:w="5000" w:type="pct"/>
               </w:tcPr>
               <w:p>
-                <w:pPr>
-                  <w:pStyle w:val="BCLabel0"/>
-                  <w:spacing w:line="276" w:lineRule="auto"/>
-                </w:pPr>
                 <w:proofErr w:type="spellStart"/>
                 <w:r>
                   <w:t>AllAmountsAreInLCYTxt</w:t>
@@ -86,13 +77,18 @@
             </w:tc>
           </w:sdtContent>
         </w:sdt>
+      </w:tr>
+      <w:tr>
+        <w:trPr>
+          <w:trHeight w:val="254"/>
+        </w:trPr>
         <w:sdt>
           <w:sdtPr>
             <w:alias w:val="CustFilter"/>
             <w:tag w:val="#BC:InsertDataItem,DataItems/Customer/CustFilter"/>
             <w:id w:val="-1173940905"/>
             <w:placeholder>
-              <w:docPart w:val="6942C0ACC20B4FA3A455AB8BDDEAFE2F"/>
+              <w:docPart w:val="F197F5B92AC64CF5B283ACB43D35B3B5"/>
             </w:placeholder>
             <w:dataBinding w:prefixMappings="xmlns:ns0='urn:microsoft-dynamics-nav/reports/Customer_Order_Summary/107/'" w:xpath="/ns0:NavWordReportXmlPart[1]/ns0:Customer[1]/ns0:CustFilter[1]" w:storeItemID="{935A1A8B-FBD8-496F-9CFA-0DAB10C40436}"/>
             <w15:color w:val="808080"/>
@@ -101,13 +97,9 @@
           <w:sdtContent>
             <w:tc>
               <w:tcPr>
-                <w:tcW w:w="834" w:type="pct"/>
+                <w:tcW w:w="5000" w:type="pct"/>
               </w:tcPr>
               <w:p>
-                <w:pPr>
-                  <w:pStyle w:val="BCLabel0"/>
-                  <w:spacing w:line="276" w:lineRule="auto"/>
-                </w:pPr>
                 <w:proofErr w:type="spellStart"/>
                 <w:r>
                   <w:t>CustFilter</w:t>
@@ -117,114 +109,12 @@
             </w:tc>
           </w:sdtContent>
         </w:sdt>
-        <w:tc>
-          <w:tcPr>
-            <w:tcW w:w="833" w:type="pct"/>
-          </w:tcPr>
-          <w:p>
-            <w:pPr>
-              <w:pStyle w:val="BCLabel0"/>
-              <w:spacing w:line="276" w:lineRule="auto"/>
-            </w:pPr>
-          </w:p>
-        </w:tc>
-        <w:tc>
-          <w:tcPr>
-            <w:tcW w:w="833" w:type="pct"/>
-          </w:tcPr>
-          <w:p>
-            <w:pPr>
-              <w:pStyle w:val="BCLabel0"/>
-              <w:spacing w:line="276" w:lineRule="auto"/>
-            </w:pPr>
-          </w:p>
-        </w:tc>
-        <w:tc>
-          <w:tcPr>
-            <w:tcW w:w="834" w:type="pct"/>
-          </w:tcPr>
-          <w:p>
-            <w:pPr>
-              <w:pStyle w:val="BCLabel0"/>
-              <w:spacing w:line="276" w:lineRule="auto"/>
-            </w:pPr>
-          </w:p>
-        </w:tc>
-      </w:tr>
-      <w:tr>
-        <w:trPr>
-          <w:cantSplit/>
-          <w:trHeight w:val="242"/>
-        </w:trPr>
-        <w:tc>
-          <w:tcPr>
-            <w:tcW w:w="833" w:type="pct"/>
-          </w:tcPr>
-          <w:p>
-            <w:pPr>
-              <w:pStyle w:val="NoSpacing"/>
-            </w:pPr>
-          </w:p>
-        </w:tc>
-        <w:tc>
-          <w:tcPr>
-            <w:tcW w:w="833" w:type="pct"/>
-          </w:tcPr>
-          <w:p>
-            <w:pPr>
-              <w:pStyle w:val="NoSpacing"/>
-            </w:pPr>
-          </w:p>
-        </w:tc>
-        <w:tc>
-          <w:tcPr>
-            <w:tcW w:w="834" w:type="pct"/>
-          </w:tcPr>
-          <w:p>
-            <w:pPr>
-              <w:pStyle w:val="NoSpacing"/>
-            </w:pPr>
-          </w:p>
-        </w:tc>
-        <w:tc>
-          <w:tcPr>
-            <w:tcW w:w="833" w:type="pct"/>
-          </w:tcPr>
-          <w:p>
-            <w:pPr>
-              <w:pStyle w:val="NoSpacing"/>
-            </w:pPr>
-          </w:p>
-        </w:tc>
-        <w:tc>
-          <w:tcPr>
-            <w:tcW w:w="833" w:type="pct"/>
-          </w:tcPr>
-          <w:p>
-            <w:pPr>
-              <w:pStyle w:val="NoSpacing"/>
-            </w:pPr>
-          </w:p>
-        </w:tc>
-        <w:tc>
-          <w:tcPr>
-            <w:tcW w:w="834" w:type="pct"/>
-          </w:tcPr>
-          <w:p>
-            <w:pPr>
-              <w:pStyle w:val="NoSpacing"/>
-            </w:pPr>
-          </w:p>
-        </w:tc>
       </w:tr>
     </w:tbl>
     <w:p>
       <w:pPr>
         <w:spacing w:after="0"/>
       </w:pPr>
-      <w:r>
-        <w:tab/>
-      </w:r>
     </w:p>
     <w:tbl>
       <w:tblPr>
@@ -270,9 +160,6 @@
                 <w:vAlign w:val="top"/>
               </w:tcPr>
               <w:p>
-                <w:pPr>
-                  <w:pStyle w:val="BCLabel0"/>
-                </w:pPr>
                 <w:proofErr w:type="spellStart"/>
                 <w:r>
                   <w:t>CustomerNoLbl</w:t>
@@ -301,9 +188,6 @@
                 <w:vAlign w:val="top"/>
               </w:tcPr>
               <w:p>
-                <w:pPr>
-                  <w:pStyle w:val="BCLabel0"/>
-                </w:pPr>
                 <w:proofErr w:type="spellStart"/>
                 <w:r>
                   <w:t>CustomerNameLbl</w:t>
@@ -316,13 +200,9 @@
         <w:tc>
           <w:tcPr>
             <w:tcW w:w="275" w:type="pct"/>
+            <w:vAlign w:val="top"/>
           </w:tcPr>
-          <w:p>
-            <w:pPr>
-              <w:pStyle w:val="BCLabel0"/>
-              <w:jc w:val="right"/>
-            </w:pPr>
-          </w:p>
+          <w:p/>
         </w:tc>
         <w:sdt>
           <w:sdtPr>
@@ -343,10 +223,6 @@
                 <w:vAlign w:val="top"/>
               </w:tcPr>
               <w:p>
-                <w:pPr>
-                  <w:pStyle w:val="BCLabelNumber0"/>
-                  <w:jc w:val="right"/>
-                </w:pPr>
                 <w:r>
                   <w:t>Before1Lbl</w:t>
                 </w:r>
@@ -373,10 +249,6 @@
             </w:sdtPr>
             <w:sdtContent>
               <w:p>
-                <w:pPr>
-                  <w:pStyle w:val="BCLabelNumber0"/>
-                  <w:jc w:val="right"/>
-                </w:pPr>
                 <w:r>
                   <w:t>PeriodStartDate1</w:t>
                 </w:r>
@@ -384,10 +256,6 @@
             </w:sdtContent>
           </w:sdt>
           <w:p>
-            <w:pPr>
-              <w:pStyle w:val="BCLabelNumber0"/>
-              <w:jc w:val="right"/>
-            </w:pPr>
             <w:sdt>
               <w:sdtPr>
                 <w:alias w:val="#Nav: /Customer/PeriodStartDate21"/>
@@ -426,10 +294,6 @@
             </w:sdtPr>
             <w:sdtContent>
               <w:p>
-                <w:pPr>
-                  <w:pStyle w:val="BCLabelNumber0"/>
-                  <w:jc w:val="right"/>
-                </w:pPr>
                 <w:r>
                   <w:t>PeriodStartDate2</w:t>
                 </w:r>
@@ -437,10 +301,6 @@
             </w:sdtContent>
           </w:sdt>
           <w:p>
-            <w:pPr>
-              <w:pStyle w:val="BCLabelNumber0"/>
-              <w:jc w:val="right"/>
-            </w:pPr>
             <w:sdt>
               <w:sdtPr>
                 <w:alias w:val="#Nav: /Customer/PeriodStartDate31"/>
@@ -479,10 +339,6 @@
             </w:sdtPr>
             <w:sdtContent>
               <w:p>
-                <w:pPr>
-                  <w:pStyle w:val="BCLabelNumber0"/>
-                  <w:jc w:val="right"/>
-                </w:pPr>
                 <w:r>
                   <w:t>PeriodStartDate3</w:t>
                 </w:r>
@@ -490,10 +346,6 @@
             </w:sdtContent>
           </w:sdt>
           <w:p>
-            <w:pPr>
-              <w:pStyle w:val="BCLabelNumber0"/>
-              <w:jc w:val="right"/>
-            </w:pPr>
             <w:sdt>
               <w:sdtPr>
                 <w:alias w:val="#Nav: /Customer/PeriodStartDate41"/>
@@ -532,10 +384,6 @@
             </w:sdtPr>
             <w:sdtContent>
               <w:p>
-                <w:pPr>
-                  <w:pStyle w:val="BCLabelNumber0"/>
-                  <w:jc w:val="right"/>
-                </w:pPr>
                 <w:r>
                   <w:t>After1Lbl</w:t>
                 </w:r>
@@ -562,10 +410,6 @@
             </w:sdtPr>
             <w:sdtContent>
               <w:p>
-                <w:pPr>
-                  <w:pStyle w:val="BCLabelNumber0"/>
-                  <w:jc w:val="right"/>
-                </w:pPr>
                 <w:proofErr w:type="spellStart"/>
                 <w:r>
                   <w:t>TotalCaptionLbl</w:t>
@@ -576,114 +420,8 @@
           </w:sdt>
         </w:tc>
       </w:tr>
-      <w:tr>
-        <w:trPr>
-          <w:cnfStyle w:val="000000100000" w:firstRow="0" w:lastRow="0" w:firstColumn="0" w:lastColumn="0" w:oddVBand="0" w:evenVBand="0" w:oddHBand="1" w:evenHBand="0" w:firstRowFirstColumn="0" w:firstRowLastColumn="0" w:lastRowFirstColumn="0" w:lastRowLastColumn="0"/>
-          <w:trHeight w:val="245"/>
-        </w:trPr>
-        <w:tc>
-          <w:tcPr>
-            <w:tcW w:w="495" w:type="pct"/>
-          </w:tcPr>
-          <w:p>
-            <w:pPr>
-              <w:pStyle w:val="NoSpacing"/>
-            </w:pPr>
-          </w:p>
-        </w:tc>
-        <w:tc>
-          <w:tcPr>
-            <w:tcW w:w="1170" w:type="pct"/>
-          </w:tcPr>
-          <w:p>
-            <w:pPr>
-              <w:pStyle w:val="NoSpacing"/>
-            </w:pPr>
-          </w:p>
-        </w:tc>
-        <w:tc>
-          <w:tcPr>
-            <w:tcW w:w="275" w:type="pct"/>
-          </w:tcPr>
-          <w:p>
-            <w:pPr>
-              <w:pStyle w:val="NoSpacing"/>
-              <w:jc w:val="right"/>
-            </w:pPr>
-          </w:p>
-        </w:tc>
-        <w:tc>
-          <w:tcPr>
-            <w:tcW w:w="510" w:type="pct"/>
-          </w:tcPr>
-          <w:p>
-            <w:pPr>
-              <w:pStyle w:val="NoSpacing"/>
-              <w:jc w:val="right"/>
-            </w:pPr>
-          </w:p>
-        </w:tc>
-        <w:tc>
-          <w:tcPr>
-            <w:tcW w:w="510" w:type="pct"/>
-          </w:tcPr>
-          <w:p>
-            <w:pPr>
-              <w:pStyle w:val="NoSpacing"/>
-              <w:jc w:val="right"/>
-            </w:pPr>
-          </w:p>
-        </w:tc>
-        <w:tc>
-          <w:tcPr>
-            <w:tcW w:w="510" w:type="pct"/>
-          </w:tcPr>
-          <w:p>
-            <w:pPr>
-              <w:pStyle w:val="NoSpacing"/>
-              <w:jc w:val="right"/>
-            </w:pPr>
-          </w:p>
-        </w:tc>
-        <w:tc>
-          <w:tcPr>
-            <w:tcW w:w="510" w:type="pct"/>
-          </w:tcPr>
-          <w:p>
-            <w:pPr>
-              <w:pStyle w:val="NoSpacing"/>
-              <w:jc w:val="right"/>
-            </w:pPr>
-          </w:p>
-        </w:tc>
-        <w:tc>
-          <w:tcPr>
-            <w:tcW w:w="510" w:type="pct"/>
-          </w:tcPr>
-          <w:p>
-            <w:pPr>
-              <w:pStyle w:val="NoSpacing"/>
-              <w:jc w:val="right"/>
-            </w:pPr>
-          </w:p>
-        </w:tc>
-        <w:tc>
-          <w:tcPr>
-            <w:tcW w:w="510" w:type="pct"/>
-          </w:tcPr>
-          <w:p>
-            <w:pPr>
-              <w:pStyle w:val="NoSpacing"/>
-              <w:jc w:val="right"/>
-            </w:pPr>
-          </w:p>
-        </w:tc>
-      </w:tr>
       <w:sdt>
         <w:sdtPr>
-          <w:rPr>
-            <w14:numSpacing w14:val="tabular"/>
-          </w:rPr>
           <w:alias w:val="Repeater: SalesLineBuffer_Integer"/>
           <w:tag w:val="#BC:InsertRepeater,DataItems/SalesLineBuffer_Integer"/>
           <w:id w:val="-848177931"/>
@@ -697,9 +435,6 @@
         <w:sdtContent>
           <w:sdt>
             <w:sdtPr>
-              <w:rPr>
-                <w14:numSpacing w14:val="tabular"/>
-              </w:rPr>
               <w:id w:val="2102145000"/>
               <w15:color w:val="808080"/>
               <w15:repeatingSectionItem/>
@@ -707,14 +442,11 @@
             <w:sdtContent>
               <w:tr>
                 <w:trPr>
-                  <w:cnfStyle w:val="000000010000" w:firstRow="0" w:lastRow="0" w:firstColumn="0" w:lastColumn="0" w:oddVBand="0" w:evenVBand="0" w:oddHBand="0" w:evenHBand="1" w:firstRowFirstColumn="0" w:firstRowLastColumn="0" w:lastRowFirstColumn="0" w:lastRowLastColumn="0"/>
-                  <w:trHeight w:hRule="exact" w:val="230"/>
+                  <w:cnfStyle w:val="000000100000" w:firstRow="0" w:lastRow="0" w:firstColumn="0" w:lastColumn="0" w:oddVBand="0" w:evenVBand="0" w:oddHBand="1" w:evenHBand="0" w:firstRowFirstColumn="0" w:firstRowLastColumn="0" w:lastRowFirstColumn="0" w:lastRowLastColumn="0"/>
+                  <w:trHeight w:val="230"/>
                 </w:trPr>
                 <w:sdt>
                   <w:sdtPr>
-                    <w:rPr>
-                      <w14:numSpacing w14:val="tabular"/>
-                    </w:rPr>
                     <w:alias w:val="SalesLineBuffer_BilltoCustomerNo"/>
                     <w:tag w:val="#BC:InsertDataItem,DataItems/SalesLineBuffer_Integer/SalesLineBuffer_BilltoCustomerNo"/>
                     <w:id w:val="-1037427863"/>
@@ -725,20 +457,12 @@
                     <w15:color w:val="808080"/>
                     <w:text/>
                   </w:sdtPr>
-                  <w:sdtEndPr>
-                    <w:rPr>
-                      <w14:numSpacing w14:val="default"/>
-                    </w:rPr>
-                  </w:sdtEndPr>
                   <w:sdtContent>
                     <w:tc>
                       <w:tcPr>
                         <w:tcW w:w="495" w:type="pct"/>
                       </w:tcPr>
                       <w:p>
-                        <w:pPr>
-                          <w:pStyle w:val="NoSpacing"/>
-                        </w:pPr>
                         <w:proofErr w:type="spellStart"/>
                         <w:r>
                           <w:t>SalesLineBuffer_BilltoCustomerNo</w:t>
@@ -766,9 +490,6 @@
                         <w:tcW w:w="1170" w:type="pct"/>
                       </w:tcPr>
                       <w:p>
-                        <w:pPr>
-                          <w:pStyle w:val="NoSpacing"/>
-                        </w:pPr>
                         <w:proofErr w:type="spellStart"/>
                         <w:r>
                           <w:t>SalesLineBuffer_CustomerName</w:t>
@@ -796,10 +517,6 @@
                         <w:tcW w:w="275" w:type="pct"/>
                       </w:tcPr>
                       <w:p>
-                        <w:pPr>
-                          <w:pStyle w:val="NoSpacing"/>
-                          <w:jc w:val="right"/>
-                        </w:pPr>
                         <w:proofErr w:type="spellStart"/>
                         <w:r>
                           <w:t>SalesLineBuffer_CurrencyCode</w:t>
@@ -827,10 +544,6 @@
                         <w:tcW w:w="510" w:type="pct"/>
                       </w:tcPr>
                       <w:p>
-                        <w:pPr>
-                          <w:pStyle w:val="BCNumber"/>
-                          <w:jc w:val="right"/>
-                        </w:pPr>
                         <w:r>
                           <w:t>SalesLineBuffer_SalesAmtOnOrder1</w:t>
                         </w:r>
@@ -856,10 +569,6 @@
                         <w:tcW w:w="510" w:type="pct"/>
                       </w:tcPr>
                       <w:p>
-                        <w:pPr>
-                          <w:pStyle w:val="BCNumber"/>
-                          <w:jc w:val="right"/>
-                        </w:pPr>
                         <w:r>
                           <w:t>SalesLineBuffer_SalesAmtOnOrder2</w:t>
                         </w:r>
@@ -885,10 +594,6 @@
                         <w:tcW w:w="510" w:type="pct"/>
                       </w:tcPr>
                       <w:p>
-                        <w:pPr>
-                          <w:pStyle w:val="BCNumber"/>
-                          <w:jc w:val="right"/>
-                        </w:pPr>
                         <w:r>
                           <w:t>SalesLineBuffer_SalesAmtOnOrder3</w:t>
                         </w:r>
@@ -914,10 +619,6 @@
                         <w:tcW w:w="510" w:type="pct"/>
                       </w:tcPr>
                       <w:p>
-                        <w:pPr>
-                          <w:pStyle w:val="BCNumber"/>
-                          <w:jc w:val="right"/>
-                        </w:pPr>
                         <w:r>
                           <w:t>SalesLineBuffer_SalesAmtOnOrder4</w:t>
                         </w:r>
@@ -943,10 +644,6 @@
                         <w:tcW w:w="510" w:type="pct"/>
                       </w:tcPr>
                       <w:p>
-                        <w:pPr>
-                          <w:pStyle w:val="BCNumber"/>
-                          <w:jc w:val="right"/>
-                        </w:pPr>
                         <w:r>
                           <w:t>SalesLineBuffer_SalesAmtOnOrder5</w:t>
                         </w:r>
@@ -972,10 +669,6 @@
                         <w:tcW w:w="510" w:type="pct"/>
                       </w:tcPr>
                       <w:p>
-                        <w:pPr>
-                          <w:pStyle w:val="BCNumber"/>
-                          <w:jc w:val="right"/>
-                        </w:pPr>
                         <w:proofErr w:type="spellStart"/>
                         <w:r>
                           <w:t>SalesLineBuffer_SalesOrderAmount</w:t>
@@ -999,22 +692,22 @@
     <w:tbl>
       <w:tblPr>
         <w:tblStyle w:val="BCTotalsTable"/>
-        <w:tblW w:w="5005" w:type="pct"/>
+        <w:tblW w:w="5000" w:type="pct"/>
         <w:tblLayout w:type="fixed"/>
         <w:tblLook w:val="0640" w:firstRow="0" w:lastRow="1" w:firstColumn="0" w:lastColumn="0" w:noHBand="1" w:noVBand="1"/>
-        <w:tblCaption w:val="Table 3"/>
+        <w:tblCaption w:val="bc-block:totals-1"/>
         <w:tblDescription w:val="Document totals."/>
       </w:tblPr>
       <w:tblGrid>
-        <w:gridCol w:w="1553"/>
-        <w:gridCol w:w="3673"/>
-        <w:gridCol w:w="864"/>
-        <w:gridCol w:w="1602"/>
-        <w:gridCol w:w="1602"/>
-        <w:gridCol w:w="1602"/>
-        <w:gridCol w:w="1602"/>
-        <w:gridCol w:w="1602"/>
-        <w:gridCol w:w="1602"/>
+        <w:gridCol w:w="1552"/>
+        <w:gridCol w:w="3671"/>
+        <w:gridCol w:w="863"/>
+        <w:gridCol w:w="1600"/>
+        <w:gridCol w:w="1600"/>
+        <w:gridCol w:w="1600"/>
+        <w:gridCol w:w="1600"/>
+        <w:gridCol w:w="1600"/>
+        <w:gridCol w:w="1600"/>
       </w:tblGrid>
       <w:tr>
         <w:trPr>
@@ -1039,10 +732,6 @@
                 <w:tcW w:w="495" w:type="pct"/>
               </w:tcPr>
               <w:p>
-                <w:pPr>
-                  <w:pStyle w:val="BCLabel0"/>
-                  <w:spacing w:before="120" w:after="120"/>
-                </w:pPr>
                 <w:proofErr w:type="spellStart"/>
                 <w:r>
                   <w:t>Totals_TotalText</w:t>
@@ -1056,23 +745,13 @@
           <w:tcPr>
             <w:tcW w:w="1170" w:type="pct"/>
           </w:tcPr>
-          <w:p>
-            <w:pPr>
-              <w:pStyle w:val="BCLabel0"/>
-              <w:spacing w:before="120" w:after="120"/>
-            </w:pPr>
-          </w:p>
+          <w:p/>
         </w:tc>
         <w:tc>
           <w:tcPr>
             <w:tcW w:w="275" w:type="pct"/>
           </w:tcPr>
-          <w:p>
-            <w:pPr>
-              <w:pStyle w:val="BCLabel0"/>
-              <w:spacing w:before="120" w:after="120"/>
-            </w:pPr>
-          </w:p>
+          <w:p/>
         </w:tc>
         <w:sdt>
           <w:sdtPr>
@@ -1092,11 +771,6 @@
                 <w:tcW w:w="510" w:type="pct"/>
               </w:tcPr>
               <w:p>
-                <w:pPr>
-                  <w:pStyle w:val="BCLabelNumber0"/>
-                  <w:spacing w:before="120" w:after="120"/>
-                  <w:jc w:val="right"/>
-                </w:pPr>
                 <w:r>
                   <w:t>Totals_Sales_Amt_On_Order1</w:t>
                 </w:r>
@@ -1122,11 +796,6 @@
                 <w:tcW w:w="510" w:type="pct"/>
               </w:tcPr>
               <w:p>
-                <w:pPr>
-                  <w:pStyle w:val="BCLabelNumber0"/>
-                  <w:spacing w:before="120" w:after="120"/>
-                  <w:jc w:val="right"/>
-                </w:pPr>
                 <w:r>
                   <w:t>Totals_Sales_Amt_On_Order2</w:t>
                 </w:r>
@@ -1152,11 +821,6 @@
                 <w:tcW w:w="510" w:type="pct"/>
               </w:tcPr>
               <w:p>
-                <w:pPr>
-                  <w:pStyle w:val="BCLabelNumber0"/>
-                  <w:spacing w:before="120" w:after="120"/>
-                  <w:jc w:val="right"/>
-                </w:pPr>
                 <w:r>
                   <w:t>Totals_Sales_Amt_On_Order3</w:t>
                 </w:r>
@@ -1182,11 +846,6 @@
                 <w:tcW w:w="510" w:type="pct"/>
               </w:tcPr>
               <w:p>
-                <w:pPr>
-                  <w:pStyle w:val="BCLabelNumber0"/>
-                  <w:spacing w:before="120" w:after="120"/>
-                  <w:jc w:val="right"/>
-                </w:pPr>
                 <w:r>
                   <w:t>Totals_Sales_Amt_On_Order4</w:t>
                 </w:r>
@@ -1212,11 +871,6 @@
                 <w:tcW w:w="510" w:type="pct"/>
               </w:tcPr>
               <w:p>
-                <w:pPr>
-                  <w:pStyle w:val="BCLabelNumber0"/>
-                  <w:spacing w:before="120" w:after="120"/>
-                  <w:jc w:val="right"/>
-                </w:pPr>
                 <w:r>
                   <w:t>Totals_Sales_Amt_On_Order5</w:t>
                 </w:r>
@@ -1242,11 +896,6 @@
                 <w:tcW w:w="510" w:type="pct"/>
               </w:tcPr>
               <w:p>
-                <w:pPr>
-                  <w:pStyle w:val="BCLabelNumber0"/>
-                  <w:spacing w:before="120" w:after="120"/>
-                  <w:jc w:val="right"/>
-                </w:pPr>
                 <w:proofErr w:type="spellStart"/>
                 <w:r>
                   <w:t>Totals_Sales_Order_Amount</w:t>
@@ -2080,10 +1729,11 @@
   <w:docDefaults>
     <w:rPrDefault>
       <w:rPr>
-        <w:rFonts w:asciiTheme="minorHAnsi" w:eastAsiaTheme="minorEastAsia" w:hAnsiTheme="minorHAnsi" w:cstheme="minorBidi"/>
+        <w:rFonts w:asciiTheme="minorHAnsi" w:eastAsiaTheme="minorHAnsi" w:hAnsiTheme="minorHAnsi" w:cstheme="minorBidi"/>
+        <w:color w:val="000000" w:themeColor="text1"/>
         <w:kern w:val="2"/>
-        <w:sz w:val="24"/>
-        <w:szCs w:val="24"/>
+        <w:sz w:val="16"/>
+        <w:szCs w:val="16"/>
         <w:lang w:val="da-DK" w:eastAsia="da-DK" w:bidi="ar-SA"/>
         <w14:ligatures w14:val="standardContextual"/>
       </w:rPr>
@@ -2477,10 +2127,6 @@
     <w:qFormat/>
     <w:rsid w:val="00BA3019"/>
     <w:rPr>
-      <w:rFonts w:eastAsiaTheme="minorHAnsi"/>
-      <w:color w:val="000000" w:themeColor="text1"/>
-      <w:sz w:val="16"/>
-      <w:szCs w:val="16"/>
       <w:lang w:val="en-US" w:eastAsia="en-US"/>
     </w:rPr>
   </w:style>
@@ -2687,7 +2333,6 @@
   <w:style w:type="character" w:default="1" w:styleId="DefaultParagraphFont">
     <w:name w:val="Default Paragraph Font"/>
     <w:uiPriority w:val="1"/>
-    <w:semiHidden/>
     <w:unhideWhenUsed/>
   </w:style>
   <w:style w:type="table" w:default="1" w:styleId="TableNormal">
@@ -2735,9 +2380,6 @@
       <w:spacing w:after="0" w:line="240" w:lineRule="auto"/>
     </w:pPr>
     <w:rPr>
-      <w:rFonts w:eastAsiaTheme="minorHAnsi"/>
-      <w:sz w:val="16"/>
-      <w:szCs w:val="16"/>
       <w:lang w:val="en-US" w:eastAsia="en-US"/>
     </w:rPr>
     <w:tblPr>
@@ -2780,6 +2422,7 @@
     <w:rsid w:val="00024C12"/>
     <w:rPr>
       <w:rFonts w:ascii="Segoe UI" w:eastAsia="Aptos" w:hAnsi="Segoe UI"/>
+      <w:color w:val="auto"/>
       <w:kern w:val="0"/>
       <w:sz w:val="20"/>
       <w:szCs w:val="20"/>
@@ -2852,9 +2495,6 @@
       <w:spacing w:after="0" w:line="240" w:lineRule="auto"/>
     </w:pPr>
     <w:rPr>
-      <w:rFonts w:eastAsiaTheme="minorHAnsi"/>
-      <w:sz w:val="16"/>
-      <w:szCs w:val="16"/>
       <w:lang w:val="en-US" w:eastAsia="en-US"/>
     </w:rPr>
     <w:tblPr>
@@ -2919,9 +2559,6 @@
       <w:spacing w:after="0" w:line="240" w:lineRule="auto"/>
     </w:pPr>
     <w:rPr>
-      <w:rFonts w:eastAsiaTheme="minorHAnsi"/>
-      <w:sz w:val="16"/>
-      <w:szCs w:val="16"/>
       <w:lang w:val="en-US" w:eastAsia="en-US"/>
     </w:rPr>
     <w:tblPr>
@@ -3026,9 +2663,6 @@
       <w:spacing w:after="0" w:line="240" w:lineRule="auto"/>
     </w:pPr>
     <w:rPr>
-      <w:rFonts w:eastAsiaTheme="minorHAnsi"/>
-      <w:sz w:val="16"/>
-      <w:szCs w:val="16"/>
       <w:lang w:val="en-US" w:eastAsia="en-US"/>
     </w:rPr>
     <w:tblPr>
@@ -3095,10 +2729,6 @@
       <w:spacing w:after="0" w:line="240" w:lineRule="auto"/>
     </w:pPr>
     <w:rPr>
-      <w:rFonts w:eastAsiaTheme="minorHAnsi"/>
-      <w:color w:val="000000" w:themeColor="text1"/>
-      <w:sz w:val="16"/>
-      <w:szCs w:val="16"/>
       <w:lang w:val="en-US" w:eastAsia="en-US"/>
     </w:rPr>
   </w:style>
@@ -3107,7 +2737,6 @@
     <w:basedOn w:val="NoSpacing"/>
     <w:next w:val="Normal"/>
     <w:uiPriority w:val="2"/>
-    <w:qFormat/>
     <w:rsid w:val="00BA3019"/>
     <w:rPr>
       <w14:numSpacing w14:val="tabular"/>
@@ -3118,7 +2747,6 @@
     <w:basedOn w:val="NoSpacing"/>
     <w:next w:val="Normal"/>
     <w:uiPriority w:val="2"/>
-    <w:qFormat/>
     <w:pPr>
       <w:keepNext/>
     </w:pPr>
@@ -3131,7 +2759,6 @@
     <w:basedOn w:val="BCLabel"/>
     <w:next w:val="Normal"/>
     <w:uiPriority w:val="2"/>
-    <w:qFormat/>
     <w:rPr>
       <w14:numSpacing w14:val="tabular"/>
     </w:rPr>
@@ -3141,7 +2768,6 @@
     <w:basedOn w:val="NoSpacing"/>
     <w:next w:val="Normal"/>
     <w:uiPriority w:val="2"/>
-    <w:qFormat/>
     <w:rsid w:val="00BA3019"/>
     <w:pPr>
       <w:keepNext/>
@@ -3155,7 +2781,6 @@
     <w:basedOn w:val="BCLabel0"/>
     <w:next w:val="Normal"/>
     <w:uiPriority w:val="2"/>
-    <w:qFormat/>
     <w:rsid w:val="00BA3019"/>
     <w:rPr>
       <w14:numSpacing w14:val="tabular"/>
@@ -3171,9 +2796,6 @@
       <w:spacing w:after="0" w:line="240" w:lineRule="auto"/>
     </w:pPr>
     <w:rPr>
-      <w:rFonts w:eastAsiaTheme="minorHAnsi"/>
-      <w:sz w:val="16"/>
-      <w:szCs w:val="16"/>
       <w:lang w:val="en-US" w:eastAsia="en-US"/>
     </w:rPr>
     <w:tblPr>
@@ -3226,9 +2848,6 @@
       <w:spacing w:after="0" w:line="240" w:lineRule="auto"/>
     </w:pPr>
     <w:rPr>
-      <w:rFonts w:eastAsiaTheme="minorHAnsi"/>
-      <w:sz w:val="16"/>
-      <w:szCs w:val="16"/>
       <w:lang w:val="en-US" w:eastAsia="en-US"/>
     </w:rPr>
     <w:tblPr>
@@ -3288,9 +2907,6 @@
       <w:spacing w:after="0" w:line="240" w:lineRule="auto"/>
     </w:pPr>
     <w:rPr>
-      <w:rFonts w:eastAsiaTheme="minorHAnsi"/>
-      <w:sz w:val="16"/>
-      <w:szCs w:val="16"/>
       <w:lang w:val="en-US" w:eastAsia="en-US"/>
     </w:rPr>
     <w:tblPr>
@@ -3327,9 +2943,6 @@
       <w:spacing w:after="0" w:line="240" w:lineRule="auto"/>
     </w:pPr>
     <w:rPr>
-      <w:rFonts w:eastAsiaTheme="minorHAnsi"/>
-      <w:sz w:val="16"/>
-      <w:szCs w:val="16"/>
       <w:lang w:val="en-US" w:eastAsia="en-US"/>
     </w:rPr>
     <w:tblPr>
@@ -3376,9 +2989,6 @@
       <w:spacing w:after="0" w:line="240" w:lineRule="auto"/>
     </w:pPr>
     <w:rPr>
-      <w:rFonts w:eastAsiaTheme="minorHAnsi"/>
-      <w:sz w:val="16"/>
-      <w:szCs w:val="16"/>
       <w:lang w:val="en-US" w:eastAsia="en-US"/>
     </w:rPr>
     <w:tblPr>
@@ -3599,12 +3209,8 @@
       <w:spacing w:before="160"/>
     </w:pPr>
     <w:rPr>
-      <w:rFonts w:eastAsiaTheme="minorHAnsi"/>
       <w:i/>
       <w:iCs/>
-      <w:color w:val="000000" w:themeColor="text1"/>
-      <w:sz w:val="16"/>
-      <w:szCs w:val="16"/>
       <w:lang w:val="en-US" w:eastAsia="en-US"/>
     </w:rPr>
   </w:style>
@@ -3787,9 +3393,6 @@
       <w:spacing w:after="0" w:line="240" w:lineRule="auto"/>
     </w:pPr>
     <w:rPr>
-      <w:rFonts w:eastAsiaTheme="minorHAnsi"/>
-      <w:sz w:val="16"/>
-      <w:szCs w:val="16"/>
       <w:lang w:val="en-US" w:eastAsia="en-US"/>
     </w:rPr>
     <w:tblPr>
@@ -4313,10 +3916,6 @@
       <w:spacing w:after="0" w:line="240" w:lineRule="auto"/>
     </w:pPr>
     <w:rPr>
-      <w:rFonts w:eastAsiaTheme="minorHAnsi"/>
-      <w:color w:val="000000" w:themeColor="text1"/>
-      <w:sz w:val="16"/>
-      <w:szCs w:val="16"/>
       <w:lang w:val="en-US" w:eastAsia="en-US"/>
     </w:rPr>
     <w:tblPr>
@@ -4392,10 +3991,6 @@
       <w:spacing w:after="0" w:line="240" w:lineRule="auto"/>
     </w:pPr>
     <w:rPr>
-      <w:rFonts w:eastAsiaTheme="minorHAnsi"/>
-      <w:color w:val="000000" w:themeColor="text1"/>
-      <w:sz w:val="16"/>
-      <w:szCs w:val="16"/>
       <w:lang w:val="en-US" w:eastAsia="en-US"/>
     </w:rPr>
     <w:tblPr>
@@ -4471,10 +4066,6 @@
       <w:spacing w:after="0" w:line="240" w:lineRule="auto"/>
     </w:pPr>
     <w:rPr>
-      <w:rFonts w:eastAsiaTheme="minorHAnsi"/>
-      <w:color w:val="000000" w:themeColor="text1"/>
-      <w:sz w:val="16"/>
-      <w:szCs w:val="16"/>
       <w:lang w:val="en-US" w:eastAsia="en-US"/>
     </w:rPr>
     <w:tblPr>
@@ -4550,10 +4141,6 @@
       <w:spacing w:after="0" w:line="240" w:lineRule="auto"/>
     </w:pPr>
     <w:rPr>
-      <w:rFonts w:eastAsiaTheme="minorHAnsi"/>
-      <w:color w:val="000000" w:themeColor="text1"/>
-      <w:sz w:val="16"/>
-      <w:szCs w:val="16"/>
       <w:lang w:val="en-US" w:eastAsia="en-US"/>
     </w:rPr>
     <w:tblPr>
@@ -4629,10 +4216,6 @@
       <w:spacing w:after="0" w:line="240" w:lineRule="auto"/>
     </w:pPr>
     <w:rPr>
-      <w:rFonts w:eastAsiaTheme="minorHAnsi"/>
-      <w:color w:val="000000" w:themeColor="text1"/>
-      <w:sz w:val="16"/>
-      <w:szCs w:val="16"/>
       <w:lang w:val="en-US" w:eastAsia="en-US"/>
     </w:rPr>
     <w:tblPr>
@@ -4708,10 +4291,6 @@
       <w:spacing w:after="0" w:line="240" w:lineRule="auto"/>
     </w:pPr>
     <w:rPr>
-      <w:rFonts w:eastAsiaTheme="minorHAnsi"/>
-      <w:color w:val="000000" w:themeColor="text1"/>
-      <w:sz w:val="16"/>
-      <w:szCs w:val="16"/>
       <w:lang w:val="en-US" w:eastAsia="en-US"/>
     </w:rPr>
     <w:tblPr>
@@ -4787,10 +4366,6 @@
       <w:spacing w:after="0" w:line="240" w:lineRule="auto"/>
     </w:pPr>
     <w:rPr>
-      <w:rFonts w:eastAsiaTheme="minorHAnsi"/>
-      <w:color w:val="000000" w:themeColor="text1"/>
-      <w:sz w:val="16"/>
-      <w:szCs w:val="16"/>
       <w:lang w:val="en-US" w:eastAsia="en-US"/>
     </w:rPr>
     <w:tblPr>
@@ -4866,10 +4441,6 @@
       <w:spacing w:after="0" w:line="240" w:lineRule="auto"/>
     </w:pPr>
     <w:rPr>
-      <w:rFonts w:eastAsiaTheme="minorHAnsi"/>
-      <w:color w:val="000000" w:themeColor="text1"/>
-      <w:sz w:val="16"/>
-      <w:szCs w:val="16"/>
       <w:lang w:val="en-US" w:eastAsia="en-US"/>
     </w:rPr>
     <w:tblPr>
@@ -4951,10 +4522,6 @@
       <w:spacing w:after="0" w:line="240" w:lineRule="auto"/>
     </w:pPr>
     <w:rPr>
-      <w:rFonts w:eastAsiaTheme="minorHAnsi"/>
-      <w:color w:val="000000" w:themeColor="text1"/>
-      <w:sz w:val="16"/>
-      <w:szCs w:val="16"/>
       <w:lang w:val="en-US" w:eastAsia="en-US"/>
     </w:rPr>
     <w:tblPr>
@@ -5036,10 +4603,6 @@
       <w:spacing w:after="0" w:line="240" w:lineRule="auto"/>
     </w:pPr>
     <w:rPr>
-      <w:rFonts w:eastAsiaTheme="minorHAnsi"/>
-      <w:color w:val="000000" w:themeColor="text1"/>
-      <w:sz w:val="16"/>
-      <w:szCs w:val="16"/>
       <w:lang w:val="en-US" w:eastAsia="en-US"/>
     </w:rPr>
     <w:tblPr>
@@ -5121,10 +4684,6 @@
       <w:spacing w:after="0" w:line="240" w:lineRule="auto"/>
     </w:pPr>
     <w:rPr>
-      <w:rFonts w:eastAsiaTheme="minorHAnsi"/>
-      <w:color w:val="000000" w:themeColor="text1"/>
-      <w:sz w:val="16"/>
-      <w:szCs w:val="16"/>
       <w:lang w:val="en-US" w:eastAsia="en-US"/>
     </w:rPr>
     <w:tblPr>
@@ -5206,10 +4765,6 @@
       <w:spacing w:after="0" w:line="240" w:lineRule="auto"/>
     </w:pPr>
     <w:rPr>
-      <w:rFonts w:eastAsiaTheme="minorHAnsi"/>
-      <w:color w:val="000000" w:themeColor="text1"/>
-      <w:sz w:val="16"/>
-      <w:szCs w:val="16"/>
       <w:lang w:val="en-US" w:eastAsia="en-US"/>
     </w:rPr>
     <w:tblPr>
@@ -5291,10 +4846,6 @@
       <w:spacing w:after="0" w:line="240" w:lineRule="auto"/>
     </w:pPr>
     <w:rPr>
-      <w:rFonts w:eastAsiaTheme="minorHAnsi"/>
-      <w:color w:val="000000" w:themeColor="text1"/>
-      <w:sz w:val="16"/>
-      <w:szCs w:val="16"/>
       <w:lang w:val="en-US" w:eastAsia="en-US"/>
     </w:rPr>
     <w:tblPr>
@@ -5376,10 +4927,6 @@
       <w:spacing w:after="0" w:line="240" w:lineRule="auto"/>
     </w:pPr>
     <w:rPr>
-      <w:rFonts w:eastAsiaTheme="minorHAnsi"/>
-      <w:color w:val="000000" w:themeColor="text1"/>
-      <w:sz w:val="16"/>
-      <w:szCs w:val="16"/>
       <w:lang w:val="en-US" w:eastAsia="en-US"/>
     </w:rPr>
     <w:tblPr>
@@ -5461,10 +5008,6 @@
       <w:spacing w:after="0" w:line="240" w:lineRule="auto"/>
     </w:pPr>
     <w:rPr>
-      <w:rFonts w:eastAsiaTheme="minorHAnsi"/>
-      <w:color w:val="000000" w:themeColor="text1"/>
-      <w:sz w:val="16"/>
-      <w:szCs w:val="16"/>
       <w:lang w:val="en-US" w:eastAsia="en-US"/>
     </w:rPr>
     <w:tblPr>
@@ -5582,10 +5125,6 @@
       <w:spacing w:after="0" w:line="240" w:lineRule="auto"/>
     </w:pPr>
     <w:rPr>
-      <w:rFonts w:eastAsiaTheme="minorHAnsi"/>
-      <w:color w:val="000000" w:themeColor="text1"/>
-      <w:sz w:val="16"/>
-      <w:szCs w:val="16"/>
       <w:lang w:val="en-US" w:eastAsia="en-US"/>
     </w:rPr>
     <w:tblPr>
@@ -5703,10 +5242,6 @@
       <w:spacing w:after="0" w:line="240" w:lineRule="auto"/>
     </w:pPr>
     <w:rPr>
-      <w:rFonts w:eastAsiaTheme="minorHAnsi"/>
-      <w:color w:val="000000" w:themeColor="text1"/>
-      <w:sz w:val="16"/>
-      <w:szCs w:val="16"/>
       <w:lang w:val="en-US" w:eastAsia="en-US"/>
     </w:rPr>
     <w:tblPr>
@@ -5824,10 +5359,6 @@
       <w:spacing w:after="0" w:line="240" w:lineRule="auto"/>
     </w:pPr>
     <w:rPr>
-      <w:rFonts w:eastAsiaTheme="minorHAnsi"/>
-      <w:color w:val="000000" w:themeColor="text1"/>
-      <w:sz w:val="16"/>
-      <w:szCs w:val="16"/>
       <w:lang w:val="en-US" w:eastAsia="en-US"/>
     </w:rPr>
     <w:tblPr>
@@ -5935,10 +5466,6 @@
       <w:spacing w:after="0" w:line="240" w:lineRule="auto"/>
     </w:pPr>
     <w:rPr>
-      <w:rFonts w:eastAsiaTheme="minorHAnsi"/>
-      <w:color w:val="000000" w:themeColor="text1"/>
-      <w:sz w:val="16"/>
-      <w:szCs w:val="16"/>
       <w:lang w:val="en-US" w:eastAsia="en-US"/>
     </w:rPr>
     <w:tblPr>
@@ -6056,10 +5583,6 @@
       <w:spacing w:after="0" w:line="240" w:lineRule="auto"/>
     </w:pPr>
     <w:rPr>
-      <w:rFonts w:eastAsiaTheme="minorHAnsi"/>
-      <w:color w:val="000000" w:themeColor="text1"/>
-      <w:sz w:val="16"/>
-      <w:szCs w:val="16"/>
       <w:lang w:val="en-US" w:eastAsia="en-US"/>
     </w:rPr>
     <w:tblPr>
@@ -6177,10 +5700,6 @@
       <w:spacing w:after="0" w:line="240" w:lineRule="auto"/>
     </w:pPr>
     <w:rPr>
-      <w:rFonts w:eastAsiaTheme="minorHAnsi"/>
-      <w:color w:val="000000" w:themeColor="text1"/>
-      <w:sz w:val="16"/>
-      <w:szCs w:val="16"/>
       <w:lang w:val="en-US" w:eastAsia="en-US"/>
     </w:rPr>
     <w:tblPr>
@@ -6372,10 +5891,7 @@
       <w:spacing w:after="0" w:line="240" w:lineRule="auto"/>
     </w:pPr>
     <w:rPr>
-      <w:rFonts w:eastAsiaTheme="minorHAnsi"/>
       <w:color w:val="FFFFFF" w:themeColor="background1"/>
-      <w:sz w:val="16"/>
-      <w:szCs w:val="16"/>
       <w:lang w:val="en-US" w:eastAsia="en-US"/>
     </w:rPr>
     <w:tblPr>
@@ -6485,10 +6001,7 @@
       <w:spacing w:after="0" w:line="240" w:lineRule="auto"/>
     </w:pPr>
     <w:rPr>
-      <w:rFonts w:eastAsiaTheme="minorHAnsi"/>
       <w:color w:val="FFFFFF" w:themeColor="background1"/>
-      <w:sz w:val="16"/>
-      <w:szCs w:val="16"/>
       <w:lang w:val="en-US" w:eastAsia="en-US"/>
     </w:rPr>
     <w:tblPr>
@@ -6598,10 +6111,7 @@
       <w:spacing w:after="0" w:line="240" w:lineRule="auto"/>
     </w:pPr>
     <w:rPr>
-      <w:rFonts w:eastAsiaTheme="minorHAnsi"/>
       <w:color w:val="FFFFFF" w:themeColor="background1"/>
-      <w:sz w:val="16"/>
-      <w:szCs w:val="16"/>
       <w:lang w:val="en-US" w:eastAsia="en-US"/>
     </w:rPr>
     <w:tblPr>
@@ -6711,10 +6221,7 @@
       <w:spacing w:after="0" w:line="240" w:lineRule="auto"/>
     </w:pPr>
     <w:rPr>
-      <w:rFonts w:eastAsiaTheme="minorHAnsi"/>
       <w:color w:val="FFFFFF" w:themeColor="background1"/>
-      <w:sz w:val="16"/>
-      <w:szCs w:val="16"/>
       <w:lang w:val="en-US" w:eastAsia="en-US"/>
     </w:rPr>
     <w:tblPr>
@@ -6824,10 +6331,7 @@
       <w:spacing w:after="0" w:line="240" w:lineRule="auto"/>
     </w:pPr>
     <w:rPr>
-      <w:rFonts w:eastAsiaTheme="minorHAnsi"/>
       <w:color w:val="FFFFFF" w:themeColor="background1"/>
-      <w:sz w:val="16"/>
-      <w:szCs w:val="16"/>
       <w:lang w:val="en-US" w:eastAsia="en-US"/>
     </w:rPr>
     <w:tblPr>
@@ -6937,10 +6441,7 @@
       <w:spacing w:after="0" w:line="240" w:lineRule="auto"/>
     </w:pPr>
     <w:rPr>
-      <w:rFonts w:eastAsiaTheme="minorHAnsi"/>
       <w:color w:val="FFFFFF" w:themeColor="background1"/>
-      <w:sz w:val="16"/>
-      <w:szCs w:val="16"/>
       <w:lang w:val="en-US" w:eastAsia="en-US"/>
     </w:rPr>
     <w:tblPr>
@@ -7050,10 +6551,7 @@
       <w:spacing w:after="0" w:line="240" w:lineRule="auto"/>
     </w:pPr>
     <w:rPr>
-      <w:rFonts w:eastAsiaTheme="minorHAnsi"/>
       <w:color w:val="FFFFFF" w:themeColor="background1"/>
-      <w:sz w:val="16"/>
-      <w:szCs w:val="16"/>
       <w:lang w:val="en-US" w:eastAsia="en-US"/>
     </w:rPr>
     <w:tblPr>
@@ -7368,9 +6866,6 @@
       <w:spacing w:after="0" w:line="240" w:lineRule="auto"/>
     </w:pPr>
     <w:rPr>
-      <w:rFonts w:eastAsiaTheme="minorHAnsi"/>
-      <w:sz w:val="16"/>
-      <w:szCs w:val="16"/>
       <w:lang w:val="en-US" w:eastAsia="en-US"/>
     </w:rPr>
     <w:tblPr>
@@ -7431,9 +6926,6 @@
       <w:spacing w:after="0" w:line="240" w:lineRule="auto"/>
     </w:pPr>
     <w:rPr>
-      <w:rFonts w:eastAsiaTheme="minorHAnsi"/>
-      <w:sz w:val="16"/>
-      <w:szCs w:val="16"/>
       <w:lang w:val="en-US" w:eastAsia="en-US"/>
     </w:rPr>
     <w:tblPr>
@@ -7494,9 +6986,6 @@
       <w:spacing w:after="0" w:line="240" w:lineRule="auto"/>
     </w:pPr>
     <w:rPr>
-      <w:rFonts w:eastAsiaTheme="minorHAnsi"/>
-      <w:sz w:val="16"/>
-      <w:szCs w:val="16"/>
       <w:lang w:val="en-US" w:eastAsia="en-US"/>
     </w:rPr>
     <w:tblPr>
@@ -7557,9 +7046,6 @@
       <w:spacing w:after="0" w:line="240" w:lineRule="auto"/>
     </w:pPr>
     <w:rPr>
-      <w:rFonts w:eastAsiaTheme="minorHAnsi"/>
-      <w:sz w:val="16"/>
-      <w:szCs w:val="16"/>
       <w:lang w:val="en-US" w:eastAsia="en-US"/>
     </w:rPr>
     <w:tblPr>
@@ -7620,9 +7106,6 @@
       <w:spacing w:after="0" w:line="240" w:lineRule="auto"/>
     </w:pPr>
     <w:rPr>
-      <w:rFonts w:eastAsiaTheme="minorHAnsi"/>
-      <w:sz w:val="16"/>
-      <w:szCs w:val="16"/>
       <w:lang w:val="en-US" w:eastAsia="en-US"/>
     </w:rPr>
     <w:tblPr>
@@ -7683,9 +7166,6 @@
       <w:spacing w:after="0" w:line="240" w:lineRule="auto"/>
     </w:pPr>
     <w:rPr>
-      <w:rFonts w:eastAsiaTheme="minorHAnsi"/>
-      <w:sz w:val="16"/>
-      <w:szCs w:val="16"/>
       <w:lang w:val="en-US" w:eastAsia="en-US"/>
     </w:rPr>
     <w:tblPr>
@@ -7746,9 +7226,6 @@
       <w:spacing w:after="0" w:line="240" w:lineRule="auto"/>
     </w:pPr>
     <w:rPr>
-      <w:rFonts w:eastAsiaTheme="minorHAnsi"/>
-      <w:sz w:val="16"/>
-      <w:szCs w:val="16"/>
       <w:lang w:val="en-US" w:eastAsia="en-US"/>
     </w:rPr>
     <w:tblPr>
@@ -7809,9 +7286,6 @@
       <w:spacing w:after="0" w:line="240" w:lineRule="auto"/>
     </w:pPr>
     <w:rPr>
-      <w:rFonts w:eastAsiaTheme="minorHAnsi"/>
-      <w:sz w:val="16"/>
-      <w:szCs w:val="16"/>
       <w:lang w:val="en-US" w:eastAsia="en-US"/>
     </w:rPr>
     <w:tblPr>
@@ -7890,9 +7364,6 @@
       <w:spacing w:after="0" w:line="240" w:lineRule="auto"/>
     </w:pPr>
     <w:rPr>
-      <w:rFonts w:eastAsiaTheme="minorHAnsi"/>
-      <w:sz w:val="16"/>
-      <w:szCs w:val="16"/>
       <w:lang w:val="en-US" w:eastAsia="en-US"/>
     </w:rPr>
     <w:tblPr>
@@ -7971,9 +7442,6 @@
       <w:spacing w:after="0" w:line="240" w:lineRule="auto"/>
     </w:pPr>
     <w:rPr>
-      <w:rFonts w:eastAsiaTheme="minorHAnsi"/>
-      <w:sz w:val="16"/>
-      <w:szCs w:val="16"/>
       <w:lang w:val="en-US" w:eastAsia="en-US"/>
     </w:rPr>
     <w:tblPr>
@@ -8052,9 +7520,6 @@
       <w:spacing w:after="0" w:line="240" w:lineRule="auto"/>
     </w:pPr>
     <w:rPr>
-      <w:rFonts w:eastAsiaTheme="minorHAnsi"/>
-      <w:sz w:val="16"/>
-      <w:szCs w:val="16"/>
       <w:lang w:val="en-US" w:eastAsia="en-US"/>
     </w:rPr>
     <w:tblPr>
@@ -8133,9 +7598,6 @@
       <w:spacing w:after="0" w:line="240" w:lineRule="auto"/>
     </w:pPr>
     <w:rPr>
-      <w:rFonts w:eastAsiaTheme="minorHAnsi"/>
-      <w:sz w:val="16"/>
-      <w:szCs w:val="16"/>
       <w:lang w:val="en-US" w:eastAsia="en-US"/>
     </w:rPr>
     <w:tblPr>
@@ -8214,9 +7676,6 @@
       <w:spacing w:after="0" w:line="240" w:lineRule="auto"/>
     </w:pPr>
     <w:rPr>
-      <w:rFonts w:eastAsiaTheme="minorHAnsi"/>
-      <w:sz w:val="16"/>
-      <w:szCs w:val="16"/>
       <w:lang w:val="en-US" w:eastAsia="en-US"/>
     </w:rPr>
     <w:tblPr>
@@ -8295,9 +7754,6 @@
       <w:spacing w:after="0" w:line="240" w:lineRule="auto"/>
     </w:pPr>
     <w:rPr>
-      <w:rFonts w:eastAsiaTheme="minorHAnsi"/>
-      <w:sz w:val="16"/>
-      <w:szCs w:val="16"/>
       <w:lang w:val="en-US" w:eastAsia="en-US"/>
     </w:rPr>
     <w:tblPr>
@@ -8376,9 +7832,6 @@
       <w:spacing w:after="0" w:line="240" w:lineRule="auto"/>
     </w:pPr>
     <w:rPr>
-      <w:rFonts w:eastAsiaTheme="minorHAnsi"/>
-      <w:sz w:val="16"/>
-      <w:szCs w:val="16"/>
       <w:lang w:val="en-US" w:eastAsia="en-US"/>
     </w:rPr>
     <w:tblPr>
@@ -8518,9 +7971,6 @@
       <w:spacing w:after="0" w:line="240" w:lineRule="auto"/>
     </w:pPr>
     <w:rPr>
-      <w:rFonts w:eastAsiaTheme="minorHAnsi"/>
-      <w:sz w:val="16"/>
-      <w:szCs w:val="16"/>
       <w:lang w:val="en-US" w:eastAsia="en-US"/>
     </w:rPr>
     <w:tblPr>
@@ -8660,9 +8110,6 @@
       <w:spacing w:after="0" w:line="240" w:lineRule="auto"/>
     </w:pPr>
     <w:rPr>
-      <w:rFonts w:eastAsiaTheme="minorHAnsi"/>
-      <w:sz w:val="16"/>
-      <w:szCs w:val="16"/>
       <w:lang w:val="en-US" w:eastAsia="en-US"/>
     </w:rPr>
     <w:tblPr>
@@ -8802,9 +8249,6 @@
       <w:spacing w:after="0" w:line="240" w:lineRule="auto"/>
     </w:pPr>
     <w:rPr>
-      <w:rFonts w:eastAsiaTheme="minorHAnsi"/>
-      <w:sz w:val="16"/>
-      <w:szCs w:val="16"/>
       <w:lang w:val="en-US" w:eastAsia="en-US"/>
     </w:rPr>
     <w:tblPr>
@@ -8944,9 +8388,6 @@
       <w:spacing w:after="0" w:line="240" w:lineRule="auto"/>
     </w:pPr>
     <w:rPr>
-      <w:rFonts w:eastAsiaTheme="minorHAnsi"/>
-      <w:sz w:val="16"/>
-      <w:szCs w:val="16"/>
       <w:lang w:val="en-US" w:eastAsia="en-US"/>
     </w:rPr>
     <w:tblPr>
@@ -9086,9 +8527,6 @@
       <w:spacing w:after="0" w:line="240" w:lineRule="auto"/>
     </w:pPr>
     <w:rPr>
-      <w:rFonts w:eastAsiaTheme="minorHAnsi"/>
-      <w:sz w:val="16"/>
-      <w:szCs w:val="16"/>
       <w:lang w:val="en-US" w:eastAsia="en-US"/>
     </w:rPr>
     <w:tblPr>
@@ -9228,9 +8666,6 @@
       <w:spacing w:after="0" w:line="240" w:lineRule="auto"/>
     </w:pPr>
     <w:rPr>
-      <w:rFonts w:eastAsiaTheme="minorHAnsi"/>
-      <w:sz w:val="16"/>
-      <w:szCs w:val="16"/>
       <w:lang w:val="en-US" w:eastAsia="en-US"/>
     </w:rPr>
     <w:tblPr>
@@ -9370,9 +8805,6 @@
       <w:spacing w:after="0" w:line="240" w:lineRule="auto"/>
     </w:pPr>
     <w:rPr>
-      <w:rFonts w:eastAsiaTheme="minorHAnsi"/>
-      <w:sz w:val="16"/>
-      <w:szCs w:val="16"/>
       <w:lang w:val="en-US" w:eastAsia="en-US"/>
     </w:rPr>
     <w:tblPr>
@@ -9452,9 +8884,6 @@
       <w:spacing w:after="0" w:line="240" w:lineRule="auto"/>
     </w:pPr>
     <w:rPr>
-      <w:rFonts w:eastAsiaTheme="minorHAnsi"/>
-      <w:sz w:val="16"/>
-      <w:szCs w:val="16"/>
       <w:lang w:val="en-US" w:eastAsia="en-US"/>
     </w:rPr>
     <w:tblPr>
@@ -9534,9 +8963,6 @@
       <w:spacing w:after="0" w:line="240" w:lineRule="auto"/>
     </w:pPr>
     <w:rPr>
-      <w:rFonts w:eastAsiaTheme="minorHAnsi"/>
-      <w:sz w:val="16"/>
-      <w:szCs w:val="16"/>
       <w:lang w:val="en-US" w:eastAsia="en-US"/>
     </w:rPr>
     <w:tblPr>
@@ -9616,9 +9042,6 @@
       <w:spacing w:after="0" w:line="240" w:lineRule="auto"/>
     </w:pPr>
     <w:rPr>
-      <w:rFonts w:eastAsiaTheme="minorHAnsi"/>
-      <w:sz w:val="16"/>
-      <w:szCs w:val="16"/>
       <w:lang w:val="en-US" w:eastAsia="en-US"/>
     </w:rPr>
     <w:tblPr>
@@ -9698,9 +9121,6 @@
       <w:spacing w:after="0" w:line="240" w:lineRule="auto"/>
     </w:pPr>
     <w:rPr>
-      <w:rFonts w:eastAsiaTheme="minorHAnsi"/>
-      <w:sz w:val="16"/>
-      <w:szCs w:val="16"/>
       <w:lang w:val="en-US" w:eastAsia="en-US"/>
     </w:rPr>
     <w:tblPr>
@@ -9780,9 +9200,6 @@
       <w:spacing w:after="0" w:line="240" w:lineRule="auto"/>
     </w:pPr>
     <w:rPr>
-      <w:rFonts w:eastAsiaTheme="minorHAnsi"/>
-      <w:sz w:val="16"/>
-      <w:szCs w:val="16"/>
       <w:lang w:val="en-US" w:eastAsia="en-US"/>
     </w:rPr>
     <w:tblPr>
@@ -9862,9 +9279,6 @@
       <w:spacing w:after="0" w:line="240" w:lineRule="auto"/>
     </w:pPr>
     <w:rPr>
-      <w:rFonts w:eastAsiaTheme="minorHAnsi"/>
-      <w:sz w:val="16"/>
-      <w:szCs w:val="16"/>
       <w:lang w:val="en-US" w:eastAsia="en-US"/>
     </w:rPr>
     <w:tblPr>
@@ -9944,9 +9358,6 @@
       <w:spacing w:after="0" w:line="240" w:lineRule="auto"/>
     </w:pPr>
     <w:rPr>
-      <w:rFonts w:eastAsiaTheme="minorHAnsi"/>
-      <w:sz w:val="16"/>
-      <w:szCs w:val="16"/>
       <w:lang w:val="en-US" w:eastAsia="en-US"/>
     </w:rPr>
     <w:tblPr>
@@ -10056,9 +9467,6 @@
       <w:spacing w:after="0" w:line="240" w:lineRule="auto"/>
     </w:pPr>
     <w:rPr>
-      <w:rFonts w:eastAsiaTheme="minorHAnsi"/>
-      <w:sz w:val="16"/>
-      <w:szCs w:val="16"/>
       <w:lang w:val="en-US" w:eastAsia="en-US"/>
     </w:rPr>
     <w:tblPr>
@@ -10168,9 +9576,6 @@
       <w:spacing w:after="0" w:line="240" w:lineRule="auto"/>
     </w:pPr>
     <w:rPr>
-      <w:rFonts w:eastAsiaTheme="minorHAnsi"/>
-      <w:sz w:val="16"/>
-      <w:szCs w:val="16"/>
       <w:lang w:val="en-US" w:eastAsia="en-US"/>
     </w:rPr>
     <w:tblPr>
@@ -10280,9 +9685,6 @@
       <w:spacing w:after="0" w:line="240" w:lineRule="auto"/>
     </w:pPr>
     <w:rPr>
-      <w:rFonts w:eastAsiaTheme="minorHAnsi"/>
-      <w:sz w:val="16"/>
-      <w:szCs w:val="16"/>
       <w:lang w:val="en-US" w:eastAsia="en-US"/>
     </w:rPr>
     <w:tblPr>
@@ -10392,9 +9794,6 @@
       <w:spacing w:after="0" w:line="240" w:lineRule="auto"/>
     </w:pPr>
     <w:rPr>
-      <w:rFonts w:eastAsiaTheme="minorHAnsi"/>
-      <w:sz w:val="16"/>
-      <w:szCs w:val="16"/>
       <w:lang w:val="en-US" w:eastAsia="en-US"/>
     </w:rPr>
     <w:tblPr>
@@ -10504,9 +9903,6 @@
       <w:spacing w:after="0" w:line="240" w:lineRule="auto"/>
     </w:pPr>
     <w:rPr>
-      <w:rFonts w:eastAsiaTheme="minorHAnsi"/>
-      <w:sz w:val="16"/>
-      <w:szCs w:val="16"/>
       <w:lang w:val="en-US" w:eastAsia="en-US"/>
     </w:rPr>
     <w:tblPr>
@@ -10616,9 +10012,6 @@
       <w:spacing w:after="0" w:line="240" w:lineRule="auto"/>
     </w:pPr>
     <w:rPr>
-      <w:rFonts w:eastAsiaTheme="minorHAnsi"/>
-      <w:sz w:val="16"/>
-      <w:szCs w:val="16"/>
       <w:lang w:val="en-US" w:eastAsia="en-US"/>
     </w:rPr>
     <w:tblPr>
@@ -10728,10 +10121,6 @@
       <w:spacing w:after="0" w:line="240" w:lineRule="auto"/>
     </w:pPr>
     <w:rPr>
-      <w:rFonts w:eastAsiaTheme="minorHAnsi"/>
-      <w:color w:val="000000" w:themeColor="text1"/>
-      <w:sz w:val="16"/>
-      <w:szCs w:val="16"/>
       <w:lang w:val="en-US" w:eastAsia="en-US"/>
     </w:rPr>
     <w:tblPr>
@@ -10804,10 +10193,7 @@
       <w:spacing w:after="0" w:line="240" w:lineRule="auto"/>
     </w:pPr>
     <w:rPr>
-      <w:rFonts w:eastAsiaTheme="minorHAnsi"/>
       <w:color w:val="0F4761" w:themeColor="accent1" w:themeShade="BF"/>
-      <w:sz w:val="16"/>
-      <w:szCs w:val="16"/>
       <w:lang w:val="en-US" w:eastAsia="en-US"/>
     </w:rPr>
     <w:tblPr>
@@ -10880,10 +10266,7 @@
       <w:spacing w:after="0" w:line="240" w:lineRule="auto"/>
     </w:pPr>
     <w:rPr>
-      <w:rFonts w:eastAsiaTheme="minorHAnsi"/>
       <w:color w:val="BF4E14" w:themeColor="accent2" w:themeShade="BF"/>
-      <w:sz w:val="16"/>
-      <w:szCs w:val="16"/>
       <w:lang w:val="en-US" w:eastAsia="en-US"/>
     </w:rPr>
     <w:tblPr>
@@ -10956,10 +10339,7 @@
       <w:spacing w:after="0" w:line="240" w:lineRule="auto"/>
     </w:pPr>
     <w:rPr>
-      <w:rFonts w:eastAsiaTheme="minorHAnsi"/>
       <w:color w:val="124F1A" w:themeColor="accent3" w:themeShade="BF"/>
-      <w:sz w:val="16"/>
-      <w:szCs w:val="16"/>
       <w:lang w:val="en-US" w:eastAsia="en-US"/>
     </w:rPr>
     <w:tblPr>
@@ -11032,10 +10412,7 @@
       <w:spacing w:after="0" w:line="240" w:lineRule="auto"/>
     </w:pPr>
     <w:rPr>
-      <w:rFonts w:eastAsiaTheme="minorHAnsi"/>
       <w:color w:val="0B769F" w:themeColor="accent4" w:themeShade="BF"/>
-      <w:sz w:val="16"/>
-      <w:szCs w:val="16"/>
       <w:lang w:val="en-US" w:eastAsia="en-US"/>
     </w:rPr>
     <w:tblPr>
@@ -11108,10 +10485,7 @@
       <w:spacing w:after="0" w:line="240" w:lineRule="auto"/>
     </w:pPr>
     <w:rPr>
-      <w:rFonts w:eastAsiaTheme="minorHAnsi"/>
       <w:color w:val="77206D" w:themeColor="accent5" w:themeShade="BF"/>
-      <w:sz w:val="16"/>
-      <w:szCs w:val="16"/>
       <w:lang w:val="en-US" w:eastAsia="en-US"/>
     </w:rPr>
     <w:tblPr>
@@ -11184,10 +10558,7 @@
       <w:spacing w:after="0" w:line="240" w:lineRule="auto"/>
     </w:pPr>
     <w:rPr>
-      <w:rFonts w:eastAsiaTheme="minorHAnsi"/>
       <w:color w:val="3A7C22" w:themeColor="accent6" w:themeShade="BF"/>
-      <w:sz w:val="16"/>
-      <w:szCs w:val="16"/>
       <w:lang w:val="en-US" w:eastAsia="en-US"/>
     </w:rPr>
     <w:tblPr>
@@ -11260,10 +10631,6 @@
       <w:spacing w:after="0" w:line="240" w:lineRule="auto"/>
     </w:pPr>
     <w:rPr>
-      <w:rFonts w:eastAsiaTheme="minorHAnsi"/>
-      <w:color w:val="000000" w:themeColor="text1"/>
-      <w:sz w:val="16"/>
-      <w:szCs w:val="16"/>
       <w:lang w:val="en-US" w:eastAsia="en-US"/>
     </w:rPr>
     <w:tblPr>
@@ -11403,10 +10770,7 @@
       <w:spacing w:after="0" w:line="240" w:lineRule="auto"/>
     </w:pPr>
     <w:rPr>
-      <w:rFonts w:eastAsiaTheme="minorHAnsi"/>
       <w:color w:val="0F4761" w:themeColor="accent1" w:themeShade="BF"/>
-      <w:sz w:val="16"/>
-      <w:szCs w:val="16"/>
       <w:lang w:val="en-US" w:eastAsia="en-US"/>
     </w:rPr>
     <w:tblPr>
@@ -11546,10 +10910,7 @@
       <w:spacing w:after="0" w:line="240" w:lineRule="auto"/>
     </w:pPr>
     <w:rPr>
-      <w:rFonts w:eastAsiaTheme="minorHAnsi"/>
       <w:color w:val="BF4E14" w:themeColor="accent2" w:themeShade="BF"/>
-      <w:sz w:val="16"/>
-      <w:szCs w:val="16"/>
       <w:lang w:val="en-US" w:eastAsia="en-US"/>
     </w:rPr>
     <w:tblPr>
@@ -11689,10 +11050,7 @@
       <w:spacing w:after="0" w:line="240" w:lineRule="auto"/>
     </w:pPr>
     <w:rPr>
-      <w:rFonts w:eastAsiaTheme="minorHAnsi"/>
       <w:color w:val="124F1A" w:themeColor="accent3" w:themeShade="BF"/>
-      <w:sz w:val="16"/>
-      <w:szCs w:val="16"/>
       <w:lang w:val="en-US" w:eastAsia="en-US"/>
     </w:rPr>
     <w:tblPr>
@@ -11832,10 +11190,7 @@
       <w:spacing w:after="0" w:line="240" w:lineRule="auto"/>
     </w:pPr>
     <w:rPr>
-      <w:rFonts w:eastAsiaTheme="minorHAnsi"/>
       <w:color w:val="0B769F" w:themeColor="accent4" w:themeShade="BF"/>
-      <w:sz w:val="16"/>
-      <w:szCs w:val="16"/>
       <w:lang w:val="en-US" w:eastAsia="en-US"/>
     </w:rPr>
     <w:tblPr>
@@ -11975,10 +11330,7 @@
       <w:spacing w:after="0" w:line="240" w:lineRule="auto"/>
     </w:pPr>
     <w:rPr>
-      <w:rFonts w:eastAsiaTheme="minorHAnsi"/>
       <w:color w:val="77206D" w:themeColor="accent5" w:themeShade="BF"/>
-      <w:sz w:val="16"/>
-      <w:szCs w:val="16"/>
       <w:lang w:val="en-US" w:eastAsia="en-US"/>
     </w:rPr>
     <w:tblPr>
@@ -12118,10 +11470,7 @@
       <w:spacing w:after="0" w:line="240" w:lineRule="auto"/>
     </w:pPr>
     <w:rPr>
-      <w:rFonts w:eastAsiaTheme="minorHAnsi"/>
       <w:color w:val="3A7C22" w:themeColor="accent6" w:themeShade="BF"/>
-      <w:sz w:val="16"/>
-      <w:szCs w:val="16"/>
       <w:lang w:val="en-US" w:eastAsia="en-US"/>
     </w:rPr>
     <w:tblPr>
@@ -12596,9 +11945,6 @@
       <w:spacing w:after="0" w:line="240" w:lineRule="auto"/>
     </w:pPr>
     <w:rPr>
-      <w:rFonts w:eastAsiaTheme="minorHAnsi"/>
-      <w:sz w:val="16"/>
-      <w:szCs w:val="16"/>
       <w:lang w:val="en-US" w:eastAsia="en-US"/>
     </w:rPr>
     <w:tblPr>
@@ -12727,9 +12073,6 @@
       <w:spacing w:after="0" w:line="240" w:lineRule="auto"/>
     </w:pPr>
     <w:rPr>
-      <w:rFonts w:eastAsiaTheme="minorHAnsi"/>
-      <w:sz w:val="16"/>
-      <w:szCs w:val="16"/>
       <w:lang w:val="en-US" w:eastAsia="en-US"/>
     </w:rPr>
     <w:tblPr>
@@ -12858,9 +12201,6 @@
       <w:spacing w:after="0" w:line="240" w:lineRule="auto"/>
     </w:pPr>
     <w:rPr>
-      <w:rFonts w:eastAsiaTheme="minorHAnsi"/>
-      <w:sz w:val="16"/>
-      <w:szCs w:val="16"/>
       <w:lang w:val="en-US" w:eastAsia="en-US"/>
     </w:rPr>
     <w:tblPr>
@@ -12989,9 +12329,6 @@
       <w:spacing w:after="0" w:line="240" w:lineRule="auto"/>
     </w:pPr>
     <w:rPr>
-      <w:rFonts w:eastAsiaTheme="minorHAnsi"/>
-      <w:sz w:val="16"/>
-      <w:szCs w:val="16"/>
       <w:lang w:val="en-US" w:eastAsia="en-US"/>
     </w:rPr>
     <w:tblPr>
@@ -13120,9 +12457,6 @@
       <w:spacing w:after="0" w:line="240" w:lineRule="auto"/>
     </w:pPr>
     <w:rPr>
-      <w:rFonts w:eastAsiaTheme="minorHAnsi"/>
-      <w:sz w:val="16"/>
-      <w:szCs w:val="16"/>
       <w:lang w:val="en-US" w:eastAsia="en-US"/>
     </w:rPr>
     <w:tblPr>
@@ -13251,9 +12585,6 @@
       <w:spacing w:after="0" w:line="240" w:lineRule="auto"/>
     </w:pPr>
     <w:rPr>
-      <w:rFonts w:eastAsiaTheme="minorHAnsi"/>
-      <w:sz w:val="16"/>
-      <w:szCs w:val="16"/>
       <w:lang w:val="en-US" w:eastAsia="en-US"/>
     </w:rPr>
     <w:tblPr>
@@ -13382,9 +12713,6 @@
       <w:spacing w:after="0" w:line="240" w:lineRule="auto"/>
     </w:pPr>
     <w:rPr>
-      <w:rFonts w:eastAsiaTheme="minorHAnsi"/>
-      <w:sz w:val="16"/>
-      <w:szCs w:val="16"/>
       <w:lang w:val="en-US" w:eastAsia="en-US"/>
     </w:rPr>
     <w:tblPr>
@@ -13513,9 +12841,6 @@
       <w:spacing w:after="0" w:line="240" w:lineRule="auto"/>
     </w:pPr>
     <w:rPr>
-      <w:rFonts w:eastAsiaTheme="minorHAnsi"/>
-      <w:sz w:val="16"/>
-      <w:szCs w:val="16"/>
       <w:lang w:val="en-US" w:eastAsia="en-US"/>
     </w:rPr>
     <w:tblPr>
@@ -13606,9 +12931,6 @@
       <w:spacing w:after="0" w:line="240" w:lineRule="auto"/>
     </w:pPr>
     <w:rPr>
-      <w:rFonts w:eastAsiaTheme="minorHAnsi"/>
-      <w:sz w:val="16"/>
-      <w:szCs w:val="16"/>
       <w:lang w:val="en-US" w:eastAsia="en-US"/>
     </w:rPr>
     <w:tblPr>
@@ -13699,9 +13021,6 @@
       <w:spacing w:after="0" w:line="240" w:lineRule="auto"/>
     </w:pPr>
     <w:rPr>
-      <w:rFonts w:eastAsiaTheme="minorHAnsi"/>
-      <w:sz w:val="16"/>
-      <w:szCs w:val="16"/>
       <w:lang w:val="en-US" w:eastAsia="en-US"/>
     </w:rPr>
     <w:tblPr>
@@ -13792,9 +13111,6 @@
       <w:spacing w:after="0" w:line="240" w:lineRule="auto"/>
     </w:pPr>
     <w:rPr>
-      <w:rFonts w:eastAsiaTheme="minorHAnsi"/>
-      <w:sz w:val="16"/>
-      <w:szCs w:val="16"/>
       <w:lang w:val="en-US" w:eastAsia="en-US"/>
     </w:rPr>
     <w:tblPr>
@@ -13885,9 +13201,6 @@
       <w:spacing w:after="0" w:line="240" w:lineRule="auto"/>
     </w:pPr>
     <w:rPr>
-      <w:rFonts w:eastAsiaTheme="minorHAnsi"/>
-      <w:sz w:val="16"/>
-      <w:szCs w:val="16"/>
       <w:lang w:val="en-US" w:eastAsia="en-US"/>
     </w:rPr>
     <w:tblPr>
@@ -13978,9 +13291,6 @@
       <w:spacing w:after="0" w:line="240" w:lineRule="auto"/>
     </w:pPr>
     <w:rPr>
-      <w:rFonts w:eastAsiaTheme="minorHAnsi"/>
-      <w:sz w:val="16"/>
-      <w:szCs w:val="16"/>
       <w:lang w:val="en-US" w:eastAsia="en-US"/>
     </w:rPr>
     <w:tblPr>
@@ -14071,9 +13381,6 @@
       <w:spacing w:after="0" w:line="240" w:lineRule="auto"/>
     </w:pPr>
     <w:rPr>
-      <w:rFonts w:eastAsiaTheme="minorHAnsi"/>
-      <w:sz w:val="16"/>
-      <w:szCs w:val="16"/>
       <w:lang w:val="en-US" w:eastAsia="en-US"/>
     </w:rPr>
     <w:tblPr>
@@ -14164,10 +13471,7 @@
       <w:spacing w:after="0" w:line="240" w:lineRule="auto"/>
     </w:pPr>
     <w:rPr>
-      <w:rFonts w:eastAsiaTheme="minorHAnsi"/>
       <w:color w:val="000000" w:themeColor="text1" w:themeShade="BF"/>
-      <w:sz w:val="16"/>
-      <w:szCs w:val="16"/>
       <w:lang w:val="en-US" w:eastAsia="en-US"/>
     </w:rPr>
     <w:tblPr>
@@ -14266,10 +13570,7 @@
       <w:spacing w:after="0" w:line="240" w:lineRule="auto"/>
     </w:pPr>
     <w:rPr>
-      <w:rFonts w:eastAsiaTheme="minorHAnsi"/>
       <w:color w:val="0F4761" w:themeColor="accent1" w:themeShade="BF"/>
-      <w:sz w:val="16"/>
-      <w:szCs w:val="16"/>
       <w:lang w:val="en-US" w:eastAsia="en-US"/>
     </w:rPr>
     <w:tblPr>
@@ -14368,10 +13669,7 @@
       <w:spacing w:after="0" w:line="240" w:lineRule="auto"/>
     </w:pPr>
     <w:rPr>
-      <w:rFonts w:eastAsiaTheme="minorHAnsi"/>
       <w:color w:val="BF4E14" w:themeColor="accent2" w:themeShade="BF"/>
-      <w:sz w:val="16"/>
-      <w:szCs w:val="16"/>
       <w:lang w:val="en-US" w:eastAsia="en-US"/>
     </w:rPr>
     <w:tblPr>
@@ -14470,10 +13768,7 @@
       <w:spacing w:after="0" w:line="240" w:lineRule="auto"/>
     </w:pPr>
     <w:rPr>
-      <w:rFonts w:eastAsiaTheme="minorHAnsi"/>
       <w:color w:val="124F1A" w:themeColor="accent3" w:themeShade="BF"/>
-      <w:sz w:val="16"/>
-      <w:szCs w:val="16"/>
       <w:lang w:val="en-US" w:eastAsia="en-US"/>
     </w:rPr>
     <w:tblPr>
@@ -14572,10 +13867,7 @@
       <w:spacing w:after="0" w:line="240" w:lineRule="auto"/>
     </w:pPr>
     <w:rPr>
-      <w:rFonts w:eastAsiaTheme="minorHAnsi"/>
       <w:color w:val="0B769F" w:themeColor="accent4" w:themeShade="BF"/>
-      <w:sz w:val="16"/>
-      <w:szCs w:val="16"/>
       <w:lang w:val="en-US" w:eastAsia="en-US"/>
     </w:rPr>
     <w:tblPr>
@@ -14674,10 +13966,7 @@
       <w:spacing w:after="0" w:line="240" w:lineRule="auto"/>
     </w:pPr>
     <w:rPr>
-      <w:rFonts w:eastAsiaTheme="minorHAnsi"/>
       <w:color w:val="77206D" w:themeColor="accent5" w:themeShade="BF"/>
-      <w:sz w:val="16"/>
-      <w:szCs w:val="16"/>
       <w:lang w:val="en-US" w:eastAsia="en-US"/>
     </w:rPr>
     <w:tblPr>
@@ -14776,10 +14065,7 @@
       <w:spacing w:after="0" w:line="240" w:lineRule="auto"/>
     </w:pPr>
     <w:rPr>
-      <w:rFonts w:eastAsiaTheme="minorHAnsi"/>
       <w:color w:val="3A7C22" w:themeColor="accent6" w:themeShade="BF"/>
-      <w:sz w:val="16"/>
-      <w:szCs w:val="16"/>
       <w:lang w:val="en-US" w:eastAsia="en-US"/>
     </w:rPr>
     <w:tblPr>
@@ -15192,9 +14478,6 @@
       <w:spacing w:after="0" w:line="240" w:lineRule="auto"/>
     </w:pPr>
     <w:rPr>
-      <w:rFonts w:eastAsiaTheme="minorHAnsi"/>
-      <w:sz w:val="16"/>
-      <w:szCs w:val="16"/>
       <w:lang w:val="en-US" w:eastAsia="en-US"/>
     </w:rPr>
     <w:tblPr>
@@ -15259,9 +14542,6 @@
       <w:spacing w:after="0" w:line="240" w:lineRule="auto"/>
     </w:pPr>
     <w:rPr>
-      <w:rFonts w:eastAsiaTheme="minorHAnsi"/>
-      <w:sz w:val="16"/>
-      <w:szCs w:val="16"/>
       <w:lang w:val="en-US" w:eastAsia="en-US"/>
     </w:rPr>
     <w:tblPr>
@@ -15326,9 +14606,6 @@
       <w:spacing w:after="0" w:line="240" w:lineRule="auto"/>
     </w:pPr>
     <w:rPr>
-      <w:rFonts w:eastAsiaTheme="minorHAnsi"/>
-      <w:sz w:val="16"/>
-      <w:szCs w:val="16"/>
       <w:lang w:val="en-US" w:eastAsia="en-US"/>
     </w:rPr>
     <w:tblPr>
@@ -15393,9 +14670,6 @@
       <w:spacing w:after="0" w:line="240" w:lineRule="auto"/>
     </w:pPr>
     <w:rPr>
-      <w:rFonts w:eastAsiaTheme="minorHAnsi"/>
-      <w:sz w:val="16"/>
-      <w:szCs w:val="16"/>
       <w:lang w:val="en-US" w:eastAsia="en-US"/>
     </w:rPr>
     <w:tblPr>
@@ -15460,9 +14734,6 @@
       <w:spacing w:after="0" w:line="240" w:lineRule="auto"/>
     </w:pPr>
     <w:rPr>
-      <w:rFonts w:eastAsiaTheme="minorHAnsi"/>
-      <w:sz w:val="16"/>
-      <w:szCs w:val="16"/>
       <w:lang w:val="en-US" w:eastAsia="en-US"/>
     </w:rPr>
     <w:tblPr>
@@ -15527,9 +14798,6 @@
       <w:spacing w:after="0" w:line="240" w:lineRule="auto"/>
     </w:pPr>
     <w:rPr>
-      <w:rFonts w:eastAsiaTheme="minorHAnsi"/>
-      <w:sz w:val="16"/>
-      <w:szCs w:val="16"/>
       <w:lang w:val="en-US" w:eastAsia="en-US"/>
     </w:rPr>
     <w:tblPr>
@@ -15587,9 +14855,6 @@
       <w:spacing w:after="0" w:line="240" w:lineRule="auto"/>
     </w:pPr>
     <w:rPr>
-      <w:rFonts w:eastAsiaTheme="minorHAnsi"/>
-      <w:sz w:val="16"/>
-      <w:szCs w:val="16"/>
       <w:lang w:val="en-US" w:eastAsia="en-US"/>
     </w:rPr>
     <w:tblPr>
@@ -15647,9 +14912,6 @@
       <w:spacing w:after="0" w:line="240" w:lineRule="auto"/>
     </w:pPr>
     <w:rPr>
-      <w:rFonts w:eastAsiaTheme="minorHAnsi"/>
-      <w:sz w:val="16"/>
-      <w:szCs w:val="16"/>
       <w:lang w:val="en-US" w:eastAsia="en-US"/>
     </w:rPr>
     <w:tblPr>
@@ -15707,9 +14969,6 @@
       <w:spacing w:after="0" w:line="240" w:lineRule="auto"/>
     </w:pPr>
     <w:rPr>
-      <w:rFonts w:eastAsiaTheme="minorHAnsi"/>
-      <w:sz w:val="16"/>
-      <w:szCs w:val="16"/>
       <w:lang w:val="en-US" w:eastAsia="en-US"/>
     </w:rPr>
     <w:tblPr>
@@ -15767,9 +15026,6 @@
       <w:spacing w:after="0" w:line="240" w:lineRule="auto"/>
     </w:pPr>
     <w:rPr>
-      <w:rFonts w:eastAsiaTheme="minorHAnsi"/>
-      <w:sz w:val="16"/>
-      <w:szCs w:val="16"/>
       <w:lang w:val="en-US" w:eastAsia="en-US"/>
     </w:rPr>
     <w:tblPr>
@@ -15827,9 +15083,6 @@
       <w:spacing w:after="0" w:line="240" w:lineRule="auto"/>
     </w:pPr>
     <w:rPr>
-      <w:rFonts w:eastAsiaTheme="minorHAnsi"/>
-      <w:sz w:val="16"/>
-      <w:szCs w:val="16"/>
       <w:lang w:val="en-US" w:eastAsia="en-US"/>
     </w:rPr>
     <w:tblPr>
@@ -15887,9 +15140,6 @@
       <w:spacing w:after="0" w:line="240" w:lineRule="auto"/>
     </w:pPr>
     <w:rPr>
-      <w:rFonts w:eastAsiaTheme="minorHAnsi"/>
-      <w:sz w:val="16"/>
-      <w:szCs w:val="16"/>
       <w:lang w:val="en-US" w:eastAsia="en-US"/>
     </w:rPr>
     <w:tblPr>
@@ -15947,9 +15197,6 @@
       <w:spacing w:after="0" w:line="240" w:lineRule="auto"/>
     </w:pPr>
     <w:rPr>
-      <w:rFonts w:eastAsiaTheme="minorHAnsi"/>
-      <w:sz w:val="16"/>
-      <w:szCs w:val="16"/>
       <w:lang w:val="en-US" w:eastAsia="en-US"/>
     </w:rPr>
     <w:tblPr>
@@ -16077,9 +15324,6 @@
       <w:spacing w:after="0" w:line="240" w:lineRule="auto"/>
     </w:pPr>
     <w:rPr>
-      <w:rFonts w:eastAsiaTheme="minorHAnsi"/>
-      <w:sz w:val="16"/>
-      <w:szCs w:val="16"/>
       <w:lang w:val="en-US" w:eastAsia="en-US"/>
     </w:rPr>
     <w:tblPr>
@@ -16207,9 +15451,6 @@
       <w:spacing w:after="0" w:line="240" w:lineRule="auto"/>
     </w:pPr>
     <w:rPr>
-      <w:rFonts w:eastAsiaTheme="minorHAnsi"/>
-      <w:sz w:val="16"/>
-      <w:szCs w:val="16"/>
       <w:lang w:val="en-US" w:eastAsia="en-US"/>
     </w:rPr>
     <w:tblPr>
@@ -16337,9 +15578,6 @@
       <w:spacing w:after="0" w:line="240" w:lineRule="auto"/>
     </w:pPr>
     <w:rPr>
-      <w:rFonts w:eastAsiaTheme="minorHAnsi"/>
-      <w:sz w:val="16"/>
-      <w:szCs w:val="16"/>
       <w:lang w:val="en-US" w:eastAsia="en-US"/>
     </w:rPr>
     <w:tblPr>
@@ -16467,9 +15705,6 @@
       <w:spacing w:after="0" w:line="240" w:lineRule="auto"/>
     </w:pPr>
     <w:rPr>
-      <w:rFonts w:eastAsiaTheme="minorHAnsi"/>
-      <w:sz w:val="16"/>
-      <w:szCs w:val="16"/>
       <w:lang w:val="en-US" w:eastAsia="en-US"/>
     </w:rPr>
     <w:tblPr>
@@ -16597,9 +15832,6 @@
       <w:spacing w:after="0" w:line="240" w:lineRule="auto"/>
     </w:pPr>
     <w:rPr>
-      <w:rFonts w:eastAsiaTheme="minorHAnsi"/>
-      <w:sz w:val="16"/>
-      <w:szCs w:val="16"/>
       <w:lang w:val="en-US" w:eastAsia="en-US"/>
     </w:rPr>
     <w:tblPr>
@@ -16727,9 +15959,6 @@
       <w:spacing w:after="0" w:line="240" w:lineRule="auto"/>
     </w:pPr>
     <w:rPr>
-      <w:rFonts w:eastAsiaTheme="minorHAnsi"/>
-      <w:sz w:val="16"/>
-      <w:szCs w:val="16"/>
       <w:lang w:val="en-US" w:eastAsia="en-US"/>
     </w:rPr>
     <w:tblPr>
@@ -16857,9 +16086,6 @@
       <w:spacing w:after="0" w:line="240" w:lineRule="auto"/>
     </w:pPr>
     <w:rPr>
-      <w:rFonts w:eastAsiaTheme="minorHAnsi"/>
-      <w:sz w:val="16"/>
-      <w:szCs w:val="16"/>
       <w:lang w:val="en-US" w:eastAsia="en-US"/>
     </w:rPr>
     <w:tblPr>
@@ -16937,9 +16163,6 @@
       <w:spacing w:after="0" w:line="240" w:lineRule="auto"/>
     </w:pPr>
     <w:rPr>
-      <w:rFonts w:eastAsiaTheme="minorHAnsi"/>
-      <w:sz w:val="16"/>
-      <w:szCs w:val="16"/>
       <w:lang w:val="en-US" w:eastAsia="en-US"/>
     </w:rPr>
     <w:tblPr>
@@ -17017,9 +16240,6 @@
       <w:spacing w:after="0" w:line="240" w:lineRule="auto"/>
     </w:pPr>
     <w:rPr>
-      <w:rFonts w:eastAsiaTheme="minorHAnsi"/>
-      <w:sz w:val="16"/>
-      <w:szCs w:val="16"/>
       <w:lang w:val="en-US" w:eastAsia="en-US"/>
     </w:rPr>
     <w:tblPr>
@@ -17097,9 +16317,6 @@
       <w:spacing w:after="0" w:line="240" w:lineRule="auto"/>
     </w:pPr>
     <w:rPr>
-      <w:rFonts w:eastAsiaTheme="minorHAnsi"/>
-      <w:sz w:val="16"/>
-      <w:szCs w:val="16"/>
       <w:lang w:val="en-US" w:eastAsia="en-US"/>
     </w:rPr>
     <w:tblPr>
@@ -17177,9 +16394,6 @@
       <w:spacing w:after="0" w:line="240" w:lineRule="auto"/>
     </w:pPr>
     <w:rPr>
-      <w:rFonts w:eastAsiaTheme="minorHAnsi"/>
-      <w:sz w:val="16"/>
-      <w:szCs w:val="16"/>
       <w:lang w:val="en-US" w:eastAsia="en-US"/>
     </w:rPr>
     <w:tblPr>
@@ -17257,9 +16471,6 @@
       <w:spacing w:after="0" w:line="240" w:lineRule="auto"/>
     </w:pPr>
     <w:rPr>
-      <w:rFonts w:eastAsiaTheme="minorHAnsi"/>
-      <w:sz w:val="16"/>
-      <w:szCs w:val="16"/>
       <w:lang w:val="en-US" w:eastAsia="en-US"/>
     </w:rPr>
     <w:tblPr>
@@ -17337,9 +16548,6 @@
       <w:spacing w:after="0" w:line="240" w:lineRule="auto"/>
     </w:pPr>
     <w:rPr>
-      <w:rFonts w:eastAsiaTheme="minorHAnsi"/>
-      <w:sz w:val="16"/>
-      <w:szCs w:val="16"/>
       <w:lang w:val="en-US" w:eastAsia="en-US"/>
     </w:rPr>
     <w:tblPr>
@@ -17417,10 +16625,7 @@
       <w:spacing w:after="0" w:line="240" w:lineRule="auto"/>
     </w:pPr>
     <w:rPr>
-      <w:rFonts w:eastAsiaTheme="minorHAnsi"/>
       <w:color w:val="FFFFFF" w:themeColor="background1"/>
-      <w:sz w:val="16"/>
-      <w:szCs w:val="16"/>
       <w:lang w:val="en-US" w:eastAsia="en-US"/>
     </w:rPr>
     <w:tblPr>
@@ -17555,10 +16760,7 @@
       <w:spacing w:after="0" w:line="240" w:lineRule="auto"/>
     </w:pPr>
     <w:rPr>
-      <w:rFonts w:eastAsiaTheme="minorHAnsi"/>
       <w:color w:val="FFFFFF" w:themeColor="background1"/>
-      <w:sz w:val="16"/>
-      <w:szCs w:val="16"/>
       <w:lang w:val="en-US" w:eastAsia="en-US"/>
     </w:rPr>
     <w:tblPr>
@@ -17693,10 +16895,7 @@
       <w:spacing w:after="0" w:line="240" w:lineRule="auto"/>
     </w:pPr>
     <w:rPr>
-      <w:rFonts w:eastAsiaTheme="minorHAnsi"/>
       <w:color w:val="FFFFFF" w:themeColor="background1"/>
-      <w:sz w:val="16"/>
-      <w:szCs w:val="16"/>
       <w:lang w:val="en-US" w:eastAsia="en-US"/>
     </w:rPr>
     <w:tblPr>
@@ -17831,10 +17030,7 @@
       <w:spacing w:after="0" w:line="240" w:lineRule="auto"/>
     </w:pPr>
     <w:rPr>
-      <w:rFonts w:eastAsiaTheme="minorHAnsi"/>
       <w:color w:val="FFFFFF" w:themeColor="background1"/>
-      <w:sz w:val="16"/>
-      <w:szCs w:val="16"/>
       <w:lang w:val="en-US" w:eastAsia="en-US"/>
     </w:rPr>
     <w:tblPr>
@@ -17969,10 +17165,7 @@
       <w:spacing w:after="0" w:line="240" w:lineRule="auto"/>
     </w:pPr>
     <w:rPr>
-      <w:rFonts w:eastAsiaTheme="minorHAnsi"/>
       <w:color w:val="FFFFFF" w:themeColor="background1"/>
-      <w:sz w:val="16"/>
-      <w:szCs w:val="16"/>
       <w:lang w:val="en-US" w:eastAsia="en-US"/>
     </w:rPr>
     <w:tblPr>
@@ -18107,10 +17300,7 @@
       <w:spacing w:after="0" w:line="240" w:lineRule="auto"/>
     </w:pPr>
     <w:rPr>
-      <w:rFonts w:eastAsiaTheme="minorHAnsi"/>
       <w:color w:val="FFFFFF" w:themeColor="background1"/>
-      <w:sz w:val="16"/>
-      <w:szCs w:val="16"/>
       <w:lang w:val="en-US" w:eastAsia="en-US"/>
     </w:rPr>
     <w:tblPr>
@@ -18245,10 +17435,7 @@
       <w:spacing w:after="0" w:line="240" w:lineRule="auto"/>
     </w:pPr>
     <w:rPr>
-      <w:rFonts w:eastAsiaTheme="minorHAnsi"/>
       <w:color w:val="FFFFFF" w:themeColor="background1"/>
-      <w:sz w:val="16"/>
-      <w:szCs w:val="16"/>
       <w:lang w:val="en-US" w:eastAsia="en-US"/>
     </w:rPr>
     <w:tblPr>
@@ -18383,10 +17570,6 @@
       <w:spacing w:after="0" w:line="240" w:lineRule="auto"/>
     </w:pPr>
     <w:rPr>
-      <w:rFonts w:eastAsiaTheme="minorHAnsi"/>
-      <w:color w:val="000000" w:themeColor="text1"/>
-      <w:sz w:val="16"/>
-      <w:szCs w:val="16"/>
       <w:lang w:val="en-US" w:eastAsia="en-US"/>
     </w:rPr>
     <w:tblPr>
@@ -18455,10 +17638,7 @@
       <w:spacing w:after="0" w:line="240" w:lineRule="auto"/>
     </w:pPr>
     <w:rPr>
-      <w:rFonts w:eastAsiaTheme="minorHAnsi"/>
       <w:color w:val="0F4761" w:themeColor="accent1" w:themeShade="BF"/>
-      <w:sz w:val="16"/>
-      <w:szCs w:val="16"/>
       <w:lang w:val="en-US" w:eastAsia="en-US"/>
     </w:rPr>
     <w:tblPr>
@@ -18527,10 +17707,7 @@
       <w:spacing w:after="0" w:line="240" w:lineRule="auto"/>
     </w:pPr>
     <w:rPr>
-      <w:rFonts w:eastAsiaTheme="minorHAnsi"/>
       <w:color w:val="BF4E14" w:themeColor="accent2" w:themeShade="BF"/>
-      <w:sz w:val="16"/>
-      <w:szCs w:val="16"/>
       <w:lang w:val="en-US" w:eastAsia="en-US"/>
     </w:rPr>
     <w:tblPr>
@@ -18599,10 +17776,7 @@
       <w:spacing w:after="0" w:line="240" w:lineRule="auto"/>
     </w:pPr>
     <w:rPr>
-      <w:rFonts w:eastAsiaTheme="minorHAnsi"/>
       <w:color w:val="124F1A" w:themeColor="accent3" w:themeShade="BF"/>
-      <w:sz w:val="16"/>
-      <w:szCs w:val="16"/>
       <w:lang w:val="en-US" w:eastAsia="en-US"/>
     </w:rPr>
     <w:tblPr>
@@ -18671,10 +17845,7 @@
       <w:spacing w:after="0" w:line="240" w:lineRule="auto"/>
     </w:pPr>
     <w:rPr>
-      <w:rFonts w:eastAsiaTheme="minorHAnsi"/>
       <w:color w:val="0B769F" w:themeColor="accent4" w:themeShade="BF"/>
-      <w:sz w:val="16"/>
-      <w:szCs w:val="16"/>
       <w:lang w:val="en-US" w:eastAsia="en-US"/>
     </w:rPr>
     <w:tblPr>
@@ -18743,10 +17914,7 @@
       <w:spacing w:after="0" w:line="240" w:lineRule="auto"/>
     </w:pPr>
     <w:rPr>
-      <w:rFonts w:eastAsiaTheme="minorHAnsi"/>
       <w:color w:val="77206D" w:themeColor="accent5" w:themeShade="BF"/>
-      <w:sz w:val="16"/>
-      <w:szCs w:val="16"/>
       <w:lang w:val="en-US" w:eastAsia="en-US"/>
     </w:rPr>
     <w:tblPr>
@@ -18815,10 +17983,7 @@
       <w:spacing w:after="0" w:line="240" w:lineRule="auto"/>
     </w:pPr>
     <w:rPr>
-      <w:rFonts w:eastAsiaTheme="minorHAnsi"/>
       <w:color w:val="3A7C22" w:themeColor="accent6" w:themeShade="BF"/>
-      <w:sz w:val="16"/>
-      <w:szCs w:val="16"/>
       <w:lang w:val="en-US" w:eastAsia="en-US"/>
     </w:rPr>
     <w:tblPr>
@@ -18887,10 +18052,6 @@
       <w:spacing w:after="0" w:line="240" w:lineRule="auto"/>
     </w:pPr>
     <w:rPr>
-      <w:rFonts w:eastAsiaTheme="minorHAnsi"/>
-      <w:color w:val="000000" w:themeColor="text1"/>
-      <w:sz w:val="16"/>
-      <w:szCs w:val="16"/>
       <w:lang w:val="en-US" w:eastAsia="en-US"/>
     </w:rPr>
     <w:tblPr>
@@ -19014,10 +18175,7 @@
       <w:spacing w:after="0" w:line="240" w:lineRule="auto"/>
     </w:pPr>
     <w:rPr>
-      <w:rFonts w:eastAsiaTheme="minorHAnsi"/>
       <w:color w:val="0F4761" w:themeColor="accent1" w:themeShade="BF"/>
-      <w:sz w:val="16"/>
-      <w:szCs w:val="16"/>
       <w:lang w:val="en-US" w:eastAsia="en-US"/>
     </w:rPr>
     <w:tblPr>
@@ -19141,10 +18299,7 @@
       <w:spacing w:after="0" w:line="240" w:lineRule="auto"/>
     </w:pPr>
     <w:rPr>
-      <w:rFonts w:eastAsiaTheme="minorHAnsi"/>
       <w:color w:val="BF4E14" w:themeColor="accent2" w:themeShade="BF"/>
-      <w:sz w:val="16"/>
-      <w:szCs w:val="16"/>
       <w:lang w:val="en-US" w:eastAsia="en-US"/>
     </w:rPr>
     <w:tblPr>
@@ -19268,10 +18423,7 @@
       <w:spacing w:after="0" w:line="240" w:lineRule="auto"/>
     </w:pPr>
     <w:rPr>
-      <w:rFonts w:eastAsiaTheme="minorHAnsi"/>
       <w:color w:val="124F1A" w:themeColor="accent3" w:themeShade="BF"/>
-      <w:sz w:val="16"/>
-      <w:szCs w:val="16"/>
       <w:lang w:val="en-US" w:eastAsia="en-US"/>
     </w:rPr>
     <w:tblPr>
@@ -19395,10 +18547,7 @@
       <w:spacing w:after="0" w:line="240" w:lineRule="auto"/>
     </w:pPr>
     <w:rPr>
-      <w:rFonts w:eastAsiaTheme="minorHAnsi"/>
       <w:color w:val="0B769F" w:themeColor="accent4" w:themeShade="BF"/>
-      <w:sz w:val="16"/>
-      <w:szCs w:val="16"/>
       <w:lang w:val="en-US" w:eastAsia="en-US"/>
     </w:rPr>
     <w:tblPr>
@@ -19522,10 +18671,7 @@
       <w:spacing w:after="0" w:line="240" w:lineRule="auto"/>
     </w:pPr>
     <w:rPr>
-      <w:rFonts w:eastAsiaTheme="minorHAnsi"/>
       <w:color w:val="77206D" w:themeColor="accent5" w:themeShade="BF"/>
-      <w:sz w:val="16"/>
-      <w:szCs w:val="16"/>
       <w:lang w:val="en-US" w:eastAsia="en-US"/>
     </w:rPr>
     <w:tblPr>
@@ -19649,10 +18795,7 @@
       <w:spacing w:after="0" w:line="240" w:lineRule="auto"/>
     </w:pPr>
     <w:rPr>
-      <w:rFonts w:eastAsiaTheme="minorHAnsi"/>
       <w:color w:val="3A7C22" w:themeColor="accent6" w:themeShade="BF"/>
-      <w:sz w:val="16"/>
-      <w:szCs w:val="16"/>
       <w:lang w:val="en-US" w:eastAsia="en-US"/>
     </w:rPr>
     <w:tblPr>
@@ -19789,9 +18932,8 @@
       <w:spacing w:after="0"/>
     </w:pPr>
     <w:rPr>
-      <w:rFonts w:ascii="Consolas" w:eastAsiaTheme="minorHAnsi" w:hAnsi="Consolas"/>
+      <w:rFonts w:ascii="Consolas" w:hAnsi="Consolas"/>
       <w:color w:val="196B24" w:themeColor="accent3"/>
-      <w:sz w:val="16"/>
       <w:szCs w:val="20"/>
       <w:lang w:val="en-US" w:eastAsia="en-US"/>
     </w:rPr>
@@ -19822,9 +18964,6 @@
       <w:spacing w:after="0" w:line="240" w:lineRule="auto"/>
     </w:pPr>
     <w:rPr>
-      <w:rFonts w:eastAsiaTheme="minorHAnsi"/>
-      <w:sz w:val="16"/>
-      <w:szCs w:val="16"/>
       <w:lang w:val="en-US" w:eastAsia="en-US"/>
     </w:rPr>
     <w:tblPr>
@@ -19896,9 +19035,6 @@
       <w:spacing w:after="0" w:line="240" w:lineRule="auto"/>
     </w:pPr>
     <w:rPr>
-      <w:rFonts w:eastAsiaTheme="minorHAnsi"/>
-      <w:sz w:val="16"/>
-      <w:szCs w:val="16"/>
       <w:lang w:val="en-US" w:eastAsia="en-US"/>
     </w:rPr>
     <w:tblPr>
@@ -19970,9 +19106,6 @@
       <w:spacing w:after="0" w:line="240" w:lineRule="auto"/>
     </w:pPr>
     <w:rPr>
-      <w:rFonts w:eastAsiaTheme="minorHAnsi"/>
-      <w:sz w:val="16"/>
-      <w:szCs w:val="16"/>
       <w:lang w:val="en-US" w:eastAsia="en-US"/>
     </w:rPr>
     <w:tblPr>
@@ -20044,9 +19177,6 @@
       <w:spacing w:after="0" w:line="240" w:lineRule="auto"/>
     </w:pPr>
     <w:rPr>
-      <w:rFonts w:eastAsiaTheme="minorHAnsi"/>
-      <w:sz w:val="16"/>
-      <w:szCs w:val="16"/>
       <w:lang w:val="en-US" w:eastAsia="en-US"/>
     </w:rPr>
     <w:tblPr>
@@ -20118,9 +19248,6 @@
       <w:spacing w:after="0" w:line="240" w:lineRule="auto"/>
     </w:pPr>
     <w:rPr>
-      <w:rFonts w:eastAsiaTheme="minorHAnsi"/>
-      <w:sz w:val="16"/>
-      <w:szCs w:val="16"/>
       <w:lang w:val="en-US" w:eastAsia="en-US"/>
     </w:rPr>
     <w:tblPr>
@@ -20192,9 +19319,6 @@
       <w:spacing w:after="0" w:line="240" w:lineRule="auto"/>
     </w:pPr>
     <w:rPr>
-      <w:rFonts w:eastAsiaTheme="minorHAnsi"/>
-      <w:sz w:val="16"/>
-      <w:szCs w:val="16"/>
       <w:lang w:val="en-US" w:eastAsia="en-US"/>
     </w:rPr>
     <w:tblPr>
@@ -20266,9 +19390,6 @@
       <w:spacing w:after="0" w:line="240" w:lineRule="auto"/>
     </w:pPr>
     <w:rPr>
-      <w:rFonts w:eastAsiaTheme="minorHAnsi"/>
-      <w:sz w:val="16"/>
-      <w:szCs w:val="16"/>
       <w:lang w:val="en-US" w:eastAsia="en-US"/>
     </w:rPr>
     <w:tblPr>
@@ -20341,9 +19462,6 @@
     </w:pPr>
     <w:rPr>
       <w:rFonts w:asciiTheme="majorHAnsi" w:eastAsiaTheme="majorEastAsia" w:hAnsiTheme="majorHAnsi" w:cstheme="majorBidi"/>
-      <w:color w:val="000000" w:themeColor="text1"/>
-      <w:sz w:val="16"/>
-      <w:szCs w:val="16"/>
       <w:lang w:val="en-US" w:eastAsia="en-US"/>
     </w:rPr>
     <w:tblPr>
@@ -20464,9 +19582,6 @@
     </w:pPr>
     <w:rPr>
       <w:rFonts w:asciiTheme="majorHAnsi" w:eastAsiaTheme="majorEastAsia" w:hAnsiTheme="majorHAnsi" w:cstheme="majorBidi"/>
-      <w:color w:val="000000" w:themeColor="text1"/>
-      <w:sz w:val="16"/>
-      <w:szCs w:val="16"/>
       <w:lang w:val="en-US" w:eastAsia="en-US"/>
     </w:rPr>
     <w:tblPr>
@@ -20587,9 +19702,6 @@
     </w:pPr>
     <w:rPr>
       <w:rFonts w:asciiTheme="majorHAnsi" w:eastAsiaTheme="majorEastAsia" w:hAnsiTheme="majorHAnsi" w:cstheme="majorBidi"/>
-      <w:color w:val="000000" w:themeColor="text1"/>
-      <w:sz w:val="16"/>
-      <w:szCs w:val="16"/>
       <w:lang w:val="en-US" w:eastAsia="en-US"/>
     </w:rPr>
     <w:tblPr>
@@ -20710,9 +19822,6 @@
     </w:pPr>
     <w:rPr>
       <w:rFonts w:asciiTheme="majorHAnsi" w:eastAsiaTheme="majorEastAsia" w:hAnsiTheme="majorHAnsi" w:cstheme="majorBidi"/>
-      <w:color w:val="000000" w:themeColor="text1"/>
-      <w:sz w:val="16"/>
-      <w:szCs w:val="16"/>
       <w:lang w:val="en-US" w:eastAsia="en-US"/>
     </w:rPr>
     <w:tblPr>
@@ -20833,9 +19942,6 @@
     </w:pPr>
     <w:rPr>
       <w:rFonts w:asciiTheme="majorHAnsi" w:eastAsiaTheme="majorEastAsia" w:hAnsiTheme="majorHAnsi" w:cstheme="majorBidi"/>
-      <w:color w:val="000000" w:themeColor="text1"/>
-      <w:sz w:val="16"/>
-      <w:szCs w:val="16"/>
       <w:lang w:val="en-US" w:eastAsia="en-US"/>
     </w:rPr>
     <w:tblPr>
@@ -20956,9 +20062,6 @@
     </w:pPr>
     <w:rPr>
       <w:rFonts w:asciiTheme="majorHAnsi" w:eastAsiaTheme="majorEastAsia" w:hAnsiTheme="majorHAnsi" w:cstheme="majorBidi"/>
-      <w:color w:val="000000" w:themeColor="text1"/>
-      <w:sz w:val="16"/>
-      <w:szCs w:val="16"/>
       <w:lang w:val="en-US" w:eastAsia="en-US"/>
     </w:rPr>
     <w:tblPr>
@@ -21079,9 +20182,6 @@
     </w:pPr>
     <w:rPr>
       <w:rFonts w:asciiTheme="majorHAnsi" w:eastAsiaTheme="majorEastAsia" w:hAnsiTheme="majorHAnsi" w:cstheme="majorBidi"/>
-      <w:color w:val="000000" w:themeColor="text1"/>
-      <w:sz w:val="16"/>
-      <w:szCs w:val="16"/>
       <w:lang w:val="en-US" w:eastAsia="en-US"/>
     </w:rPr>
     <w:tblPr>
@@ -21201,9 +20301,6 @@
       <w:spacing w:after="0" w:line="240" w:lineRule="auto"/>
     </w:pPr>
     <w:rPr>
-      <w:rFonts w:eastAsiaTheme="minorHAnsi"/>
-      <w:sz w:val="16"/>
-      <w:szCs w:val="16"/>
       <w:lang w:val="en-US" w:eastAsia="en-US"/>
     </w:rPr>
     <w:tblPr>
@@ -21343,9 +20440,6 @@
       <w:spacing w:after="0" w:line="240" w:lineRule="auto"/>
     </w:pPr>
     <w:rPr>
-      <w:rFonts w:eastAsiaTheme="minorHAnsi"/>
-      <w:sz w:val="16"/>
-      <w:szCs w:val="16"/>
       <w:lang w:val="en-US" w:eastAsia="en-US"/>
     </w:rPr>
     <w:tblPr>
@@ -21485,9 +20579,6 @@
       <w:spacing w:after="0" w:line="240" w:lineRule="auto"/>
     </w:pPr>
     <w:rPr>
-      <w:rFonts w:eastAsiaTheme="minorHAnsi"/>
-      <w:sz w:val="16"/>
-      <w:szCs w:val="16"/>
       <w:lang w:val="en-US" w:eastAsia="en-US"/>
     </w:rPr>
     <w:tblPr>
@@ -21627,9 +20718,6 @@
       <w:spacing w:after="0" w:line="240" w:lineRule="auto"/>
     </w:pPr>
     <w:rPr>
-      <w:rFonts w:eastAsiaTheme="minorHAnsi"/>
-      <w:sz w:val="16"/>
-      <w:szCs w:val="16"/>
       <w:lang w:val="en-US" w:eastAsia="en-US"/>
     </w:rPr>
     <w:tblPr>
@@ -21769,9 +20857,6 @@
       <w:spacing w:after="0" w:line="240" w:lineRule="auto"/>
     </w:pPr>
     <w:rPr>
-      <w:rFonts w:eastAsiaTheme="minorHAnsi"/>
-      <w:sz w:val="16"/>
-      <w:szCs w:val="16"/>
       <w:lang w:val="en-US" w:eastAsia="en-US"/>
     </w:rPr>
     <w:tblPr>
@@ -21911,9 +20996,6 @@
       <w:spacing w:after="0" w:line="240" w:lineRule="auto"/>
     </w:pPr>
     <w:rPr>
-      <w:rFonts w:eastAsiaTheme="minorHAnsi"/>
-      <w:sz w:val="16"/>
-      <w:szCs w:val="16"/>
       <w:lang w:val="en-US" w:eastAsia="en-US"/>
     </w:rPr>
     <w:tblPr>
@@ -22053,9 +21135,6 @@
       <w:spacing w:after="0" w:line="240" w:lineRule="auto"/>
     </w:pPr>
     <w:rPr>
-      <w:rFonts w:eastAsiaTheme="minorHAnsi"/>
-      <w:sz w:val="16"/>
-      <w:szCs w:val="16"/>
       <w:lang w:val="en-US" w:eastAsia="en-US"/>
     </w:rPr>
     <w:tblPr>
@@ -22195,10 +21274,6 @@
       <w:spacing w:after="0" w:line="240" w:lineRule="auto"/>
     </w:pPr>
     <w:rPr>
-      <w:rFonts w:eastAsiaTheme="minorHAnsi"/>
-      <w:color w:val="000000" w:themeColor="text1"/>
-      <w:sz w:val="16"/>
-      <w:szCs w:val="16"/>
       <w:lang w:val="en-US" w:eastAsia="en-US"/>
     </w:rPr>
     <w:tblPr>
@@ -22278,10 +21353,6 @@
       <w:spacing w:after="0" w:line="240" w:lineRule="auto"/>
     </w:pPr>
     <w:rPr>
-      <w:rFonts w:eastAsiaTheme="minorHAnsi"/>
-      <w:color w:val="000000" w:themeColor="text1"/>
-      <w:sz w:val="16"/>
-      <w:szCs w:val="16"/>
       <w:lang w:val="en-US" w:eastAsia="en-US"/>
     </w:rPr>
     <w:tblPr>
@@ -22361,10 +21432,6 @@
       <w:spacing w:after="0" w:line="240" w:lineRule="auto"/>
     </w:pPr>
     <w:rPr>
-      <w:rFonts w:eastAsiaTheme="minorHAnsi"/>
-      <w:color w:val="000000" w:themeColor="text1"/>
-      <w:sz w:val="16"/>
-      <w:szCs w:val="16"/>
       <w:lang w:val="en-US" w:eastAsia="en-US"/>
     </w:rPr>
     <w:tblPr>
@@ -22444,10 +21511,6 @@
       <w:spacing w:after="0" w:line="240" w:lineRule="auto"/>
     </w:pPr>
     <w:rPr>
-      <w:rFonts w:eastAsiaTheme="minorHAnsi"/>
-      <w:color w:val="000000" w:themeColor="text1"/>
-      <w:sz w:val="16"/>
-      <w:szCs w:val="16"/>
       <w:lang w:val="en-US" w:eastAsia="en-US"/>
     </w:rPr>
     <w:tblPr>
@@ -22527,10 +21590,6 @@
       <w:spacing w:after="0" w:line="240" w:lineRule="auto"/>
     </w:pPr>
     <w:rPr>
-      <w:rFonts w:eastAsiaTheme="minorHAnsi"/>
-      <w:color w:val="000000" w:themeColor="text1"/>
-      <w:sz w:val="16"/>
-      <w:szCs w:val="16"/>
       <w:lang w:val="en-US" w:eastAsia="en-US"/>
     </w:rPr>
     <w:tblPr>
@@ -22610,10 +21669,6 @@
       <w:spacing w:after="0" w:line="240" w:lineRule="auto"/>
     </w:pPr>
     <w:rPr>
-      <w:rFonts w:eastAsiaTheme="minorHAnsi"/>
-      <w:color w:val="000000" w:themeColor="text1"/>
-      <w:sz w:val="16"/>
-      <w:szCs w:val="16"/>
       <w:lang w:val="en-US" w:eastAsia="en-US"/>
     </w:rPr>
     <w:tblPr>
@@ -22693,10 +21748,6 @@
       <w:spacing w:after="0" w:line="240" w:lineRule="auto"/>
     </w:pPr>
     <w:rPr>
-      <w:rFonts w:eastAsiaTheme="minorHAnsi"/>
-      <w:color w:val="000000" w:themeColor="text1"/>
-      <w:sz w:val="16"/>
-      <w:szCs w:val="16"/>
       <w:lang w:val="en-US" w:eastAsia="en-US"/>
     </w:rPr>
     <w:tblPr>
@@ -22777,9 +21828,6 @@
     </w:pPr>
     <w:rPr>
       <w:rFonts w:asciiTheme="majorHAnsi" w:eastAsiaTheme="majorEastAsia" w:hAnsiTheme="majorHAnsi" w:cstheme="majorBidi"/>
-      <w:color w:val="000000" w:themeColor="text1"/>
-      <w:sz w:val="16"/>
-      <w:szCs w:val="16"/>
       <w:lang w:val="en-US" w:eastAsia="en-US"/>
     </w:rPr>
     <w:tblPr>
@@ -22903,9 +21951,6 @@
     </w:pPr>
     <w:rPr>
       <w:rFonts w:asciiTheme="majorHAnsi" w:eastAsiaTheme="majorEastAsia" w:hAnsiTheme="majorHAnsi" w:cstheme="majorBidi"/>
-      <w:color w:val="000000" w:themeColor="text1"/>
-      <w:sz w:val="16"/>
-      <w:szCs w:val="16"/>
       <w:lang w:val="en-US" w:eastAsia="en-US"/>
     </w:rPr>
     <w:tblPr>
@@ -23029,9 +22074,6 @@
     </w:pPr>
     <w:rPr>
       <w:rFonts w:asciiTheme="majorHAnsi" w:eastAsiaTheme="majorEastAsia" w:hAnsiTheme="majorHAnsi" w:cstheme="majorBidi"/>
-      <w:color w:val="000000" w:themeColor="text1"/>
-      <w:sz w:val="16"/>
-      <w:szCs w:val="16"/>
       <w:lang w:val="en-US" w:eastAsia="en-US"/>
     </w:rPr>
     <w:tblPr>
@@ -23154,9 +22196,6 @@
     </w:pPr>
     <w:rPr>
       <w:rFonts w:asciiTheme="majorHAnsi" w:eastAsiaTheme="majorEastAsia" w:hAnsiTheme="majorHAnsi" w:cstheme="majorBidi"/>
-      <w:color w:val="000000" w:themeColor="text1"/>
-      <w:sz w:val="16"/>
-      <w:szCs w:val="16"/>
       <w:lang w:val="en-US" w:eastAsia="en-US"/>
     </w:rPr>
     <w:tblPr>
@@ -23280,9 +22319,6 @@
     </w:pPr>
     <w:rPr>
       <w:rFonts w:asciiTheme="majorHAnsi" w:eastAsiaTheme="majorEastAsia" w:hAnsiTheme="majorHAnsi" w:cstheme="majorBidi"/>
-      <w:color w:val="000000" w:themeColor="text1"/>
-      <w:sz w:val="16"/>
-      <w:szCs w:val="16"/>
       <w:lang w:val="en-US" w:eastAsia="en-US"/>
     </w:rPr>
     <w:tblPr>
@@ -23406,9 +22442,6 @@
     </w:pPr>
     <w:rPr>
       <w:rFonts w:asciiTheme="majorHAnsi" w:eastAsiaTheme="majorEastAsia" w:hAnsiTheme="majorHAnsi" w:cstheme="majorBidi"/>
-      <w:color w:val="000000" w:themeColor="text1"/>
-      <w:sz w:val="16"/>
-      <w:szCs w:val="16"/>
       <w:lang w:val="en-US" w:eastAsia="en-US"/>
     </w:rPr>
     <w:tblPr>
@@ -23532,9 +22565,6 @@
     </w:pPr>
     <w:rPr>
       <w:rFonts w:asciiTheme="majorHAnsi" w:eastAsiaTheme="majorEastAsia" w:hAnsiTheme="majorHAnsi" w:cstheme="majorBidi"/>
-      <w:color w:val="000000" w:themeColor="text1"/>
-      <w:sz w:val="16"/>
-      <w:szCs w:val="16"/>
       <w:lang w:val="en-US" w:eastAsia="en-US"/>
     </w:rPr>
     <w:tblPr>
@@ -23657,9 +22687,6 @@
       <w:spacing w:after="0" w:line="240" w:lineRule="auto"/>
     </w:pPr>
     <w:rPr>
-      <w:rFonts w:eastAsiaTheme="minorHAnsi"/>
-      <w:sz w:val="16"/>
-      <w:szCs w:val="16"/>
       <w:lang w:val="en-US" w:eastAsia="en-US"/>
     </w:rPr>
     <w:tblPr>
@@ -23764,9 +22791,6 @@
       <w:spacing w:after="0" w:line="240" w:lineRule="auto"/>
     </w:pPr>
     <w:rPr>
-      <w:rFonts w:eastAsiaTheme="minorHAnsi"/>
-      <w:sz w:val="16"/>
-      <w:szCs w:val="16"/>
       <w:lang w:val="en-US" w:eastAsia="en-US"/>
     </w:rPr>
     <w:tblPr>
@@ -23871,9 +22895,6 @@
       <w:spacing w:after="0" w:line="240" w:lineRule="auto"/>
     </w:pPr>
     <w:rPr>
-      <w:rFonts w:eastAsiaTheme="minorHAnsi"/>
-      <w:sz w:val="16"/>
-      <w:szCs w:val="16"/>
       <w:lang w:val="en-US" w:eastAsia="en-US"/>
     </w:rPr>
     <w:tblPr>
@@ -23978,9 +22999,6 @@
       <w:spacing w:after="0" w:line="240" w:lineRule="auto"/>
     </w:pPr>
     <w:rPr>
-      <w:rFonts w:eastAsiaTheme="minorHAnsi"/>
-      <w:sz w:val="16"/>
-      <w:szCs w:val="16"/>
       <w:lang w:val="en-US" w:eastAsia="en-US"/>
     </w:rPr>
     <w:tblPr>
@@ -24085,9 +23103,6 @@
       <w:spacing w:after="0" w:line="240" w:lineRule="auto"/>
     </w:pPr>
     <w:rPr>
-      <w:rFonts w:eastAsiaTheme="minorHAnsi"/>
-      <w:sz w:val="16"/>
-      <w:szCs w:val="16"/>
       <w:lang w:val="en-US" w:eastAsia="en-US"/>
     </w:rPr>
     <w:tblPr>
@@ -24192,9 +23207,6 @@
       <w:spacing w:after="0" w:line="240" w:lineRule="auto"/>
     </w:pPr>
     <w:rPr>
-      <w:rFonts w:eastAsiaTheme="minorHAnsi"/>
-      <w:sz w:val="16"/>
-      <w:szCs w:val="16"/>
       <w:lang w:val="en-US" w:eastAsia="en-US"/>
     </w:rPr>
     <w:tblPr>
@@ -24299,9 +23311,6 @@
       <w:spacing w:after="0" w:line="240" w:lineRule="auto"/>
     </w:pPr>
     <w:rPr>
-      <w:rFonts w:eastAsiaTheme="minorHAnsi"/>
-      <w:sz w:val="16"/>
-      <w:szCs w:val="16"/>
       <w:lang w:val="en-US" w:eastAsia="en-US"/>
     </w:rPr>
     <w:tblPr>
@@ -24406,9 +23415,6 @@
       <w:spacing w:after="0" w:line="240" w:lineRule="auto"/>
     </w:pPr>
     <w:rPr>
-      <w:rFonts w:eastAsiaTheme="minorHAnsi"/>
-      <w:sz w:val="16"/>
-      <w:szCs w:val="16"/>
       <w:lang w:val="en-US" w:eastAsia="en-US"/>
     </w:rPr>
     <w:tblPr>
@@ -24556,9 +23562,6 @@
       <w:spacing w:after="0" w:line="240" w:lineRule="auto"/>
     </w:pPr>
     <w:rPr>
-      <w:rFonts w:eastAsiaTheme="minorHAnsi"/>
-      <w:sz w:val="16"/>
-      <w:szCs w:val="16"/>
       <w:lang w:val="en-US" w:eastAsia="en-US"/>
     </w:rPr>
     <w:tblPr>
@@ -24706,9 +23709,6 @@
       <w:spacing w:after="0" w:line="240" w:lineRule="auto"/>
     </w:pPr>
     <w:rPr>
-      <w:rFonts w:eastAsiaTheme="minorHAnsi"/>
-      <w:sz w:val="16"/>
-      <w:szCs w:val="16"/>
       <w:lang w:val="en-US" w:eastAsia="en-US"/>
     </w:rPr>
     <w:tblPr>
@@ -24856,9 +23856,6 @@
       <w:spacing w:after="0" w:line="240" w:lineRule="auto"/>
     </w:pPr>
     <w:rPr>
-      <w:rFonts w:eastAsiaTheme="minorHAnsi"/>
-      <w:sz w:val="16"/>
-      <w:szCs w:val="16"/>
       <w:lang w:val="en-US" w:eastAsia="en-US"/>
     </w:rPr>
     <w:tblPr>
@@ -25006,9 +24003,6 @@
       <w:spacing w:after="0" w:line="240" w:lineRule="auto"/>
     </w:pPr>
     <w:rPr>
-      <w:rFonts w:eastAsiaTheme="minorHAnsi"/>
-      <w:sz w:val="16"/>
-      <w:szCs w:val="16"/>
       <w:lang w:val="en-US" w:eastAsia="en-US"/>
     </w:rPr>
     <w:tblPr>
@@ -25156,9 +24150,6 @@
       <w:spacing w:after="0" w:line="240" w:lineRule="auto"/>
     </w:pPr>
     <w:rPr>
-      <w:rFonts w:eastAsiaTheme="minorHAnsi"/>
-      <w:sz w:val="16"/>
-      <w:szCs w:val="16"/>
       <w:lang w:val="en-US" w:eastAsia="en-US"/>
     </w:rPr>
     <w:tblPr>
@@ -25306,9 +24297,6 @@
       <w:spacing w:after="0" w:line="240" w:lineRule="auto"/>
     </w:pPr>
     <w:rPr>
-      <w:rFonts w:eastAsiaTheme="minorHAnsi"/>
-      <w:sz w:val="16"/>
-      <w:szCs w:val="16"/>
       <w:lang w:val="en-US" w:eastAsia="en-US"/>
     </w:rPr>
     <w:tblPr>
@@ -25567,9 +24555,6 @@
       <w:spacing w:after="0" w:line="240" w:lineRule="auto"/>
     </w:pPr>
     <w:rPr>
-      <w:rFonts w:eastAsiaTheme="minorHAnsi"/>
-      <w:sz w:val="16"/>
-      <w:szCs w:val="16"/>
       <w:lang w:val="en-US" w:eastAsia="en-US"/>
     </w:rPr>
     <w:tblPr>
@@ -25653,9 +24638,6 @@
       <w:spacing w:after="0" w:line="240" w:lineRule="auto"/>
     </w:pPr>
     <w:rPr>
-      <w:rFonts w:eastAsiaTheme="minorHAnsi"/>
-      <w:sz w:val="16"/>
-      <w:szCs w:val="16"/>
       <w:lang w:val="en-US" w:eastAsia="en-US"/>
     </w:rPr>
     <w:tblPr>
@@ -25752,9 +24734,6 @@
       <w:spacing w:after="0" w:line="240" w:lineRule="auto"/>
     </w:pPr>
     <w:rPr>
-      <w:rFonts w:eastAsiaTheme="minorHAnsi"/>
-      <w:sz w:val="16"/>
-      <w:szCs w:val="16"/>
       <w:lang w:val="en-US" w:eastAsia="en-US"/>
     </w:rPr>
     <w:tblPr>
@@ -25927,9 +24906,6 @@
     <w:unhideWhenUsed/>
     <w:rsid w:val="00BA3019"/>
     <w:rPr>
-      <w:rFonts w:eastAsiaTheme="minorHAnsi"/>
-      <w:sz w:val="16"/>
-      <w:szCs w:val="16"/>
       <w:lang w:val="en-US" w:eastAsia="en-US"/>
     </w:rPr>
     <w:tblPr/>
@@ -26041,9 +25017,6 @@
     <w:unhideWhenUsed/>
     <w:rsid w:val="00BA3019"/>
     <w:rPr>
-      <w:rFonts w:eastAsiaTheme="minorHAnsi"/>
-      <w:sz w:val="16"/>
-      <w:szCs w:val="16"/>
       <w:lang w:val="en-US" w:eastAsia="en-US"/>
     </w:rPr>
     <w:tblPr>
@@ -26120,9 +25093,6 @@
     <w:unhideWhenUsed/>
     <w:rsid w:val="00BA3019"/>
     <w:rPr>
-      <w:rFonts w:eastAsiaTheme="minorHAnsi"/>
-      <w:sz w:val="16"/>
-      <w:szCs w:val="16"/>
       <w:lang w:val="en-US" w:eastAsia="en-US"/>
     </w:rPr>
     <w:tblPr>
@@ -26215,9 +25185,6 @@
     <w:unhideWhenUsed/>
     <w:rsid w:val="00BA3019"/>
     <w:rPr>
-      <w:rFonts w:eastAsiaTheme="minorHAnsi"/>
-      <w:sz w:val="16"/>
-      <w:szCs w:val="16"/>
       <w:lang w:val="en-US" w:eastAsia="en-US"/>
     </w:rPr>
     <w:tblPr>
@@ -26303,9 +25270,6 @@
     <w:unhideWhenUsed/>
     <w:rsid w:val="00BA3019"/>
     <w:rPr>
-      <w:rFonts w:eastAsiaTheme="minorHAnsi"/>
-      <w:sz w:val="16"/>
-      <w:szCs w:val="16"/>
       <w:lang w:val="en-US" w:eastAsia="en-US"/>
     </w:rPr>
     <w:tblPr>
@@ -26399,10 +25363,7 @@
     <w:unhideWhenUsed/>
     <w:rsid w:val="00BA3019"/>
     <w:rPr>
-      <w:rFonts w:eastAsiaTheme="minorHAnsi"/>
       <w:color w:val="000080"/>
-      <w:sz w:val="16"/>
-      <w:szCs w:val="16"/>
       <w:lang w:val="en-US" w:eastAsia="en-US"/>
     </w:rPr>
     <w:tblPr>
@@ -26471,9 +25432,6 @@
     <w:unhideWhenUsed/>
     <w:rsid w:val="00BA3019"/>
     <w:rPr>
-      <w:rFonts w:eastAsiaTheme="minorHAnsi"/>
-      <w:sz w:val="16"/>
-      <w:szCs w:val="16"/>
       <w:lang w:val="en-US" w:eastAsia="en-US"/>
     </w:rPr>
     <w:tblPr>
@@ -26566,10 +25524,7 @@
     <w:unhideWhenUsed/>
     <w:rsid w:val="00BA3019"/>
     <w:rPr>
-      <w:rFonts w:eastAsiaTheme="minorHAnsi"/>
       <w:color w:val="FFFFFF"/>
-      <w:sz w:val="16"/>
-      <w:szCs w:val="16"/>
       <w:lang w:val="en-US" w:eastAsia="en-US"/>
     </w:rPr>
     <w:tblPr>
@@ -26650,9 +25605,6 @@
     <w:unhideWhenUsed/>
     <w:rsid w:val="00BA3019"/>
     <w:rPr>
-      <w:rFonts w:eastAsiaTheme="minorHAnsi"/>
-      <w:sz w:val="16"/>
-      <w:szCs w:val="16"/>
       <w:lang w:val="en-US" w:eastAsia="en-US"/>
     </w:rPr>
     <w:tblPr>
@@ -26730,9 +25682,6 @@
     <w:unhideWhenUsed/>
     <w:rsid w:val="00BA3019"/>
     <w:rPr>
-      <w:rFonts w:eastAsiaTheme="minorHAnsi"/>
-      <w:sz w:val="16"/>
-      <w:szCs w:val="16"/>
       <w:lang w:val="en-US" w:eastAsia="en-US"/>
     </w:rPr>
     <w:tblPr>
@@ -26794,11 +25743,8 @@
     <w:unhideWhenUsed/>
     <w:rsid w:val="00BA3019"/>
     <w:rPr>
-      <w:rFonts w:eastAsiaTheme="minorHAnsi"/>
       <w:b/>
       <w:bCs/>
-      <w:sz w:val="16"/>
-      <w:szCs w:val="16"/>
       <w:lang w:val="en-US" w:eastAsia="en-US"/>
     </w:rPr>
     <w:tblPr>
@@ -26916,11 +25862,8 @@
     <w:unhideWhenUsed/>
     <w:rsid w:val="00BA3019"/>
     <w:rPr>
-      <w:rFonts w:eastAsiaTheme="minorHAnsi"/>
       <w:b/>
       <w:bCs/>
-      <w:sz w:val="16"/>
-      <w:szCs w:val="16"/>
       <w:lang w:val="en-US" w:eastAsia="en-US"/>
     </w:rPr>
     <w:tblPr>
@@ -27032,11 +25975,8 @@
     <w:unhideWhenUsed/>
     <w:rsid w:val="00BA3019"/>
     <w:rPr>
-      <w:rFonts w:eastAsiaTheme="minorHAnsi"/>
       <w:b/>
       <w:bCs/>
-      <w:sz w:val="16"/>
-      <w:szCs w:val="16"/>
       <w:lang w:val="en-US" w:eastAsia="en-US"/>
     </w:rPr>
     <w:tblPr>
@@ -27142,9 +26082,6 @@
     <w:unhideWhenUsed/>
     <w:rsid w:val="00BA3019"/>
     <w:rPr>
-      <w:rFonts w:eastAsiaTheme="minorHAnsi"/>
-      <w:sz w:val="16"/>
-      <w:szCs w:val="16"/>
       <w:lang w:val="en-US" w:eastAsia="en-US"/>
     </w:rPr>
     <w:tblPr>
@@ -27216,9 +26153,6 @@
     <w:unhideWhenUsed/>
     <w:rsid w:val="00BA3019"/>
     <w:rPr>
-      <w:rFonts w:eastAsiaTheme="minorHAnsi"/>
-      <w:sz w:val="16"/>
-      <w:szCs w:val="16"/>
       <w:lang w:val="en-US" w:eastAsia="en-US"/>
     </w:rPr>
     <w:tblPr>
@@ -27310,9 +26244,6 @@
     <w:unhideWhenUsed/>
     <w:rsid w:val="00BA3019"/>
     <w:rPr>
-      <w:rFonts w:eastAsiaTheme="minorHAnsi"/>
-      <w:sz w:val="16"/>
-      <w:szCs w:val="16"/>
       <w:lang w:val="en-US" w:eastAsia="en-US"/>
     </w:rPr>
     <w:tblPr>
@@ -27372,9 +26303,6 @@
     <w:unhideWhenUsed/>
     <w:rsid w:val="00BA3019"/>
     <w:rPr>
-      <w:rFonts w:eastAsiaTheme="minorHAnsi"/>
-      <w:sz w:val="16"/>
-      <w:szCs w:val="16"/>
       <w:lang w:val="en-US" w:eastAsia="en-US"/>
     </w:rPr>
     <w:tblPr>
@@ -27412,9 +26340,6 @@
     <w:unhideWhenUsed/>
     <w:rsid w:val="00BA3019"/>
     <w:rPr>
-      <w:rFonts w:eastAsiaTheme="minorHAnsi"/>
-      <w:sz w:val="16"/>
-      <w:szCs w:val="16"/>
       <w:lang w:val="en-US" w:eastAsia="en-US"/>
     </w:rPr>
     <w:tblPr>
@@ -27465,9 +26390,6 @@
     <w:unhideWhenUsed/>
     <w:rsid w:val="00BA3019"/>
     <w:rPr>
-      <w:rFonts w:eastAsiaTheme="minorHAnsi"/>
-      <w:sz w:val="16"/>
-      <w:szCs w:val="16"/>
       <w:lang w:val="en-US" w:eastAsia="en-US"/>
     </w:rPr>
     <w:tblPr>
@@ -27541,9 +26463,6 @@
     <w:unhideWhenUsed/>
     <w:rsid w:val="00BA3019"/>
     <w:rPr>
-      <w:rFonts w:eastAsiaTheme="minorHAnsi"/>
-      <w:sz w:val="16"/>
-      <w:szCs w:val="16"/>
       <w:lang w:val="en-US" w:eastAsia="en-US"/>
     </w:rPr>
     <w:tblPr>
@@ -27604,9 +26523,6 @@
     <w:unhideWhenUsed/>
     <w:rsid w:val="00BA3019"/>
     <w:rPr>
-      <w:rFonts w:eastAsiaTheme="minorHAnsi"/>
-      <w:sz w:val="16"/>
-      <w:szCs w:val="16"/>
       <w:lang w:val="en-US" w:eastAsia="en-US"/>
     </w:rPr>
     <w:tblPr>
@@ -27673,9 +26589,6 @@
     <w:unhideWhenUsed/>
     <w:rsid w:val="00BA3019"/>
     <w:rPr>
-      <w:rFonts w:eastAsiaTheme="minorHAnsi"/>
-      <w:sz w:val="16"/>
-      <w:szCs w:val="16"/>
       <w:lang w:val="en-US" w:eastAsia="en-US"/>
     </w:rPr>
     <w:tblPr>
@@ -27745,9 +26658,6 @@
     <w:unhideWhenUsed/>
     <w:rsid w:val="00BA3019"/>
     <w:rPr>
-      <w:rFonts w:eastAsiaTheme="minorHAnsi"/>
-      <w:sz w:val="16"/>
-      <w:szCs w:val="16"/>
       <w:lang w:val="en-US" w:eastAsia="en-US"/>
     </w:rPr>
     <w:tblPr>
@@ -27820,11 +26730,8 @@
     <w:unhideWhenUsed/>
     <w:rsid w:val="00BA3019"/>
     <w:rPr>
-      <w:rFonts w:eastAsiaTheme="minorHAnsi"/>
       <w:b/>
       <w:bCs/>
-      <w:sz w:val="16"/>
-      <w:szCs w:val="16"/>
       <w:lang w:val="en-US" w:eastAsia="en-US"/>
     </w:rPr>
     <w:tblPr>
@@ -27912,9 +26819,6 @@
     <w:unhideWhenUsed/>
     <w:rsid w:val="00BA3019"/>
     <w:rPr>
-      <w:rFonts w:eastAsiaTheme="minorHAnsi"/>
-      <w:sz w:val="16"/>
-      <w:szCs w:val="16"/>
       <w:lang w:val="en-US" w:eastAsia="en-US"/>
     </w:rPr>
     <w:tblPr>
@@ -27983,9 +26887,6 @@
       <w:spacing w:after="0" w:line="240" w:lineRule="auto"/>
     </w:pPr>
     <w:rPr>
-      <w:rFonts w:eastAsiaTheme="minorHAnsi"/>
-      <w:sz w:val="16"/>
-      <w:szCs w:val="16"/>
       <w:lang w:val="en-US" w:eastAsia="en-US"/>
     </w:rPr>
     <w:tblPr>
@@ -28007,9 +26908,6 @@
     <w:unhideWhenUsed/>
     <w:rsid w:val="00BA3019"/>
     <w:rPr>
-      <w:rFonts w:eastAsiaTheme="minorHAnsi"/>
-      <w:sz w:val="16"/>
-      <w:szCs w:val="16"/>
       <w:lang w:val="en-US" w:eastAsia="en-US"/>
     </w:rPr>
     <w:tblPr>
@@ -28096,9 +26994,6 @@
     <w:unhideWhenUsed/>
     <w:rsid w:val="00BA3019"/>
     <w:rPr>
-      <w:rFonts w:eastAsiaTheme="minorHAnsi"/>
-      <w:sz w:val="16"/>
-      <w:szCs w:val="16"/>
       <w:lang w:val="en-US" w:eastAsia="en-US"/>
     </w:rPr>
     <w:tblPr>
@@ -28180,9 +27075,6 @@
     <w:unhideWhenUsed/>
     <w:rsid w:val="00BA3019"/>
     <w:rPr>
-      <w:rFonts w:eastAsiaTheme="minorHAnsi"/>
-      <w:sz w:val="16"/>
-      <w:szCs w:val="16"/>
       <w:lang w:val="en-US" w:eastAsia="en-US"/>
     </w:rPr>
     <w:tblPr>
@@ -28243,9 +27135,6 @@
     <w:unhideWhenUsed/>
     <w:rsid w:val="00BA3019"/>
     <w:rPr>
-      <w:rFonts w:eastAsiaTheme="minorHAnsi"/>
-      <w:sz w:val="16"/>
-      <w:szCs w:val="16"/>
       <w:lang w:val="en-US" w:eastAsia="en-US"/>
     </w:rPr>
     <w:tblPr>
@@ -28285,9 +27174,6 @@
     <w:unhideWhenUsed/>
     <w:rsid w:val="00BA3019"/>
     <w:rPr>
-      <w:rFonts w:eastAsiaTheme="minorHAnsi"/>
-      <w:sz w:val="16"/>
-      <w:szCs w:val="16"/>
       <w:lang w:val="en-US" w:eastAsia="en-US"/>
     </w:rPr>
     <w:tblPr>
@@ -28338,9 +27224,6 @@
     <w:unhideWhenUsed/>
     <w:rsid w:val="00BA3019"/>
     <w:rPr>
-      <w:rFonts w:eastAsiaTheme="minorHAnsi"/>
-      <w:sz w:val="16"/>
-      <w:szCs w:val="16"/>
       <w:lang w:val="en-US" w:eastAsia="en-US"/>
     </w:rPr>
     <w:tblPr>
@@ -28402,9 +27285,6 @@
     <w:unhideWhenUsed/>
     <w:rsid w:val="00BA3019"/>
     <w:rPr>
-      <w:rFonts w:eastAsiaTheme="minorHAnsi"/>
-      <w:sz w:val="16"/>
-      <w:szCs w:val="16"/>
       <w:lang w:val="en-US" w:eastAsia="en-US"/>
     </w:rPr>
     <w:tblPr>
@@ -28504,9 +27384,6 @@
     <w:unhideWhenUsed/>
     <w:rsid w:val="00BA3019"/>
     <w:rPr>
-      <w:rFonts w:eastAsiaTheme="minorHAnsi"/>
-      <w:sz w:val="16"/>
-      <w:szCs w:val="16"/>
       <w:lang w:val="en-US" w:eastAsia="en-US"/>
     </w:rPr>
     <w:tblPr>
@@ -28633,9 +27510,6 @@
     <w:unhideWhenUsed/>
     <w:rsid w:val="00BA3019"/>
     <w:rPr>
-      <w:rFonts w:eastAsiaTheme="minorHAnsi"/>
-      <w:sz w:val="16"/>
-      <w:szCs w:val="16"/>
       <w:lang w:val="en-US" w:eastAsia="en-US"/>
     </w:rPr>
     <w:tblPr>
@@ -28675,9 +27549,6 @@
     <w:unhideWhenUsed/>
     <w:rsid w:val="00BA3019"/>
     <w:rPr>
-      <w:rFonts w:eastAsiaTheme="minorHAnsi"/>
-      <w:sz w:val="16"/>
-      <w:szCs w:val="16"/>
       <w:lang w:val="en-US" w:eastAsia="en-US"/>
     </w:rPr>
     <w:tblPr>
@@ -28718,9 +27589,6 @@
     <w:unhideWhenUsed/>
     <w:rsid w:val="00BA3019"/>
     <w:rPr>
-      <w:rFonts w:eastAsiaTheme="minorHAnsi"/>
-      <w:sz w:val="16"/>
-      <w:szCs w:val="16"/>
       <w:lang w:val="en-US" w:eastAsia="en-US"/>
     </w:rPr>
     <w:tblPr/>
@@ -28818,9 +27686,6 @@
     <w:unhideWhenUsed/>
     <w:rsid w:val="00BA3019"/>
     <w:rPr>
-      <w:rFonts w:eastAsiaTheme="minorHAnsi"/>
-      <w:sz w:val="16"/>
-      <w:szCs w:val="16"/>
       <w:lang w:val="en-US" w:eastAsia="en-US"/>
     </w:rPr>
     <w:tblPr>
@@ -28858,9 +27723,6 @@
     <w:unhideWhenUsed/>
     <w:rsid w:val="00BA3019"/>
     <w:rPr>
-      <w:rFonts w:eastAsiaTheme="minorHAnsi"/>
-      <w:sz w:val="16"/>
-      <w:szCs w:val="16"/>
       <w:lang w:val="en-US" w:eastAsia="en-US"/>
     </w:rPr>
     <w:tblPr>
@@ -28954,9 +27816,6 @@
     <w:unhideWhenUsed/>
     <w:rsid w:val="00BA3019"/>
     <w:rPr>
-      <w:rFonts w:eastAsiaTheme="minorHAnsi"/>
-      <w:sz w:val="16"/>
-      <w:szCs w:val="16"/>
       <w:lang w:val="en-US" w:eastAsia="en-US"/>
     </w:rPr>
     <w:tblPr>
@@ -29042,9 +27901,6 @@
     <w:unhideWhenUsed/>
     <w:rsid w:val="00BA3019"/>
     <w:rPr>
-      <w:rFonts w:eastAsiaTheme="minorHAnsi"/>
-      <w:sz w:val="16"/>
-      <w:szCs w:val="16"/>
       <w:lang w:val="en-US" w:eastAsia="en-US"/>
     </w:rPr>
     <w:tblPr>
@@ -29066,9 +27922,6 @@
     <w:unhideWhenUsed/>
     <w:rsid w:val="00BA3019"/>
     <w:rPr>
-      <w:rFonts w:eastAsiaTheme="minorHAnsi"/>
-      <w:sz w:val="16"/>
-      <w:szCs w:val="16"/>
       <w:lang w:val="en-US" w:eastAsia="en-US"/>
     </w:rPr>
     <w:tblPr>
@@ -29109,9 +27962,6 @@
     <w:unhideWhenUsed/>
     <w:rsid w:val="00BA3019"/>
     <w:rPr>
-      <w:rFonts w:eastAsiaTheme="minorHAnsi"/>
-      <w:sz w:val="16"/>
-      <w:szCs w:val="16"/>
       <w:lang w:val="en-US" w:eastAsia="en-US"/>
     </w:rPr>
     <w:tblPr>
@@ -29152,9 +28002,6 @@
     <w:unhideWhenUsed/>
     <w:rsid w:val="00BA3019"/>
     <w:rPr>
-      <w:rFonts w:eastAsiaTheme="minorHAnsi"/>
-      <w:sz w:val="16"/>
-      <w:szCs w:val="16"/>
       <w:lang w:val="en-US" w:eastAsia="en-US"/>
     </w:rPr>
     <w:tblPr>
@@ -29364,7 +28211,6 @@
     <w:basedOn w:val="Quote"/>
     <w:next w:val="Normal"/>
     <w:uiPriority w:val="2"/>
-    <w:qFormat/>
     <w:rsid w:val="00BA3019"/>
     <w:pPr>
       <w:numPr>
@@ -29386,9 +28232,6 @@
       <w:spacing w:after="0" w:line="240" w:lineRule="auto"/>
     </w:pPr>
     <w:rPr>
-      <w:rFonts w:eastAsiaTheme="minorHAnsi"/>
-      <w:sz w:val="16"/>
-      <w:szCs w:val="16"/>
       <w:lang w:val="en-US" w:eastAsia="en-US"/>
     </w:rPr>
     <w:tblPr>
@@ -29447,35 +28290,6 @@
       </w:docPartPr>
       <w:docPartBody>
         <w:p>
-          <w:r>
-            <w:rPr>
-              <w:rStyle w:val="PlaceholderText"/>
-            </w:rPr>
-            <w:t>Click or tap here to enter text.</w:t>
-          </w:r>
-        </w:p>
-      </w:docPartBody>
-    </w:docPart>
-    <w:docPart>
-      <w:docPartPr>
-        <w:name w:val="6942C0ACC20B4FA3A455AB8BDDEAFE2F"/>
-        <w:category>
-          <w:name w:val="General"/>
-          <w:gallery w:val="placeholder"/>
-        </w:category>
-        <w:types>
-          <w:type w:val="bbPlcHdr"/>
-        </w:types>
-        <w:behaviors>
-          <w:behavior w:val="content"/>
-        </w:behaviors>
-        <w:guid w:val="{9BE237FA-B0C2-4433-92CD-C55269B0D13A}"/>
-      </w:docPartPr>
-      <w:docPartBody>
-        <w:p>
-          <w:pPr>
-            <w:pStyle w:val="6942C0ACC20B4FA3A455AB8BDDEAFE2F"/>
-          </w:pPr>
           <w:r>
             <w:rPr>
               <w:rStyle w:val="PlaceholderText"/>
@@ -29598,6 +28412,93 @@
         </w:p>
       </w:docPartBody>
     </w:docPart>
+    <w:docPart>
+      <w:docPartPr>
+        <w:name w:val="2C2C446DBB74459B9D05B1615185272A"/>
+        <w:category>
+          <w:name w:val="General"/>
+          <w:gallery w:val="placeholder"/>
+        </w:category>
+        <w:types>
+          <w:type w:val="bbPlcHdr"/>
+        </w:types>
+        <w:behaviors>
+          <w:behavior w:val="content"/>
+        </w:behaviors>
+        <w:guid w:val="{AB8147AE-D20D-42FC-8F24-F6C342634CB9}"/>
+      </w:docPartPr>
+      <w:docPartBody>
+        <w:p>
+          <w:pPr>
+            <w:pStyle w:val="2C2C446DBB74459B9D05B1615185272A"/>
+          </w:pPr>
+          <w:r>
+            <w:rPr>
+              <w:rStyle w:val="PlaceholderText"/>
+            </w:rPr>
+            <w:t>Click or tap here to enter text.</w:t>
+          </w:r>
+        </w:p>
+      </w:docPartBody>
+    </w:docPart>
+    <w:docPart>
+      <w:docPartPr>
+        <w:name w:val="F16D4EC2535048E3BB7216EC8086B264"/>
+        <w:category>
+          <w:name w:val="General"/>
+          <w:gallery w:val="placeholder"/>
+        </w:category>
+        <w:types>
+          <w:type w:val="bbPlcHdr"/>
+        </w:types>
+        <w:behaviors>
+          <w:behavior w:val="content"/>
+        </w:behaviors>
+        <w:guid w:val="{C0855D59-0F1C-4B55-B528-F842E064C8C0}"/>
+      </w:docPartPr>
+      <w:docPartBody>
+        <w:p>
+          <w:pPr>
+            <w:pStyle w:val="F16D4EC2535048E3BB7216EC8086B264"/>
+          </w:pPr>
+          <w:r>
+            <w:rPr>
+              <w:rStyle w:val="PlaceholderText"/>
+            </w:rPr>
+            <w:t>Click or tap here to enter text.</w:t>
+          </w:r>
+        </w:p>
+      </w:docPartBody>
+    </w:docPart>
+    <w:docPart>
+      <w:docPartPr>
+        <w:name w:val="F197F5B92AC64CF5B283ACB43D35B3B5"/>
+        <w:category>
+          <w:name w:val="General"/>
+          <w:gallery w:val="placeholder"/>
+        </w:category>
+        <w:types>
+          <w:type w:val="bbPlcHdr"/>
+        </w:types>
+        <w:behaviors>
+          <w:behavior w:val="content"/>
+        </w:behaviors>
+        <w:guid w:val="{31E7EFB6-735D-4173-A502-8BE85ED3E2AA}"/>
+      </w:docPartPr>
+      <w:docPartBody>
+        <w:p>
+          <w:pPr>
+            <w:pStyle w:val="F197F5B92AC64CF5B283ACB43D35B3B5"/>
+          </w:pPr>
+          <w:r>
+            <w:rPr>
+              <w:rStyle w:val="PlaceholderText"/>
+            </w:rPr>
+            <w:t>Click or tap here to enter text.</w:t>
+          </w:r>
+        </w:p>
+      </w:docPartBody>
+    </w:docPart>
   </w:docParts>
 </w:glossaryDocument>
 </file>
@@ -29687,6 +28588,7 @@
     <w:rsid w:val="00812141"/>
     <w:rsid w:val="00817E50"/>
     <w:rsid w:val="00817F60"/>
+    <w:rsid w:val="00827C01"/>
     <w:rsid w:val="0089231B"/>
     <w:rsid w:val="008C3096"/>
     <w:rsid w:val="00AA0C52"/>
@@ -29694,6 +28596,8 @@
     <w:rsid w:val="00C4474E"/>
     <w:rsid w:val="00C63E14"/>
     <w:rsid w:val="00CC3CD8"/>
+    <w:rsid w:val="00D9337D"/>
+    <w:rsid w:val="00E06091"/>
     <w:rsid w:val="00E5711F"/>
     <w:rsid w:val="00E84B36"/>
     <w:rsid w:val="00FE2E14"/>
@@ -30152,7 +29056,7 @@
     <w:basedOn w:val="DefaultParagraphFont"/>
     <w:uiPriority w:val="99"/>
     <w:semiHidden/>
-    <w:rsid w:val="0089231B"/>
+    <w:rsid w:val="00D9337D"/>
     <w:rPr>
       <w:color w:val="666666"/>
     </w:rPr>
@@ -30172,6 +29076,41 @@
   <w:style w:type="paragraph" w:customStyle="1" w:styleId="3C8D664EF9864DDCAD46BF7DABA46242">
     <w:name w:val="3C8D664EF9864DDCAD46BF7DABA46242"/>
     <w:rsid w:val="0089231B"/>
+  </w:style>
+  <w:style w:type="paragraph" w:customStyle="1" w:styleId="16A918D29CAD4DAEB6D6C1CF177B65CF">
+    <w:name w:val="16A918D29CAD4DAEB6D6C1CF177B65CF"/>
+    <w:rsid w:val="00D9337D"/>
+    <w:rPr>
+      <w:lang w:val="en-US" w:eastAsia="en-US"/>
+    </w:rPr>
+  </w:style>
+  <w:style w:type="paragraph" w:customStyle="1" w:styleId="5EBE302D4C8649F59ED08311CB71747E">
+    <w:name w:val="5EBE302D4C8649F59ED08311CB71747E"/>
+    <w:rsid w:val="00D9337D"/>
+    <w:rPr>
+      <w:lang w:val="en-US" w:eastAsia="en-US"/>
+    </w:rPr>
+  </w:style>
+  <w:style w:type="paragraph" w:customStyle="1" w:styleId="2C2C446DBB74459B9D05B1615185272A">
+    <w:name w:val="2C2C446DBB74459B9D05B1615185272A"/>
+    <w:rsid w:val="00D9337D"/>
+    <w:rPr>
+      <w:lang w:val="en-US" w:eastAsia="en-US"/>
+    </w:rPr>
+  </w:style>
+  <w:style w:type="paragraph" w:customStyle="1" w:styleId="F16D4EC2535048E3BB7216EC8086B264">
+    <w:name w:val="F16D4EC2535048E3BB7216EC8086B264"/>
+    <w:rsid w:val="00D9337D"/>
+    <w:rPr>
+      <w:lang w:val="en-US" w:eastAsia="en-US"/>
+    </w:rPr>
+  </w:style>
+  <w:style w:type="paragraph" w:customStyle="1" w:styleId="F197F5B92AC64CF5B283ACB43D35B3B5">
+    <w:name w:val="F197F5B92AC64CF5B283ACB43D35B3B5"/>
+    <w:rsid w:val="00D9337D"/>
+    <w:rPr>
+      <w:lang w:val="en-US" w:eastAsia="en-US"/>
+    </w:rPr>
   </w:style>
 </w:styles>
 </file>
@@ -30518,7 +29457,7 @@
 </we:webextension>
 </file>
 
-<file path=customXml/item1.xml>��< ? x m l   v e r s i o n = " 1 . 0 "   e n c o d i n g = " u t f - 1 6 " ? > < N a v W o r d R e p o r t X m l P a r t   x m l n s = " u r n : m i c r o s o f t - d y n a m i c s - n a v / r e p o r t s / C u s t o m e r _ O r d e r _ S u m m a r y / 1 0 7 / " > +<file path=customXml/item1.xml>��< ? x m l   v e r s i o n = " 1 . 0 "   e n c o d i n g = " u t f - 1 6 " ? > < N a v W o r d R e p o r t X m l P a r t   x m l n s = " u r n : m i c r o s o f t - d y n a m i c s - b u s i n e s s c e n t r a l / i n t e r n a l / e x t e n d e d / r e p o r t s / C u s t o m e r _ O r d e r _ S u m m a r y / 1 0 7 / " >   
      < B C R e p o r t I n f o r m a t i o n >   
@@ -30666,214 +29605,266 @@
  
      < L a b e l s >   
-         < A b o u t T h e R e p o r t L a b e l > A b o u t T h e R e p o r t L a b e l < / A b o u t T h e R e p o r t L a b e l > - 
-         < A f t e r 1 L b l > A f t e r 1 L b l < / A f t e r 1 L b l > - 
-         < A f t e r L b l > A f t e r L b l < / A f t e r L b l > - 
-         < B e f o r e 1 L b l > B e f o r e 1 L b l < / B e f o r e 1 L b l > - 
-         < B e f o r e L b l > B e f o r e L b l < / B e f o r e L b l > - 
-         < C o m p a n y L a b e l > C o m p a n y L a b e l < / C o m p a n y L a b e l > - 
-         < C u r r e n c y C o d e _ S a l e s L i n e C a p t i o n > C u r r e n c y C o d e _ S a l e s L i n e C a p t i o n < / C u r r e n c y C o d e _ S a l e s L i n e C a p t i o n > - 
-         < C u s t o m e r N a m e L b l > C u s t o m e r N a m e L b l < / C u s t o m e r N a m e L b l > - 
-         < C u s t o m e r N o L b l > C u s t o m e r N o L b l < / C u s t o m e r N o L b l > - 
-         < C u s t o m e r O r d e r S u m m a r y > C u s t o m e r O r d e r S u m m a r y < / C u s t o m e r O r d e r S u m m a r y > - 
-         < C u s t o m e r O r d e r S u m m a r y A n a l y s i s > C u s t o m e r O r d e r S u m m a r y A n a l y s i s < / C u s t o m e r O r d e r S u m m a r y A n a l y s i s > - 
-         < C u s t o m e r O r d e r S u m m a r y P r i n t > C u s t o m e r O r d e r S u m m a r y P r i n t < / C u s t o m e r O r d e r S u m m a r y P r i n t > - 
-         < C u s t O r d e r S u m m a r y L C Y P r i n t > C u s t O r d e r S u m m a r y L C Y P r i n t < / C u s t O r d e r S u m m a r y L C Y P r i n t > - 
-         < D a t a R e t r i e v e d > D a t a R e t r i e v e d < / D a t a R e t r i e v e d > - 
-         < D o c u m e n t a t i o n L a b e l > D o c u m e n t a t i o n L a b e l < / D o c u m e n t a t i o n L a b e l > - 
-         < E n v i r o n m e n t L a b e l > E n v i r o n m e n t L a b e l < / E n v i r o n m e n t L a b e l > - 
-         < N a m e _ C u s t C a p t i o n > N a m e _ C u s t C a p t i o n < / N a m e _ C u s t C a p t i o n > - 
-         < O u t s t a n d i n g O r d e r s L b l > O u t s t a n d i n g O r d e r s L b l < / O u t s t a n d i n g O r d e r s L b l > - 
-         < P e r i o d 2 E n d D a t e L b l > P e r i o d 2 E n d D a t e L b l < / P e r i o d 2 E n d D a t e L b l > - 
-         < P e r i o d 2 S t a r t D a t e L b l > P e r i o d 2 S t a r t D a t e L b l < / P e r i o d 2 S t a r t D a t e L b l > - 
-         < P e r i o d 3 E n d D a t e L b l > P e r i o d 3 E n d D a t e L b l < / P e r i o d 3 E n d D a t e L b l > - 
-         < P e r i o d 3 S t a r t D a t e L b l > P e r i o d 3 S t a r t D a t e L b l < / P e r i o d 3 S t a r t D a t e L b l > - 
-         < P e r i o d 4 E n d D a t e L b l > P e r i o d 4 E n d D a t e L b l < / P e r i o d 4 E n d D a t e L b l > - 
-         < P e r i o d 4 S t a r t D a t e L b l > P e r i o d 4 S t a r t D a t e L b l < / P e r i o d 4 S t a r t D a t e L b l > - 
-         < P o s t i n g D a t e F i l t e r L a b e l > P o s t i n g D a t e F i l t e r L a b e l < / P o s t i n g D a t e F i l t e r L a b e l > - 
-         < R e p o r t N a m e L a b e l > R e p o r t N a m e L a b e l < / R e p o r t N a m e L a b e l > - 
-         < R u n O n L a b e l > R u n O n L a b e l < / R u n O n L a b e l > - 
-         < S a l e s A m t O n O r d e r 2 L b l > S a l e s A m t O n O r d e r 2 L b l < / S a l e s A m t O n O r d e r 2 L b l > - 
-         < S a l e s A m t O n O r d e r 3 L b l > S a l e s A m t O n O r d e r 3 L b l < / S a l e s A m t O n O r d e r 3 L b l > - 
-         < S a l e s A m t O n O r d e r 4 L b l > S a l e s A m t O n O r d e r 4 L b l < / S a l e s A m t O n O r d e r 4 L b l > - 
-         < S a l e s A m t O n O r d e r L C Y 2 L b l > S a l e s A m t O n O r d e r L C Y 2 L b l < / S a l e s A m t O n O r d e r L C Y 2 L b l > - 
-         < S a l e s A m t O n O r d e r L C Y 3 L b l > S a l e s A m t O n O r d e r L C Y 3 L b l < / S a l e s A m t O n O r d e r L C Y 3 L b l > - 
-         < S a l e s A m t O n O r d e r L C Y 4 L b l > S a l e s A m t O n O r d e r L C Y 4 L b l < / S a l e s A m t O n O r d e r L C Y 4 L b l > - 
-         < S a l e s L i n e B i l l t o N o _ C u s t o m e r C a p t i o n > S a l e s L i n e B i l l t o N o _ C u s t o m e r C a p t i o n < / S a l e s L i n e B i l l t o N o _ C u s t o m e r C a p t i o n > - 
-         < S t a r t i n g D a t e L b l > S t a r t i n g D a t e L b l < / S t a r t i n g D a t e L b l > - 
-         < T o t a l C a p t i o n L b l > T o t a l C a p t i o n L b l < / T o t a l C a p t i o n L b l > - 
-         < T o t a l L C Y C a p t i o n L b l > T o t a l L C Y C a p t i o n L b l < / T o t a l L C Y C a p t i o n L b l > - 
-         < U s e r L a b e l > U s e r L a b e l < / U s e r L a b e l > +         < A b o u t T h e R e p o r t L a b e l   E l e m e n t T y p e = " P a r a m e t e r "   E l e m e n t I d = " 1 6 7 7 9 2 0 0 1 "   D a t a T y p e = " S t r i n g " > A b o u t T h e R e p o r t L a b e l < / A b o u t T h e R e p o r t L a b e l > + 
+         < A f t e r 1 L b l   E l e m e n t T y p e = " P a r a m e t e r "   E l e m e n t I d = " 4 0 1 8 5 6 8 7 8 "   D a t a T y p e = " S t r i n g " > A f t e r 1 L b l < / A f t e r 1 L b l > + 
+         < A f t e r L b l   E l e m e n t T y p e = " P a r a m e t e r "   E l e m e n t I d = " 1 2 7 1 8 0 7 9 7 3 "   D a t a T y p e = " S t r i n g " > A f t e r L b l < / A f t e r L b l > + 
+         < B e f o r e 1 L b l   E l e m e n t T y p e = " P a r a m e t e r "   E l e m e n t I d = " 2 0 9 5 1 1 6 0 0 7 "   D a t a T y p e = " S t r i n g " > B e f o r e 1 L b l < / B e f o r e 1 L b l > + 
+         < B e f o r e L b l   E l e m e n t T y p e = " P a r a m e t e r "   E l e m e n t I d = " 6 6 4 5 2 8 4 7 0 "   D a t a T y p e = " S t r i n g " > B e f o r e L b l < / B e f o r e L b l > + 
+         < C o m p a n y L a b e l   E l e m e n t T y p e = " P a r a m e t e r "   E l e m e n t I d = " 3 4 6 7 6 0 3 4 8 "   D a t a T y p e = " S t r i n g " > C o m p a n y L a b e l < / C o m p a n y L a b e l > + 
+         < C u r r e n c y C o d e _ S a l e s L i n e C a p t i o n   E l e m e n t T y p e = " P a r a m e t e r "   E l e m e n t I d = " 4 5 8 4 1 7 3 0 2 "   D a t a T y p e = " S t r i n g " > C u r r e n c y C o d e _ S a l e s L i n e C a p t i o n < / C u r r e n c y C o d e _ S a l e s L i n e C a p t i o n > + 
+         < C u s t o m e r N a m e L b l   E l e m e n t T y p e = " P a r a m e t e r "   E l e m e n t I d = " 1 2 7 4 0 4 5 5 1 6 "   D a t a T y p e = " S t r i n g " > C u s t o m e r N a m e L b l < / C u s t o m e r N a m e L b l > + 
+         < C u s t o m e r N o L b l   E l e m e n t T y p e = " P a r a m e t e r "   E l e m e n t I d = " 7 5 1 2 0 1 9 3 0 "   D a t a T y p e = " S t r i n g " > C u s t o m e r N o L b l < / C u s t o m e r N o L b l > + 
+         < C u s t o m e r O r d e r S u m m a r y   E l e m e n t T y p e = " P a r a m e t e r "   E l e m e n t I d = " 1 5 1 2 3 9 8 1 0 1 "   D a t a T y p e = " S t r i n g " > C u s t o m e r O r d e r S u m m a r y < / C u s t o m e r O r d e r S u m m a r y > + 
+         < C u s t o m e r O r d e r S u m m a r y A n a l y s i s   E l e m e n t T y p e = " P a r a m e t e r "   E l e m e n t I d = " 1 2 8 9 1 6 0 5 5 "   D a t a T y p e = " S t r i n g " > C u s t o m e r O r d e r S u m m a r y A n a l y s i s < / C u s t o m e r O r d e r S u m m a r y A n a l y s i s > + 
+         < C u s t o m e r O r d e r S u m m a r y P r i n t   E l e m e n t T y p e = " P a r a m e t e r "   E l e m e n t I d = " 1 9 6 5 8 1 4 0 8 6 "   D a t a T y p e = " S t r i n g " > C u s t o m e r O r d e r S u m m a r y P r i n t < / C u s t o m e r O r d e r S u m m a r y P r i n t > + 
+         < C u s t O r d e r S u m m a r y L C Y P r i n t   E l e m e n t T y p e = " P a r a m e t e r "   E l e m e n t I d = " 1 0 9 2 4 2 6 5 6 1 "   D a t a T y p e = " S t r i n g " > C u s t O r d e r S u m m a r y L C Y P r i n t < / C u s t O r d e r S u m m a r y L C Y P r i n t > + 
+         < D a t a R e t r i e v e d   E l e m e n t T y p e = " P a r a m e t e r "   E l e m e n t I d = " 2 9 1 9 1 1 8 0 7 "   D a t a T y p e = " S t r i n g " > D a t a R e t r i e v e d < / D a t a R e t r i e v e d > + 
+         < D o c u m e n t a t i o n L a b e l   E l e m e n t T y p e = " P a r a m e t e r "   E l e m e n t I d = " 1 7 3 8 9 2 4 8 1 5 "   D a t a T y p e = " S t r i n g " > D o c u m e n t a t i o n L a b e l < / D o c u m e n t a t i o n L a b e l > + 
+         < E n v i r o n m e n t L a b e l   E l e m e n t T y p e = " P a r a m e t e r "   E l e m e n t I d = " 8 1 8 8 1 6 5 9 0 "   D a t a T y p e = " S t r i n g " > E n v i r o n m e n t L a b e l < / E n v i r o n m e n t L a b e l > + 
+         < N a m e _ C u s t C a p t i o n   E l e m e n t T y p e = " P a r a m e t e r "   E l e m e n t I d = " 1 3 8 0 5 0 6 7 2 4 "   D a t a T y p e = " S t r i n g " > N a m e _ C u s t C a p t i o n < / N a m e _ C u s t C a p t i o n > + 
+         < O u t s t a n d i n g O r d e r s L b l   E l e m e n t T y p e = " P a r a m e t e r "   E l e m e n t I d = " 2 0 0 4 3 6 8 0 7 2 "   D a t a T y p e = " S t r i n g " > O u t s t a n d i n g O r d e r s L b l < / O u t s t a n d i n g O r d e r s L b l > + 
+         < P e r i o d 2 E n d D a t e L b l   E l e m e n t T y p e = " P a r a m e t e r "   E l e m e n t I d = " 1 3 4 0 2 9 9 9 0 9 "   D a t a T y p e = " S t r i n g " > P e r i o d 2 E n d D a t e L b l < / P e r i o d 2 E n d D a t e L b l > + 
+         < P e r i o d 2 S t a r t D a t e L b l   E l e m e n t T y p e = " P a r a m e t e r "   E l e m e n t I d = " 3 5 9 9 5 7 4 8 "   D a t a T y p e = " S t r i n g " > P e r i o d 2 S t a r t D a t e L b l < / P e r i o d 2 S t a r t D a t e L b l > + 
+         < P e r i o d 3 E n d D a t e L b l   E l e m e n t T y p e = " P a r a m e t e r "   E l e m e n t I d = " 4 3 9 7 2 9 8 3 8 "   D a t a T y p e = " S t r i n g " > P e r i o d 3 E n d D a t e L b l < / P e r i o d 3 E n d D a t e L b l > + 
+         < P e r i o d 3 S t a r t D a t e L b l   E l e m e n t T y p e = " P a r a m e t e r "   E l e m e n t I d = " 1 6 1 4 0 6 0 2 9 "   D a t a T y p e = " S t r i n g " > P e r i o d 3 S t a r t D a t e L b l < / P e r i o d 3 S t a r t D a t e L b l > + 
+         < P e r i o d 4 E n d D a t e L b l   E l e m e n t T y p e = " P a r a m e t e r "   E l e m e n t I d = " 1 3 5 9 3 1 5 5 0 7 "   D a t a T y p e = " S t r i n g " > P e r i o d 4 E n d D a t e L b l < / P e r i o d 4 E n d D a t e L b l > + 
+         < P e r i o d 4 S t a r t D a t e L b l   E l e m e n t T y p e = " P a r a m e t e r "   E l e m e n t I d = " 1 3 6 1 4 7 7 3 5 8 "   D a t a T y p e = " S t r i n g " > P e r i o d 4 S t a r t D a t e L b l < / P e r i o d 4 S t a r t D a t e L b l > + 
+         < P o s t i n g D a t e F i l t e r L a b e l   E l e m e n t T y p e = " P a r a m e t e r "   E l e m e n t I d = " 1 4 3 3 4 5 4 0 1 7 "   D a t a T y p e = " S t r i n g " > P o s t i n g D a t e F i l t e r L a b e l < / P o s t i n g D a t e F i l t e r L a b e l > + 
+         < R e p o r t N a m e L a b e l   E l e m e n t T y p e = " P a r a m e t e r "   E l e m e n t I d = " 1 0 2 2 2 9 2 9 8 2 "   D a t a T y p e = " S t r i n g " > R e p o r t N a m e L a b e l < / R e p o r t N a m e L a b e l > + 
+         < R u n O n L a b e l   E l e m e n t T y p e = " P a r a m e t e r "   E l e m e n t I d = " 1 1 1 9 0 3 7 5 9 5 "   D a t a T y p e = " S t r i n g " > R u n O n L a b e l < / R u n O n L a b e l > + 
+         < S a l e s A m t O n O r d e r 2 L b l   E l e m e n t T y p e = " P a r a m e t e r "   E l e m e n t I d = " 2 0 7 7 7 8 8 0 7 4 "   D a t a T y p e = " S t r i n g " > S a l e s A m t O n O r d e r 2 L b l < / S a l e s A m t O n O r d e r 2 L b l > + 
+         < S a l e s A m t O n O r d e r 3 L b l   E l e m e n t T y p e = " P a r a m e t e r "   E l e m e n t I d = " 9 0 4 0 2 1 1 3 1 "   D a t a T y p e = " S t r i n g " > S a l e s A m t O n O r d e r 3 L b l < / S a l e s A m t O n O r d e r 3 L b l > + 
+         < S a l e s A m t O n O r d e r 4 L b l   E l e m e n t T y p e = " P a r a m e t e r "   E l e m e n t I d = " 1 3 5 8 4 8 5 0 1 2 "   D a t a T y p e = " S t r i n g " > S a l e s A m t O n O r d e r 4 L b l < / S a l e s A m t O n O r d e r 4 L b l > + 
+         < S a l e s A m t O n O r d e r L C Y 2 L b l   E l e m e n t T y p e = " P a r a m e t e r "   E l e m e n t I d = " 6 0 6 1 8 4 8 2 8 "   D a t a T y p e = " S t r i n g " > S a l e s A m t O n O r d e r L C Y 2 L b l < / S a l e s A m t O n O r d e r L C Y 2 L b l > + 
+         < S a l e s A m t O n O r d e r L C Y 3 L b l   E l e m e n t T y p e = " P a r a m e t e r "   E l e m e n t I d = " 2 0 9 9 7 7 7 1 2 5 "   D a t a T y p e = " S t r i n g " > S a l e s A m t O n O r d e r L C Y 3 L b l < / S a l e s A m t O n O r d e r L C Y 3 L b l > + 
+         < S a l e s A m t O n O r d e r L C Y 4 L b l   E l e m e n t T y p e = " P a r a m e t e r "   E l e m e n t I d = " 1 4 4 3 7 0 5 6 6 2 "   D a t a T y p e = " S t r i n g " > S a l e s A m t O n O r d e r L C Y 4 L b l < / S a l e s A m t O n O r d e r L C Y 4 L b l > + 
+         < S a l e s L i n e B i l l t o N o _ C u s t o m e r C a p t i o n   E l e m e n t T y p e = " P a r a m e t e r "   E l e m e n t I d = " 8 7 8 5 6 1 4 7 3 "   D a t a T y p e = " S t r i n g " > S a l e s L i n e B i l l t o N o _ C u s t o m e r C a p t i o n < / S a l e s L i n e B i l l t o N o _ C u s t o m e r C a p t i o n > + 
+         < S t a r t i n g D a t e L b l   E l e m e n t T y p e = " P a r a m e t e r "   E l e m e n t I d = " 4 3 9 3 8 1 8 8 3 "   D a t a T y p e = " S t r i n g " > S t a r t i n g D a t e L b l < / S t a r t i n g D a t e L b l > + 
+         < T o t a l C a p t i o n L b l   E l e m e n t T y p e = " P a r a m e t e r "   E l e m e n t I d = " 5 6 4 3 1 2 5 2 5 "   D a t a T y p e = " S t r i n g " > T o t a l C a p t i o n L b l < / T o t a l C a p t i o n L b l > + 
+         < T o t a l L C Y C a p t i o n L b l   E l e m e n t T y p e = " P a r a m e t e r "   E l e m e n t I d = " 5 3 1 7 0 3 1 2 5 "   D a t a T y p e = " S t r i n g " > T o t a l L C Y C a p t i o n L b l < / T o t a l L C Y C a p t i o n L b l > + 
+         < U s e r L a b e l   E l e m e n t T y p e = " P a r a m e t e r "   E l e m e n t I d = " 8 4 8 8 1 6 7 9 4 "   D a t a T y p e = " S t r i n g " > U s e r L a b e l < / U s e r L a b e l >   
      < / L a b e l s >   
-     < C u s t o m e r > - 
-         < A f t e r C a p t i o n > A f t e r C a p t i o n < / A f t e r C a p t i o n > - 
-         < A l l a m o u n t s a r e i n L C Y C a p t i o n > A l l a m o u n t s a r e i n L C Y C a p t i o n < / A l l a m o u n t s a r e i n L C Y C a p t i o n > - 
-         < A l l A m o u n t s A r e I n L C Y T x t > A l l A m o u n t s A r e I n L C Y T x t < / A l l A m o u n t s A r e I n L C Y T x t > - 
-         < B e f o r e C a p t i o n > B e f o r e C a p t i o n < / B e f o r e C a p t i o n > - 
-         < C o m p a n y N a m e > C o m p a n y N a m e < / C o m p a n y N a m e > - 
-         < C u s t F i l t e r > C u s t F i l t e r < / C u s t F i l t e r > - 
-         < C u s t F i l t e r 1 > C u s t F i l t e r 1 < / C u s t F i l t e r 1 > - 
-         < C u s t o m e r N a m e C a p t i o n > C u s t o m e r N a m e C a p t i o n < / C u s t o m e r N a m e C a p t i o n > - 
-         < C u s t o m e r N o C a p t i o n > C u s t o m e r N o C a p t i o n < / C u s t o m e r N o C a p t i o n > - 
-         < C u s t o m e r O r d e r S u m m a r y C a p t i o n > C u s t o m e r O r d e r S u m m a r y C a p t i o n < / C u s t o m e r O r d e r S u m m a r y C a p t i o n > - 
-         < N o _ C u s t > N o _ C u s t < / N o _ C u s t > - 
-         < O u t s t a n d i n g O r d e r s C a p t i o n > O u t s t a n d i n g O r d e r s C a p t i o n < / O u t s t a n d i n g O r d e r s C a p t i o n > - 
-         < P a g e N o C a p t i o n > P a g e N o C a p t i o n < / P a g e N o C a p t i o n > - 
-         < P e r i o d S t a r t D a t e 1 > P e r i o d S t a r t D a t e 1 < / P e r i o d S t a r t D a t e 1 > - 
-         < P e r i o d S t a r t D a t e 2 > P e r i o d S t a r t D a t e 2 < / P e r i o d S t a r t D a t e 2 > - 
-         < P e r i o d S t a r t D a t e 2 1 > P e r i o d S t a r t D a t e 2 1 < / P e r i o d S t a r t D a t e 2 1 > - 
-         < P e r i o d S t a r t D a t e 3 > P e r i o d S t a r t D a t e 3 < / P e r i o d S t a r t D a t e 3 > - 
-         < P e r i o d S t a r t D a t e 3 1 > P e r i o d S t a r t D a t e 3 1 < / P e r i o d S t a r t D a t e 3 1 > - 
-         < P e r i o d S t a r t D a t e 4 1 > P e r i o d S t a r t D a t e 4 1 < / P e r i o d S t a r t D a t e 4 1 > - 
-         < P r i n t A m o u n t s I n L C Y > P r i n t A m o u n t s I n L C Y < / P r i n t A m o u n t s I n L C Y > - 
-         < S a l e s A m t O n O r d e r L C Y 1 > S a l e s A m t O n O r d e r L C Y 1 < / S a l e s A m t O n O r d e r L C Y 1 > - 
-         < S a l e s A m t O n O r d e r L C Y 2 > S a l e s A m t O n O r d e r L C Y 2 < / S a l e s A m t O n O r d e r L C Y 2 > - 
-         < S a l e s A m t O n O r d e r L C Y 3 > S a l e s A m t O n O r d e r L C Y 3 < / S a l e s A m t O n O r d e r L C Y 3 > - 
-         < S a l e s A m t O n O r d e r L C Y 4 > S a l e s A m t O n O r d e r L C Y 4 < / S a l e s A m t O n O r d e r L C Y 4 > - 
-         < S a l e s A m t O n O r d e r L C Y 5 > S a l e s A m t O n O r d e r L C Y 5 < / S a l e s A m t O n O r d e r L C Y 5 > - 
-         < S a l e s O r d e r A m o u n t L C Y > S a l e s O r d e r A m o u n t L C Y < / S a l e s O r d e r A m o u n t L C Y > - 
-         < T o t a l C a p t i o n > T o t a l C a p t i o n < / T o t a l C a p t i o n > - 
-         < T o t a l L C Y C a p t i o n > T o t a l L C Y C a p t i o n < / T o t a l L C Y C a p t i o n > - 
-         < S a l e s _ L i n e > - 
-             < C u r r e n c y C o d e _ S a l e s L i n e > C u r r e n c y C o d e _ S a l e s L i n e < / C u r r e n c y C o d e _ S a l e s L i n e > - 
-             < G r o u p N u m b e r > G r o u p N u m b e r < / G r o u p N u m b e r > - 
-             < N a m e _ C u s t > N a m e _ C u s t < / N a m e _ C u s t > - 
-             < S a l e s A m t O n O r d e r 1 > S a l e s A m t O n O r d e r 1 < / S a l e s A m t O n O r d e r 1 > - 
-             < S a l e s A m t O n O r d e r 2 > S a l e s A m t O n O r d e r 2 < / S a l e s A m t O n O r d e r 2 > - 
-             < S a l e s A m t O n O r d e r 3 > S a l e s A m t O n O r d e r 3 < / S a l e s A m t O n O r d e r 3 > - 
-             < S a l e s A m t O n O r d e r 4 > S a l e s A m t O n O r d e r 4 < / S a l e s A m t O n O r d e r 4 > - 
-             < S a l e s A m t O n O r d e r 5 > S a l e s A m t O n O r d e r 5 < / S a l e s A m t O n O r d e r 5 > - 
-             < S a l e s L i n e B i l l t o N o _ C u s t o m e r > S a l e s L i n e B i l l t o N o _ C u s t o m e r < / S a l e s L i n e B i l l t o N o _ C u s t o m e r > - 
-             < S a l e s O r d e r A m o u n t > S a l e s O r d e r A m o u n t < / S a l e s O r d e r A m o u n t > +     < T o o l t i p s > + 
+         < T o o l t i p   c o l u m n = " N o _ C u s t "   E l e m e n t I d = " 6 0 3 9 7 0 8 4 6 " > + 
+             < T o o l t i p T e x t   l a n g = " e n - U S " > S p e c i f i e s   t h e   n u m b e r   o f   t h e   c u s t o m e r .   T h e   f i e l d   i s   e i t h e r   f i l l e d   a u t o m a t i c a l l y   f r o m   a   d e f i n e d   n u m b e r   s e r i e s ,   o r   y o u   e n t e r   t h e   n u m b e r   m a n u a l l y   b e c a u s e   y o u   h a v e   e n a b l e d   m a n u a l   n u m b e r   e n t r y   i n   t h e   n u m b e r - s e r i e s   s e t u p . < / T o o l t i p T e x t > + 
+         < / T o o l t i p > + 
+         < T o o l t i p   c o l u m n = " C u r r e n c y C o d e _ S a l e s L i n e "   E l e m e n t I d = " 4 5 8 4 1 7 3 0 2 " > + 
+             < T o o l t i p T e x t   l a n g = " e n - U S " > S p e c i f i e s   t h e   c u r r e n c y   t h a t   i s   u s e d   o n   t h e   e n t r y . < / T o o l t i p T e x t > + 
+         < / T o o l t i p > + 
+         < T o o l t i p   c o l u m n = " N a m e _ C u s t "   E l e m e n t I d = " 1 3 8 0 5 0 6 7 2 4 " > + 
+             < T o o l t i p T e x t   l a n g = " e n - U S " > S p e c i f i e s   t h e   c u s t o m e r ' s   n a m e   t h a t   a p p e a r s   o n   a l l   r e l a t e d   d o c u m e n t s .   F o r   c o m p a n i e s ,   s p e c i f y   t h e   c o m p a n y ' s   n a m e   h e r e ,   a n d   t h e n   a d d   t h e   r e l e v a n t   p e o p l e   a s   c o n t a c t s   t h a t   y o u   l i n k   t o   t h i s   c u s t o m e r . < / T o o l t i p T e x t > + 
+         < / T o o l t i p > + 
+         < T o o l t i p   c o l u m n = " S a l e s L i n e B u f f e r _ C u s t o m e r N a m e "   E l e m e n t I d = " 1 3 2 9 6 0 9 3 9 3 " > + 
+             < T o o l t i p T e x t   l a n g = " e n - U S " > S p e c i f i e s   a   d e s c r i p t i o n   o f   t h e   e n t r y   o f   t h e   p r o d u c t   t o   b e   s o l d .   T o   a d d   a   n o n - t r a n s a c t i o n a l   t e x t   l i n e ,   f i l l   i n   t h e   D e s c r i p t i o n   f i e l d   o n l y . < / T o o l t i p T e x t > + 
+         < / T o o l t i p > + 
+         < T o o l t i p   c o l u m n = " S a l e s L i n e B u f f e r _ C u r r e n c y C o d e "   E l e m e n t I d = " 1 2 7 6 7 9 3 1 7 8 " > + 
+             < T o o l t i p T e x t   l a n g = " e n - U S " > S p e c i f i e s   t h e   c u r r e n c y   t h a t   i s   u s e d   o n   t h e   e n t r y . < / T o o l t i p T e x t > + 
+         < / T o o l t i p > + 
+         < T o o l t i p   c o l u m n = " S a l e s L i n e B u f f e r _ S a l e s O r d e r A m o u n t "   E l e m e n t I d = " 7 8 3 0 0 4 3 9 8 " > + 
+             < T o o l t i p T e x t   l a n g = " e n - U S " > S p e c i f i e s   t h e   s u m   o f   a m o u n t s   i n   t h e   L i n e   A m o u n t   f i e l d   o n   t h e   s a l e s   r e t u r n   o r d e r   l i n e s . < / T o o l t i p T e x t > + 
+         < / T o o l t i p > + 
+         < T o o l t i p   c o l u m n = " S a l e s L i n e B u f f e r _ S a l e s A m t O n O r d e r 1 "   E l e m e n t I d = " 1 9 0 3 1 1 5 3 1 8 " > + 
+             < T o o l t i p T e x t   l a n g = " e n - U S " > S p e c i f i e s   t h e   p r i c e   f o r   o n e   u n i t   o n   t h e   s a l e s   l i n e . < / T o o l t i p T e x t > + 
+         < / T o o l t i p > + 
+         < T o o l t i p   c o l u m n = " S a l e s L i n e B u f f e r _ S a l e s A m t O n O r d e r 5 "   E l e m e n t I d = " 6 4 7 6 7 1 1 5 0 " > + 
+             < T o o l t i p T e x t   l a n g = " e n - U S " > S p e c i f i e s   t h e   n e t   a m o u n t ,   e x c l u d i n g   a n y   i n v o i c e   d i s c o u n t   a m o u n t ,   t h a t   m u s t   b e   p a i d   f o r   p r o d u c t s   o n   t h e   l i n e . < / T o o l t i p T e x t > + 
+         < / T o o l t i p > + 
+     < / T o o l t i p s > + 
+     < C u s t o m e r   E l e m e n t T y p e = " D a t a I t e m "   E l e m e n t I d = " 1 5 2 5 1 9 1 9 9 " > + 
+         < A f t e r C a p t i o n   E l e m e n t T y p e = " C o l u m n "   E l e m e n t I d = " 1 5 9 8 9 5 9 1 "   D a t a T y p e = " L a b e l "   O b s o l e t e S t a t e = " P e n d i n g " > A f t e r C a p t i o n < / A f t e r C a p t i o n > + 
+         < A l l a m o u n t s a r e i n L C Y C a p t i o n   E l e m e n t T y p e = " C o l u m n "   E l e m e n t I d = " 2 3 3 2 7 8 9 8 2 "   D a t a T y p e = " L a b e l "   O b s o l e t e S t a t e = " P e n d i n g " > A l l a m o u n t s a r e i n L C Y C a p t i o n < / A l l a m o u n t s a r e i n L C Y C a p t i o n > + 
+         < A l l A m o u n t s A r e I n L C Y T x t   E l e m e n t T y p e = " C o l u m n "   E l e m e n t I d = " 2 0 4 7 3 7 7 3 6 4 "   D a t a T y p e = " T e x t " > A l l A m o u n t s A r e I n L C Y T x t < / A l l A m o u n t s A r e I n L C Y T x t > + 
+         < B e f o r e C a p t i o n   E l e m e n t T y p e = " C o l u m n "   E l e m e n t I d = " 1 6 4 6 6 0 5 7 0 "   D a t a T y p e = " L a b e l "   O b s o l e t e S t a t e = " P e n d i n g " > B e f o r e C a p t i o n < / B e f o r e C a p t i o n > + 
+         < C o m p a n y N a m e   E l e m e n t T y p e = " C o l u m n "   E l e m e n t I d = " 1 5 9 5 4 7 7 3 9 5 "   D a t a T y p e = " S t r i n g "   O b s o l e t e S t a t e = " P e n d i n g " > C o m p a n y N a m e < / C o m p a n y N a m e > + 
+         < C u s t F i l t e r   E l e m e n t T y p e = " C o l u m n "   E l e m e n t I d = " 2 3 9 4 8 9 4 8 4 "   D a t a T y p e = " T e x t " > C u s t F i l t e r < / C u s t F i l t e r > + 
+         < C u s t F i l t e r 1   E l e m e n t T y p e = " C o l u m n "   E l e m e n t I d = " 1 1 3 8 7 0 3 8 5 9 "   D a t a T y p e = " T e x t " > C u s t F i l t e r 1 < / C u s t F i l t e r 1 > + 
+         < C u s t o m e r N a m e C a p t i o n   E l e m e n t T y p e = " C o l u m n "   E l e m e n t I d = " 6 4 9 0 1 4 4 4 0 "   D a t a T y p e = " L a b e l "   O b s o l e t e S t a t e = " P e n d i n g " > C u s t o m e r N a m e C a p t i o n < / C u s t o m e r N a m e C a p t i o n > + 
+         < C u s t o m e r N o C a p t i o n   E l e m e n t T y p e = " C o l u m n "   E l e m e n t I d = " 1 0 9 8 4 2 4 9 2 2 "   D a t a T y p e = " L a b e l "   O b s o l e t e S t a t e = " P e n d i n g " > C u s t o m e r N o C a p t i o n < / C u s t o m e r N o C a p t i o n > + 
+         < C u s t o m e r O r d e r S u m m a r y C a p t i o n   E l e m e n t T y p e = " C o l u m n "   E l e m e n t I d = " 8 9 2 9 3 8 4 6 7 "   D a t a T y p e = " L a b e l "   O b s o l e t e S t a t e = " P e n d i n g " > C u s t o m e r O r d e r S u m m a r y C a p t i o n < / C u s t o m e r O r d e r S u m m a r y C a p t i o n > + 
+         < N o _ C u s t   E l e m e n t T y p e = " C o l u m n "   E l e m e n t I d = " 6 0 3 9 7 0 8 4 6 "   D a t a T y p e = " C o d e " > N o _ C u s t < / N o _ C u s t > + 
+         < O u t s t a n d i n g O r d e r s C a p t i o n   E l e m e n t T y p e = " C o l u m n "   E l e m e n t I d = " 4 0 2 0 3 5 3 3 2 "   D a t a T y p e = " L a b e l "   O b s o l e t e S t a t e = " P e n d i n g " > O u t s t a n d i n g O r d e r s C a p t i o n < / O u t s t a n d i n g O r d e r s C a p t i o n > + 
+         < P a g e N o C a p t i o n   E l e m e n t T y p e = " C o l u m n "   E l e m e n t I d = " 1 4 6 2 1 0 8 0 8 7 "   D a t a T y p e = " L a b e l "   O b s o l e t e S t a t e = " P e n d i n g " > P a g e N o C a p t i o n < / P a g e N o C a p t i o n > + 
+         < P e r i o d S t a r t D a t e 1   E l e m e n t T y p e = " C o l u m n "   E l e m e n t I d = " 1 9 2 5 9 9 9 9 6 5 "   D a t a T y p e = " S t r i n g " > P e r i o d S t a r t D a t e 1 < / P e r i o d S t a r t D a t e 1 > + 
+         < P e r i o d S t a r t D a t e 2   E l e m e n t T y p e = " C o l u m n "   E l e m e n t I d = " 1 7 3 1 2 7 0 7 1 4 "   D a t a T y p e = " S t r i n g " > P e r i o d S t a r t D a t e 2 < / P e r i o d S t a r t D a t e 2 > + 
+         < P e r i o d S t a r t D a t e 2 1   E l e m e n t T y p e = " C o l u m n "   E l e m e n t I d = " 1 0 5 1 2 7 2 6 2 5 "   D a t a T y p e = " S t r i n g " > P e r i o d S t a r t D a t e 2 1 < / P e r i o d S t a r t D a t e 2 1 > + 
+         < P e r i o d S t a r t D a t e 3   E l e m e n t T y p e = " C o l u m n "   E l e m e n t I d = " 1 0 9 3 5 7 4 0 9 7 "   D a t a T y p e = " S t r i n g " > P e r i o d S t a r t D a t e 3 < / P e r i o d S t a r t D a t e 3 > + 
+         < P e r i o d S t a r t D a t e 3 1   E l e m e n t T y p e = " C o l u m n "   E l e m e n t I d = " 1 1 5 5 5 0 0 6 2 2 "   D a t a T y p e = " S t r i n g " > P e r i o d S t a r t D a t e 3 1 < / P e r i o d S t a r t D a t e 3 1 > + 
+         < P e r i o d S t a r t D a t e 4 1   E l e m e n t T y p e = " C o l u m n "   E l e m e n t I d = " 5 3 6 7 4 4 6 4 9 "   D a t a T y p e = " S t r i n g " > P e r i o d S t a r t D a t e 4 1 < / P e r i o d S t a r t D a t e 4 1 > + 
+         < P r i n t A m o u n t s I n L C Y   E l e m e n t T y p e = " C o l u m n "   E l e m e n t I d = " 8 0 1 2 1 9 2 2 6 "   D a t a T y p e = " B o o l e a n " > P r i n t A m o u n t s I n L C Y < / P r i n t A m o u n t s I n L C Y > + 
+         < S a l e s A m t O n O r d e r L C Y 1   E l e m e n t T y p e = " C o l u m n "   E l e m e n t I d = " 1 5 1 9 0 6 0 1 1 5 "   D a t a T y p e = " D e c i m a l " > S a l e s A m t O n O r d e r L C Y 1 < / S a l e s A m t O n O r d e r L C Y 1 > + 
+         < S a l e s A m t O n O r d e r L C Y 2   E l e m e n t T y p e = " C o l u m n "   E l e m e n t I d = " 8 8 1 3 6 3 4 9 8 "   D a t a T y p e = " D e c i m a l " > S a l e s A m t O n O r d e r L C Y 2 < / S a l e s A m t O n O r d e r L C Y 2 > + 
+         < S a l e s A m t O n O r d e r L C Y 3   E l e m e n t T y p e = " C o l u m n "   E l e m e n t I d = " 2 4 3 6 6 6 8 8 1 "   D a t a T y p e = " D e c i m a l " > S a l e s A m t O n O r d e r L C Y 3 < / S a l e s A m t O n O r d e r L C Y 3 > + 
+         < S a l e s A m t O n O r d e r L C Y 4   E l e m e n t T y p e = " C o l u m n "   E l e m e n t I d = " 4 1 2 5 7 5 9 0 4 "   D a t a T y p e = " D e c i m a l " > S a l e s A m t O n O r d e r L C Y 4 < / S a l e s A m t O n O r d e r L C Y 4 > + 
+         < S a l e s A m t O n O r d e r L C Y 5   E l e m e n t T y p e = " C o l u m n "   E l e m e n t I d = " 2 2 5 1 2 0 7 1 3 "   D a t a T y p e = " D e c i m a l " > S a l e s A m t O n O r d e r L C Y 5 < / S a l e s A m t O n O r d e r L C Y 5 > + 
+         < S a l e s O r d e r A m o u n t L C Y   E l e m e n t T y p e = " C o l u m n "   E l e m e n t I d = " 7 1 8 5 3 0 9 9 3 "   D a t a T y p e = " D e c i m a l " > S a l e s O r d e r A m o u n t L C Y < / S a l e s O r d e r A m o u n t L C Y > + 
+         < T o t a l C a p t i o n   E l e m e n t T y p e = " C o l u m n "   E l e m e n t I d = " 7 0 7 1 0 2 6 9 5 "   D a t a T y p e = " L a b e l " > T o t a l C a p t i o n < / T o t a l C a p t i o n > + 
+         < T o t a l L C Y C a p t i o n   E l e m e n t T y p e = " C o l u m n "   E l e m e n t I d = " 2 2 2 5 1 5 5 6 7 "   D a t a T y p e = " L a b e l "   O b s o l e t e S t a t e = " P e n d i n g " > T o t a l L C Y C a p t i o n < / T o t a l L C Y C a p t i o n > + 
+         < S a l e s _ L i n e   E l e m e n t T y p e = " D a t a I t e m "   E l e m e n t I d = " 1 8 9 4 4 4 2 7 6 4 " > + 
+             < C u r r e n c y C o d e _ S a l e s L i n e   E l e m e n t T y p e = " C o l u m n "   E l e m e n t I d = " 4 5 8 4 1 7 3 0 2 "   D a t a T y p e = " C o d e " > C u r r e n c y C o d e _ S a l e s L i n e < / C u r r e n c y C o d e _ S a l e s L i n e > + 
+             < G r o u p N u m b e r   E l e m e n t T y p e = " C o l u m n "   E l e m e n t I d = " 1 1 2 0 2 1 1 4 0 1 "   D a t a T y p e = " I n t e g e r " > G r o u p N u m b e r < / G r o u p N u m b e r > + 
+             < N a m e _ C u s t   E l e m e n t T y p e = " C o l u m n "   E l e m e n t I d = " 1 3 8 0 5 0 6 7 2 4 "   D a t a T y p e = " T e x t " > N a m e _ C u s t < / N a m e _ C u s t > + 
+             < S a l e s A m t O n O r d e r 1   E l e m e n t T y p e = " C o l u m n "   E l e m e n t I d = " 4 1 2 9 6 8 2 5 3 "   D a t a T y p e = " D e c i m a l " > S a l e s A m t O n O r d e r 1 < / S a l e s A m t O n O r d e r 1 > + 
+             < S a l e s A m t O n O r d e r 2   E l e m e n t T y p e = " C o l u m n "   E l e m e n t I d = " 1 9 6 8 9 0 9 1 9 2 "   D a t a T y p e = " D e c i m a l " > S a l e s A m t O n O r d e r 2 < / S a l e s A m t O n O r d e r 2 > + 
+             < S a l e s A m t O n O r d e r 3   E l e m e n t T y p e = " C o l u m n "   E l e m e n t I d = " 1 6 8 8 3 6 1 4 8 7 "   D a t a T y p e = " D e c i m a l " > S a l e s A m t O n O r d e r 3 < / S a l e s A m t O n O r d e r 3 > + 
+             < S a l e s A m t O n O r d e r 4   E l e m e n t T y p e = " C o l u m n "   E l e m e n t I d = " 1 5 0 0 1 2 1 5 9 8 "   D a t a T y p e = " D e c i m a l " > S a l e s A m t O n O r d e r 4 < / S a l e s A m t O n O r d e r 4 > + 
+             < S a l e s A m t O n O r d e r 5   E l e m e n t T y p e = " C o l u m n "   E l e m e n t I d = " 2 1 3 7 8 1 8 2 1 5 "   D a t a T y p e = " D e c i m a l " > S a l e s A m t O n O r d e r 5 < / S a l e s A m t O n O r d e r 5 > + 
+             < S a l e s L i n e B i l l t o N o _ C u s t o m e r   E l e m e n t T y p e = " C o l u m n "   E l e m e n t I d = " 8 7 8 5 6 1 4 7 3 "   D a t a T y p e = " C o d e " > S a l e s L i n e B i l l t o N o _ C u s t o m e r < / S a l e s L i n e B i l l t o N o _ C u s t o m e r > + 
+             < S a l e s O r d e r A m o u n t   E l e m e n t T y p e = " C o l u m n "   E l e m e n t I d = " 1 8 6 7 1 0 4 9 8 3 "   D a t a T y p e = " D e c i m a l " > S a l e s O r d e r A m o u n t < / S a l e s O r d e r A m o u n t >   
          < / S a l e s _ L i n e >   
      < / C u s t o m e r >   
-     < S a l e s L i n e B u f f e r _ I n t e g e r > - 
-         < N u m b e r > N u m b e r < / N u m b e r > - 
-         < S a l e s L i n e B u f f e r _ B i l l t o C u s t o m e r N o > S a l e s L i n e B u f f e r _ B i l l t o C u s t o m e r N o < / S a l e s L i n e B u f f e r _ B i l l t o C u s t o m e r N o > - 
-         < S a l e s L i n e B u f f e r _ C u r r e n c y C o d e > S a l e s L i n e B u f f e r _ C u r r e n c y C o d e < / S a l e s L i n e B u f f e r _ C u r r e n c y C o d e > - 
-         < S a l e s L i n e B u f f e r _ C u s t o m e r N a m e > S a l e s L i n e B u f f e r _ C u s t o m e r N a m e < / S a l e s L i n e B u f f e r _ C u s t o m e r N a m e > - 
-         < S a l e s L i n e B u f f e r _ S a l e s A m t O n O r d e r 1 > S a l e s L i n e B u f f e r _ S a l e s A m t O n O r d e r 1 < / S a l e s L i n e B u f f e r _ S a l e s A m t O n O r d e r 1 > - 
-         < S a l e s L i n e B u f f e r _ S a l e s A m t O n O r d e r 2 > S a l e s L i n e B u f f e r _ S a l e s A m t O n O r d e r 2 < / S a l e s L i n e B u f f e r _ S a l e s A m t O n O r d e r 2 > - 
-         < S a l e s L i n e B u f f e r _ S a l e s A m t O n O r d e r 3 > S a l e s L i n e B u f f e r _ S a l e s A m t O n O r d e r 3 < / S a l e s L i n e B u f f e r _ S a l e s A m t O n O r d e r 3 > - 
-         < S a l e s L i n e B u f f e r _ S a l e s A m t O n O r d e r 4 > S a l e s L i n e B u f f e r _ S a l e s A m t O n O r d e r 4 < / S a l e s L i n e B u f f e r _ S a l e s A m t O n O r d e r 4 > - 
-         < S a l e s L i n e B u f f e r _ S a l e s A m t O n O r d e r 5 > S a l e s L i n e B u f f e r _ S a l e s A m t O n O r d e r 5 < / S a l e s L i n e B u f f e r _ S a l e s A m t O n O r d e r 5 > - 
-         < S a l e s L i n e B u f f e r _ S a l e s O r d e r A m o u n t > S a l e s L i n e B u f f e r _ S a l e s O r d e r A m o u n t < / S a l e s L i n e B u f f e r _ S a l e s O r d e r A m o u n t > +     < S a l e s L i n e B u f f e r _ I n t e g e r   E l e m e n t T y p e = " D a t a I t e m "   E l e m e n t I d = " 1 5 5 2 1 7 2 1 7 0 " > + 
+         < N u m b e r   E l e m e n t T y p e = " C o l u m n "   E l e m e n t I d = " 1 2 4 8 5 6 7 5 0 "   D a t a T y p e = " I n t e g e r " > N u m b e r < / N u m b e r > + 
+         < S a l e s L i n e B u f f e r _ B i l l t o C u s t o m e r N o   E l e m e n t T y p e = " C o l u m n "   E l e m e n t I d = " 2 8 6 0 4 5 8 0 9 "   D a t a T y p e = " C o d e " > S a l e s L i n e B u f f e r _ B i l l t o C u s t o m e r N o < / S a l e s L i n e B u f f e r _ B i l l t o C u s t o m e r N o > + 
+         < S a l e s L i n e B u f f e r _ C u r r e n c y C o d e   E l e m e n t T y p e = " C o l u m n "   E l e m e n t I d = " 1 2 7 6 7 9 3 1 7 8 "   D a t a T y p e = " C o d e " > S a l e s L i n e B u f f e r _ C u r r e n c y C o d e < / S a l e s L i n e B u f f e r _ C u r r e n c y C o d e > + 
+         < S a l e s L i n e B u f f e r _ C u s t o m e r N a m e   E l e m e n t T y p e = " C o l u m n "   E l e m e n t I d = " 1 3 2 9 6 0 9 3 9 3 "   D a t a T y p e = " T e x t " > S a l e s L i n e B u f f e r _ C u s t o m e r N a m e < / S a l e s L i n e B u f f e r _ C u s t o m e r N a m e > + 
+         < S a l e s L i n e B u f f e r _ S a l e s A m t O n O r d e r 1   E l e m e n t T y p e = " C o l u m n "   E l e m e n t I d = " 1 9 0 3 1 1 5 3 1 8 "   D a t a T y p e = " D e c i m a l " > S a l e s L i n e B u f f e r _ S a l e s A m t O n O r d e r 1 < / S a l e s L i n e B u f f e r _ S a l e s A m t O n O r d e r 1 > + 
+         < S a l e s L i n e B u f f e r _ S a l e s A m t O n O r d e r 2   E l e m e n t T y p e = " C o l u m n "   E l e m e n t I d = " 1 7 5 4 1 5 5 3 6 1 "   D a t a T y p e = " D e c i m a l " > S a l e s L i n e B u f f e r _ S a l e s A m t O n O r d e r 2 < / S a l e s L i n e B u f f e r _ S a l e s A m t O n O r d e r 2 > + 
+         < S a l e s L i n e B u f f e r _ S a l e s A m t O n O r d e r 3   E l e m e n t T y p e = " C o l u m n "   E l e m e n t I d = " 1 1 1 6 4 5 8 7 4 4 "   D a t a T y p e = " D e c i m a l " > S a l e s L i n e B u f f e r _ S a l e s A m t O n O r d e r 3 < / S a l e s L i n e B u f f e r _ S a l e s A m t O n O r d e r 3 > + 
+         < S a l e s L i n e B u f f e r _ S a l e s A m t O n O r d e r 4   E l e m e n t T y p e = " C o l u m n "   E l e m e n t I d = " 1 2 8 5 3 6 7 7 6 7 "   D a t a T y p e = " D e c i m a l " > S a l e s L i n e B u f f e r _ S a l e s A m t O n O r d e r 4 < / S a l e s L i n e B u f f e r _ S a l e s A m t O n O r d e r 4 > + 
+         < S a l e s L i n e B u f f e r _ S a l e s A m t O n O r d e r 5   E l e m e n t T y p e = " C o l u m n "   E l e m e n t I d = " 6 4 7 6 7 1 1 5 0 "   D a t a T y p e = " D e c i m a l " > S a l e s L i n e B u f f e r _ S a l e s A m t O n O r d e r 5 < / S a l e s L i n e B u f f e r _ S a l e s A m t O n O r d e r 5 > + 
+         < S a l e s L i n e B u f f e r _ S a l e s O r d e r A m o u n t   E l e m e n t T y p e = " C o l u m n "   E l e m e n t I d = " 7 8 3 0 0 4 3 9 8 "   D a t a T y p e = " D e c i m a l " > S a l e s L i n e B u f f e r _ S a l e s O r d e r A m o u n t < / S a l e s L i n e B u f f e r _ S a l e s O r d e r A m o u n t >   
      < / S a l e s L i n e B u f f e r _ I n t e g e r >   
-     < T o t a l s > - 
-         < T o t a l s _ S a l e s _ A m t _ O n _ O r d e r 1 > T o t a l s _ S a l e s _ A m t _ O n _ O r d e r 1 < / T o t a l s _ S a l e s _ A m t _ O n _ O r d e r 1 > - 
-         < T o t a l s _ S a l e s _ A m t _ O n _ O r d e r 2 > T o t a l s _ S a l e s _ A m t _ O n _ O r d e r 2 < / T o t a l s _ S a l e s _ A m t _ O n _ O r d e r 2 > - 
-         < T o t a l s _ S a l e s _ A m t _ O n _ O r d e r 3 > T o t a l s _ S a l e s _ A m t _ O n _ O r d e r 3 < / T o t a l s _ S a l e s _ A m t _ O n _ O r d e r 3 > - 
-         < T o t a l s _ S a l e s _ A m t _ O n _ O r d e r 4 > T o t a l s _ S a l e s _ A m t _ O n _ O r d e r 4 < / T o t a l s _ S a l e s _ A m t _ O n _ O r d e r 4 > - 
-         < T o t a l s _ S a l e s _ A m t _ O n _ O r d e r 5 > T o t a l s _ S a l e s _ A m t _ O n _ O r d e r 5 < / T o t a l s _ S a l e s _ A m t _ O n _ O r d e r 5 > - 
-         < T o t a l s _ S a l e s _ O r d e r _ A m o u n t > T o t a l s _ S a l e s _ O r d e r _ A m o u n t < / T o t a l s _ S a l e s _ O r d e r _ A m o u n t > - 
-         < T o t a l s _ T o t a l T e x t > T o t a l s _ T o t a l T e x t < / T o t a l s _ T o t a l T e x t > +     < T o t a l s   E l e m e n t T y p e = " D a t a I t e m "   E l e m e n t I d = " 1 8 2 3 9 5 0 0 4 4 " > + 
+         < T o t a l s _ S a l e s _ A m t _ O n _ O r d e r 1   E l e m e n t T y p e = " C o l u m n "   E l e m e n t I d = " 1 6 0 9 4 9 5 3 6 6 "   D a t a T y p e = " D e c i m a l " > T o t a l s _ S a l e s _ A m t _ O n _ O r d e r 1 < / T o t a l s _ S a l e s _ A m t _ O n _ O r d e r 1 > + 
+         < T o t a l s _ S a l e s _ A m t _ O n _ O r d e r 2   E l e m e n t T y p e = " C o l u m n "   E l e m e n t I d = " 2 0 4 7 7 7 5 3 1 3 "   D a t a T y p e = " D e c i m a l " > T o t a l s _ S a l e s _ A m t _ O n _ O r d e r 2 < / T o t a l s _ S a l e s _ A m t _ O n _ O r d e r 2 > + 
+         < T o t a l s _ S a l e s _ A m t _ O n _ O r d e r 3   E l e m e n t T y p e = " C o l u m n "   E l e m e n t I d = " 1 4 1 0 0 7 8 6 9 6 "   D a t a T y p e = " D e c i m a l " > T o t a l s _ S a l e s _ A m t _ O n _ O r d e r 3 < / T o t a l s _ S a l e s _ A m t _ O n _ O r d e r 3 > + 
+         < T o t a l s _ S a l e s _ A m t _ O n _ O r d e r 4   E l e m e n t T y p e = " C o l u m n "   E l e m e n t I d = " 1 5 7 8 9 8 7 7 1 9 "   D a t a T y p e = " D e c i m a l " > T o t a l s _ S a l e s _ A m t _ O n _ O r d e r 4 < / T o t a l s _ S a l e s _ A m t _ O n _ O r d e r 4 > + 
+         < T o t a l s _ S a l e s _ A m t _ O n _ O r d e r 5   E l e m e n t T y p e = " C o l u m n "   E l e m e n t I d = " 9 4 1 2 9 1 1 0 2 "   D a t a T y p e = " D e c i m a l " > T o t a l s _ S a l e s _ A m t _ O n _ O r d e r 5 < / T o t a l s _ S a l e s _ A m t _ O n _ O r d e r 5 > + 
+         < T o t a l s _ S a l e s _ O r d e r _ A m o u n t   E l e m e n t T y p e = " C o l u m n "   E l e m e n t I d = " 1 8 7 7 0 4 2 9 6 7 "   D a t a T y p e = " D e c i m a l " > T o t a l s _ S a l e s _ O r d e r _ A m o u n t < / T o t a l s _ S a l e s _ O r d e r _ A m o u n t > + 
+         < T o t a l s _ T o t a l T e x t   E l e m e n t T y p e = " C o l u m n "   E l e m e n t I d = " 8 0 3 7 7 1 4 2 8 "   D a t a T y p e = " T e x t " > T o t a l s _ T o t a l T e x t < / T o t a l s _ T o t a l T e x t >   
      < / T o t a l s >   
  < / N a v W o r d R e p o r t X m l P a r t > 
 </file>
 
-<file path=customXml/item2.xml>��< ? x m l   v e r s i o n = " 1 . 0 "   e n c o d i n g = " u t f - 1 6 " ? > < N a v W o r d R e p o r t X m l P a r t   x m l n s = " u r n : m i c r o s o f t - d y n a m i c s - b u s i n e s s c e n t r a l / i n t e r n a l / e x t e n d e d / r e p o r t s / C u s t o m e r _ O r d e r _ S u m m a r y / 1 0 7 / " > +<file path=customXml/item2.xml>��< ? x m l   v e r s i o n = " 1 . 0 "   e n c o d i n g = " u t f - 1 6 " ? > < N a v W o r d R e p o r t X m l P a r t   x m l n s = " u r n : m i c r o s o f t - d y n a m i c s - n a v / r e p o r t s / C u s t o m e r _ O r d e r _ S u m m a r y / 1 0 7 / " >   
      < B C R e p o r t I n f o r m a t i o n >   
@@ -31021,259 +30012,207 @@
  
      < L a b e l s >   
-         < A b o u t T h e R e p o r t L a b e l   E l e m e n t T y p e = " P a r a m e t e r "   E l e m e n t I d = " 1 6 7 7 9 2 0 0 1 "   D a t a T y p e = " S t r i n g " > A b o u t T h e R e p o r t L a b e l < / A b o u t T h e R e p o r t L a b e l > - 
-         < A f t e r 1 L b l   E l e m e n t T y p e = " P a r a m e t e r "   E l e m e n t I d = " 4 0 1 8 5 6 8 7 8 "   D a t a T y p e = " S t r i n g " > A f t e r 1 L b l < / A f t e r 1 L b l > - 
-         < A f t e r L b l   E l e m e n t T y p e = " P a r a m e t e r "   E l e m e n t I d = " 1 2 7 1 8 0 7 9 7 3 "   D a t a T y p e = " S t r i n g " > A f t e r L b l < / A f t e r L b l > - 
-         < B e f o r e 1 L b l   E l e m e n t T y p e = " P a r a m e t e r "   E l e m e n t I d = " 2 0 9 5 1 1 6 0 0 7 "   D a t a T y p e = " S t r i n g " > B e f o r e 1 L b l < / B e f o r e 1 L b l > - 
-         < B e f o r e L b l   E l e m e n t T y p e = " P a r a m e t e r "   E l e m e n t I d = " 6 6 4 5 2 8 4 7 0 "   D a t a T y p e = " S t r i n g " > B e f o r e L b l < / B e f o r e L b l > - 
-         < C o m p a n y L a b e l   E l e m e n t T y p e = " P a r a m e t e r "   E l e m e n t I d = " 3 4 6 7 6 0 3 4 8 "   D a t a T y p e = " S t r i n g " > C o m p a n y L a b e l < / C o m p a n y L a b e l > - 
-         < C u r r e n c y C o d e _ S a l e s L i n e C a p t i o n   E l e m e n t T y p e = " P a r a m e t e r "   E l e m e n t I d = " 4 5 8 4 1 7 3 0 2 "   D a t a T y p e = " S t r i n g " > C u r r e n c y C o d e _ S a l e s L i n e C a p t i o n < / C u r r e n c y C o d e _ S a l e s L i n e C a p t i o n > - 
-         < C u s t o m e r N a m e L b l   E l e m e n t T y p e = " P a r a m e t e r "   E l e m e n t I d = " 1 2 7 4 0 4 5 5 1 6 "   D a t a T y p e = " S t r i n g " > C u s t o m e r N a m e L b l < / C u s t o m e r N a m e L b l > - 
-         < C u s t o m e r N o L b l   E l e m e n t T y p e = " P a r a m e t e r "   E l e m e n t I d = " 7 5 1 2 0 1 9 3 0 "   D a t a T y p e = " S t r i n g " > C u s t o m e r N o L b l < / C u s t o m e r N o L b l > - 
-         < C u s t o m e r O r d e r S u m m a r y   E l e m e n t T y p e = " P a r a m e t e r "   E l e m e n t I d = " 1 5 1 2 3 9 8 1 0 1 "   D a t a T y p e = " S t r i n g " > C u s t o m e r O r d e r S u m m a r y < / C u s t o m e r O r d e r S u m m a r y > - 
-         < C u s t o m e r O r d e r S u m m a r y A n a l y s i s   E l e m e n t T y p e = " P a r a m e t e r "   E l e m e n t I d = " 1 2 8 9 1 6 0 5 5 "   D a t a T y p e = " S t r i n g " > C u s t o m e r O r d e r S u m m a r y A n a l y s i s < / C u s t o m e r O r d e r S u m m a r y A n a l y s i s > - 
-         < C u s t o m e r O r d e r S u m m a r y P r i n t   E l e m e n t T y p e = " P a r a m e t e r "   E l e m e n t I d = " 1 9 6 5 8 1 4 0 8 6 "   D a t a T y p e = " S t r i n g " > C u s t o m e r O r d e r S u m m a r y P r i n t < / C u s t o m e r O r d e r S u m m a r y P r i n t > - 
-         < C u s t O r d e r S u m m a r y L C Y P r i n t   E l e m e n t T y p e = " P a r a m e t e r "   E l e m e n t I d = " 1 0 9 2 4 2 6 5 6 1 "   D a t a T y p e = " S t r i n g " > C u s t O r d e r S u m m a r y L C Y P r i n t < / C u s t O r d e r S u m m a r y L C Y P r i n t > - 
-         < D a t a R e t r i e v e d   E l e m e n t T y p e = " P a r a m e t e r "   E l e m e n t I d = " 2 9 1 9 1 1 8 0 7 "   D a t a T y p e = " S t r i n g " > D a t a R e t r i e v e d < / D a t a R e t r i e v e d > - 
-         < D o c u m e n t a t i o n L a b e l   E l e m e n t T y p e = " P a r a m e t e r "   E l e m e n t I d = " 1 7 3 8 9 2 4 8 1 5 "   D a t a T y p e = " S t r i n g " > D o c u m e n t a t i o n L a b e l < / D o c u m e n t a t i o n L a b e l > - 
-         < E n v i r o n m e n t L a b e l   E l e m e n t T y p e = " P a r a m e t e r "   E l e m e n t I d = " 8 1 8 8 1 6 5 9 0 "   D a t a T y p e = " S t r i n g " > E n v i r o n m e n t L a b e l < / E n v i r o n m e n t L a b e l > - 
-         < N a m e _ C u s t C a p t i o n   E l e m e n t T y p e = " P a r a m e t e r "   E l e m e n t I d = " 1 3 8 0 5 0 6 7 2 4 "   D a t a T y p e = " S t r i n g " > N a m e _ C u s t C a p t i o n < / N a m e _ C u s t C a p t i o n > - 
-         < O u t s t a n d i n g O r d e r s L b l   E l e m e n t T y p e = " P a r a m e t e r "   E l e m e n t I d = " 2 0 0 4 3 6 8 0 7 2 "   D a t a T y p e = " S t r i n g " > O u t s t a n d i n g O r d e r s L b l < / O u t s t a n d i n g O r d e r s L b l > - 
-         < P e r i o d 2 E n d D a t e L b l   E l e m e n t T y p e = " P a r a m e t e r "   E l e m e n t I d = " 1 3 4 0 2 9 9 9 0 9 "   D a t a T y p e = " S t r i n g " > P e r i o d 2 E n d D a t e L b l < / P e r i o d 2 E n d D a t e L b l > - 
-         < P e r i o d 2 S t a r t D a t e L b l   E l e m e n t T y p e = " P a r a m e t e r "   E l e m e n t I d = " 3 5 9 9 5 7 4 8 "   D a t a T y p e = " S t r i n g " > P e r i o d 2 S t a r t D a t e L b l < / P e r i o d 2 S t a r t D a t e L b l > - 
-         < P e r i o d 3 E n d D a t e L b l   E l e m e n t T y p e = " P a r a m e t e r "   E l e m e n t I d = " 4 3 9 7 2 9 8 3 8 "   D a t a T y p e = " S t r i n g " > P e r i o d 3 E n d D a t e L b l < / P e r i o d 3 E n d D a t e L b l > - 
-         < P e r i o d 3 S t a r t D a t e L b l   E l e m e n t T y p e = " P a r a m e t e r "   E l e m e n t I d = " 1 6 1 4 0 6 0 2 9 "   D a t a T y p e = " S t r i n g " > P e r i o d 3 S t a r t D a t e L b l < / P e r i o d 3 S t a r t D a t e L b l > - 
-         < P e r i o d 4 E n d D a t e L b l   E l e m e n t T y p e = " P a r a m e t e r "   E l e m e n t I d = " 1 3 5 9 3 1 5 5 0 7 "   D a t a T y p e = " S t r i n g " > P e r i o d 4 E n d D a t e L b l < / P e r i o d 4 E n d D a t e L b l > - 
-         < P e r i o d 4 S t a r t D a t e L b l   E l e m e n t T y p e = " P a r a m e t e r "   E l e m e n t I d = " 1 3 6 1 4 7 7 3 5 8 "   D a t a T y p e = " S t r i n g " > P e r i o d 4 S t a r t D a t e L b l < / P e r i o d 4 S t a r t D a t e L b l > - 
-         < P o s t i n g D a t e F i l t e r L a b e l   E l e m e n t T y p e = " P a r a m e t e r "   E l e m e n t I d = " 1 4 3 3 4 5 4 0 1 7 "   D a t a T y p e = " S t r i n g " > P o s t i n g D a t e F i l t e r L a b e l < / P o s t i n g D a t e F i l t e r L a b e l > - 
-         < R e p o r t N a m e L a b e l   E l e m e n t T y p e = " P a r a m e t e r "   E l e m e n t I d = " 1 0 2 2 2 9 2 9 8 2 "   D a t a T y p e = " S t r i n g " > R e p o r t N a m e L a b e l < / R e p o r t N a m e L a b e l > - 
-         < R u n O n L a b e l   E l e m e n t T y p e = " P a r a m e t e r "   E l e m e n t I d = " 1 1 1 9 0 3 7 5 9 5 "   D a t a T y p e = " S t r i n g " > R u n O n L a b e l < / R u n O n L a b e l > - 
-         < S a l e s A m t O n O r d e r 2 L b l   E l e m e n t T y p e = " P a r a m e t e r "   E l e m e n t I d = " 2 0 7 7 7 8 8 0 7 4 "   D a t a T y p e = " S t r i n g " > S a l e s A m t O n O r d e r 2 L b l < / S a l e s A m t O n O r d e r 2 L b l > - 
-         < S a l e s A m t O n O r d e r 3 L b l   E l e m e n t T y p e = " P a r a m e t e r "   E l e m e n t I d = " 9 0 4 0 2 1 1 3 1 "   D a t a T y p e = " S t r i n g " > S a l e s A m t O n O r d e r 3 L b l < / S a l e s A m t O n O r d e r 3 L b l > - 
-         < S a l e s A m t O n O r d e r 4 L b l   E l e m e n t T y p e = " P a r a m e t e r "   E l e m e n t I d = " 1 3 5 8 4 8 5 0 1 2 "   D a t a T y p e = " S t r i n g " > S a l e s A m t O n O r d e r 4 L b l < / S a l e s A m t O n O r d e r 4 L b l > - 
-         < S a l e s A m t O n O r d e r L C Y 2 L b l   E l e m e n t T y p e = " P a r a m e t e r "   E l e m e n t I d = " 6 0 6 1 8 4 8 2 8 "   D a t a T y p e = " S t r i n g " > S a l e s A m t O n O r d e r L C Y 2 L b l < / S a l e s A m t O n O r d e r L C Y 2 L b l > - 
-         < S a l e s A m t O n O r d e r L C Y 3 L b l   E l e m e n t T y p e = " P a r a m e t e r "   E l e m e n t I d = " 2 0 9 9 7 7 7 1 2 5 "   D a t a T y p e = " S t r i n g " > S a l e s A m t O n O r d e r L C Y 3 L b l < / S a l e s A m t O n O r d e r L C Y 3 L b l > - 
-         < S a l e s A m t O n O r d e r L C Y 4 L b l   E l e m e n t T y p e = " P a r a m e t e r "   E l e m e n t I d = " 1 4 4 3 7 0 5 6 6 2 "   D a t a T y p e = " S t r i n g " > S a l e s A m t O n O r d e r L C Y 4 L b l < / S a l e s A m t O n O r d e r L C Y 4 L b l > - 
-         < S a l e s L i n e B i l l t o N o _ C u s t o m e r C a p t i o n   E l e m e n t T y p e = " P a r a m e t e r "   E l e m e n t I d = " 8 7 8 5 6 1 4 7 3 "   D a t a T y p e = " S t r i n g " > S a l e s L i n e B i l l t o N o _ C u s t o m e r C a p t i o n < / S a l e s L i n e B i l l t o N o _ C u s t o m e r C a p t i o n > - 
-         < S t a r t i n g D a t e L b l   E l e m e n t T y p e = " P a r a m e t e r "   E l e m e n t I d = " 4 3 9 3 8 1 8 8 3 "   D a t a T y p e = " S t r i n g " > S t a r t i n g D a t e L b l < / S t a r t i n g D a t e L b l > - 
-         < T o t a l C a p t i o n L b l   E l e m e n t T y p e = " P a r a m e t e r "   E l e m e n t I d = " 5 6 4 3 1 2 5 2 5 "   D a t a T y p e = " S t r i n g " > T o t a l C a p t i o n L b l < / T o t a l C a p t i o n L b l > - 
-         < T o t a l L C Y C a p t i o n L b l   E l e m e n t T y p e = " P a r a m e t e r "   E l e m e n t I d = " 5 3 1 7 0 3 1 2 5 "   D a t a T y p e = " S t r i n g " > T o t a l L C Y C a p t i o n L b l < / T o t a l L C Y C a p t i o n L b l > - 
-         < U s e r L a b e l   E l e m e n t T y p e = " P a r a m e t e r "   E l e m e n t I d = " 8 4 8 8 1 6 7 9 4 "   D a t a T y p e = " S t r i n g " > U s e r L a b e l < / U s e r L a b e l > +         < A b o u t T h e R e p o r t L a b e l > A b o u t T h e R e p o r t L a b e l < / A b o u t T h e R e p o r t L a b e l > + 
+         < A f t e r 1 L b l > A f t e r 1 L b l < / A f t e r 1 L b l > + 
+         < A f t e r L b l > A f t e r L b l < / A f t e r L b l > + 
+         < B e f o r e 1 L b l > B e f o r e 1 L b l < / B e f o r e 1 L b l > + 
+         < B e f o r e L b l > B e f o r e L b l < / B e f o r e L b l > + 
+         < C o m p a n y L a b e l > C o m p a n y L a b e l < / C o m p a n y L a b e l > + 
+         < C u r r e n c y C o d e _ S a l e s L i n e C a p t i o n > C u r r e n c y C o d e _ S a l e s L i n e C a p t i o n < / C u r r e n c y C o d e _ S a l e s L i n e C a p t i o n > + 
+         < C u s t o m e r N a m e L b l > C u s t o m e r N a m e L b l < / C u s t o m e r N a m e L b l > + 
+         < C u s t o m e r N o L b l > C u s t o m e r N o L b l < / C u s t o m e r N o L b l > + 
+         < C u s t o m e r O r d e r S u m m a r y > C u s t o m e r O r d e r S u m m a r y < / C u s t o m e r O r d e r S u m m a r y > + 
+         < C u s t o m e r O r d e r S u m m a r y A n a l y s i s > C u s t o m e r O r d e r S u m m a r y A n a l y s i s < / C u s t o m e r O r d e r S u m m a r y A n a l y s i s > + 
+         < C u s t o m e r O r d e r S u m m a r y P r i n t > C u s t o m e r O r d e r S u m m a r y P r i n t < / C u s t o m e r O r d e r S u m m a r y P r i n t > + 
+         < C u s t O r d e r S u m m a r y L C Y P r i n t > C u s t O r d e r S u m m a r y L C Y P r i n t < / C u s t O r d e r S u m m a r y L C Y P r i n t > + 
+         < D a t a R e t r i e v e d > D a t a R e t r i e v e d < / D a t a R e t r i e v e d > + 
+         < D o c u m e n t a t i o n L a b e l > D o c u m e n t a t i o n L a b e l < / D o c u m e n t a t i o n L a b e l > + 
+         < E n v i r o n m e n t L a b e l > E n v i r o n m e n t L a b e l < / E n v i r o n m e n t L a b e l > + 
+         < N a m e _ C u s t C a p t i o n > N a m e _ C u s t C a p t i o n < / N a m e _ C u s t C a p t i o n > + 
+         < O u t s t a n d i n g O r d e r s L b l > O u t s t a n d i n g O r d e r s L b l < / O u t s t a n d i n g O r d e r s L b l > + 
+         < P e r i o d 2 E n d D a t e L b l > P e r i o d 2 E n d D a t e L b l < / P e r i o d 2 E n d D a t e L b l > + 
+         < P e r i o d 2 S t a r t D a t e L b l > P e r i o d 2 S t a r t D a t e L b l < / P e r i o d 2 S t a r t D a t e L b l > + 
+         < P e r i o d 3 E n d D a t e L b l > P e r i o d 3 E n d D a t e L b l < / P e r i o d 3 E n d D a t e L b l > + 
+         < P e r i o d 3 S t a r t D a t e L b l > P e r i o d 3 S t a r t D a t e L b l < / P e r i o d 3 S t a r t D a t e L b l > + 
+         < P e r i o d 4 E n d D a t e L b l > P e r i o d 4 E n d D a t e L b l < / P e r i o d 4 E n d D a t e L b l > + 
+         < P e r i o d 4 S t a r t D a t e L b l > P e r i o d 4 S t a r t D a t e L b l < / P e r i o d 4 S t a r t D a t e L b l > + 
+         < P o s t i n g D a t e F i l t e r L a b e l > P o s t i n g D a t e F i l t e r L a b e l < / P o s t i n g D a t e F i l t e r L a b e l > + 
+         < R e p o r t N a m e L a b e l > R e p o r t N a m e L a b e l < / R e p o r t N a m e L a b e l > + 
+         < R u n O n L a b e l > R u n O n L a b e l < / R u n O n L a b e l > + 
+         < S a l e s A m t O n O r d e r 2 L b l > S a l e s A m t O n O r d e r 2 L b l < / S a l e s A m t O n O r d e r 2 L b l > + 
+         < S a l e s A m t O n O r d e r 3 L b l > S a l e s A m t O n O r d e r 3 L b l < / S a l e s A m t O n O r d e r 3 L b l > + 
+         < S a l e s A m t O n O r d e r 4 L b l > S a l e s A m t O n O r d e r 4 L b l < / S a l e s A m t O n O r d e r 4 L b l > + 
+         < S a l e s A m t O n O r d e r L C Y 2 L b l > S a l e s A m t O n O r d e r L C Y 2 L b l < / S a l e s A m t O n O r d e r L C Y 2 L b l > + 
+         < S a l e s A m t O n O r d e r L C Y 3 L b l > S a l e s A m t O n O r d e r L C Y 3 L b l < / S a l e s A m t O n O r d e r L C Y 3 L b l > + 
+         < S a l e s A m t O n O r d e r L C Y 4 L b l > S a l e s A m t O n O r d e r L C Y 4 L b l < / S a l e s A m t O n O r d e r L C Y 4 L b l > + 
+         < S a l e s L i n e B i l l t o N o _ C u s t o m e r C a p t i o n > S a l e s L i n e B i l l t o N o _ C u s t o m e r C a p t i o n < / S a l e s L i n e B i l l t o N o _ C u s t o m e r C a p t i o n > + 
+         < S t a r t i n g D a t e L b l > S t a r t i n g D a t e L b l < / S t a r t i n g D a t e L b l > + 
+         < T o t a l C a p t i o n L b l > T o t a l C a p t i o n L b l < / T o t a l C a p t i o n L b l > + 
+         < T o t a l L C Y C a p t i o n L b l > T o t a l L C Y C a p t i o n L b l < / T o t a l L C Y C a p t i o n L b l > + 
+         < U s e r L a b e l > U s e r L a b e l < / U s e r L a b e l >   
      < / L a b e l s >   
-     < T o o l t i p s > - 
-         < T o o l t i p   c o l u m n = " N o _ C u s t "   E l e m e n t I d = " 6 0 3 9 7 0 8 4 6 " > - 
-             < T o o l t i p T e x t   l a n g = " e n - U S " > S p e c i f i e s   t h e   n u m b e r   o f   t h e   c u s t o m e r .   T h e   f i e l d   i s   e i t h e r   f i l l e d   a u t o m a t i c a l l y   f r o m   a   d e f i n e d   n u m b e r   s e r i e s ,   o r   y o u   e n t e r   t h e   n u m b e r   m a n u a l l y   b e c a u s e   y o u   h a v e   e n a b l e d   m a n u a l   n u m b e r   e n t r y   i n   t h e   n u m b e r - s e r i e s   s e t u p . < / T o o l t i p T e x t > - 
-         < / T o o l t i p > - 
-         < T o o l t i p   c o l u m n = " C u r r e n c y C o d e _ S a l e s L i n e "   E l e m e n t I d = " 4 5 8 4 1 7 3 0 2 " > - 
-             < T o o l t i p T e x t   l a n g = " e n - U S " > S p e c i f i e s   t h e   c u r r e n c y   t h a t   i s   u s e d   o n   t h e   e n t r y . < / T o o l t i p T e x t > - 
-         < / T o o l t i p > - 
-         < T o o l t i p   c o l u m n = " N a m e _ C u s t "   E l e m e n t I d = " 1 3 8 0 5 0 6 7 2 4 " > - 
-             < T o o l t i p T e x t   l a n g = " e n - U S " > S p e c i f i e s   t h e   c u s t o m e r ' s   n a m e   t h a t   a p p e a r s   o n   a l l   r e l a t e d   d o c u m e n t s .   F o r   c o m p a n i e s ,   s p e c i f y   t h e   c o m p a n y ' s   n a m e   h e r e ,   a n d   t h e n   a d d   t h e   r e l e v a n t   p e o p l e   a s   c o n t a c t s   t h a t   y o u   l i n k   t o   t h i s   c u s t o m e r . < / T o o l t i p T e x t > - 
-         < / T o o l t i p > - 
-         < T o o l t i p   c o l u m n = " S a l e s L i n e B u f f e r _ C u s t o m e r N a m e "   E l e m e n t I d = " 1 3 2 9 6 0 9 3 9 3 " > - 
-             < T o o l t i p T e x t   l a n g = " e n - U S " > S p e c i f i e s   a   d e s c r i p t i o n   o f   t h e   e n t r y   o f   t h e   p r o d u c t   t o   b e   s o l d .   T o   a d d   a   n o n - t r a n s a c t i o n a l   t e x t   l i n e ,   f i l l   i n   t h e   D e s c r i p t i o n   f i e l d   o n l y . < / T o o l t i p T e x t > - 
-         < / T o o l t i p > - 
-         < T o o l t i p   c o l u m n = " S a l e s L i n e B u f f e r _ C u r r e n c y C o d e "   E l e m e n t I d = " 1 2 7 6 7 9 3 1 7 8 " > - 
-             < T o o l t i p T e x t   l a n g = " e n - U S " > S p e c i f i e s   t h e   c u r r e n c y   t h a t   i s   u s e d   o n   t h e   e n t r y . < / T o o l t i p T e x t > - 
-         < / T o o l t i p > - 
-         < T o o l t i p   c o l u m n = " S a l e s L i n e B u f f e r _ S a l e s O r d e r A m o u n t "   E l e m e n t I d = " 7 8 3 0 0 4 3 9 8 " > - 
-             < T o o l t i p T e x t   l a n g = " e n - U S " > S p e c i f i e s   t h e   s u m   o f   a m o u n t s   i n   t h e   L i n e   A m o u n t   f i e l d   o n   t h e   s a l e s   r e t u r n   o r d e r   l i n e s . < / T o o l t i p T e x t > - 
-         < / T o o l t i p > - 
-         < T o o l t i p   c o l u m n = " S a l e s L i n e B u f f e r _ S a l e s A m t O n O r d e r 1 "   E l e m e n t I d = " 1 9 0 3 1 1 5 3 1 8 " > - 
-             < T o o l t i p T e x t   l a n g = " e n - U S " > S p e c i f i e s   t h e   p r i c e   f o r   o n e   u n i t   o n   t h e   s a l e s   l i n e . < / T o o l t i p T e x t > - 
-         < / T o o l t i p > - 
-         < T o o l t i p   c o l u m n = " S a l e s L i n e B u f f e r _ S a l e s A m t O n O r d e r 5 "   E l e m e n t I d = " 6 4 7 6 7 1 1 5 0 " > - 
-             < T o o l t i p T e x t   l a n g = " e n - U S " > S p e c i f i e s   t h e   n e t   a m o u n t ,   e x c l u d i n g   a n y   i n v o i c e   d i s c o u n t   a m o u n t ,   t h a t   m u s t   b e   p a i d   f o r   p r o d u c t s   o n   t h e   l i n e . < / T o o l t i p T e x t > - 
-         < / T o o l t i p > - 
-     < / T o o l t i p s > - 
-     < C u s t o m e r   E l e m e n t T y p e = " D a t a I t e m "   E l e m e n t I d = " 1 5 2 5 1 9 1 9 9 " > - 
-         < A f t e r C a p t i o n   E l e m e n t T y p e = " C o l u m n "   E l e m e n t I d = " 1 5 9 8 9 5 9 1 "   D a t a T y p e = " L a b e l "   O b s o l e t e S t a t e = " P e n d i n g " > A f t e r C a p t i o n < / A f t e r C a p t i o n > - 
-         < A l l a m o u n t s a r e i n L C Y C a p t i o n   E l e m e n t T y p e = " C o l u m n "   E l e m e n t I d = " 2 3 3 2 7 8 9 8 2 "   D a t a T y p e = " L a b e l "   O b s o l e t e S t a t e = " P e n d i n g " > A l l a m o u n t s a r e i n L C Y C a p t i o n < / A l l a m o u n t s a r e i n L C Y C a p t i o n > - 
-         < A l l A m o u n t s A r e I n L C Y T x t   E l e m e n t T y p e = " C o l u m n "   E l e m e n t I d = " 2 0 4 7 3 7 7 3 6 4 "   D a t a T y p e = " T e x t " > A l l A m o u n t s A r e I n L C Y T x t < / A l l A m o u n t s A r e I n L C Y T x t > - 
-         < B e f o r e C a p t i o n   E l e m e n t T y p e = " C o l u m n "   E l e m e n t I d = " 1 6 4 6 6 0 5 7 0 "   D a t a T y p e = " L a b e l "   O b s o l e t e S t a t e = " P e n d i n g " > B e f o r e C a p t i o n < / B e f o r e C a p t i o n > - 
-         < C o m p a n y N a m e   E l e m e n t T y p e = " C o l u m n "   E l e m e n t I d = " 1 5 9 5 4 7 7 3 9 5 "   D a t a T y p e = " S t r i n g "   O b s o l e t e S t a t e = " P e n d i n g " > C o m p a n y N a m e < / C o m p a n y N a m e > - 
-         < C u s t F i l t e r   E l e m e n t T y p e = " C o l u m n "   E l e m e n t I d = " 2 3 9 4 8 9 4 8 4 "   D a t a T y p e = " T e x t " > C u s t F i l t e r < / C u s t F i l t e r > - 
-         < C u s t F i l t e r 1   E l e m e n t T y p e = " C o l u m n "   E l e m e n t I d = " 1 1 3 8 7 0 3 8 5 9 "   D a t a T y p e = " T e x t " > C u s t F i l t e r 1 < / C u s t F i l t e r 1 > - 
-         < C u s t o m e r N a m e C a p t i o n   E l e m e n t T y p e = " C o l u m n "   E l e m e n t I d = " 6 4 9 0 1 4 4 4 0 "   D a t a T y p e = " L a b e l "   O b s o l e t e S t a t e = " P e n d i n g " > C u s t o m e r N a m e C a p t i o n < / C u s t o m e r N a m e C a p t i o n > - 
-         < C u s t o m e r N o C a p t i o n   E l e m e n t T y p e = " C o l u m n "   E l e m e n t I d = " 1 0 9 8 4 2 4 9 2 2 "   D a t a T y p e = " L a b e l "   O b s o l e t e S t a t e = " P e n d i n g " > C u s t o m e r N o C a p t i o n < / C u s t o m e r N o C a p t i o n > - 
-         < C u s t o m e r O r d e r S u m m a r y C a p t i o n   E l e m e n t T y p e = " C o l u m n "   E l e m e n t I d = " 8 9 2 9 3 8 4 6 7 "   D a t a T y p e = " L a b e l "   O b s o l e t e S t a t e = " P e n d i n g " > C u s t o m e r O r d e r S u m m a r y C a p t i o n < / C u s t o m e r O r d e r S u m m a r y C a p t i o n > - 
-         < N o _ C u s t   E l e m e n t T y p e = " C o l u m n "   E l e m e n t I d = " 6 0 3 9 7 0 8 4 6 "   D a t a T y p e = " C o d e " > N o _ C u s t < / N o _ C u s t > - 
-         < O u t s t a n d i n g O r d e r s C a p t i o n   E l e m e n t T y p e = " C o l u m n "   E l e m e n t I d = " 4 0 2 0 3 5 3 3 2 "   D a t a T y p e = " L a b e l "   O b s o l e t e S t a t e = " P e n d i n g " > O u t s t a n d i n g O r d e r s C a p t i o n < / O u t s t a n d i n g O r d e r s C a p t i o n > - 
-         < P a g e N o C a p t i o n   E l e m e n t T y p e = " C o l u m n "   E l e m e n t I d = " 1 4 6 2 1 0 8 0 8 7 "   D a t a T y p e = " L a b e l "   O b s o l e t e S t a t e = " P e n d i n g " > P a g e N o C a p t i o n < / P a g e N o C a p t i o n > - 
-         < P e r i o d S t a r t D a t e 1   E l e m e n t T y p e = " C o l u m n "   E l e m e n t I d = " 1 9 2 5 9 9 9 9 6 5 "   D a t a T y p e = " S t r i n g " > P e r i o d S t a r t D a t e 1 < / P e r i o d S t a r t D a t e 1 > - 
-         < P e r i o d S t a r t D a t e 2   E l e m e n t T y p e = " C o l u m n "   E l e m e n t I d = " 1 7 3 1 2 7 0 7 1 4 "   D a t a T y p e = " S t r i n g " > P e r i o d S t a r t D a t e 2 < / P e r i o d S t a r t D a t e 2 > - 
-         < P e r i o d S t a r t D a t e 2 1   E l e m e n t T y p e = " C o l u m n "   E l e m e n t I d = " 1 0 5 1 2 7 2 6 2 5 "   D a t a T y p e = " S t r i n g " > P e r i o d S t a r t D a t e 2 1 < / P e r i o d S t a r t D a t e 2 1 > - 
-         < P e r i o d S t a r t D a t e 3   E l e m e n t T y p e = " C o l u m n "   E l e m e n t I d = " 1 0 9 3 5 7 4 0 9 7 "   D a t a T y p e = " S t r i n g " > P e r i o d S t a r t D a t e 3 < / P e r i o d S t a r t D a t e 3 > - 
-         < P e r i o d S t a r t D a t e 3 1   E l e m e n t T y p e = " C o l u m n "   E l e m e n t I d = " 1 1 5 5 5 0 0 6 2 2 "   D a t a T y p e = " S t r i n g " > P e r i o d S t a r t D a t e 3 1 < / P e r i o d S t a r t D a t e 3 1 > - 
-         < P e r i o d S t a r t D a t e 4 1   E l e m e n t T y p e = " C o l u m n "   E l e m e n t I d = " 5 3 6 7 4 4 6 4 9 "   D a t a T y p e = " S t r i n g " > P e r i o d S t a r t D a t e 4 1 < / P e r i o d S t a r t D a t e 4 1 > - 
-         < P r i n t A m o u n t s I n L C Y   E l e m e n t T y p e = " C o l u m n "   E l e m e n t I d = " 8 0 1 2 1 9 2 2 6 "   D a t a T y p e = " B o o l e a n " > P r i n t A m o u n t s I n L C Y < / P r i n t A m o u n t s I n L C Y > - 
-         < S a l e s A m t O n O r d e r L C Y 1   E l e m e n t T y p e = " C o l u m n "   E l e m e n t I d = " 1 5 1 9 0 6 0 1 1 5 "   D a t a T y p e = " D e c i m a l " > S a l e s A m t O n O r d e r L C Y 1 < / S a l e s A m t O n O r d e r L C Y 1 > - 
-         < S a l e s A m t O n O r d e r L C Y 2   E l e m e n t T y p e = " C o l u m n "   E l e m e n t I d = " 8 8 1 3 6 3 4 9 8 "   D a t a T y p e = " D e c i m a l " > S a l e s A m t O n O r d e r L C Y 2 < / S a l e s A m t O n O r d e r L C Y 2 > - 
-         < S a l e s A m t O n O r d e r L C Y 3   E l e m e n t T y p e = " C o l u m n "   E l e m e n t I d = " 2 4 3 6 6 6 8 8 1 "   D a t a T y p e = " D e c i m a l " > S a l e s A m t O n O r d e r L C Y 3 < / S a l e s A m t O n O r d e r L C Y 3 > - 
-         < S a l e s A m t O n O r d e r L C Y 4   E l e m e n t T y p e = " C o l u m n "   E l e m e n t I d = " 4 1 2 5 7 5 9 0 4 "   D a t a T y p e = " D e c i m a l " > S a l e s A m t O n O r d e r L C Y 4 < / S a l e s A m t O n O r d e r L C Y 4 > - 
-         < S a l e s A m t O n O r d e r L C Y 5   E l e m e n t T y p e = " C o l u m n "   E l e m e n t I d = " 2 2 5 1 2 0 7 1 3 "   D a t a T y p e = " D e c i m a l " > S a l e s A m t O n O r d e r L C Y 5 < / S a l e s A m t O n O r d e r L C Y 5 > - 
-         < S a l e s O r d e r A m o u n t L C Y   E l e m e n t T y p e = " C o l u m n "   E l e m e n t I d = " 7 1 8 5 3 0 9 9 3 "   D a t a T y p e = " D e c i m a l " > S a l e s O r d e r A m o u n t L C Y < / S a l e s O r d e r A m o u n t L C Y > - 
-         < T o t a l C a p t i o n   E l e m e n t T y p e = " C o l u m n "   E l e m e n t I d = " 7 0 7 1 0 2 6 9 5 "   D a t a T y p e = " L a b e l " > T o t a l C a p t i o n < / T o t a l C a p t i o n > - 
-         < T o t a l L C Y C a p t i o n   E l e m e n t T y p e = " C o l u m n "   E l e m e n t I d = " 2 2 2 5 1 5 5 6 7 "   D a t a T y p e = " L a b e l "   O b s o l e t e S t a t e = " P e n d i n g " > T o t a l L C Y C a p t i o n < / T o t a l L C Y C a p t i o n > - 
-         < S a l e s _ L i n e   E l e m e n t T y p e = " D a t a I t e m "   E l e m e n t I d = " 1 8 9 4 4 4 2 7 6 4 " > - 
-             < C u r r e n c y C o d e _ S a l e s L i n e   E l e m e n t T y p e = " C o l u m n "   E l e m e n t I d = " 4 5 8 4 1 7 3 0 2 "   D a t a T y p e = " C o d e " > C u r r e n c y C o d e _ S a l e s L i n e < / C u r r e n c y C o d e _ S a l e s L i n e > - 
-             < G r o u p N u m b e r   E l e m e n t T y p e = " C o l u m n "   E l e m e n t I d = " 1 1 2 0 2 1 1 4 0 1 "   D a t a T y p e = " I n t e g e r " > G r o u p N u m b e r < / G r o u p N u m b e r > - 
-             < N a m e _ C u s t   E l e m e n t T y p e = " C o l u m n "   E l e m e n t I d = " 1 3 8 0 5 0 6 7 2 4 "   D a t a T y p e = " T e x t " > N a m e _ C u s t < / N a m e _ C u s t > - 
-             < S a l e s A m t O n O r d e r 1   E l e m e n t T y p e = " C o l u m n "   E l e m e n t I d = " 4 1 2 9 6 8 2 5 3 "   D a t a T y p e = " D e c i m a l " > S a l e s A m t O n O r d e r 1 < / S a l e s A m t O n O r d e r 1 > - 
-             < S a l e s A m t O n O r d e r 2   E l e m e n t T y p e = " C o l u m n "   E l e m e n t I d = " 1 9 6 8 9 0 9 1 9 2 "   D a t a T y p e = " D e c i m a l " > S a l e s A m t O n O r d e r 2 < / S a l e s A m t O n O r d e r 2 > - 
-             < S a l e s A m t O n O r d e r 3   E l e m e n t T y p e = " C o l u m n "   E l e m e n t I d = " 1 6 8 8 3 6 1 4 8 7 "   D a t a T y p e = " D e c i m a l " > S a l e s A m t O n O r d e r 3 < / S a l e s A m t O n O r d e r 3 > - 
-             < S a l e s A m t O n O r d e r 4   E l e m e n t T y p e = " C o l u m n "   E l e m e n t I d = " 1 5 0 0 1 2 1 5 9 8 "   D a t a T y p e = " D e c i m a l " > S a l e s A m t O n O r d e r 4 < / S a l e s A m t O n O r d e r 4 > - 
-             < S a l e s A m t O n O r d e r 5   E l e m e n t T y p e = " C o l u m n "   E l e m e n t I d = " 2 1 3 7 8 1 8 2 1 5 "   D a t a T y p e = " D e c i m a l " > S a l e s A m t O n O r d e r 5 < / S a l e s A m t O n O r d e r 5 > - 
-             < S a l e s L i n e B i l l t o N o _ C u s t o m e r   E l e m e n t T y p e = " C o l u m n "   E l e m e n t I d = " 8 7 8 5 6 1 4 7 3 "   D a t a T y p e = " C o d e " > S a l e s L i n e B i l l t o N o _ C u s t o m e r < / S a l e s L i n e B i l l t o N o _ C u s t o m e r > - 
-             < S a l e s O r d e r A m o u n t   E l e m e n t T y p e = " C o l u m n "   E l e m e n t I d = " 1 8 6 7 1 0 4 9 8 3 "   D a t a T y p e = " D e c i m a l " > S a l e s O r d e r A m o u n t < / S a l e s O r d e r A m o u n t > +     < C u s t o m e r > + 
+         < A f t e r C a p t i o n > A f t e r C a p t i o n < / A f t e r C a p t i o n > + 
+         < A l l a m o u n t s a r e i n L C Y C a p t i o n > A l l a m o u n t s a r e i n L C Y C a p t i o n < / A l l a m o u n t s a r e i n L C Y C a p t i o n > + 
+         < A l l A m o u n t s A r e I n L C Y T x t > A l l A m o u n t s A r e I n L C Y T x t < / A l l A m o u n t s A r e I n L C Y T x t > + 
+         < B e f o r e C a p t i o n > B e f o r e C a p t i o n < / B e f o r e C a p t i o n > + 
+         < C o m p a n y N a m e > C o m p a n y N a m e < / C o m p a n y N a m e > + 
+         < C u s t F i l t e r > C u s t F i l t e r < / C u s t F i l t e r > + 
+         < C u s t F i l t e r 1 > C u s t F i l t e r 1 < / C u s t F i l t e r 1 > + 
+         < C u s t o m e r N a m e C a p t i o n > C u s t o m e r N a m e C a p t i o n < / C u s t o m e r N a m e C a p t i o n > + 
+         < C u s t o m e r N o C a p t i o n > C u s t o m e r N o C a p t i o n < / C u s t o m e r N o C a p t i o n > + 
+         < C u s t o m e r O r d e r S u m m a r y C a p t i o n > C u s t o m e r O r d e r S u m m a r y C a p t i o n < / C u s t o m e r O r d e r S u m m a r y C a p t i o n > + 
+         < N o _ C u s t > N o _ C u s t < / N o _ C u s t > + 
+         < O u t s t a n d i n g O r d e r s C a p t i o n > O u t s t a n d i n g O r d e r s C a p t i o n < / O u t s t a n d i n g O r d e r s C a p t i o n > + 
+         < P a g e N o C a p t i o n > P a g e N o C a p t i o n < / P a g e N o C a p t i o n > + 
+         < P e r i o d S t a r t D a t e 1 > P e r i o d S t a r t D a t e 1 < / P e r i o d S t a r t D a t e 1 > + 
+         < P e r i o d S t a r t D a t e 2 > P e r i o d S t a r t D a t e 2 < / P e r i o d S t a r t D a t e 2 > + 
+         < P e r i o d S t a r t D a t e 2 1 > P e r i o d S t a r t D a t e 2 1 < / P e r i o d S t a r t D a t e 2 1 > + 
+         < P e r i o d S t a r t D a t e 3 > P e r i o d S t a r t D a t e 3 < / P e r i o d S t a r t D a t e 3 > + 
+         < P e r i o d S t a r t D a t e 3 1 > P e r i o d S t a r t D a t e 3 1 < / P e r i o d S t a r t D a t e 3 1 > + 
+         < P e r i o d S t a r t D a t e 4 1 > P e r i o d S t a r t D a t e 4 1 < / P e r i o d S t a r t D a t e 4 1 > + 
+         < P r i n t A m o u n t s I n L C Y > P r i n t A m o u n t s I n L C Y < / P r i n t A m o u n t s I n L C Y > + 
+         < S a l e s A m t O n O r d e r L C Y 1 > S a l e s A m t O n O r d e r L C Y 1 < / S a l e s A m t O n O r d e r L C Y 1 > + 
+         < S a l e s A m t O n O r d e r L C Y 2 > S a l e s A m t O n O r d e r L C Y 2 < / S a l e s A m t O n O r d e r L C Y 2 > + 
+         < S a l e s A m t O n O r d e r L C Y 3 > S a l e s A m t O n O r d e r L C Y 3 < / S a l e s A m t O n O r d e r L C Y 3 > + 
+         < S a l e s A m t O n O r d e r L C Y 4 > S a l e s A m t O n O r d e r L C Y 4 < / S a l e s A m t O n O r d e r L C Y 4 > + 
+         < S a l e s A m t O n O r d e r L C Y 5 > S a l e s A m t O n O r d e r L C Y 5 < / S a l e s A m t O n O r d e r L C Y 5 > + 
+         < S a l e s O r d e r A m o u n t L C Y > S a l e s O r d e r A m o u n t L C Y < / S a l e s O r d e r A m o u n t L C Y > + 
+         < T o t a l C a p t i o n > T o t a l C a p t i o n < / T o t a l C a p t i o n > + 
+         < T o t a l L C Y C a p t i o n > T o t a l L C Y C a p t i o n < / T o t a l L C Y C a p t i o n > + 
+         < S a l e s _ L i n e > + 
+             < C u r r e n c y C o d e _ S a l e s L i n e > C u r r e n c y C o d e _ S a l e s L i n e < / C u r r e n c y C o d e _ S a l e s L i n e > + 
+             < G r o u p N u m b e r > G r o u p N u m b e r < / G r o u p N u m b e r > + 
+             < N a m e _ C u s t > N a m e _ C u s t < / N a m e _ C u s t > + 
+             < S a l e s A m t O n O r d e r 1 > S a l e s A m t O n O r d e r 1 < / S a l e s A m t O n O r d e r 1 > + 
+             < S a l e s A m t O n O r d e r 2 > S a l e s A m t O n O r d e r 2 < / S a l e s A m t O n O r d e r 2 > + 
+             < S a l e s A m t O n O r d e r 3 > S a l e s A m t O n O r d e r 3 < / S a l e s A m t O n O r d e r 3 > + 
+             < S a l e s A m t O n O r d e r 4 > S a l e s A m t O n O r d e r 4 < / S a l e s A m t O n O r d e r 4 > + 
+             < S a l e s A m t O n O r d e r 5 > S a l e s A m t O n O r d e r 5 < / S a l e s A m t O n O r d e r 5 > + 
+             < S a l e s L i n e B i l l t o N o _ C u s t o m e r > S a l e s L i n e B i l l t o N o _ C u s t o m e r < / S a l e s L i n e B i l l t o N o _ C u s t o m e r > + 
+             < S a l e s O r d e r A m o u n t > S a l e s O r d e r A m o u n t < / S a l e s O r d e r A m o u n t >   
          < / S a l e s _ L i n e >   
      < / C u s t o m e r >   
-     < S a l e s L i n e B u f f e r _ I n t e g e r   E l e m e n t T y p e = " D a t a I t e m "   E l e m e n t I d = " 1 5 5 2 1 7 2 1 7 0 " > - 
-         < N u m b e r   E l e m e n t T y p e = " C o l u m n "   E l e m e n t I d = " 1 2 4 8 5 6 7 5 0 "   D a t a T y p e = " I n t e g e r " > N u m b e r < / N u m b e r > - 
-         < S a l e s L i n e B u f f e r _ B i l l t o C u s t o m e r N o   E l e m e n t T y p e = " C o l u m n "   E l e m e n t I d = " 2 8 6 0 4 5 8 0 9 "   D a t a T y p e = " C o d e " > S a l e s L i n e B u f f e r _ B i l l t o C u s t o m e r N o < / S a l e s L i n e B u f f e r _ B i l l t o C u s t o m e r N o > - 
-         < S a l e s L i n e B u f f e r _ C u r r e n c y C o d e   E l e m e n t T y p e = " C o l u m n "   E l e m e n t I d = " 1 2 7 6 7 9 3 1 7 8 "   D a t a T y p e = " C o d e " > S a l e s L i n e B u f f e r _ C u r r e n c y C o d e < / S a l e s L i n e B u f f e r _ C u r r e n c y C o d e > - 
-         < S a l e s L i n e B u f f e r _ C u s t o m e r N a m e   E l e m e n t T y p e = " C o l u m n "   E l e m e n t I d = " 1 3 2 9 6 0 9 3 9 3 "   D a t a T y p e = " T e x t " > S a l e s L i n e B u f f e r _ C u s t o m e r N a m e < / S a l e s L i n e B u f f e r _ C u s t o m e r N a m e > - 
-         < S a l e s L i n e B u f f e r _ S a l e s A m t O n O r d e r 1   E l e m e n t T y p e = " C o l u m n "   E l e m e n t I d = " 1 9 0 3 1 1 5 3 1 8 "   D a t a T y p e = " D e c i m a l " > S a l e s L i n e B u f f e r _ S a l e s A m t O n O r d e r 1 < / S a l e s L i n e B u f f e r _ S a l e s A m t O n O r d e r 1 > - 
-         < S a l e s L i n e B u f f e r _ S a l e s A m t O n O r d e r 2   E l e m e n t T y p e = " C o l u m n "   E l e m e n t I d = " 1 7 5 4 1 5 5 3 6 1 "   D a t a T y p e = " D e c i m a l " > S a l e s L i n e B u f f e r _ S a l e s A m t O n O r d e r 2 < / S a l e s L i n e B u f f e r _ S a l e s A m t O n O r d e r 2 > - 
-         < S a l e s L i n e B u f f e r _ S a l e s A m t O n O r d e r 3   E l e m e n t T y p e = " C o l u m n "   E l e m e n t I d = " 1 1 1 6 4 5 8 7 4 4 "   D a t a T y p e = " D e c i m a l " > S a l e s L i n e B u f f e r _ S a l e s A m t O n O r d e r 3 < / S a l e s L i n e B u f f e r _ S a l e s A m t O n O r d e r 3 > - 
-         < S a l e s L i n e B u f f e r _ S a l e s A m t O n O r d e r 4   E l e m e n t T y p e = " C o l u m n "   E l e m e n t I d = " 1 2 8 5 3 6 7 7 6 7 "   D a t a T y p e = " D e c i m a l " > S a l e s L i n e B u f f e r _ S a l e s A m t O n O r d e r 4 < / S a l e s L i n e B u f f e r _ S a l e s A m t O n O r d e r 4 > - 
-         < S a l e s L i n e B u f f e r _ S a l e s A m t O n O r d e r 5   E l e m e n t T y p e = " C o l u m n "   E l e m e n t I d = " 6 4 7 6 7 1 1 5 0 "   D a t a T y p e = " D e c i m a l " > S a l e s L i n e B u f f e r _ S a l e s A m t O n O r d e r 5 < / S a l e s L i n e B u f f e r _ S a l e s A m t O n O r d e r 5 > - 
-         < S a l e s L i n e B u f f e r _ S a l e s O r d e r A m o u n t   E l e m e n t T y p e = " C o l u m n "   E l e m e n t I d = " 7 8 3 0 0 4 3 9 8 "   D a t a T y p e = " D e c i m a l " > S a l e s L i n e B u f f e r _ S a l e s O r d e r A m o u n t < / S a l e s L i n e B u f f e r _ S a l e s O r d e r A m o u n t > +     < S a l e s L i n e B u f f e r _ I n t e g e r > + 
+         < N u m b e r > N u m b e r < / N u m b e r > + 
+         < S a l e s L i n e B u f f e r _ B i l l t o C u s t o m e r N o > S a l e s L i n e B u f f e r _ B i l l t o C u s t o m e r N o < / S a l e s L i n e B u f f e r _ B i l l t o C u s t o m e r N o > + 
+         < S a l e s L i n e B u f f e r _ C u r r e n c y C o d e > S a l e s L i n e B u f f e r _ C u r r e n c y C o d e < / S a l e s L i n e B u f f e r _ C u r r e n c y C o d e > + 
+         < S a l e s L i n e B u f f e r _ C u s t o m e r N a m e > S a l e s L i n e B u f f e r _ C u s t o m e r N a m e < / S a l e s L i n e B u f f e r _ C u s t o m e r N a m e > + 
+         < S a l e s L i n e B u f f e r _ S a l e s A m t O n O r d e r 1 > S a l e s L i n e B u f f e r _ S a l e s A m t O n O r d e r 1 < / S a l e s L i n e B u f f e r _ S a l e s A m t O n O r d e r 1 > + 
+         < S a l e s L i n e B u f f e r _ S a l e s A m t O n O r d e r 2 > S a l e s L i n e B u f f e r _ S a l e s A m t O n O r d e r 2 < / S a l e s L i n e B u f f e r _ S a l e s A m t O n O r d e r 2 > + 
+         < S a l e s L i n e B u f f e r _ S a l e s A m t O n O r d e r 3 > S a l e s L i n e B u f f e r _ S a l e s A m t O n O r d e r 3 < / S a l e s L i n e B u f f e r _ S a l e s A m t O n O r d e r 3 > + 
+         < S a l e s L i n e B u f f e r _ S a l e s A m t O n O r d e r 4 > S a l e s L i n e B u f f e r _ S a l e s A m t O n O r d e r 4 < / S a l e s L i n e B u f f e r _ S a l e s A m t O n O r d e r 4 > + 
+         < S a l e s L i n e B u f f e r _ S a l e s A m t O n O r d e r 5 > S a l e s L i n e B u f f e r _ S a l e s A m t O n O r d e r 5 < / S a l e s L i n e B u f f e r _ S a l e s A m t O n O r d e r 5 > + 
+         < S a l e s L i n e B u f f e r _ S a l e s O r d e r A m o u n t > S a l e s L i n e B u f f e r _ S a l e s O r d e r A m o u n t < / S a l e s L i n e B u f f e r _ S a l e s O r d e r A m o u n t >   
      < / S a l e s L i n e B u f f e r _ I n t e g e r >   
-     < T o t a l s   E l e m e n t T y p e = " D a t a I t e m "   E l e m e n t I d = " 1 8 2 3 9 5 0 0 4 4 " > - 
-         < T o t a l s _ S a l e s _ A m t _ O n _ O r d e r 1   E l e m e n t T y p e = " C o l u m n "   E l e m e n t I d = " 1 6 0 9 4 9 5 3 6 6 "   D a t a T y p e = " D e c i m a l " > T o t a l s _ S a l e s _ A m t _ O n _ O r d e r 1 < / T o t a l s _ S a l e s _ A m t _ O n _ O r d e r 1 > - 
-         < T o t a l s _ S a l e s _ A m t _ O n _ O r d e r 2   E l e m e n t T y p e = " C o l u m n "   E l e m e n t I d = " 2 0 4 7 7 7 5 3 1 3 "   D a t a T y p e = " D e c i m a l " > T o t a l s _ S a l e s _ A m t _ O n _ O r d e r 2 < / T o t a l s _ S a l e s _ A m t _ O n _ O r d e r 2 > - 
-         < T o t a l s _ S a l e s _ A m t _ O n _ O r d e r 3   E l e m e n t T y p e = " C o l u m n "   E l e m e n t I d = " 1 4 1 0 0 7 8 6 9 6 "   D a t a T y p e = " D e c i m a l " > T o t a l s _ S a l e s _ A m t _ O n _ O r d e r 3 < / T o t a l s _ S a l e s _ A m t _ O n _ O r d e r 3 > - 
-         < T o t a l s _ S a l e s _ A m t _ O n _ O r d e r 4   E l e m e n t T y p e = " C o l u m n "   E l e m e n t I d = " 1 5 7 8 9 8 7 7 1 9 "   D a t a T y p e = " D e c i m a l " > T o t a l s _ S a l e s _ A m t _ O n _ O r d e r 4 < / T o t a l s _ S a l e s _ A m t _ O n _ O r d e r 4 > - 
-         < T o t a l s _ S a l e s _ A m t _ O n _ O r d e r 5   E l e m e n t T y p e = " C o l u m n "   E l e m e n t I d = " 9 4 1 2 9 1 1 0 2 "   D a t a T y p e = " D e c i m a l " > T o t a l s _ S a l e s _ A m t _ O n _ O r d e r 5 < / T o t a l s _ S a l e s _ A m t _ O n _ O r d e r 5 > - 
-         < T o t a l s _ S a l e s _ O r d e r _ A m o u n t   E l e m e n t T y p e = " C o l u m n "   E l e m e n t I d = " 1 8 7 7 0 4 2 9 6 7 "   D a t a T y p e = " D e c i m a l " > T o t a l s _ S a l e s _ O r d e r _ A m o u n t < / T o t a l s _ S a l e s _ O r d e r _ A m o u n t > - 
-         < T o t a l s _ T o t a l T e x t   E l e m e n t T y p e = " C o l u m n "   E l e m e n t I d = " 8 0 3 7 7 1 4 2 8 "   D a t a T y p e = " T e x t " > T o t a l s _ T o t a l T e x t < / T o t a l s _ T o t a l T e x t > +     < T o t a l s > + 
+         < T o t a l s _ S a l e s _ A m t _ O n _ O r d e r 1 > T o t a l s _ S a l e s _ A m t _ O n _ O r d e r 1 < / T o t a l s _ S a l e s _ A m t _ O n _ O r d e r 1 > + 
+         < T o t a l s _ S a l e s _ A m t _ O n _ O r d e r 2 > T o t a l s _ S a l e s _ A m t _ O n _ O r d e r 2 < / T o t a l s _ S a l e s _ A m t _ O n _ O r d e r 2 > + 
+         < T o t a l s _ S a l e s _ A m t _ O n _ O r d e r 3 > T o t a l s _ S a l e s _ A m t _ O n _ O r d e r 3 < / T o t a l s _ S a l e s _ A m t _ O n _ O r d e r 3 > + 
+         < T o t a l s _ S a l e s _ A m t _ O n _ O r d e r 4 > T o t a l s _ S a l e s _ A m t _ O n _ O r d e r 4 < / T o t a l s _ S a l e s _ A m t _ O n _ O r d e r 4 > + 
+         < T o t a l s _ S a l e s _ A m t _ O n _ O r d e r 5 > T o t a l s _ S a l e s _ A m t _ O n _ O r d e r 5 < / T o t a l s _ S a l e s _ A m t _ O n _ O r d e r 5 > + 
+         < T o t a l s _ S a l e s _ O r d e r _ A m o u n t > T o t a l s _ S a l e s _ O r d e r _ A m o u n t < / T o t a l s _ S a l e s _ O r d e r _ A m o u n t > + 
+         < T o t a l s _ T o t a l T e x t > T o t a l s _ T o t a l T e x t < / T o t a l s _ T o t a l T e x t >   
      < / T o t a l s >   
@@ -31281,17 +30220,17 @@
 </file>
 
 <file path=customXml/itemProps1.xml><?xml version="1.0" encoding="utf-8"?>
-<ds:datastoreItem xmlns:ds="http://schemas.openxmlformats.org/officeDocument/2006/customXml" ds:itemID="{935A1A8B-FBD8-496F-9CFA-0DAB10C40436}">
+<ds:datastoreItem xmlns:ds="http://schemas.openxmlformats.org/officeDocument/2006/customXml" ds:itemID="{659A5BF2-D482-4727-BE97-9DA1E04525C4}">
   <ds:schemaRefs>
-    <ds:schemaRef ds:uri="urn:microsoft-dynamics-nav/reports/Customer_Order_Summary/107/"/>
+    <ds:schemaRef ds:uri="urn:microsoft-dynamics-businesscentral/internal/extended/reports/Customer_Order_Summary/107/"/>
   </ds:schemaRefs>
 </ds:datastoreItem>
 </file>
 
 <file path=customXml/itemProps2.xml><?xml version="1.0" encoding="utf-8"?>
-<ds:datastoreItem xmlns:ds="http://schemas.openxmlformats.org/officeDocument/2006/customXml" ds:itemID="{659A5BF2-D482-4727-BE97-9DA1E04525C4}">
+<ds:datastoreItem xmlns:ds="http://schemas.openxmlformats.org/officeDocument/2006/customXml" ds:itemID="{935A1A8B-FBD8-496F-9CFA-0DAB10C40436}">
   <ds:schemaRefs>
-    <ds:schemaRef ds:uri="urn:microsoft-dynamics-businesscentral/internal/extended/reports/Customer_Order_Summary/107/"/>
+    <ds:schemaRef ds:uri="urn:microsoft-dynamics-nav/reports/Customer_Order_Summary/107/"/>
   </ds:schemaRefs>
 </ds:datastoreItem>
 </file>

--- a/src/Layers/W1/BaseApp/Sales/Reports/CustomerOrderSummaryBody.docx
+++ b/src/Layers/W1/BaseApp/Sales/Reports/CustomerOrderSummaryBody.docx
@@ -223,6 +223,9 @@
                 <w:vAlign w:val="top"/>
               </w:tcPr>
               <w:p>
+                <w:pPr>
+                  <w:jc w:val="right"/>
+                </w:pPr>
                 <w:r>
                   <w:t>Before1Lbl</w:t>
                 </w:r>
@@ -249,6 +252,9 @@
             </w:sdtPr>
             <w:sdtContent>
               <w:p>
+                <w:pPr>
+                  <w:jc w:val="right"/>
+                </w:pPr>
                 <w:r>
                   <w:t>PeriodStartDate1</w:t>
                 </w:r>
@@ -256,6 +262,9 @@
             </w:sdtContent>
           </w:sdt>
           <w:p>
+            <w:pPr>
+              <w:jc w:val="right"/>
+            </w:pPr>
             <w:sdt>
               <w:sdtPr>
                 <w:alias w:val="#Nav: /Customer/PeriodStartDate21"/>
@@ -294,6 +303,9 @@
             </w:sdtPr>
             <w:sdtContent>
               <w:p>
+                <w:pPr>
+                  <w:jc w:val="right"/>
+                </w:pPr>
                 <w:r>
                   <w:t>PeriodStartDate2</w:t>
                 </w:r>
@@ -301,6 +313,9 @@
             </w:sdtContent>
           </w:sdt>
           <w:p>
+            <w:pPr>
+              <w:jc w:val="right"/>
+            </w:pPr>
             <w:sdt>
               <w:sdtPr>
                 <w:alias w:val="#Nav: /Customer/PeriodStartDate31"/>
@@ -339,6 +354,9 @@
             </w:sdtPr>
             <w:sdtContent>
               <w:p>
+                <w:pPr>
+                  <w:jc w:val="right"/>
+                </w:pPr>
                 <w:r>
                   <w:t>PeriodStartDate3</w:t>
                 </w:r>
@@ -346,6 +364,9 @@
             </w:sdtContent>
           </w:sdt>
           <w:p>
+            <w:pPr>
+              <w:jc w:val="right"/>
+            </w:pPr>
             <w:sdt>
               <w:sdtPr>
                 <w:alias w:val="#Nav: /Customer/PeriodStartDate41"/>
@@ -384,6 +405,9 @@
             </w:sdtPr>
             <w:sdtContent>
               <w:p>
+                <w:pPr>
+                  <w:jc w:val="right"/>
+                </w:pPr>
                 <w:r>
                   <w:t>After1Lbl</w:t>
                 </w:r>
@@ -410,6 +434,9 @@
             </w:sdtPr>
             <w:sdtContent>
               <w:p>
+                <w:pPr>
+                  <w:jc w:val="right"/>
+                </w:pPr>
                 <w:proofErr w:type="spellStart"/>
                 <w:r>
                   <w:t>TotalCaptionLbl</w:t>
@@ -544,6 +571,9 @@
                         <w:tcW w:w="510" w:type="pct"/>
                       </w:tcPr>
                       <w:p>
+                        <w:pPr>
+                          <w:jc w:val="right"/>
+                        </w:pPr>
                         <w:r>
                           <w:t>SalesLineBuffer_SalesAmtOnOrder1</w:t>
                         </w:r>
@@ -569,6 +599,9 @@
                         <w:tcW w:w="510" w:type="pct"/>
                       </w:tcPr>
                       <w:p>
+                        <w:pPr>
+                          <w:jc w:val="right"/>
+                        </w:pPr>
                         <w:r>
                           <w:t>SalesLineBuffer_SalesAmtOnOrder2</w:t>
                         </w:r>
@@ -594,6 +627,9 @@
                         <w:tcW w:w="510" w:type="pct"/>
                       </w:tcPr>
                       <w:p>
+                        <w:pPr>
+                          <w:jc w:val="right"/>
+                        </w:pPr>
                         <w:r>
                           <w:t>SalesLineBuffer_SalesAmtOnOrder3</w:t>
                         </w:r>
@@ -619,6 +655,9 @@
                         <w:tcW w:w="510" w:type="pct"/>
                       </w:tcPr>
                       <w:p>
+                        <w:pPr>
+                          <w:jc w:val="right"/>
+                        </w:pPr>
                         <w:r>
                           <w:t>SalesLineBuffer_SalesAmtOnOrder4</w:t>
                         </w:r>
@@ -644,6 +683,9 @@
                         <w:tcW w:w="510" w:type="pct"/>
                       </w:tcPr>
                       <w:p>
+                        <w:pPr>
+                          <w:jc w:val="right"/>
+                        </w:pPr>
                         <w:r>
                           <w:t>SalesLineBuffer_SalesAmtOnOrder5</w:t>
                         </w:r>
@@ -669,6 +711,9 @@
                         <w:tcW w:w="510" w:type="pct"/>
                       </w:tcPr>
                       <w:p>
+                        <w:pPr>
+                          <w:jc w:val="right"/>
+                        </w:pPr>
                         <w:proofErr w:type="spellStart"/>
                         <w:r>
                           <w:t>SalesLineBuffer_SalesOrderAmount</w:t>
@@ -771,6 +816,9 @@
                 <w:tcW w:w="510" w:type="pct"/>
               </w:tcPr>
               <w:p>
+                <w:pPr>
+                  <w:jc w:val="right"/>
+                </w:pPr>
                 <w:r>
                   <w:t>Totals_Sales_Amt_On_Order1</w:t>
                 </w:r>
@@ -796,6 +844,9 @@
                 <w:tcW w:w="510" w:type="pct"/>
               </w:tcPr>
               <w:p>
+                <w:pPr>
+                  <w:jc w:val="right"/>
+                </w:pPr>
                 <w:r>
                   <w:t>Totals_Sales_Amt_On_Order2</w:t>
                 </w:r>
@@ -821,6 +872,9 @@
                 <w:tcW w:w="510" w:type="pct"/>
               </w:tcPr>
               <w:p>
+                <w:pPr>
+                  <w:jc w:val="right"/>
+                </w:pPr>
                 <w:r>
                   <w:t>Totals_Sales_Amt_On_Order3</w:t>
                 </w:r>
@@ -846,6 +900,9 @@
                 <w:tcW w:w="510" w:type="pct"/>
               </w:tcPr>
               <w:p>
+                <w:pPr>
+                  <w:jc w:val="right"/>
+                </w:pPr>
                 <w:r>
                   <w:t>Totals_Sales_Amt_On_Order4</w:t>
                 </w:r>
@@ -871,6 +928,9 @@
                 <w:tcW w:w="510" w:type="pct"/>
               </w:tcPr>
               <w:p>
+                <w:pPr>
+                  <w:jc w:val="right"/>
+                </w:pPr>
                 <w:r>
                   <w:t>Totals_Sales_Amt_On_Order5</w:t>
                 </w:r>
@@ -896,6 +956,9 @@
                 <w:tcW w:w="510" w:type="pct"/>
               </w:tcPr>
               <w:p>
+                <w:pPr>
+                  <w:jc w:val="right"/>
+                </w:pPr>
                 <w:proofErr w:type="spellStart"/>
                 <w:r>
                   <w:t>Totals_Sales_Order_Amount</w:t>
@@ -2333,6 +2396,7 @@
   <w:style w:type="character" w:default="1" w:styleId="DefaultParagraphFont">
     <w:name w:val="Default Paragraph Font"/>
     <w:uiPriority w:val="1"/>
+    <w:semiHidden/>
     <w:unhideWhenUsed/>
   </w:style>
   <w:style w:type="table" w:default="1" w:styleId="TableNormal">
@@ -28580,6 +28644,7 @@
     <w:rsid w:val="00251397"/>
     <w:rsid w:val="00281312"/>
     <w:rsid w:val="002A7083"/>
+    <w:rsid w:val="003461F6"/>
     <w:rsid w:val="00565ECE"/>
     <w:rsid w:val="0061004A"/>
     <w:rsid w:val="006203BB"/>
@@ -28600,6 +28665,8 @@
     <w:rsid w:val="00E06091"/>
     <w:rsid w:val="00E5711F"/>
     <w:rsid w:val="00E84B36"/>
+    <w:rsid w:val="00F74CE3"/>
+    <w:rsid w:val="00FB4B55"/>
     <w:rsid w:val="00FE2E14"/>
   </w:rsids>
   <m:mathPr>
@@ -29061,10 +29128,6 @@
       <w:color w:val="666666"/>
     </w:rPr>
   </w:style>
-  <w:style w:type="paragraph" w:customStyle="1" w:styleId="6942C0ACC20B4FA3A455AB8BDDEAFE2F">
-    <w:name w:val="6942C0ACC20B4FA3A455AB8BDDEAFE2F"/>
-    <w:rsid w:val="002A7083"/>
-  </w:style>
   <w:style w:type="paragraph" w:customStyle="1" w:styleId="5F2903C5364142F592C70983355C4059">
     <w:name w:val="5F2903C5364142F592C70983355C4059"/>
     <w:rsid w:val="0089231B"/>
@@ -29076,20 +29139,6 @@
   <w:style w:type="paragraph" w:customStyle="1" w:styleId="3C8D664EF9864DDCAD46BF7DABA46242">
     <w:name w:val="3C8D664EF9864DDCAD46BF7DABA46242"/>
     <w:rsid w:val="0089231B"/>
-  </w:style>
-  <w:style w:type="paragraph" w:customStyle="1" w:styleId="16A918D29CAD4DAEB6D6C1CF177B65CF">
-    <w:name w:val="16A918D29CAD4DAEB6D6C1CF177B65CF"/>
-    <w:rsid w:val="00D9337D"/>
-    <w:rPr>
-      <w:lang w:val="en-US" w:eastAsia="en-US"/>
-    </w:rPr>
-  </w:style>
-  <w:style w:type="paragraph" w:customStyle="1" w:styleId="5EBE302D4C8649F59ED08311CB71747E">
-    <w:name w:val="5EBE302D4C8649F59ED08311CB71747E"/>
-    <w:rsid w:val="00D9337D"/>
-    <w:rPr>
-      <w:lang w:val="en-US" w:eastAsia="en-US"/>
-    </w:rPr>
   </w:style>
   <w:style w:type="paragraph" w:customStyle="1" w:styleId="2C2C446DBB74459B9D05B1615185272A">
     <w:name w:val="2C2C446DBB74459B9D05B1615185272A"/>
@@ -29457,7 +29506,7 @@
 </we:webextension>
 </file>
 
-<file path=customXml/item1.xml>��< ? x m l   v e r s i o n = " 1 . 0 "   e n c o d i n g = " u t f - 1 6 " ? > < N a v W o r d R e p o r t X m l P a r t   x m l n s = " u r n : m i c r o s o f t - d y n a m i c s - b u s i n e s s c e n t r a l / i n t e r n a l / e x t e n d e d / r e p o r t s / C u s t o m e r _ O r d e r _ S u m m a r y / 1 0 7 / " > +<file path=customXml/item1.xml>��< ? x m l   v e r s i o n = " 1 . 0 "   e n c o d i n g = " u t f - 1 6 " ? > < N a v W o r d R e p o r t X m l P a r t   x m l n s = " u r n : m i c r o s o f t - d y n a m i c s - n a v / r e p o r t s / C u s t o m e r _ O r d e r _ S u m m a r y / 1 0 7 / " >   
      < B C R e p o r t I n f o r m a t i o n >   
@@ -29605,266 +29654,214 @@
  
      < L a b e l s >   
-         < A b o u t T h e R e p o r t L a b e l   E l e m e n t T y p e = " P a r a m e t e r "   E l e m e n t I d = " 1 6 7 7 9 2 0 0 1 "   D a t a T y p e = " S t r i n g " > A b o u t T h e R e p o r t L a b e l < / A b o u t T h e R e p o r t L a b e l > - 
-         < A f t e r 1 L b l   E l e m e n t T y p e = " P a r a m e t e r "   E l e m e n t I d = " 4 0 1 8 5 6 8 7 8 "   D a t a T y p e = " S t r i n g " > A f t e r 1 L b l < / A f t e r 1 L b l > - 
-         < A f t e r L b l   E l e m e n t T y p e = " P a r a m e t e r "   E l e m e n t I d = " 1 2 7 1 8 0 7 9 7 3 "   D a t a T y p e = " S t r i n g " > A f t e r L b l < / A f t e r L b l > - 
-         < B e f o r e 1 L b l   E l e m e n t T y p e = " P a r a m e t e r "   E l e m e n t I d = " 2 0 9 5 1 1 6 0 0 7 "   D a t a T y p e = " S t r i n g " > B e f o r e 1 L b l < / B e f o r e 1 L b l > - 
-         < B e f o r e L b l   E l e m e n t T y p e = " P a r a m e t e r "   E l e m e n t I d = " 6 6 4 5 2 8 4 7 0 "   D a t a T y p e = " S t r i n g " > B e f o r e L b l < / B e f o r e L b l > - 
-         < C o m p a n y L a b e l   E l e m e n t T y p e = " P a r a m e t e r "   E l e m e n t I d = " 3 4 6 7 6 0 3 4 8 "   D a t a T y p e = " S t r i n g " > C o m p a n y L a b e l < / C o m p a n y L a b e l > - 
-         < C u r r e n c y C o d e _ S a l e s L i n e C a p t i o n   E l e m e n t T y p e = " P a r a m e t e r "   E l e m e n t I d = " 4 5 8 4 1 7 3 0 2 "   D a t a T y p e = " S t r i n g " > C u r r e n c y C o d e _ S a l e s L i n e C a p t i o n < / C u r r e n c y C o d e _ S a l e s L i n e C a p t i o n > - 
-         < C u s t o m e r N a m e L b l   E l e m e n t T y p e = " P a r a m e t e r "   E l e m e n t I d = " 1 2 7 4 0 4 5 5 1 6 "   D a t a T y p e = " S t r i n g " > C u s t o m e r N a m e L b l < / C u s t o m e r N a m e L b l > - 
-         < C u s t o m e r N o L b l   E l e m e n t T y p e = " P a r a m e t e r "   E l e m e n t I d = " 7 5 1 2 0 1 9 3 0 "   D a t a T y p e = " S t r i n g " > C u s t o m e r N o L b l < / C u s t o m e r N o L b l > - 
-         < C u s t o m e r O r d e r S u m m a r y   E l e m e n t T y p e = " P a r a m e t e r "   E l e m e n t I d = " 1 5 1 2 3 9 8 1 0 1 "   D a t a T y p e = " S t r i n g " > C u s t o m e r O r d e r S u m m a r y < / C u s t o m e r O r d e r S u m m a r y > - 
-         < C u s t o m e r O r d e r S u m m a r y A n a l y s i s   E l e m e n t T y p e = " P a r a m e t e r "   E l e m e n t I d = " 1 2 8 9 1 6 0 5 5 "   D a t a T y p e = " S t r i n g " > C u s t o m e r O r d e r S u m m a r y A n a l y s i s < / C u s t o m e r O r d e r S u m m a r y A n a l y s i s > - 
-         < C u s t o m e r O r d e r S u m m a r y P r i n t   E l e m e n t T y p e = " P a r a m e t e r "   E l e m e n t I d = " 1 9 6 5 8 1 4 0 8 6 "   D a t a T y p e = " S t r i n g " > C u s t o m e r O r d e r S u m m a r y P r i n t < / C u s t o m e r O r d e r S u m m a r y P r i n t > - 
-         < C u s t O r d e r S u m m a r y L C Y P r i n t   E l e m e n t T y p e = " P a r a m e t e r "   E l e m e n t I d = " 1 0 9 2 4 2 6 5 6 1 "   D a t a T y p e = " S t r i n g " > C u s t O r d e r S u m m a r y L C Y P r i n t < / C u s t O r d e r S u m m a r y L C Y P r i n t > - 
-         < D a t a R e t r i e v e d   E l e m e n t T y p e = " P a r a m e t e r "   E l e m e n t I d = " 2 9 1 9 1 1 8 0 7 "   D a t a T y p e = " S t r i n g " > D a t a R e t r i e v e d < / D a t a R e t r i e v e d > - 
-         < D o c u m e n t a t i o n L a b e l   E l e m e n t T y p e = " P a r a m e t e r "   E l e m e n t I d = " 1 7 3 8 9 2 4 8 1 5 "   D a t a T y p e = " S t r i n g " > D o c u m e n t a t i o n L a b e l < / D o c u m e n t a t i o n L a b e l > - 
-         < E n v i r o n m e n t L a b e l   E l e m e n t T y p e = " P a r a m e t e r "   E l e m e n t I d = " 8 1 8 8 1 6 5 9 0 "   D a t a T y p e = " S t r i n g " > E n v i r o n m e n t L a b e l < / E n v i r o n m e n t L a b e l > - 
-         < N a m e _ C u s t C a p t i o n   E l e m e n t T y p e = " P a r a m e t e r "   E l e m e n t I d = " 1 3 8 0 5 0 6 7 2 4 "   D a t a T y p e = " S t r i n g " > N a m e _ C u s t C a p t i o n < / N a m e _ C u s t C a p t i o n > - 
-         < O u t s t a n d i n g O r d e r s L b l   E l e m e n t T y p e = " P a r a m e t e r "   E l e m e n t I d = " 2 0 0 4 3 6 8 0 7 2 "   D a t a T y p e = " S t r i n g " > O u t s t a n d i n g O r d e r s L b l < / O u t s t a n d i n g O r d e r s L b l > - 
-         < P e r i o d 2 E n d D a t e L b l   E l e m e n t T y p e = " P a r a m e t e r "   E l e m e n t I d = " 1 3 4 0 2 9 9 9 0 9 "   D a t a T y p e = " S t r i n g " > P e r i o d 2 E n d D a t e L b l < / P e r i o d 2 E n d D a t e L b l > - 
-         < P e r i o d 2 S t a r t D a t e L b l   E l e m e n t T y p e = " P a r a m e t e r "   E l e m e n t I d = " 3 5 9 9 5 7 4 8 "   D a t a T y p e = " S t r i n g " > P e r i o d 2 S t a r t D a t e L b l < / P e r i o d 2 S t a r t D a t e L b l > - 
-         < P e r i o d 3 E n d D a t e L b l   E l e m e n t T y p e = " P a r a m e t e r "   E l e m e n t I d = " 4 3 9 7 2 9 8 3 8 "   D a t a T y p e = " S t r i n g " > P e r i o d 3 E n d D a t e L b l < / P e r i o d 3 E n d D a t e L b l > - 
-         < P e r i o d 3 S t a r t D a t e L b l   E l e m e n t T y p e = " P a r a m e t e r "   E l e m e n t I d = " 1 6 1 4 0 6 0 2 9 "   D a t a T y p e = " S t r i n g " > P e r i o d 3 S t a r t D a t e L b l < / P e r i o d 3 S t a r t D a t e L b l > - 
-         < P e r i o d 4 E n d D a t e L b l   E l e m e n t T y p e = " P a r a m e t e r "   E l e m e n t I d = " 1 3 5 9 3 1 5 5 0 7 "   D a t a T y p e = " S t r i n g " > P e r i o d 4 E n d D a t e L b l < / P e r i o d 4 E n d D a t e L b l > - 
-         < P e r i o d 4 S t a r t D a t e L b l   E l e m e n t T y p e = " P a r a m e t e r "   E l e m e n t I d = " 1 3 6 1 4 7 7 3 5 8 "   D a t a T y p e = " S t r i n g " > P e r i o d 4 S t a r t D a t e L b l < / P e r i o d 4 S t a r t D a t e L b l > - 
-         < P o s t i n g D a t e F i l t e r L a b e l   E l e m e n t T y p e = " P a r a m e t e r "   E l e m e n t I d = " 1 4 3 3 4 5 4 0 1 7 "   D a t a T y p e = " S t r i n g " > P o s t i n g D a t e F i l t e r L a b e l < / P o s t i n g D a t e F i l t e r L a b e l > - 
-         < R e p o r t N a m e L a b e l   E l e m e n t T y p e = " P a r a m e t e r "   E l e m e n t I d = " 1 0 2 2 2 9 2 9 8 2 "   D a t a T y p e = " S t r i n g " > R e p o r t N a m e L a b e l < / R e p o r t N a m e L a b e l > - 
-         < R u n O n L a b e l   E l e m e n t T y p e = " P a r a m e t e r "   E l e m e n t I d = " 1 1 1 9 0 3 7 5 9 5 "   D a t a T y p e = " S t r i n g " > R u n O n L a b e l < / R u n O n L a b e l > - 
-         < S a l e s A m t O n O r d e r 2 L b l   E l e m e n t T y p e = " P a r a m e t e r "   E l e m e n t I d = " 2 0 7 7 7 8 8 0 7 4 "   D a t a T y p e = " S t r i n g " > S a l e s A m t O n O r d e r 2 L b l < / S a l e s A m t O n O r d e r 2 L b l > - 
-         < S a l e s A m t O n O r d e r 3 L b l   E l e m e n t T y p e = " P a r a m e t e r "   E l e m e n t I d = " 9 0 4 0 2 1 1 3 1 "   D a t a T y p e = " S t r i n g " > S a l e s A m t O n O r d e r 3 L b l < / S a l e s A m t O n O r d e r 3 L b l > - 
-         < S a l e s A m t O n O r d e r 4 L b l   E l e m e n t T y p e = " P a r a m e t e r "   E l e m e n t I d = " 1 3 5 8 4 8 5 0 1 2 "   D a t a T y p e = " S t r i n g " > S a l e s A m t O n O r d e r 4 L b l < / S a l e s A m t O n O r d e r 4 L b l > - 
-         < S a l e s A m t O n O r d e r L C Y 2 L b l   E l e m e n t T y p e = " P a r a m e t e r "   E l e m e n t I d = " 6 0 6 1 8 4 8 2 8 "   D a t a T y p e = " S t r i n g " > S a l e s A m t O n O r d e r L C Y 2 L b l < / S a l e s A m t O n O r d e r L C Y 2 L b l > - 
-         < S a l e s A m t O n O r d e r L C Y 3 L b l   E l e m e n t T y p e = " P a r a m e t e r "   E l e m e n t I d = " 2 0 9 9 7 7 7 1 2 5 "   D a t a T y p e = " S t r i n g " > S a l e s A m t O n O r d e r L C Y 3 L b l < / S a l e s A m t O n O r d e r L C Y 3 L b l > - 
-         < S a l e s A m t O n O r d e r L C Y 4 L b l   E l e m e n t T y p e = " P a r a m e t e r "   E l e m e n t I d = " 1 4 4 3 7 0 5 6 6 2 "   D a t a T y p e = " S t r i n g " > S a l e s A m t O n O r d e r L C Y 4 L b l < / S a l e s A m t O n O r d e r L C Y 4 L b l > - 
-         < S a l e s L i n e B i l l t o N o _ C u s t o m e r C a p t i o n   E l e m e n t T y p e = " P a r a m e t e r "   E l e m e n t I d = " 8 7 8 5 6 1 4 7 3 "   D a t a T y p e = " S t r i n g " > S a l e s L i n e B i l l t o N o _ C u s t o m e r C a p t i o n < / S a l e s L i n e B i l l t o N o _ C u s t o m e r C a p t i o n > - 
-         < S t a r t i n g D a t e L b l   E l e m e n t T y p e = " P a r a m e t e r "   E l e m e n t I d = " 4 3 9 3 8 1 8 8 3 "   D a t a T y p e = " S t r i n g " > S t a r t i n g D a t e L b l < / S t a r t i n g D a t e L b l > - 
-         < T o t a l C a p t i o n L b l   E l e m e n t T y p e = " P a r a m e t e r "   E l e m e n t I d = " 5 6 4 3 1 2 5 2 5 "   D a t a T y p e = " S t r i n g " > T o t a l C a p t i o n L b l < / T o t a l C a p t i o n L b l > - 
-         < T o t a l L C Y C a p t i o n L b l   E l e m e n t T y p e = " P a r a m e t e r "   E l e m e n t I d = " 5 3 1 7 0 3 1 2 5 "   D a t a T y p e = " S t r i n g " > T o t a l L C Y C a p t i o n L b l < / T o t a l L C Y C a p t i o n L b l > - 
-         < U s e r L a b e l   E l e m e n t T y p e = " P a r a m e t e r "   E l e m e n t I d = " 8 4 8 8 1 6 7 9 4 "   D a t a T y p e = " S t r i n g " > U s e r L a b e l < / U s e r L a b e l > +         < A b o u t T h e R e p o r t L a b e l > A b o u t T h e R e p o r t L a b e l < / A b o u t T h e R e p o r t L a b e l > + 
+         < A f t e r 1 L b l > A f t e r 1 L b l < / A f t e r 1 L b l > + 
+         < A f t e r L b l > A f t e r L b l < / A f t e r L b l > + 
+         < B e f o r e 1 L b l > B e f o r e 1 L b l < / B e f o r e 1 L b l > + 
+         < B e f o r e L b l > B e f o r e L b l < / B e f o r e L b l > + 
+         < C o m p a n y L a b e l > C o m p a n y L a b e l < / C o m p a n y L a b e l > + 
+         < C u r r e n c y C o d e _ S a l e s L i n e C a p t i o n > C u r r e n c y C o d e _ S a l e s L i n e C a p t i o n < / C u r r e n c y C o d e _ S a l e s L i n e C a p t i o n > + 
+         < C u s t o m e r N a m e L b l > C u s t o m e r N a m e L b l < / C u s t o m e r N a m e L b l > + 
+         < C u s t o m e r N o L b l > C u s t o m e r N o L b l < / C u s t o m e r N o L b l > + 
+         < C u s t o m e r O r d e r S u m m a r y > C u s t o m e r O r d e r S u m m a r y < / C u s t o m e r O r d e r S u m m a r y > + 
+         < C u s t o m e r O r d e r S u m m a r y A n a l y s i s > C u s t o m e r O r d e r S u m m a r y A n a l y s i s < / C u s t o m e r O r d e r S u m m a r y A n a l y s i s > + 
+         < C u s t o m e r O r d e r S u m m a r y P r i n t > C u s t o m e r O r d e r S u m m a r y P r i n t < / C u s t o m e r O r d e r S u m m a r y P r i n t > + 
+         < C u s t O r d e r S u m m a r y L C Y P r i n t > C u s t O r d e r S u m m a r y L C Y P r i n t < / C u s t O r d e r S u m m a r y L C Y P r i n t > + 
+         < D a t a R e t r i e v e d > D a t a R e t r i e v e d < / D a t a R e t r i e v e d > + 
+         < D o c u m e n t a t i o n L a b e l > D o c u m e n t a t i o n L a b e l < / D o c u m e n t a t i o n L a b e l > + 
+         < E n v i r o n m e n t L a b e l > E n v i r o n m e n t L a b e l < / E n v i r o n m e n t L a b e l > + 
+         < N a m e _ C u s t C a p t i o n > N a m e _ C u s t C a p t i o n < / N a m e _ C u s t C a p t i o n > + 
+         < O u t s t a n d i n g O r d e r s L b l > O u t s t a n d i n g O r d e r s L b l < / O u t s t a n d i n g O r d e r s L b l > + 
+         < P e r i o d 2 E n d D a t e L b l > P e r i o d 2 E n d D a t e L b l < / P e r i o d 2 E n d D a t e L b l > + 
+         < P e r i o d 2 S t a r t D a t e L b l > P e r i o d 2 S t a r t D a t e L b l < / P e r i o d 2 S t a r t D a t e L b l > + 
+         < P e r i o d 3 E n d D a t e L b l > P e r i o d 3 E n d D a t e L b l < / P e r i o d 3 E n d D a t e L b l > + 
+         < P e r i o d 3 S t a r t D a t e L b l > P e r i o d 3 S t a r t D a t e L b l < / P e r i o d 3 S t a r t D a t e L b l > + 
+         < P e r i o d 4 E n d D a t e L b l > P e r i o d 4 E n d D a t e L b l < / P e r i o d 4 E n d D a t e L b l > + 
+         < P e r i o d 4 S t a r t D a t e L b l > P e r i o d 4 S t a r t D a t e L b l < / P e r i o d 4 S t a r t D a t e L b l > + 
+         < P o s t i n g D a t e F i l t e r L a b e l > P o s t i n g D a t e F i l t e r L a b e l < / P o s t i n g D a t e F i l t e r L a b e l > + 
+         < R e p o r t N a m e L a b e l > R e p o r t N a m e L a b e l < / R e p o r t N a m e L a b e l > + 
+         < R u n O n L a b e l > R u n O n L a b e l < / R u n O n L a b e l > + 
+         < S a l e s A m t O n O r d e r 2 L b l > S a l e s A m t O n O r d e r 2 L b l < / S a l e s A m t O n O r d e r 2 L b l > + 
+         < S a l e s A m t O n O r d e r 3 L b l > S a l e s A m t O n O r d e r 3 L b l < / S a l e s A m t O n O r d e r 3 L b l > + 
+         < S a l e s A m t O n O r d e r 4 L b l > S a l e s A m t O n O r d e r 4 L b l < / S a l e s A m t O n O r d e r 4 L b l > + 
+         < S a l e s A m t O n O r d e r L C Y 2 L b l > S a l e s A m t O n O r d e r L C Y 2 L b l < / S a l e s A m t O n O r d e r L C Y 2 L b l > + 
+         < S a l e s A m t O n O r d e r L C Y 3 L b l > S a l e s A m t O n O r d e r L C Y 3 L b l < / S a l e s A m t O n O r d e r L C Y 3 L b l > + 
+         < S a l e s A m t O n O r d e r L C Y 4 L b l > S a l e s A m t O n O r d e r L C Y 4 L b l < / S a l e s A m t O n O r d e r L C Y 4 L b l > + 
+         < S a l e s L i n e B i l l t o N o _ C u s t o m e r C a p t i o n > S a l e s L i n e B i l l t o N o _ C u s t o m e r C a p t i o n < / S a l e s L i n e B i l l t o N o _ C u s t o m e r C a p t i o n > + 
+         < S t a r t i n g D a t e L b l > S t a r t i n g D a t e L b l < / S t a r t i n g D a t e L b l > + 
+         < T o t a l C a p t i o n L b l > T o t a l C a p t i o n L b l < / T o t a l C a p t i o n L b l > + 
+         < T o t a l L C Y C a p t i o n L b l > T o t a l L C Y C a p t i o n L b l < / T o t a l L C Y C a p t i o n L b l > + 
+         < U s e r L a b e l > U s e r L a b e l < / U s e r L a b e l >   
      < / L a b e l s >   
-     < T o o l t i p s > - 
-         < T o o l t i p   c o l u m n = " N o _ C u s t "   E l e m e n t I d = " 6 0 3 9 7 0 8 4 6 " > - 
-             < T o o l t i p T e x t   l a n g = " e n - U S " > S p e c i f i e s   t h e   n u m b e r   o f   t h e   c u s t o m e r .   T h e   f i e l d   i s   e i t h e r   f i l l e d   a u t o m a t i c a l l y   f r o m   a   d e f i n e d   n u m b e r   s e r i e s ,   o r   y o u   e n t e r   t h e   n u m b e r   m a n u a l l y   b e c a u s e   y o u   h a v e   e n a b l e d   m a n u a l   n u m b e r   e n t r y   i n   t h e   n u m b e r - s e r i e s   s e t u p . < / T o o l t i p T e x t > - 
-         < / T o o l t i p > - 
-         < T o o l t i p   c o l u m n = " C u r r e n c y C o d e _ S a l e s L i n e "   E l e m e n t I d = " 4 5 8 4 1 7 3 0 2 " > - 
-             < T o o l t i p T e x t   l a n g = " e n - U S " > S p e c i f i e s   t h e   c u r r e n c y   t h a t   i s   u s e d   o n   t h e   e n t r y . < / T o o l t i p T e x t > - 
-         < / T o o l t i p > - 
-         < T o o l t i p   c o l u m n = " N a m e _ C u s t "   E l e m e n t I d = " 1 3 8 0 5 0 6 7 2 4 " > - 
-             < T o o l t i p T e x t   l a n g = " e n - U S " > S p e c i f i e s   t h e   c u s t o m e r ' s   n a m e   t h a t   a p p e a r s   o n   a l l   r e l a t e d   d o c u m e n t s .   F o r   c o m p a n i e s ,   s p e c i f y   t h e   c o m p a n y ' s   n a m e   h e r e ,   a n d   t h e n   a d d   t h e   r e l e v a n t   p e o p l e   a s   c o n t a c t s   t h a t   y o u   l i n k   t o   t h i s   c u s t o m e r . < / T o o l t i p T e x t > - 
-         < / T o o l t i p > - 
-         < T o o l t i p   c o l u m n = " S a l e s L i n e B u f f e r _ C u s t o m e r N a m e "   E l e m e n t I d = " 1 3 2 9 6 0 9 3 9 3 " > - 
-             < T o o l t i p T e x t   l a n g = " e n - U S " > S p e c i f i e s   a   d e s c r i p t i o n   o f   t h e   e n t r y   o f   t h e   p r o d u c t   t o   b e   s o l d .   T o   a d d   a   n o n - t r a n s a c t i o n a l   t e x t   l i n e ,   f i l l   i n   t h e   D e s c r i p t i o n   f i e l d   o n l y . < / T o o l t i p T e x t > - 
-         < / T o o l t i p > - 
-         < T o o l t i p   c o l u m n = " S a l e s L i n e B u f f e r _ C u r r e n c y C o d e "   E l e m e n t I d = " 1 2 7 6 7 9 3 1 7 8 " > - 
-             < T o o l t i p T e x t   l a n g = " e n - U S " > S p e c i f i e s   t h e   c u r r e n c y   t h a t   i s   u s e d   o n   t h e   e n t r y . < / T o o l t i p T e x t > - 
-         < / T o o l t i p > - 
-         < T o o l t i p   c o l u m n = " S a l e s L i n e B u f f e r _ S a l e s O r d e r A m o u n t "   E l e m e n t I d = " 7 8 3 0 0 4 3 9 8 " > - 
-             < T o o l t i p T e x t   l a n g = " e n - U S " > S p e c i f i e s   t h e   s u m   o f   a m o u n t s   i n   t h e   L i n e   A m o u n t   f i e l d   o n   t h e   s a l e s   r e t u r n   o r d e r   l i n e s . < / T o o l t i p T e x t > - 
-         < / T o o l t i p > - 
-         < T o o l t i p   c o l u m n = " S a l e s L i n e B u f f e r _ S a l e s A m t O n O r d e r 1 "   E l e m e n t I d = " 1 9 0 3 1 1 5 3 1 8 " > - 
-             < T o o l t i p T e x t   l a n g = " e n - U S " > S p e c i f i e s   t h e   p r i c e   f o r   o n e   u n i t   o n   t h e   s a l e s   l i n e . < / T o o l t i p T e x t > - 
-         < / T o o l t i p > - 
-         < T o o l t i p   c o l u m n = " S a l e s L i n e B u f f e r _ S a l e s A m t O n O r d e r 5 "   E l e m e n t I d = " 6 4 7 6 7 1 1 5 0 " > - 
-             < T o o l t i p T e x t   l a n g = " e n - U S " > S p e c i f i e s   t h e   n e t   a m o u n t ,   e x c l u d i n g   a n y   i n v o i c e   d i s c o u n t   a m o u n t ,   t h a t   m u s t   b e   p a i d   f o r   p r o d u c t s   o n   t h e   l i n e . < / T o o l t i p T e x t > - 
-         < / T o o l t i p > - 
-     < / T o o l t i p s > - 
-     < C u s t o m e r   E l e m e n t T y p e = " D a t a I t e m "   E l e m e n t I d = " 1 5 2 5 1 9 1 9 9 " > - 
-         < A f t e r C a p t i o n   E l e m e n t T y p e = " C o l u m n "   E l e m e n t I d = " 1 5 9 8 9 5 9 1 "   D a t a T y p e = " L a b e l "   O b s o l e t e S t a t e = " P e n d i n g " > A f t e r C a p t i o n < / A f t e r C a p t i o n > - 
-         < A l l a m o u n t s a r e i n L C Y C a p t i o n   E l e m e n t T y p e = " C o l u m n "   E l e m e n t I d = " 2 3 3 2 7 8 9 8 2 "   D a t a T y p e = " L a b e l "   O b s o l e t e S t a t e = " P e n d i n g " > A l l a m o u n t s a r e i n L C Y C a p t i o n < / A l l a m o u n t s a r e i n L C Y C a p t i o n > - 
-         < A l l A m o u n t s A r e I n L C Y T x t   E l e m e n t T y p e = " C o l u m n "   E l e m e n t I d = " 2 0 4 7 3 7 7 3 6 4 "   D a t a T y p e = " T e x t " > A l l A m o u n t s A r e I n L C Y T x t < / A l l A m o u n t s A r e I n L C Y T x t > - 
-         < B e f o r e C a p t i o n   E l e m e n t T y p e = " C o l u m n "   E l e m e n t I d = " 1 6 4 6 6 0 5 7 0 "   D a t a T y p e = " L a b e l "   O b s o l e t e S t a t e = " P e n d i n g " > B e f o r e C a p t i o n < / B e f o r e C a p t i o n > - 
-         < C o m p a n y N a m e   E l e m e n t T y p e = " C o l u m n "   E l e m e n t I d = " 1 5 9 5 4 7 7 3 9 5 "   D a t a T y p e = " S t r i n g "   O b s o l e t e S t a t e = " P e n d i n g " > C o m p a n y N a m e < / C o m p a n y N a m e > - 
-         < C u s t F i l t e r   E l e m e n t T y p e = " C o l u m n "   E l e m e n t I d = " 2 3 9 4 8 9 4 8 4 "   D a t a T y p e = " T e x t " > C u s t F i l t e r < / C u s t F i l t e r > - 
-         < C u s t F i l t e r 1   E l e m e n t T y p e = " C o l u m n "   E l e m e n t I d = " 1 1 3 8 7 0 3 8 5 9 "   D a t a T y p e = " T e x t " > C u s t F i l t e r 1 < / C u s t F i l t e r 1 > - 
-         < C u s t o m e r N a m e C a p t i o n   E l e m e n t T y p e = " C o l u m n "   E l e m e n t I d = " 6 4 9 0 1 4 4 4 0 "   D a t a T y p e = " L a b e l "   O b s o l e t e S t a t e = " P e n d i n g " > C u s t o m e r N a m e C a p t i o n < / C u s t o m e r N a m e C a p t i o n > - 
-         < C u s t o m e r N o C a p t i o n   E l e m e n t T y p e = " C o l u m n "   E l e m e n t I d = " 1 0 9 8 4 2 4 9 2 2 "   D a t a T y p e = " L a b e l "   O b s o l e t e S t a t e = " P e n d i n g " > C u s t o m e r N o C a p t i o n < / C u s t o m e r N o C a p t i o n > - 
-         < C u s t o m e r O r d e r S u m m a r y C a p t i o n   E l e m e n t T y p e = " C o l u m n "   E l e m e n t I d = " 8 9 2 9 3 8 4 6 7 "   D a t a T y p e = " L a b e l "   O b s o l e t e S t a t e = " P e n d i n g " > C u s t o m e r O r d e r S u m m a r y C a p t i o n < / C u s t o m e r O r d e r S u m m a r y C a p t i o n > - 
-         < N o _ C u s t   E l e m e n t T y p e = " C o l u m n "   E l e m e n t I d = " 6 0 3 9 7 0 8 4 6 "   D a t a T y p e = " C o d e " > N o _ C u s t < / N o _ C u s t > - 
-         < O u t s t a n d i n g O r d e r s C a p t i o n   E l e m e n t T y p e = " C o l u m n "   E l e m e n t I d = " 4 0 2 0 3 5 3 3 2 "   D a t a T y p e = " L a b e l "   O b s o l e t e S t a t e = " P e n d i n g " > O u t s t a n d i n g O r d e r s C a p t i o n < / O u t s t a n d i n g O r d e r s C a p t i o n > - 
-         < P a g e N o C a p t i o n   E l e m e n t T y p e = " C o l u m n "   E l e m e n t I d = " 1 4 6 2 1 0 8 0 8 7 "   D a t a T y p e = " L a b e l "   O b s o l e t e S t a t e = " P e n d i n g " > P a g e N o C a p t i o n < / P a g e N o C a p t i o n > - 
-         < P e r i o d S t a r t D a t e 1   E l e m e n t T y p e = " C o l u m n "   E l e m e n t I d = " 1 9 2 5 9 9 9 9 6 5 "   D a t a T y p e = " S t r i n g " > P e r i o d S t a r t D a t e 1 < / P e r i o d S t a r t D a t e 1 > - 
-         < P e r i o d S t a r t D a t e 2   E l e m e n t T y p e = " C o l u m n "   E l e m e n t I d = " 1 7 3 1 2 7 0 7 1 4 "   D a t a T y p e = " S t r i n g " > P e r i o d S t a r t D a t e 2 < / P e r i o d S t a r t D a t e 2 > - 
-         < P e r i o d S t a r t D a t e 2 1   E l e m e n t T y p e = " C o l u m n "   E l e m e n t I d = " 1 0 5 1 2 7 2 6 2 5 "   D a t a T y p e = " S t r i n g " > P e r i o d S t a r t D a t e 2 1 < / P e r i o d S t a r t D a t e 2 1 > - 
-         < P e r i o d S t a r t D a t e 3   E l e m e n t T y p e = " C o l u m n "   E l e m e n t I d = " 1 0 9 3 5 7 4 0 9 7 "   D a t a T y p e = " S t r i n g " > P e r i o d S t a r t D a t e 3 < / P e r i o d S t a r t D a t e 3 > - 
-         < P e r i o d S t a r t D a t e 3 1   E l e m e n t T y p e = " C o l u m n "   E l e m e n t I d = " 1 1 5 5 5 0 0 6 2 2 "   D a t a T y p e = " S t r i n g " > P e r i o d S t a r t D a t e 3 1 < / P e r i o d S t a r t D a t e 3 1 > - 
-         < P e r i o d S t a r t D a t e 4 1   E l e m e n t T y p e = " C o l u m n "   E l e m e n t I d = " 5 3 6 7 4 4 6 4 9 "   D a t a T y p e = " S t r i n g " > P e r i o d S t a r t D a t e 4 1 < / P e r i o d S t a r t D a t e 4 1 > - 
-         < P r i n t A m o u n t s I n L C Y   E l e m e n t T y p e = " C o l u m n "   E l e m e n t I d = " 8 0 1 2 1 9 2 2 6 "   D a t a T y p e = " B o o l e a n " > P r i n t A m o u n t s I n L C Y < / P r i n t A m o u n t s I n L C Y > - 
-         < S a l e s A m t O n O r d e r L C Y 1   E l e m e n t T y p e = " C o l u m n "   E l e m e n t I d = " 1 5 1 9 0 6 0 1 1 5 "   D a t a T y p e = " D e c i m a l " > S a l e s A m t O n O r d e r L C Y 1 < / S a l e s A m t O n O r d e r L C Y 1 > - 
-         < S a l e s A m t O n O r d e r L C Y 2   E l e m e n t T y p e = " C o l u m n "   E l e m e n t I d = " 8 8 1 3 6 3 4 9 8 "   D a t a T y p e = " D e c i m a l " > S a l e s A m t O n O r d e r L C Y 2 < / S a l e s A m t O n O r d e r L C Y 2 > - 
-         < S a l e s A m t O n O r d e r L C Y 3   E l e m e n t T y p e = " C o l u m n "   E l e m e n t I d = " 2 4 3 6 6 6 8 8 1 "   D a t a T y p e = " D e c i m a l " > S a l e s A m t O n O r d e r L C Y 3 < / S a l e s A m t O n O r d e r L C Y 3 > - 
-         < S a l e s A m t O n O r d e r L C Y 4   E l e m e n t T y p e = " C o l u m n "   E l e m e n t I d = " 4 1 2 5 7 5 9 0 4 "   D a t a T y p e = " D e c i m a l " > S a l e s A m t O n O r d e r L C Y 4 < / S a l e s A m t O n O r d e r L C Y 4 > - 
-         < S a l e s A m t O n O r d e r L C Y 5   E l e m e n t T y p e = " C o l u m n "   E l e m e n t I d = " 2 2 5 1 2 0 7 1 3 "   D a t a T y p e = " D e c i m a l " > S a l e s A m t O n O r d e r L C Y 5 < / S a l e s A m t O n O r d e r L C Y 5 > - 
-         < S a l e s O r d e r A m o u n t L C Y   E l e m e n t T y p e = " C o l u m n "   E l e m e n t I d = " 7 1 8 5 3 0 9 9 3 "   D a t a T y p e = " D e c i m a l " > S a l e s O r d e r A m o u n t L C Y < / S a l e s O r d e r A m o u n t L C Y > - 
-         < T o t a l C a p t i o n   E l e m e n t T y p e = " C o l u m n "   E l e m e n t I d = " 7 0 7 1 0 2 6 9 5 "   D a t a T y p e = " L a b e l " > T o t a l C a p t i o n < / T o t a l C a p t i o n > - 
-         < T o t a l L C Y C a p t i o n   E l e m e n t T y p e = " C o l u m n "   E l e m e n t I d = " 2 2 2 5 1 5 5 6 7 "   D a t a T y p e = " L a b e l "   O b s o l e t e S t a t e = " P e n d i n g " > T o t a l L C Y C a p t i o n < / T o t a l L C Y C a p t i o n > - 
-         < S a l e s _ L i n e   E l e m e n t T y p e = " D a t a I t e m "   E l e m e n t I d = " 1 8 9 4 4 4 2 7 6 4 " > - 
-             < C u r r e n c y C o d e _ S a l e s L i n e   E l e m e n t T y p e = " C o l u m n "   E l e m e n t I d = " 4 5 8 4 1 7 3 0 2 "   D a t a T y p e = " C o d e " > C u r r e n c y C o d e _ S a l e s L i n e < / C u r r e n c y C o d e _ S a l e s L i n e > - 
-             < G r o u p N u m b e r   E l e m e n t T y p e = " C o l u m n "   E l e m e n t I d = " 1 1 2 0 2 1 1 4 0 1 "   D a t a T y p e = " I n t e g e r " > G r o u p N u m b e r < / G r o u p N u m b e r > - 
-             < N a m e _ C u s t   E l e m e n t T y p e = " C o l u m n "   E l e m e n t I d = " 1 3 8 0 5 0 6 7 2 4 "   D a t a T y p e = " T e x t " > N a m e _ C u s t < / N a m e _ C u s t > - 
-             < S a l e s A m t O n O r d e r 1   E l e m e n t T y p e = " C o l u m n "   E l e m e n t I d = " 4 1 2 9 6 8 2 5 3 "   D a t a T y p e = " D e c i m a l " > S a l e s A m t O n O r d e r 1 < / S a l e s A m t O n O r d e r 1 > - 
-             < S a l e s A m t O n O r d e r 2   E l e m e n t T y p e = " C o l u m n "   E l e m e n t I d = " 1 9 6 8 9 0 9 1 9 2 "   D a t a T y p e = " D e c i m a l " > S a l e s A m t O n O r d e r 2 < / S a l e s A m t O n O r d e r 2 > - 
-             < S a l e s A m t O n O r d e r 3   E l e m e n t T y p e = " C o l u m n "   E l e m e n t I d = " 1 6 8 8 3 6 1 4 8 7 "   D a t a T y p e = " D e c i m a l " > S a l e s A m t O n O r d e r 3 < / S a l e s A m t O n O r d e r 3 > - 
-             < S a l e s A m t O n O r d e r 4   E l e m e n t T y p e = " C o l u m n "   E l e m e n t I d = " 1 5 0 0 1 2 1 5 9 8 "   D a t a T y p e = " D e c i m a l " > S a l e s A m t O n O r d e r 4 < / S a l e s A m t O n O r d e r 4 > - 
-             < S a l e s A m t O n O r d e r 5   E l e m e n t T y p e = " C o l u m n "   E l e m e n t I d = " 2 1 3 7 8 1 8 2 1 5 "   D a t a T y p e = " D e c i m a l " > S a l e s A m t O n O r d e r 5 < / S a l e s A m t O n O r d e r 5 > - 
-             < S a l e s L i n e B i l l t o N o _ C u s t o m e r   E l e m e n t T y p e = " C o l u m n "   E l e m e n t I d = " 8 7 8 5 6 1 4 7 3 "   D a t a T y p e = " C o d e " > S a l e s L i n e B i l l t o N o _ C u s t o m e r < / S a l e s L i n e B i l l t o N o _ C u s t o m e r > - 
-             < S a l e s O r d e r A m o u n t   E l e m e n t T y p e = " C o l u m n "   E l e m e n t I d = " 1 8 6 7 1 0 4 9 8 3 "   D a t a T y p e = " D e c i m a l " > S a l e s O r d e r A m o u n t < / S a l e s O r d e r A m o u n t > +     < C u s t o m e r > + 
+         < A f t e r C a p t i o n > A f t e r C a p t i o n < / A f t e r C a p t i o n > + 
+         < A l l a m o u n t s a r e i n L C Y C a p t i o n > A l l a m o u n t s a r e i n L C Y C a p t i o n < / A l l a m o u n t s a r e i n L C Y C a p t i o n > + 
+         < A l l A m o u n t s A r e I n L C Y T x t > A l l A m o u n t s A r e I n L C Y T x t < / A l l A m o u n t s A r e I n L C Y T x t > + 
+         < B e f o r e C a p t i o n > B e f o r e C a p t i o n < / B e f o r e C a p t i o n > + 
+         < C o m p a n y N a m e > C o m p a n y N a m e < / C o m p a n y N a m e > + 
+         < C u s t F i l t e r > C u s t F i l t e r < / C u s t F i l t e r > + 
+         < C u s t F i l t e r 1 > C u s t F i l t e r 1 < / C u s t F i l t e r 1 > + 
+         < C u s t o m e r N a m e C a p t i o n > C u s t o m e r N a m e C a p t i o n < / C u s t o m e r N a m e C a p t i o n > + 
+         < C u s t o m e r N o C a p t i o n > C u s t o m e r N o C a p t i o n < / C u s t o m e r N o C a p t i o n > + 
+         < C u s t o m e r O r d e r S u m m a r y C a p t i o n > C u s t o m e r O r d e r S u m m a r y C a p t i o n < / C u s t o m e r O r d e r S u m m a r y C a p t i o n > + 
+         < N o _ C u s t > N o _ C u s t < / N o _ C u s t > + 
+         < O u t s t a n d i n g O r d e r s C a p t i o n > O u t s t a n d i n g O r d e r s C a p t i o n < / O u t s t a n d i n g O r d e r s C a p t i o n > + 
+         < P a g e N o C a p t i o n > P a g e N o C a p t i o n < / P a g e N o C a p t i o n > + 
+         < P e r i o d S t a r t D a t e 1 > P e r i o d S t a r t D a t e 1 < / P e r i o d S t a r t D a t e 1 > + 
+         < P e r i o d S t a r t D a t e 2 > P e r i o d S t a r t D a t e 2 < / P e r i o d S t a r t D a t e 2 > + 
+         < P e r i o d S t a r t D a t e 2 1 > P e r i o d S t a r t D a t e 2 1 < / P e r i o d S t a r t D a t e 2 1 > + 
+         < P e r i o d S t a r t D a t e 3 > P e r i o d S t a r t D a t e 3 < / P e r i o d S t a r t D a t e 3 > + 
+         < P e r i o d S t a r t D a t e 3 1 > P e r i o d S t a r t D a t e 3 1 < / P e r i o d S t a r t D a t e 3 1 > + 
+         < P e r i o d S t a r t D a t e 4 1 > P e r i o d S t a r t D a t e 4 1 < / P e r i o d S t a r t D a t e 4 1 > + 
+         < P r i n t A m o u n t s I n L C Y > P r i n t A m o u n t s I n L C Y < / P r i n t A m o u n t s I n L C Y > + 
+         < S a l e s A m t O n O r d e r L C Y 1 > S a l e s A m t O n O r d e r L C Y 1 < / S a l e s A m t O n O r d e r L C Y 1 > + 
+         < S a l e s A m t O n O r d e r L C Y 2 > S a l e s A m t O n O r d e r L C Y 2 < / S a l e s A m t O n O r d e r L C Y 2 > + 
+         < S a l e s A m t O n O r d e r L C Y 3 > S a l e s A m t O n O r d e r L C Y 3 < / S a l e s A m t O n O r d e r L C Y 3 > + 
+         < S a l e s A m t O n O r d e r L C Y 4 > S a l e s A m t O n O r d e r L C Y 4 < / S a l e s A m t O n O r d e r L C Y 4 > + 
+         < S a l e s A m t O n O r d e r L C Y 5 > S a l e s A m t O n O r d e r L C Y 5 < / S a l e s A m t O n O r d e r L C Y 5 > + 
+         < S a l e s O r d e r A m o u n t L C Y > S a l e s O r d e r A m o u n t L C Y < / S a l e s O r d e r A m o u n t L C Y > + 
+         < T o t a l C a p t i o n > T o t a l C a p t i o n < / T o t a l C a p t i o n > + 
+         < T o t a l L C Y C a p t i o n > T o t a l L C Y C a p t i o n < / T o t a l L C Y C a p t i o n > + 
+         < S a l e s _ L i n e > + 
+             < C u r r e n c y C o d e _ S a l e s L i n e > C u r r e n c y C o d e _ S a l e s L i n e < / C u r r e n c y C o d e _ S a l e s L i n e > + 
+             < G r o u p N u m b e r > G r o u p N u m b e r < / G r o u p N u m b e r > + 
+             < N a m e _ C u s t > N a m e _ C u s t < / N a m e _ C u s t > + 
+             < S a l e s A m t O n O r d e r 1 > S a l e s A m t O n O r d e r 1 < / S a l e s A m t O n O r d e r 1 > + 
+             < S a l e s A m t O n O r d e r 2 > S a l e s A m t O n O r d e r 2 < / S a l e s A m t O n O r d e r 2 > + 
+             < S a l e s A m t O n O r d e r 3 > S a l e s A m t O n O r d e r 3 < / S a l e s A m t O n O r d e r 3 > + 
+             < S a l e s A m t O n O r d e r 4 > S a l e s A m t O n O r d e r 4 < / S a l e s A m t O n O r d e r 4 > + 
+             < S a l e s A m t O n O r d e r 5 > S a l e s A m t O n O r d e r 5 < / S a l e s A m t O n O r d e r 5 > + 
+             < S a l e s L i n e B i l l t o N o _ C u s t o m e r > S a l e s L i n e B i l l t o N o _ C u s t o m e r < / S a l e s L i n e B i l l t o N o _ C u s t o m e r > + 
+             < S a l e s O r d e r A m o u n t > S a l e s O r d e r A m o u n t < / S a l e s O r d e r A m o u n t >   
          < / S a l e s _ L i n e >   
      < / C u s t o m e r >   
-     < S a l e s L i n e B u f f e r _ I n t e g e r   E l e m e n t T y p e = " D a t a I t e m "   E l e m e n t I d = " 1 5 5 2 1 7 2 1 7 0 " > - 
-         < N u m b e r   E l e m e n t T y p e = " C o l u m n "   E l e m e n t I d = " 1 2 4 8 5 6 7 5 0 "   D a t a T y p e = " I n t e g e r " > N u m b e r < / N u m b e r > - 
-         < S a l e s L i n e B u f f e r _ B i l l t o C u s t o m e r N o   E l e m e n t T y p e = " C o l u m n "   E l e m e n t I d = " 2 8 6 0 4 5 8 0 9 "   D a t a T y p e = " C o d e " > S a l e s L i n e B u f f e r _ B i l l t o C u s t o m e r N o < / S a l e s L i n e B u f f e r _ B i l l t o C u s t o m e r N o > - 
-         < S a l e s L i n e B u f f e r _ C u r r e n c y C o d e   E l e m e n t T y p e = " C o l u m n "   E l e m e n t I d = " 1 2 7 6 7 9 3 1 7 8 "   D a t a T y p e = " C o d e " > S a l e s L i n e B u f f e r _ C u r r e n c y C o d e < / S a l e s L i n e B u f f e r _ C u r r e n c y C o d e > - 
-         < S a l e s L i n e B u f f e r _ C u s t o m e r N a m e   E l e m e n t T y p e = " C o l u m n "   E l e m e n t I d = " 1 3 2 9 6 0 9 3 9 3 "   D a t a T y p e = " T e x t " > S a l e s L i n e B u f f e r _ C u s t o m e r N a m e < / S a l e s L i n e B u f f e r _ C u s t o m e r N a m e > - 
-         < S a l e s L i n e B u f f e r _ S a l e s A m t O n O r d e r 1   E l e m e n t T y p e = " C o l u m n "   E l e m e n t I d = " 1 9 0 3 1 1 5 3 1 8 "   D a t a T y p e = " D e c i m a l " > S a l e s L i n e B u f f e r _ S a l e s A m t O n O r d e r 1 < / S a l e s L i n e B u f f e r _ S a l e s A m t O n O r d e r 1 > - 
-         < S a l e s L i n e B u f f e r _ S a l e s A m t O n O r d e r 2   E l e m e n t T y p e = " C o l u m n "   E l e m e n t I d = " 1 7 5 4 1 5 5 3 6 1 "   D a t a T y p e = " D e c i m a l " > S a l e s L i n e B u f f e r _ S a l e s A m t O n O r d e r 2 < / S a l e s L i n e B u f f e r _ S a l e s A m t O n O r d e r 2 > - 
-         < S a l e s L i n e B u f f e r _ S a l e s A m t O n O r d e r 3   E l e m e n t T y p e = " C o l u m n "   E l e m e n t I d = " 1 1 1 6 4 5 8 7 4 4 "   D a t a T y p e = " D e c i m a l " > S a l e s L i n e B u f f e r _ S a l e s A m t O n O r d e r 3 < / S a l e s L i n e B u f f e r _ S a l e s A m t O n O r d e r 3 > - 
-         < S a l e s L i n e B u f f e r _ S a l e s A m t O n O r d e r 4   E l e m e n t T y p e = " C o l u m n "   E l e m e n t I d = " 1 2 8 5 3 6 7 7 6 7 "   D a t a T y p e = " D e c i m a l " > S a l e s L i n e B u f f e r _ S a l e s A m t O n O r d e r 4 < / S a l e s L i n e B u f f e r _ S a l e s A m t O n O r d e r 4 > - 
-         < S a l e s L i n e B u f f e r _ S a l e s A m t O n O r d e r 5   E l e m e n t T y p e = " C o l u m n "   E l e m e n t I d = " 6 4 7 6 7 1 1 5 0 "   D a t a T y p e = " D e c i m a l " > S a l e s L i n e B u f f e r _ S a l e s A m t O n O r d e r 5 < / S a l e s L i n e B u f f e r _ S a l e s A m t O n O r d e r 5 > - 
-         < S a l e s L i n e B u f f e r _ S a l e s O r d e r A m o u n t   E l e m e n t T y p e = " C o l u m n "   E l e m e n t I d = " 7 8 3 0 0 4 3 9 8 "   D a t a T y p e = " D e c i m a l " > S a l e s L i n e B u f f e r _ S a l e s O r d e r A m o u n t < / S a l e s L i n e B u f f e r _ S a l e s O r d e r A m o u n t > +     < S a l e s L i n e B u f f e r _ I n t e g e r > + 
+         < N u m b e r > N u m b e r < / N u m b e r > + 
+         < S a l e s L i n e B u f f e r _ B i l l t o C u s t o m e r N o > S a l e s L i n e B u f f e r _ B i l l t o C u s t o m e r N o < / S a l e s L i n e B u f f e r _ B i l l t o C u s t o m e r N o > + 
+         < S a l e s L i n e B u f f e r _ C u r r e n c y C o d e > S a l e s L i n e B u f f e r _ C u r r e n c y C o d e < / S a l e s L i n e B u f f e r _ C u r r e n c y C o d e > + 
+         < S a l e s L i n e B u f f e r _ C u s t o m e r N a m e > S a l e s L i n e B u f f e r _ C u s t o m e r N a m e < / S a l e s L i n e B u f f e r _ C u s t o m e r N a m e > + 
+         < S a l e s L i n e B u f f e r _ S a l e s A m t O n O r d e r 1 > S a l e s L i n e B u f f e r _ S a l e s A m t O n O r d e r 1 < / S a l e s L i n e B u f f e r _ S a l e s A m t O n O r d e r 1 > + 
+         < S a l e s L i n e B u f f e r _ S a l e s A m t O n O r d e r 2 > S a l e s L i n e B u f f e r _ S a l e s A m t O n O r d e r 2 < / S a l e s L i n e B u f f e r _ S a l e s A m t O n O r d e r 2 > + 
+         < S a l e s L i n e B u f f e r _ S a l e s A m t O n O r d e r 3 > S a l e s L i n e B u f f e r _ S a l e s A m t O n O r d e r 3 < / S a l e s L i n e B u f f e r _ S a l e s A m t O n O r d e r 3 > + 
+         < S a l e s L i n e B u f f e r _ S a l e s A m t O n O r d e r 4 > S a l e s L i n e B u f f e r _ S a l e s A m t O n O r d e r 4 < / S a l e s L i n e B u f f e r _ S a l e s A m t O n O r d e r 4 > + 
+         < S a l e s L i n e B u f f e r _ S a l e s A m t O n O r d e r 5 > S a l e s L i n e B u f f e r _ S a l e s A m t O n O r d e r 5 < / S a l e s L i n e B u f f e r _ S a l e s A m t O n O r d e r 5 > + 
+         < S a l e s L i n e B u f f e r _ S a l e s O r d e r A m o u n t > S a l e s L i n e B u f f e r _ S a l e s O r d e r A m o u n t < / S a l e s L i n e B u f f e r _ S a l e s O r d e r A m o u n t >   
      < / S a l e s L i n e B u f f e r _ I n t e g e r >   
-     < T o t a l s   E l e m e n t T y p e = " D a t a I t e m "   E l e m e n t I d = " 1 8 2 3 9 5 0 0 4 4 " > - 
-         < T o t a l s _ S a l e s _ A m t _ O n _ O r d e r 1   E l e m e n t T y p e = " C o l u m n "   E l e m e n t I d = " 1 6 0 9 4 9 5 3 6 6 "   D a t a T y p e = " D e c i m a l " > T o t a l s _ S a l e s _ A m t _ O n _ O r d e r 1 < / T o t a l s _ S a l e s _ A m t _ O n _ O r d e r 1 > - 
-         < T o t a l s _ S a l e s _ A m t _ O n _ O r d e r 2   E l e m e n t T y p e = " C o l u m n "   E l e m e n t I d = " 2 0 4 7 7 7 5 3 1 3 "   D a t a T y p e = " D e c i m a l " > T o t a l s _ S a l e s _ A m t _ O n _ O r d e r 2 < / T o t a l s _ S a l e s _ A m t _ O n _ O r d e r 2 > - 
-         < T o t a l s _ S a l e s _ A m t _ O n _ O r d e r 3   E l e m e n t T y p e = " C o l u m n "   E l e m e n t I d = " 1 4 1 0 0 7 8 6 9 6 "   D a t a T y p e = " D e c i m a l " > T o t a l s _ S a l e s _ A m t _ O n _ O r d e r 3 < / T o t a l s _ S a l e s _ A m t _ O n _ O r d e r 3 > - 
-         < T o t a l s _ S a l e s _ A m t _ O n _ O r d e r 4   E l e m e n t T y p e = " C o l u m n "   E l e m e n t I d = " 1 5 7 8 9 8 7 7 1 9 "   D a t a T y p e = " D e c i m a l " > T o t a l s _ S a l e s _ A m t _ O n _ O r d e r 4 < / T o t a l s _ S a l e s _ A m t _ O n _ O r d e r 4 > - 
-         < T o t a l s _ S a l e s _ A m t _ O n _ O r d e r 5   E l e m e n t T y p e = " C o l u m n "   E l e m e n t I d = " 9 4 1 2 9 1 1 0 2 "   D a t a T y p e = " D e c i m a l " > T o t a l s _ S a l e s _ A m t _ O n _ O r d e r 5 < / T o t a l s _ S a l e s _ A m t _ O n _ O r d e r 5 > - 
-         < T o t a l s _ S a l e s _ O r d e r _ A m o u n t   E l e m e n t T y p e = " C o l u m n "   E l e m e n t I d = " 1 8 7 7 0 4 2 9 6 7 "   D a t a T y p e = " D e c i m a l " > T o t a l s _ S a l e s _ O r d e r _ A m o u n t < / T o t a l s _ S a l e s _ O r d e r _ A m o u n t > - 
-         < T o t a l s _ T o t a l T e x t   E l e m e n t T y p e = " C o l u m n "   E l e m e n t I d = " 8 0 3 7 7 1 4 2 8 "   D a t a T y p e = " T e x t " > T o t a l s _ T o t a l T e x t < / T o t a l s _ T o t a l T e x t > +     < T o t a l s > + 
+         < T o t a l s _ S a l e s _ A m t _ O n _ O r d e r 1 > T o t a l s _ S a l e s _ A m t _ O n _ O r d e r 1 < / T o t a l s _ S a l e s _ A m t _ O n _ O r d e r 1 > + 
+         < T o t a l s _ S a l e s _ A m t _ O n _ O r d e r 2 > T o t a l s _ S a l e s _ A m t _ O n _ O r d e r 2 < / T o t a l s _ S a l e s _ A m t _ O n _ O r d e r 2 > + 
+         < T o t a l s _ S a l e s _ A m t _ O n _ O r d e r 3 > T o t a l s _ S a l e s _ A m t _ O n _ O r d e r 3 < / T o t a l s _ S a l e s _ A m t _ O n _ O r d e r 3 > + 
+         < T o t a l s _ S a l e s _ A m t _ O n _ O r d e r 4 > T o t a l s _ S a l e s _ A m t _ O n _ O r d e r 4 < / T o t a l s _ S a l e s _ A m t _ O n _ O r d e r 4 > + 
+         < T o t a l s _ S a l e s _ A m t _ O n _ O r d e r 5 > T o t a l s _ S a l e s _ A m t _ O n _ O r d e r 5 < / T o t a l s _ S a l e s _ A m t _ O n _ O r d e r 5 > + 
+         < T o t a l s _ S a l e s _ O r d e r _ A m o u n t > T o t a l s _ S a l e s _ O r d e r _ A m o u n t < / T o t a l s _ S a l e s _ O r d e r _ A m o u n t > + 
+         < T o t a l s _ T o t a l T e x t > T o t a l s _ T o t a l T e x t < / T o t a l s _ T o t a l T e x t >   
      < / T o t a l s >   
  < / N a v W o r d R e p o r t X m l P a r t > 
 </file>
 
-<file path=customXml/item2.xml>��< ? x m l   v e r s i o n = " 1 . 0 "   e n c o d i n g = " u t f - 1 6 " ? > < N a v W o r d R e p o r t X m l P a r t   x m l n s = " u r n : m i c r o s o f t - d y n a m i c s - n a v / r e p o r t s / C u s t o m e r _ O r d e r _ S u m m a r y / 1 0 7 / " > +<file path=customXml/item2.xml>��< ? x m l   v e r s i o n = " 1 . 0 "   e n c o d i n g = " u t f - 1 6 " ? > < N a v W o r d R e p o r t X m l P a r t   x m l n s = " u r n : m i c r o s o f t - d y n a m i c s - b u s i n e s s c e n t r a l / i n t e r n a l / e x t e n d e d / r e p o r t s / C u s t o m e r _ O r d e r _ S u m m a r y / 1 0 7 / " >   
      < B C R e p o r t I n f o r m a t i o n >   
@@ -30012,207 +30009,259 @@
  
      < L a b e l s >   
-         < A b o u t T h e R e p o r t L a b e l > A b o u t T h e R e p o r t L a b e l < / A b o u t T h e R e p o r t L a b e l > - 
-         < A f t e r 1 L b l > A f t e r 1 L b l < / A f t e r 1 L b l > - 
-         < A f t e r L b l > A f t e r L b l < / A f t e r L b l > - 
-         < B e f o r e 1 L b l > B e f o r e 1 L b l < / B e f o r e 1 L b l > - 
-         < B e f o r e L b l > B e f o r e L b l < / B e f o r e L b l > - 
-         < C o m p a n y L a b e l > C o m p a n y L a b e l < / C o m p a n y L a b e l > - 
-         < C u r r e n c y C o d e _ S a l e s L i n e C a p t i o n > C u r r e n c y C o d e _ S a l e s L i n e C a p t i o n < / C u r r e n c y C o d e _ S a l e s L i n e C a p t i o n > - 
-         < C u s t o m e r N a m e L b l > C u s t o m e r N a m e L b l < / C u s t o m e r N a m e L b l > - 
-         < C u s t o m e r N o L b l > C u s t o m e r N o L b l < / C u s t o m e r N o L b l > - 
-         < C u s t o m e r O r d e r S u m m a r y > C u s t o m e r O r d e r S u m m a r y < / C u s t o m e r O r d e r S u m m a r y > - 
-         < C u s t o m e r O r d e r S u m m a r y A n a l y s i s > C u s t o m e r O r d e r S u m m a r y A n a l y s i s < / C u s t o m e r O r d e r S u m m a r y A n a l y s i s > - 
-         < C u s t o m e r O r d e r S u m m a r y P r i n t > C u s t o m e r O r d e r S u m m a r y P r i n t < / C u s t o m e r O r d e r S u m m a r y P r i n t > - 
-         < C u s t O r d e r S u m m a r y L C Y P r i n t > C u s t O r d e r S u m m a r y L C Y P r i n t < / C u s t O r d e r S u m m a r y L C Y P r i n t > - 
-         < D a t a R e t r i e v e d > D a t a R e t r i e v e d < / D a t a R e t r i e v e d > - 
-         < D o c u m e n t a t i o n L a b e l > D o c u m e n t a t i o n L a b e l < / D o c u m e n t a t i o n L a b e l > - 
-         < E n v i r o n m e n t L a b e l > E n v i r o n m e n t L a b e l < / E n v i r o n m e n t L a b e l > - 
-         < N a m e _ C u s t C a p t i o n > N a m e _ C u s t C a p t i o n < / N a m e _ C u s t C a p t i o n > - 
-         < O u t s t a n d i n g O r d e r s L b l > O u t s t a n d i n g O r d e r s L b l < / O u t s t a n d i n g O r d e r s L b l > - 
-         < P e r i o d 2 E n d D a t e L b l > P e r i o d 2 E n d D a t e L b l < / P e r i o d 2 E n d D a t e L b l > - 
-         < P e r i o d 2 S t a r t D a t e L b l > P e r i o d 2 S t a r t D a t e L b l < / P e r i o d 2 S t a r t D a t e L b l > - 
-         < P e r i o d 3 E n d D a t e L b l > P e r i o d 3 E n d D a t e L b l < / P e r i o d 3 E n d D a t e L b l > - 
-         < P e r i o d 3 S t a r t D a t e L b l > P e r i o d 3 S t a r t D a t e L b l < / P e r i o d 3 S t a r t D a t e L b l > - 
-         < P e r i o d 4 E n d D a t e L b l > P e r i o d 4 E n d D a t e L b l < / P e r i o d 4 E n d D a t e L b l > - 
-         < P e r i o d 4 S t a r t D a t e L b l > P e r i o d 4 S t a r t D a t e L b l < / P e r i o d 4 S t a r t D a t e L b l > - 
-         < P o s t i n g D a t e F i l t e r L a b e l > P o s t i n g D a t e F i l t e r L a b e l < / P o s t i n g D a t e F i l t e r L a b e l > - 
-         < R e p o r t N a m e L a b e l > R e p o r t N a m e L a b e l < / R e p o r t N a m e L a b e l > - 
-         < R u n O n L a b e l > R u n O n L a b e l < / R u n O n L a b e l > - 
-         < S a l e s A m t O n O r d e r 2 L b l > S a l e s A m t O n O r d e r 2 L b l < / S a l e s A m t O n O r d e r 2 L b l > - 
-         < S a l e s A m t O n O r d e r 3 L b l > S a l e s A m t O n O r d e r 3 L b l < / S a l e s A m t O n O r d e r 3 L b l > - 
-         < S a l e s A m t O n O r d e r 4 L b l > S a l e s A m t O n O r d e r 4 L b l < / S a l e s A m t O n O r d e r 4 L b l > - 
-         < S a l e s A m t O n O r d e r L C Y 2 L b l > S a l e s A m t O n O r d e r L C Y 2 L b l < / S a l e s A m t O n O r d e r L C Y 2 L b l > - 
-         < S a l e s A m t O n O r d e r L C Y 3 L b l > S a l e s A m t O n O r d e r L C Y 3 L b l < / S a l e s A m t O n O r d e r L C Y 3 L b l > - 
-         < S a l e s A m t O n O r d e r L C Y 4 L b l > S a l e s A m t O n O r d e r L C Y 4 L b l < / S a l e s A m t O n O r d e r L C Y 4 L b l > - 
-         < S a l e s L i n e B i l l t o N o _ C u s t o m e r C a p t i o n > S a l e s L i n e B i l l t o N o _ C u s t o m e r C a p t i o n < / S a l e s L i n e B i l l t o N o _ C u s t o m e r C a p t i o n > - 
-         < S t a r t i n g D a t e L b l > S t a r t i n g D a t e L b l < / S t a r t i n g D a t e L b l > - 
-         < T o t a l C a p t i o n L b l > T o t a l C a p t i o n L b l < / T o t a l C a p t i o n L b l > - 
-         < T o t a l L C Y C a p t i o n L b l > T o t a l L C Y C a p t i o n L b l < / T o t a l L C Y C a p t i o n L b l > - 
-         < U s e r L a b e l > U s e r L a b e l < / U s e r L a b e l > +         < A b o u t T h e R e p o r t L a b e l   E l e m e n t T y p e = " P a r a m e t e r "   E l e m e n t I d = " 1 6 7 7 9 2 0 0 1 "   D a t a T y p e = " S t r i n g " > A b o u t T h e R e p o r t L a b e l < / A b o u t T h e R e p o r t L a b e l > + 
+         < A f t e r 1 L b l   E l e m e n t T y p e = " P a r a m e t e r "   E l e m e n t I d = " 4 0 1 8 5 6 8 7 8 "   D a t a T y p e = " S t r i n g " > A f t e r 1 L b l < / A f t e r 1 L b l > + 
+         < A f t e r L b l   E l e m e n t T y p e = " P a r a m e t e r "   E l e m e n t I d = " 1 2 7 1 8 0 7 9 7 3 "   D a t a T y p e = " S t r i n g " > A f t e r L b l < / A f t e r L b l > + 
+         < B e f o r e 1 L b l   E l e m e n t T y p e = " P a r a m e t e r "   E l e m e n t I d = " 2 0 9 5 1 1 6 0 0 7 "   D a t a T y p e = " S t r i n g " > B e f o r e 1 L b l < / B e f o r e 1 L b l > + 
+         < B e f o r e L b l   E l e m e n t T y p e = " P a r a m e t e r "   E l e m e n t I d = " 6 6 4 5 2 8 4 7 0 "   D a t a T y p e = " S t r i n g " > B e f o r e L b l < / B e f o r e L b l > + 
+         < C o m p a n y L a b e l   E l e m e n t T y p e = " P a r a m e t e r "   E l e m e n t I d = " 3 4 6 7 6 0 3 4 8 "   D a t a T y p e = " S t r i n g " > C o m p a n y L a b e l < / C o m p a n y L a b e l > + 
+         < C u r r e n c y C o d e _ S a l e s L i n e C a p t i o n   E l e m e n t T y p e = " P a r a m e t e r "   E l e m e n t I d = " 4 5 8 4 1 7 3 0 2 "   D a t a T y p e = " S t r i n g " > C u r r e n c y C o d e _ S a l e s L i n e C a p t i o n < / C u r r e n c y C o d e _ S a l e s L i n e C a p t i o n > + 
+         < C u s t o m e r N a m e L b l   E l e m e n t T y p e = " P a r a m e t e r "   E l e m e n t I d = " 1 2 7 4 0 4 5 5 1 6 "   D a t a T y p e = " S t r i n g " > C u s t o m e r N a m e L b l < / C u s t o m e r N a m e L b l > + 
+         < C u s t o m e r N o L b l   E l e m e n t T y p e = " P a r a m e t e r "   E l e m e n t I d = " 7 5 1 2 0 1 9 3 0 "   D a t a T y p e = " S t r i n g " > C u s t o m e r N o L b l < / C u s t o m e r N o L b l > + 
+         < C u s t o m e r O r d e r S u m m a r y   E l e m e n t T y p e = " P a r a m e t e r "   E l e m e n t I d = " 1 5 1 2 3 9 8 1 0 1 "   D a t a T y p e = " S t r i n g " > C u s t o m e r O r d e r S u m m a r y < / C u s t o m e r O r d e r S u m m a r y > + 
+         < C u s t o m e r O r d e r S u m m a r y A n a l y s i s   E l e m e n t T y p e = " P a r a m e t e r "   E l e m e n t I d = " 1 2 8 9 1 6 0 5 5 "   D a t a T y p e = " S t r i n g " > C u s t o m e r O r d e r S u m m a r y A n a l y s i s < / C u s t o m e r O r d e r S u m m a r y A n a l y s i s > + 
+         < C u s t o m e r O r d e r S u m m a r y P r i n t   E l e m e n t T y p e = " P a r a m e t e r "   E l e m e n t I d = " 1 9 6 5 8 1 4 0 8 6 "   D a t a T y p e = " S t r i n g " > C u s t o m e r O r d e r S u m m a r y P r i n t < / C u s t o m e r O r d e r S u m m a r y P r i n t > + 
+         < C u s t O r d e r S u m m a r y L C Y P r i n t   E l e m e n t T y p e = " P a r a m e t e r "   E l e m e n t I d = " 1 0 9 2 4 2 6 5 6 1 "   D a t a T y p e = " S t r i n g " > C u s t O r d e r S u m m a r y L C Y P r i n t < / C u s t O r d e r S u m m a r y L C Y P r i n t > + 
+         < D a t a R e t r i e v e d   E l e m e n t T y p e = " P a r a m e t e r "   E l e m e n t I d = " 2 9 1 9 1 1 8 0 7 "   D a t a T y p e = " S t r i n g " > D a t a R e t r i e v e d < / D a t a R e t r i e v e d > + 
+         < D o c u m e n t a t i o n L a b e l   E l e m e n t T y p e = " P a r a m e t e r "   E l e m e n t I d = " 1 7 3 8 9 2 4 8 1 5 "   D a t a T y p e = " S t r i n g " > D o c u m e n t a t i o n L a b e l < / D o c u m e n t a t i o n L a b e l > + 
+         < E n v i r o n m e n t L a b e l   E l e m e n t T y p e = " P a r a m e t e r "   E l e m e n t I d = " 8 1 8 8 1 6 5 9 0 "   D a t a T y p e = " S t r i n g " > E n v i r o n m e n t L a b e l < / E n v i r o n m e n t L a b e l > + 
+         < N a m e _ C u s t C a p t i o n   E l e m e n t T y p e = " P a r a m e t e r "   E l e m e n t I d = " 1 3 8 0 5 0 6 7 2 4 "   D a t a T y p e = " S t r i n g " > N a m e _ C u s t C a p t i o n < / N a m e _ C u s t C a p t i o n > + 
+         < O u t s t a n d i n g O r d e r s L b l   E l e m e n t T y p e = " P a r a m e t e r "   E l e m e n t I d = " 2 0 0 4 3 6 8 0 7 2 "   D a t a T y p e = " S t r i n g " > O u t s t a n d i n g O r d e r s L b l < / O u t s t a n d i n g O r d e r s L b l > + 
+         < P e r i o d 2 E n d D a t e L b l   E l e m e n t T y p e = " P a r a m e t e r "   E l e m e n t I d = " 1 3 4 0 2 9 9 9 0 9 "   D a t a T y p e = " S t r i n g " > P e r i o d 2 E n d D a t e L b l < / P e r i o d 2 E n d D a t e L b l > + 
+         < P e r i o d 2 S t a r t D a t e L b l   E l e m e n t T y p e = " P a r a m e t e r "   E l e m e n t I d = " 3 5 9 9 5 7 4 8 "   D a t a T y p e = " S t r i n g " > P e r i o d 2 S t a r t D a t e L b l < / P e r i o d 2 S t a r t D a t e L b l > + 
+         < P e r i o d 3 E n d D a t e L b l   E l e m e n t T y p e = " P a r a m e t e r "   E l e m e n t I d = " 4 3 9 7 2 9 8 3 8 "   D a t a T y p e = " S t r i n g " > P e r i o d 3 E n d D a t e L b l < / P e r i o d 3 E n d D a t e L b l > + 
+         < P e r i o d 3 S t a r t D a t e L b l   E l e m e n t T y p e = " P a r a m e t e r "   E l e m e n t I d = " 1 6 1 4 0 6 0 2 9 "   D a t a T y p e = " S t r i n g " > P e r i o d 3 S t a r t D a t e L b l < / P e r i o d 3 S t a r t D a t e L b l > + 
+         < P e r i o d 4 E n d D a t e L b l   E l e m e n t T y p e = " P a r a m e t e r "   E l e m e n t I d = " 1 3 5 9 3 1 5 5 0 7 "   D a t a T y p e = " S t r i n g " > P e r i o d 4 E n d D a t e L b l < / P e r i o d 4 E n d D a t e L b l > + 
+         < P e r i o d 4 S t a r t D a t e L b l   E l e m e n t T y p e = " P a r a m e t e r "   E l e m e n t I d = " 1 3 6 1 4 7 7 3 5 8 "   D a t a T y p e = " S t r i n g " > P e r i o d 4 S t a r t D a t e L b l < / P e r i o d 4 S t a r t D a t e L b l > + 
+         < P o s t i n g D a t e F i l t e r L a b e l   E l e m e n t T y p e = " P a r a m e t e r "   E l e m e n t I d = " 1 4 3 3 4 5 4 0 1 7 "   D a t a T y p e = " S t r i n g " > P o s t i n g D a t e F i l t e r L a b e l < / P o s t i n g D a t e F i l t e r L a b e l > + 
+         < R e p o r t N a m e L a b e l   E l e m e n t T y p e = " P a r a m e t e r "   E l e m e n t I d = " 1 0 2 2 2 9 2 9 8 2 "   D a t a T y p e = " S t r i n g " > R e p o r t N a m e L a b e l < / R e p o r t N a m e L a b e l > + 
+         < R u n O n L a b e l   E l e m e n t T y p e = " P a r a m e t e r "   E l e m e n t I d = " 1 1 1 9 0 3 7 5 9 5 "   D a t a T y p e = " S t r i n g " > R u n O n L a b e l < / R u n O n L a b e l > + 
+         < S a l e s A m t O n O r d e r 2 L b l   E l e m e n t T y p e = " P a r a m e t e r "   E l e m e n t I d = " 2 0 7 7 7 8 8 0 7 4 "   D a t a T y p e = " S t r i n g " > S a l e s A m t O n O r d e r 2 L b l < / S a l e s A m t O n O r d e r 2 L b l > + 
+         < S a l e s A m t O n O r d e r 3 L b l   E l e m e n t T y p e = " P a r a m e t e r "   E l e m e n t I d = " 9 0 4 0 2 1 1 3 1 "   D a t a T y p e = " S t r i n g " > S a l e s A m t O n O r d e r 3 L b l < / S a l e s A m t O n O r d e r 3 L b l > + 
+         < S a l e s A m t O n O r d e r 4 L b l   E l e m e n t T y p e = " P a r a m e t e r "   E l e m e n t I d = " 1 3 5 8 4 8 5 0 1 2 "   D a t a T y p e = " S t r i n g " > S a l e s A m t O n O r d e r 4 L b l < / S a l e s A m t O n O r d e r 4 L b l > + 
+         < S a l e s A m t O n O r d e r L C Y 2 L b l   E l e m e n t T y p e = " P a r a m e t e r "   E l e m e n t I d = " 6 0 6 1 8 4 8 2 8 "   D a t a T y p e = " S t r i n g " > S a l e s A m t O n O r d e r L C Y 2 L b l < / S a l e s A m t O n O r d e r L C Y 2 L b l > + 
+         < S a l e s A m t O n O r d e r L C Y 3 L b l   E l e m e n t T y p e = " P a r a m e t e r "   E l e m e n t I d = " 2 0 9 9 7 7 7 1 2 5 "   D a t a T y p e = " S t r i n g " > S a l e s A m t O n O r d e r L C Y 3 L b l < / S a l e s A m t O n O r d e r L C Y 3 L b l > + 
+         < S a l e s A m t O n O r d e r L C Y 4 L b l   E l e m e n t T y p e = " P a r a m e t e r "   E l e m e n t I d = " 1 4 4 3 7 0 5 6 6 2 "   D a t a T y p e = " S t r i n g " > S a l e s A m t O n O r d e r L C Y 4 L b l < / S a l e s A m t O n O r d e r L C Y 4 L b l > + 
+         < S a l e s L i n e B i l l t o N o _ C u s t o m e r C a p t i o n   E l e m e n t T y p e = " P a r a m e t e r "   E l e m e n t I d = " 8 7 8 5 6 1 4 7 3 "   D a t a T y p e = " S t r i n g " > S a l e s L i n e B i l l t o N o _ C u s t o m e r C a p t i o n < / S a l e s L i n e B i l l t o N o _ C u s t o m e r C a p t i o n > + 
+         < S t a r t i n g D a t e L b l   E l e m e n t T y p e = " P a r a m e t e r "   E l e m e n t I d = " 4 3 9 3 8 1 8 8 3 "   D a t a T y p e = " S t r i n g " > S t a r t i n g D a t e L b l < / S t a r t i n g D a t e L b l > + 
+         < T o t a l C a p t i o n L b l   E l e m e n t T y p e = " P a r a m e t e r "   E l e m e n t I d = " 5 6 4 3 1 2 5 2 5 "   D a t a T y p e = " S t r i n g " > T o t a l C a p t i o n L b l < / T o t a l C a p t i o n L b l > + 
+         < T o t a l L C Y C a p t i o n L b l   E l e m e n t T y p e = " P a r a m e t e r "   E l e m e n t I d = " 5 3 1 7 0 3 1 2 5 "   D a t a T y p e = " S t r i n g " > T o t a l L C Y C a p t i o n L b l < / T o t a l L C Y C a p t i o n L b l > + 
+         < U s e r L a b e l   E l e m e n t T y p e = " P a r a m e t e r "   E l e m e n t I d = " 8 4 8 8 1 6 7 9 4 "   D a t a T y p e = " S t r i n g " > U s e r L a b e l < / U s e r L a b e l >   
      < / L a b e l s >   
-     < C u s t o m e r > - 
-         < A f t e r C a p t i o n > A f t e r C a p t i o n < / A f t e r C a p t i o n > - 
-         < A l l a m o u n t s a r e i n L C Y C a p t i o n > A l l a m o u n t s a r e i n L C Y C a p t i o n < / A l l a m o u n t s a r e i n L C Y C a p t i o n > - 
-         < A l l A m o u n t s A r e I n L C Y T x t > A l l A m o u n t s A r e I n L C Y T x t < / A l l A m o u n t s A r e I n L C Y T x t > - 
-         < B e f o r e C a p t i o n > B e f o r e C a p t i o n < / B e f o r e C a p t i o n > - 
-         < C o m p a n y N a m e > C o m p a n y N a m e < / C o m p a n y N a m e > - 
-         < C u s t F i l t e r > C u s t F i l t e r < / C u s t F i l t e r > - 
-         < C u s t F i l t e r 1 > C u s t F i l t e r 1 < / C u s t F i l t e r 1 > - 
-         < C u s t o m e r N a m e C a p t i o n > C u s t o m e r N a m e C a p t i o n < / C u s t o m e r N a m e C a p t i o n > - 
-         < C u s t o m e r N o C a p t i o n > C u s t o m e r N o C a p t i o n < / C u s t o m e r N o C a p t i o n > - 
-         < C u s t o m e r O r d e r S u m m a r y C a p t i o n > C u s t o m e r O r d e r S u m m a r y C a p t i o n < / C u s t o m e r O r d e r S u m m a r y C a p t i o n > - 
-         < N o _ C u s t > N o _ C u s t < / N o _ C u s t > - 
-         < O u t s t a n d i n g O r d e r s C a p t i o n > O u t s t a n d i n g O r d e r s C a p t i o n < / O u t s t a n d i n g O r d e r s C a p t i o n > - 
-         < P a g e N o C a p t i o n > P a g e N o C a p t i o n < / P a g e N o C a p t i o n > - 
-         < P e r i o d S t a r t D a t e 1 > P e r i o d S t a r t D a t e 1 < / P e r i o d S t a r t D a t e 1 > - 
-         < P e r i o d S t a r t D a t e 2 > P e r i o d S t a r t D a t e 2 < / P e r i o d S t a r t D a t e 2 > - 
-         < P e r i o d S t a r t D a t e 2 1 > P e r i o d S t a r t D a t e 2 1 < / P e r i o d S t a r t D a t e 2 1 > - 
-         < P e r i o d S t a r t D a t e 3 > P e r i o d S t a r t D a t e 3 < / P e r i o d S t a r t D a t e 3 > - 
-         < P e r i o d S t a r t D a t e 3 1 > P e r i o d S t a r t D a t e 3 1 < / P e r i o d S t a r t D a t e 3 1 > - 
-         < P e r i o d S t a r t D a t e 4 1 > P e r i o d S t a r t D a t e 4 1 < / P e r i o d S t a r t D a t e 4 1 > - 
-         < P r i n t A m o u n t s I n L C Y > P r i n t A m o u n t s I n L C Y < / P r i n t A m o u n t s I n L C Y > - 
-         < S a l e s A m t O n O r d e r L C Y 1 > S a l e s A m t O n O r d e r L C Y 1 < / S a l e s A m t O n O r d e r L C Y 1 > - 
-         < S a l e s A m t O n O r d e r L C Y 2 > S a l e s A m t O n O r d e r L C Y 2 < / S a l e s A m t O n O r d e r L C Y 2 > - 
-         < S a l e s A m t O n O r d e r L C Y 3 > S a l e s A m t O n O r d e r L C Y 3 < / S a l e s A m t O n O r d e r L C Y 3 > - 
-         < S a l e s A m t O n O r d e r L C Y 4 > S a l e s A m t O n O r d e r L C Y 4 < / S a l e s A m t O n O r d e r L C Y 4 > - 
-         < S a l e s A m t O n O r d e r L C Y 5 > S a l e s A m t O n O r d e r L C Y 5 < / S a l e s A m t O n O r d e r L C Y 5 > - 
-         < S a l e s O r d e r A m o u n t L C Y > S a l e s O r d e r A m o u n t L C Y < / S a l e s O r d e r A m o u n t L C Y > - 
-         < T o t a l C a p t i o n > T o t a l C a p t i o n < / T o t a l C a p t i o n > - 
-         < T o t a l L C Y C a p t i o n > T o t a l L C Y C a p t i o n < / T o t a l L C Y C a p t i o n > - 
-         < S a l e s _ L i n e > - 
-             < C u r r e n c y C o d e _ S a l e s L i n e > C u r r e n c y C o d e _ S a l e s L i n e < / C u r r e n c y C o d e _ S a l e s L i n e > - 
-             < G r o u p N u m b e r > G r o u p N u m b e r < / G r o u p N u m b e r > - 
-             < N a m e _ C u s t > N a m e _ C u s t < / N a m e _ C u s t > - 
-             < S a l e s A m t O n O r d e r 1 > S a l e s A m t O n O r d e r 1 < / S a l e s A m t O n O r d e r 1 > - 
-             < S a l e s A m t O n O r d e r 2 > S a l e s A m t O n O r d e r 2 < / S a l e s A m t O n O r d e r 2 > - 
-             < S a l e s A m t O n O r d e r 3 > S a l e s A m t O n O r d e r 3 < / S a l e s A m t O n O r d e r 3 > - 
-             < S a l e s A m t O n O r d e r 4 > S a l e s A m t O n O r d e r 4 < / S a l e s A m t O n O r d e r 4 > - 
-             < S a l e s A m t O n O r d e r 5 > S a l e s A m t O n O r d e r 5 < / S a l e s A m t O n O r d e r 5 > - 
-             < S a l e s L i n e B i l l t o N o _ C u s t o m e r > S a l e s L i n e B i l l t o N o _ C u s t o m e r < / S a l e s L i n e B i l l t o N o _ C u s t o m e r > - 
-             < S a l e s O r d e r A m o u n t > S a l e s O r d e r A m o u n t < / S a l e s O r d e r A m o u n t > +     < T o o l t i p s > + 
+         < T o o l t i p   c o l u m n = " N o _ C u s t "   E l e m e n t I d = " 6 0 3 9 7 0 8 4 6 " > + 
+             < T o o l t i p T e x t   l a n g = " e n - U S " > S p e c i f i e s   t h e   n u m b e r   o f   t h e   c u s t o m e r .   T h e   f i e l d   i s   e i t h e r   f i l l e d   a u t o m a t i c a l l y   f r o m   a   d e f i n e d   n u m b e r   s e r i e s ,   o r   y o u   e n t e r   t h e   n u m b e r   m a n u a l l y   b e c a u s e   y o u   h a v e   e n a b l e d   m a n u a l   n u m b e r   e n t r y   i n   t h e   n u m b e r - s e r i e s   s e t u p . < / T o o l t i p T e x t > + 
+         < / T o o l t i p > + 
+         < T o o l t i p   c o l u m n = " C u r r e n c y C o d e _ S a l e s L i n e "   E l e m e n t I d = " 4 5 8 4 1 7 3 0 2 " > + 
+             < T o o l t i p T e x t   l a n g = " e n - U S " > S p e c i f i e s   t h e   c u r r e n c y   t h a t   i s   u s e d   o n   t h e   e n t r y . < / T o o l t i p T e x t > + 
+         < / T o o l t i p > + 
+         < T o o l t i p   c o l u m n = " N a m e _ C u s t "   E l e m e n t I d = " 1 3 8 0 5 0 6 7 2 4 " > + 
+             < T o o l t i p T e x t   l a n g = " e n - U S " > S p e c i f i e s   t h e   c u s t o m e r ' s   n a m e   t h a t   a p p e a r s   o n   a l l   r e l a t e d   d o c u m e n t s .   F o r   c o m p a n i e s ,   s p e c i f y   t h e   c o m p a n y ' s   n a m e   h e r e ,   a n d   t h e n   a d d   t h e   r e l e v a n t   p e o p l e   a s   c o n t a c t s   t h a t   y o u   l i n k   t o   t h i s   c u s t o m e r . < / T o o l t i p T e x t > + 
+         < / T o o l t i p > + 
+         < T o o l t i p   c o l u m n = " S a l e s L i n e B u f f e r _ C u s t o m e r N a m e "   E l e m e n t I d = " 1 3 2 9 6 0 9 3 9 3 " > + 
+             < T o o l t i p T e x t   l a n g = " e n - U S " > S p e c i f i e s   a   d e s c r i p t i o n   o f   t h e   e n t r y   o f   t h e   p r o d u c t   t o   b e   s o l d .   T o   a d d   a   n o n - t r a n s a c t i o n a l   t e x t   l i n e ,   f i l l   i n   t h e   D e s c r i p t i o n   f i e l d   o n l y . < / T o o l t i p T e x t > + 
+         < / T o o l t i p > + 
+         < T o o l t i p   c o l u m n = " S a l e s L i n e B u f f e r _ C u r r e n c y C o d e "   E l e m e n t I d = " 1 2 7 6 7 9 3 1 7 8 " > + 
+             < T o o l t i p T e x t   l a n g = " e n - U S " > S p e c i f i e s   t h e   c u r r e n c y   t h a t   i s   u s e d   o n   t h e   e n t r y . < / T o o l t i p T e x t > + 
+         < / T o o l t i p > + 
+         < T o o l t i p   c o l u m n = " S a l e s L i n e B u f f e r _ S a l e s O r d e r A m o u n t "   E l e m e n t I d = " 7 8 3 0 0 4 3 9 8 " > + 
+             < T o o l t i p T e x t   l a n g = " e n - U S " > S p e c i f i e s   t h e   s u m   o f   a m o u n t s   i n   t h e   L i n e   A m o u n t   f i e l d   o n   t h e   s a l e s   r e t u r n   o r d e r   l i n e s . < / T o o l t i p T e x t > + 
+         < / T o o l t i p > + 
+         < T o o l t i p   c o l u m n = " S a l e s L i n e B u f f e r _ S a l e s A m t O n O r d e r 1 "   E l e m e n t I d = " 1 9 0 3 1 1 5 3 1 8 " > + 
+             < T o o l t i p T e x t   l a n g = " e n - U S " > S p e c i f i e s   t h e   p r i c e   f o r   o n e   u n i t   o n   t h e   s a l e s   l i n e . < / T o o l t i p T e x t > + 
+         < / T o o l t i p > + 
+         < T o o l t i p   c o l u m n = " S a l e s L i n e B u f f e r _ S a l e s A m t O n O r d e r 5 "   E l e m e n t I d = " 6 4 7 6 7 1 1 5 0 " > + 
+             < T o o l t i p T e x t   l a n g = " e n - U S " > S p e c i f i e s   t h e   n e t   a m o u n t ,   e x c l u d i n g   a n y   i n v o i c e   d i s c o u n t   a m o u n t ,   t h a t   m u s t   b e   p a i d   f o r   p r o d u c t s   o n   t h e   l i n e . < / T o o l t i p T e x t > + 
+         < / T o o l t i p > + 
+     < / T o o l t i p s > + 
+     < C u s t o m e r   E l e m e n t T y p e = " D a t a I t e m "   E l e m e n t I d = " 1 5 2 5 1 9 1 9 9 " > + 
+         < A f t e r C a p t i o n   E l e m e n t T y p e = " C o l u m n "   E l e m e n t I d = " 1 5 9 8 9 5 9 1 "   D a t a T y p e = " L a b e l "   O b s o l e t e S t a t e = " P e n d i n g " > A f t e r C a p t i o n < / A f t e r C a p t i o n > + 
+         < A l l a m o u n t s a r e i n L C Y C a p t i o n   E l e m e n t T y p e = " C o l u m n "   E l e m e n t I d = " 2 3 3 2 7 8 9 8 2 "   D a t a T y p e = " L a b e l "   O b s o l e t e S t a t e = " P e n d i n g " > A l l a m o u n t s a r e i n L C Y C a p t i o n < / A l l a m o u n t s a r e i n L C Y C a p t i o n > + 
+         < A l l A m o u n t s A r e I n L C Y T x t   E l e m e n t T y p e = " C o l u m n "   E l e m e n t I d = " 2 0 4 7 3 7 7 3 6 4 "   D a t a T y p e = " T e x t " > A l l A m o u n t s A r e I n L C Y T x t < / A l l A m o u n t s A r e I n L C Y T x t > + 
+         < B e f o r e C a p t i o n   E l e m e n t T y p e = " C o l u m n "   E l e m e n t I d = " 1 6 4 6 6 0 5 7 0 "   D a t a T y p e = " L a b e l "   O b s o l e t e S t a t e = " P e n d i n g " > B e f o r e C a p t i o n < / B e f o r e C a p t i o n > + 
+         < C o m p a n y N a m e   E l e m e n t T y p e = " C o l u m n "   E l e m e n t I d = " 1 5 9 5 4 7 7 3 9 5 "   D a t a T y p e = " S t r i n g "   O b s o l e t e S t a t e = " P e n d i n g " > C o m p a n y N a m e < / C o m p a n y N a m e > + 
+         < C u s t F i l t e r   E l e m e n t T y p e = " C o l u m n "   E l e m e n t I d = " 2 3 9 4 8 9 4 8 4 "   D a t a T y p e = " T e x t " > C u s t F i l t e r < / C u s t F i l t e r > + 
+         < C u s t F i l t e r 1   E l e m e n t T y p e = " C o l u m n "   E l e m e n t I d = " 1 1 3 8 7 0 3 8 5 9 "   D a t a T y p e = " T e x t " > C u s t F i l t e r 1 < / C u s t F i l t e r 1 > + 
+         < C u s t o m e r N a m e C a p t i o n   E l e m e n t T y p e = " C o l u m n "   E l e m e n t I d = " 6 4 9 0 1 4 4 4 0 "   D a t a T y p e = " L a b e l "   O b s o l e t e S t a t e = " P e n d i n g " > C u s t o m e r N a m e C a p t i o n < / C u s t o m e r N a m e C a p t i o n > + 
+         < C u s t o m e r N o C a p t i o n   E l e m e n t T y p e = " C o l u m n "   E l e m e n t I d = " 1 0 9 8 4 2 4 9 2 2 "   D a t a T y p e = " L a b e l "   O b s o l e t e S t a t e = " P e n d i n g " > C u s t o m e r N o C a p t i o n < / C u s t o m e r N o C a p t i o n > + 
+         < C u s t o m e r O r d e r S u m m a r y C a p t i o n   E l e m e n t T y p e = " C o l u m n "   E l e m e n t I d = " 8 9 2 9 3 8 4 6 7 "   D a t a T y p e = " L a b e l "   O b s o l e t e S t a t e = " P e n d i n g " > C u s t o m e r O r d e r S u m m a r y C a p t i o n < / C u s t o m e r O r d e r S u m m a r y C a p t i o n > + 
+         < N o _ C u s t   E l e m e n t T y p e = " C o l u m n "   E l e m e n t I d = " 6 0 3 9 7 0 8 4 6 "   D a t a T y p e = " C o d e " > N o _ C u s t < / N o _ C u s t > + 
+         < O u t s t a n d i n g O r d e r s C a p t i o n   E l e m e n t T y p e = " C o l u m n "   E l e m e n t I d = " 4 0 2 0 3 5 3 3 2 "   D a t a T y p e = " L a b e l "   O b s o l e t e S t a t e = " P e n d i n g " > O u t s t a n d i n g O r d e r s C a p t i o n < / O u t s t a n d i n g O r d e r s C a p t i o n > + 
+         < P a g e N o C a p t i o n   E l e m e n t T y p e = " C o l u m n "   E l e m e n t I d = " 1 4 6 2 1 0 8 0 8 7 "   D a t a T y p e = " L a b e l "   O b s o l e t e S t a t e = " P e n d i n g " > P a g e N o C a p t i o n < / P a g e N o C a p t i o n > + 
+         < P e r i o d S t a r t D a t e 1   E l e m e n t T y p e = " C o l u m n "   E l e m e n t I d = " 1 9 2 5 9 9 9 9 6 5 "   D a t a T y p e = " S t r i n g " > P e r i o d S t a r t D a t e 1 < / P e r i o d S t a r t D a t e 1 > + 
+         < P e r i o d S t a r t D a t e 2   E l e m e n t T y p e = " C o l u m n "   E l e m e n t I d = " 1 7 3 1 2 7 0 7 1 4 "   D a t a T y p e = " S t r i n g " > P e r i o d S t a r t D a t e 2 < / P e r i o d S t a r t D a t e 2 > + 
+         < P e r i o d S t a r t D a t e 2 1   E l e m e n t T y p e = " C o l u m n "   E l e m e n t I d = " 1 0 5 1 2 7 2 6 2 5 "   D a t a T y p e = " S t r i n g " > P e r i o d S t a r t D a t e 2 1 < / P e r i o d S t a r t D a t e 2 1 > + 
+         < P e r i o d S t a r t D a t e 3   E l e m e n t T y p e = " C o l u m n "   E l e m e n t I d = " 1 0 9 3 5 7 4 0 9 7 "   D a t a T y p e = " S t r i n g " > P e r i o d S t a r t D a t e 3 < / P e r i o d S t a r t D a t e 3 > + 
+         < P e r i o d S t a r t D a t e 3 1   E l e m e n t T y p e = " C o l u m n "   E l e m e n t I d = " 1 1 5 5 5 0 0 6 2 2 "   D a t a T y p e = " S t r i n g " > P e r i o d S t a r t D a t e 3 1 < / P e r i o d S t a r t D a t e 3 1 > + 
+         < P e r i o d S t a r t D a t e 4 1   E l e m e n t T y p e = " C o l u m n "   E l e m e n t I d = " 5 3 6 7 4 4 6 4 9 "   D a t a T y p e = " S t r i n g " > P e r i o d S t a r t D a t e 4 1 < / P e r i o d S t a r t D a t e 4 1 > + 
+         < P r i n t A m o u n t s I n L C Y   E l e m e n t T y p e = " C o l u m n "   E l e m e n t I d = " 8 0 1 2 1 9 2 2 6 "   D a t a T y p e = " B o o l e a n " > P r i n t A m o u n t s I n L C Y < / P r i n t A m o u n t s I n L C Y > + 
+         < S a l e s A m t O n O r d e r L C Y 1   E l e m e n t T y p e = " C o l u m n "   E l e m e n t I d = " 1 5 1 9 0 6 0 1 1 5 "   D a t a T y p e = " D e c i m a l " > S a l e s A m t O n O r d e r L C Y 1 < / S a l e s A m t O n O r d e r L C Y 1 > + 
+         < S a l e s A m t O n O r d e r L C Y 2   E l e m e n t T y p e = " C o l u m n "   E l e m e n t I d = " 8 8 1 3 6 3 4 9 8 "   D a t a T y p e = " D e c i m a l " > S a l e s A m t O n O r d e r L C Y 2 < / S a l e s A m t O n O r d e r L C Y 2 > + 
+         < S a l e s A m t O n O r d e r L C Y 3   E l e m e n t T y p e = " C o l u m n "   E l e m e n t I d = " 2 4 3 6 6 6 8 8 1 "   D a t a T y p e = " D e c i m a l " > S a l e s A m t O n O r d e r L C Y 3 < / S a l e s A m t O n O r d e r L C Y 3 > + 
+         < S a l e s A m t O n O r d e r L C Y 4   E l e m e n t T y p e = " C o l u m n "   E l e m e n t I d = " 4 1 2 5 7 5 9 0 4 "   D a t a T y p e = " D e c i m a l " > S a l e s A m t O n O r d e r L C Y 4 < / S a l e s A m t O n O r d e r L C Y 4 > + 
+         < S a l e s A m t O n O r d e r L C Y 5   E l e m e n t T y p e = " C o l u m n "   E l e m e n t I d = " 2 2 5 1 2 0 7 1 3 "   D a t a T y p e = " D e c i m a l " > S a l e s A m t O n O r d e r L C Y 5 < / S a l e s A m t O n O r d e r L C Y 5 > + 
+         < S a l e s O r d e r A m o u n t L C Y   E l e m e n t T y p e = " C o l u m n "   E l e m e n t I d = " 7 1 8 5 3 0 9 9 3 "   D a t a T y p e = " D e c i m a l " > S a l e s O r d e r A m o u n t L C Y < / S a l e s O r d e r A m o u n t L C Y > + 
+         < T o t a l C a p t i o n   E l e m e n t T y p e = " C o l u m n "   E l e m e n t I d = " 7 0 7 1 0 2 6 9 5 "   D a t a T y p e = " L a b e l " > T o t a l C a p t i o n < / T o t a l C a p t i o n > + 
+         < T o t a l L C Y C a p t i o n   E l e m e n t T y p e = " C o l u m n "   E l e m e n t I d = " 2 2 2 5 1 5 5 6 7 "   D a t a T y p e = " L a b e l "   O b s o l e t e S t a t e = " P e n d i n g " > T o t a l L C Y C a p t i o n < / T o t a l L C Y C a p t i o n > + 
+         < S a l e s _ L i n e   E l e m e n t T y p e = " D a t a I t e m "   E l e m e n t I d = " 1 8 9 4 4 4 2 7 6 4 " > + 
+             < C u r r e n c y C o d e _ S a l e s L i n e   E l e m e n t T y p e = " C o l u m n "   E l e m e n t I d = " 4 5 8 4 1 7 3 0 2 "   D a t a T y p e = " C o d e " > C u r r e n c y C o d e _ S a l e s L i n e < / C u r r e n c y C o d e _ S a l e s L i n e > + 
+             < G r o u p N u m b e r   E l e m e n t T y p e = " C o l u m n "   E l e m e n t I d = " 1 1 2 0 2 1 1 4 0 1 "   D a t a T y p e = " I n t e g e r " > G r o u p N u m b e r < / G r o u p N u m b e r > + 
+             < N a m e _ C u s t   E l e m e n t T y p e = " C o l u m n "   E l e m e n t I d = " 1 3 8 0 5 0 6 7 2 4 "   D a t a T y p e = " T e x t " > N a m e _ C u s t < / N a m e _ C u s t > + 
+             < S a l e s A m t O n O r d e r 1   E l e m e n t T y p e = " C o l u m n "   E l e m e n t I d = " 4 1 2 9 6 8 2 5 3 "   D a t a T y p e = " D e c i m a l " > S a l e s A m t O n O r d e r 1 < / S a l e s A m t O n O r d e r 1 > + 
+             < S a l e s A m t O n O r d e r 2   E l e m e n t T y p e = " C o l u m n "   E l e m e n t I d = " 1 9 6 8 9 0 9 1 9 2 "   D a t a T y p e = " D e c i m a l " > S a l e s A m t O n O r d e r 2 < / S a l e s A m t O n O r d e r 2 > + 
+             < S a l e s A m t O n O r d e r 3   E l e m e n t T y p e = " C o l u m n "   E l e m e n t I d = " 1 6 8 8 3 6 1 4 8 7 "   D a t a T y p e = " D e c i m a l " > S a l e s A m t O n O r d e r 3 < / S a l e s A m t O n O r d e r 3 > + 
+             < S a l e s A m t O n O r d e r 4   E l e m e n t T y p e = " C o l u m n "   E l e m e n t I d = " 1 5 0 0 1 2 1 5 9 8 "   D a t a T y p e = " D e c i m a l " > S a l e s A m t O n O r d e r 4 < / S a l e s A m t O n O r d e r 4 > + 
+             < S a l e s A m t O n O r d e r 5   E l e m e n t T y p e = " C o l u m n "   E l e m e n t I d = " 2 1 3 7 8 1 8 2 1 5 "   D a t a T y p e = " D e c i m a l " > S a l e s A m t O n O r d e r 5 < / S a l e s A m t O n O r d e r 5 > + 
+             < S a l e s L i n e B i l l t o N o _ C u s t o m e r   E l e m e n t T y p e = " C o l u m n "   E l e m e n t I d = " 8 7 8 5 6 1 4 7 3 "   D a t a T y p e = " C o d e " > S a l e s L i n e B i l l t o N o _ C u s t o m e r < / S a l e s L i n e B i l l t o N o _ C u s t o m e r > + 
+             < S a l e s O r d e r A m o u n t   E l e m e n t T y p e = " C o l u m n "   E l e m e n t I d = " 1 8 6 7 1 0 4 9 8 3 "   D a t a T y p e = " D e c i m a l " > S a l e s O r d e r A m o u n t < / S a l e s O r d e r A m o u n t >   
          < / S a l e s _ L i n e >   
      < / C u s t o m e r >   
-     < S a l e s L i n e B u f f e r _ I n t e g e r > - 
-         < N u m b e r > N u m b e r < / N u m b e r > - 
-         < S a l e s L i n e B u f f e r _ B i l l t o C u s t o m e r N o > S a l e s L i n e B u f f e r _ B i l l t o C u s t o m e r N o < / S a l e s L i n e B u f f e r _ B i l l t o C u s t o m e r N o > - 
-         < S a l e s L i n e B u f f e r _ C u r r e n c y C o d e > S a l e s L i n e B u f f e r _ C u r r e n c y C o d e < / S a l e s L i n e B u f f e r _ C u r r e n c y C o d e > - 
-         < S a l e s L i n e B u f f e r _ C u s t o m e r N a m e > S a l e s L i n e B u f f e r _ C u s t o m e r N a m e < / S a l e s L i n e B u f f e r _ C u s t o m e r N a m e > - 
-         < S a l e s L i n e B u f f e r _ S a l e s A m t O n O r d e r 1 > S a l e s L i n e B u f f e r _ S a l e s A m t O n O r d e r 1 < / S a l e s L i n e B u f f e r _ S a l e s A m t O n O r d e r 1 > - 
-         < S a l e s L i n e B u f f e r _ S a l e s A m t O n O r d e r 2 > S a l e s L i n e B u f f e r _ S a l e s A m t O n O r d e r 2 < / S a l e s L i n e B u f f e r _ S a l e s A m t O n O r d e r 2 > - 
-         < S a l e s L i n e B u f f e r _ S a l e s A m t O n O r d e r 3 > S a l e s L i n e B u f f e r _ S a l e s A m t O n O r d e r 3 < / S a l e s L i n e B u f f e r _ S a l e s A m t O n O r d e r 3 > - 
-         < S a l e s L i n e B u f f e r _ S a l e s A m t O n O r d e r 4 > S a l e s L i n e B u f f e r _ S a l e s A m t O n O r d e r 4 < / S a l e s L i n e B u f f e r _ S a l e s A m t O n O r d e r 4 > - 
-         < S a l e s L i n e B u f f e r _ S a l e s A m t O n O r d e r 5 > S a l e s L i n e B u f f e r _ S a l e s A m t O n O r d e r 5 < / S a l e s L i n e B u f f e r _ S a l e s A m t O n O r d e r 5 > - 
-         < S a l e s L i n e B u f f e r _ S a l e s O r d e r A m o u n t > S a l e s L i n e B u f f e r _ S a l e s O r d e r A m o u n t < / S a l e s L i n e B u f f e r _ S a l e s O r d e r A m o u n t > +     < S a l e s L i n e B u f f e r _ I n t e g e r   E l e m e n t T y p e = " D a t a I t e m "   E l e m e n t I d = " 1 5 5 2 1 7 2 1 7 0 " > + 
+         < N u m b e r   E l e m e n t T y p e = " C o l u m n "   E l e m e n t I d = " 1 2 4 8 5 6 7 5 0 "   D a t a T y p e = " I n t e g e r " > N u m b e r < / N u m b e r > + 
+         < S a l e s L i n e B u f f e r _ B i l l t o C u s t o m e r N o   E l e m e n t T y p e = " C o l u m n "   E l e m e n t I d = " 2 8 6 0 4 5 8 0 9 "   D a t a T y p e = " C o d e " > S a l e s L i n e B u f f e r _ B i l l t o C u s t o m e r N o < / S a l e s L i n e B u f f e r _ B i l l t o C u s t o m e r N o > + 
+         < S a l e s L i n e B u f f e r _ C u r r e n c y C o d e   E l e m e n t T y p e = " C o l u m n "   E l e m e n t I d = " 1 2 7 6 7 9 3 1 7 8 "   D a t a T y p e = " C o d e " > S a l e s L i n e B u f f e r _ C u r r e n c y C o d e < / S a l e s L i n e B u f f e r _ C u r r e n c y C o d e > + 
+         < S a l e s L i n e B u f f e r _ C u s t o m e r N a m e   E l e m e n t T y p e = " C o l u m n "   E l e m e n t I d = " 1 3 2 9 6 0 9 3 9 3 "   D a t a T y p e = " T e x t " > S a l e s L i n e B u f f e r _ C u s t o m e r N a m e < / S a l e s L i n e B u f f e r _ C u s t o m e r N a m e > + 
+         < S a l e s L i n e B u f f e r _ S a l e s A m t O n O r d e r 1   E l e m e n t T y p e = " C o l u m n "   E l e m e n t I d = " 1 9 0 3 1 1 5 3 1 8 "   D a t a T y p e = " D e c i m a l " > S a l e s L i n e B u f f e r _ S a l e s A m t O n O r d e r 1 < / S a l e s L i n e B u f f e r _ S a l e s A m t O n O r d e r 1 > + 
+         < S a l e s L i n e B u f f e r _ S a l e s A m t O n O r d e r 2   E l e m e n t T y p e = " C o l u m n "   E l e m e n t I d = " 1 7 5 4 1 5 5 3 6 1 "   D a t a T y p e = " D e c i m a l " > S a l e s L i n e B u f f e r _ S a l e s A m t O n O r d e r 2 < / S a l e s L i n e B u f f e r _ S a l e s A m t O n O r d e r 2 > + 
+         < S a l e s L i n e B u f f e r _ S a l e s A m t O n O r d e r 3   E l e m e n t T y p e = " C o l u m n "   E l e m e n t I d = " 1 1 1 6 4 5 8 7 4 4 "   D a t a T y p e = " D e c i m a l " > S a l e s L i n e B u f f e r _ S a l e s A m t O n O r d e r 3 < / S a l e s L i n e B u f f e r _ S a l e s A m t O n O r d e r 3 > + 
+         < S a l e s L i n e B u f f e r _ S a l e s A m t O n O r d e r 4   E l e m e n t T y p e = " C o l u m n "   E l e m e n t I d = " 1 2 8 5 3 6 7 7 6 7 "   D a t a T y p e = " D e c i m a l " > S a l e s L i n e B u f f e r _ S a l e s A m t O n O r d e r 4 < / S a l e s L i n e B u f f e r _ S a l e s A m t O n O r d e r 4 > + 
+         < S a l e s L i n e B u f f e r _ S a l e s A m t O n O r d e r 5   E l e m e n t T y p e = " C o l u m n "   E l e m e n t I d = " 6 4 7 6 7 1 1 5 0 "   D a t a T y p e = " D e c i m a l " > S a l e s L i n e B u f f e r _ S a l e s A m t O n O r d e r 5 < / S a l e s L i n e B u f f e r _ S a l e s A m t O n O r d e r 5 > + 
+         < S a l e s L i n e B u f f e r _ S a l e s O r d e r A m o u n t   E l e m e n t T y p e = " C o l u m n "   E l e m e n t I d = " 7 8 3 0 0 4 3 9 8 "   D a t a T y p e = " D e c i m a l " > S a l e s L i n e B u f f e r _ S a l e s O r d e r A m o u n t < / S a l e s L i n e B u f f e r _ S a l e s O r d e r A m o u n t >   
      < / S a l e s L i n e B u f f e r _ I n t e g e r >   
-     < T o t a l s > - 
-         < T o t a l s _ S a l e s _ A m t _ O n _ O r d e r 1 > T o t a l s _ S a l e s _ A m t _ O n _ O r d e r 1 < / T o t a l s _ S a l e s _ A m t _ O n _ O r d e r 1 > - 
-         < T o t a l s _ S a l e s _ A m t _ O n _ O r d e r 2 > T o t a l s _ S a l e s _ A m t _ O n _ O r d e r 2 < / T o t a l s _ S a l e s _ A m t _ O n _ O r d e r 2 > - 
-         < T o t a l s _ S a l e s _ A m t _ O n _ O r d e r 3 > T o t a l s _ S a l e s _ A m t _ O n _ O r d e r 3 < / T o t a l s _ S a l e s _ A m t _ O n _ O r d e r 3 > - 
-         < T o t a l s _ S a l e s _ A m t _ O n _ O r d e r 4 > T o t a l s _ S a l e s _ A m t _ O n _ O r d e r 4 < / T o t a l s _ S a l e s _ A m t _ O n _ O r d e r 4 > - 
-         < T o t a l s _ S a l e s _ A m t _ O n _ O r d e r 5 > T o t a l s _ S a l e s _ A m t _ O n _ O r d e r 5 < / T o t a l s _ S a l e s _ A m t _ O n _ O r d e r 5 > - 
-         < T o t a l s _ S a l e s _ O r d e r _ A m o u n t > T o t a l s _ S a l e s _ O r d e r _ A m o u n t < / T o t a l s _ S a l e s _ O r d e r _ A m o u n t > - 
-         < T o t a l s _ T o t a l T e x t > T o t a l s _ T o t a l T e x t < / T o t a l s _ T o t a l T e x t > +     < T o t a l s   E l e m e n t T y p e = " D a t a I t e m "   E l e m e n t I d = " 1 8 2 3 9 5 0 0 4 4 " > + 
+         < T o t a l s _ S a l e s _ A m t _ O n _ O r d e r 1   E l e m e n t T y p e = " C o l u m n "   E l e m e n t I d = " 1 6 0 9 4 9 5 3 6 6 "   D a t a T y p e = " D e c i m a l " > T o t a l s _ S a l e s _ A m t _ O n _ O r d e r 1 < / T o t a l s _ S a l e s _ A m t _ O n _ O r d e r 1 > + 
+         < T o t a l s _ S a l e s _ A m t _ O n _ O r d e r 2   E l e m e n t T y p e = " C o l u m n "   E l e m e n t I d = " 2 0 4 7 7 7 5 3 1 3 "   D a t a T y p e = " D e c i m a l " > T o t a l s _ S a l e s _ A m t _ O n _ O r d e r 2 < / T o t a l s _ S a l e s _ A m t _ O n _ O r d e r 2 > + 
+         < T o t a l s _ S a l e s _ A m t _ O n _ O r d e r 3   E l e m e n t T y p e = " C o l u m n "   E l e m e n t I d = " 1 4 1 0 0 7 8 6 9 6 "   D a t a T y p e = " D e c i m a l " > T o t a l s _ S a l e s _ A m t _ O n _ O r d e r 3 < / T o t a l s _ S a l e s _ A m t _ O n _ O r d e r 3 > + 
+         < T o t a l s _ S a l e s _ A m t _ O n _ O r d e r 4   E l e m e n t T y p e = " C o l u m n "   E l e m e n t I d = " 1 5 7 8 9 8 7 7 1 9 "   D a t a T y p e = " D e c i m a l " > T o t a l s _ S a l e s _ A m t _ O n _ O r d e r 4 < / T o t a l s _ S a l e s _ A m t _ O n _ O r d e r 4 > + 
+         < T o t a l s _ S a l e s _ A m t _ O n _ O r d e r 5   E l e m e n t T y p e = " C o l u m n "   E l e m e n t I d = " 9 4 1 2 9 1 1 0 2 "   D a t a T y p e = " D e c i m a l " > T o t a l s _ S a l e s _ A m t _ O n _ O r d e r 5 < / T o t a l s _ S a l e s _ A m t _ O n _ O r d e r 5 > + 
+         < T o t a l s _ S a l e s _ O r d e r _ A m o u n t   E l e m e n t T y p e = " C o l u m n "   E l e m e n t I d = " 1 8 7 7 0 4 2 9 6 7 "   D a t a T y p e = " D e c i m a l " > T o t a l s _ S a l e s _ O r d e r _ A m o u n t < / T o t a l s _ S a l e s _ O r d e r _ A m o u n t > + 
+         < T o t a l s _ T o t a l T e x t   E l e m e n t T y p e = " C o l u m n "   E l e m e n t I d = " 8 0 3 7 7 1 4 2 8 "   D a t a T y p e = " T e x t " > T o t a l s _ T o t a l T e x t < / T o t a l s _ T o t a l T e x t >   
      < / T o t a l s >   
@@ -30220,17 +30269,17 @@
 </file>
 
 <file path=customXml/itemProps1.xml><?xml version="1.0" encoding="utf-8"?>
-<ds:datastoreItem xmlns:ds="http://schemas.openxmlformats.org/officeDocument/2006/customXml" ds:itemID="{659A5BF2-D482-4727-BE97-9DA1E04525C4}">
+<ds:datastoreItem xmlns:ds="http://schemas.openxmlformats.org/officeDocument/2006/customXml" ds:itemID="{935A1A8B-FBD8-496F-9CFA-0DAB10C40436}">
   <ds:schemaRefs>
-    <ds:schemaRef ds:uri="urn:microsoft-dynamics-businesscentral/internal/extended/reports/Customer_Order_Summary/107/"/>
+    <ds:schemaRef ds:uri="urn:microsoft-dynamics-nav/reports/Customer_Order_Summary/107/"/>
   </ds:schemaRefs>
 </ds:datastoreItem>
 </file>
 
 <file path=customXml/itemProps2.xml><?xml version="1.0" encoding="utf-8"?>
-<ds:datastoreItem xmlns:ds="http://schemas.openxmlformats.org/officeDocument/2006/customXml" ds:itemID="{935A1A8B-FBD8-496F-9CFA-0DAB10C40436}">
+<ds:datastoreItem xmlns:ds="http://schemas.openxmlformats.org/officeDocument/2006/customXml" ds:itemID="{659A5BF2-D482-4727-BE97-9DA1E04525C4}">
   <ds:schemaRefs>
-    <ds:schemaRef ds:uri="urn:microsoft-dynamics-nav/reports/Customer_Order_Summary/107/"/>
+    <ds:schemaRef ds:uri="urn:microsoft-dynamics-businesscentral/internal/extended/reports/Customer_Order_Summary/107/"/>
   </ds:schemaRefs>
 </ds:datastoreItem>
 </file>

--- a/src/Layers/W1/BaseApp/Sales/Reports/CustomerOrderSummaryBody.docx
+++ b/src/Layers/W1/BaseApp/Sales/Reports/CustomerOrderSummaryBody.docx
@@ -29506,7 +29506,9 @@
 </we:webextension>
 </file>
 
-<file path=customXml/item1.xml>��< ? x m l   v e r s i o n = " 1 . 0 "   e n c o d i n g = " u t f - 1 6 " ? > < N a v W o r d R e p o r t X m l P a r t   x m l n s = " u r n : m i c r o s o f t - d y n a m i c s - n a v / r e p o r t s / C u s t o m e r _ O r d e r _ S u m m a r y / 1 0 7 / " > +<file path=customXml/item1.xml>��< ? x m l   v e r s i o n = " 1 . 0 "   e n c o d i n g = " u t f - 1 6 " ? > + 
+ < N a v W o r d R e p o r t X m l P a r t   x m l n s = " u r n : m i c r o s o f t - d y n a m i c s - n a v / r e p o r t s / C u s t o m e r _ O r d e r _ S u m m a r y / 1 0 7 / " >   
      < B C R e p o r t I n f o r m a t i o n >   

--- a/src/Layers/W1/BaseApp/Sales/Reports/CustomerOrderSummaryBody.docx
+++ b/src/Layers/W1/BaseApp/Sales/Reports/CustomerOrderSummaryBody.docx
@@ -28655,7 +28655,9 @@
     <w:rsid w:val="00817F60"/>
     <w:rsid w:val="00827C01"/>
     <w:rsid w:val="0089231B"/>
+    <w:rsid w:val="008C1A87"/>
     <w:rsid w:val="008C3096"/>
+    <w:rsid w:val="009861F1"/>
     <w:rsid w:val="00AA0C52"/>
     <w:rsid w:val="00BB2BAC"/>
     <w:rsid w:val="00C4474E"/>
@@ -29506,9 +29508,7 @@
 </we:webextension>
 </file>
 
-<file path=customXml/item1.xml>��< ? x m l   v e r s i o n = " 1 . 0 "   e n c o d i n g = " u t f - 1 6 " ? > - 
- < N a v W o r d R e p o r t X m l P a r t   x m l n s = " u r n : m i c r o s o f t - d y n a m i c s - n a v / r e p o r t s / C u s t o m e r _ O r d e r _ S u m m a r y / 1 0 7 / " > +<file path=customXml/item1.xml>��< ? x m l   v e r s i o n = " 1 . 0 "   e n c o d i n g = " u t f - 1 6 " ? > < N a v W o r d R e p o r t X m l P a r t   x m l n s = " u r n : m i c r o s o f t - d y n a m i c s - b u s i n e s s c e n t r a l / i n t e r n a l / e x t e n d e d / r e p o r t s / C u s t o m e r _ O r d e r _ S u m m a r y / 1 0 7 / " >   
      < B C R e p o r t I n f o r m a t i o n >   
@@ -29656,214 +29656,266 @@
  
      < L a b e l s >   
-         < A b o u t T h e R e p o r t L a b e l > A b o u t T h e R e p o r t L a b e l < / A b o u t T h e R e p o r t L a b e l > - 
-         < A f t e r 1 L b l > A f t e r 1 L b l < / A f t e r 1 L b l > - 
-         < A f t e r L b l > A f t e r L b l < / A f t e r L b l > - 
-         < B e f o r e 1 L b l > B e f o r e 1 L b l < / B e f o r e 1 L b l > - 
-         < B e f o r e L b l > B e f o r e L b l < / B e f o r e L b l > - 
-         < C o m p a n y L a b e l > C o m p a n y L a b e l < / C o m p a n y L a b e l > - 
-         < C u r r e n c y C o d e _ S a l e s L i n e C a p t i o n > C u r r e n c y C o d e _ S a l e s L i n e C a p t i o n < / C u r r e n c y C o d e _ S a l e s L i n e C a p t i o n > - 
-         < C u s t o m e r N a m e L b l > C u s t o m e r N a m e L b l < / C u s t o m e r N a m e L b l > - 
-         < C u s t o m e r N o L b l > C u s t o m e r N o L b l < / C u s t o m e r N o L b l > - 
-         < C u s t o m e r O r d e r S u m m a r y > C u s t o m e r O r d e r S u m m a r y < / C u s t o m e r O r d e r S u m m a r y > - 
-         < C u s t o m e r O r d e r S u m m a r y A n a l y s i s > C u s t o m e r O r d e r S u m m a r y A n a l y s i s < / C u s t o m e r O r d e r S u m m a r y A n a l y s i s > - 
-         < C u s t o m e r O r d e r S u m m a r y P r i n t > C u s t o m e r O r d e r S u m m a r y P r i n t < / C u s t o m e r O r d e r S u m m a r y P r i n t > - 
-         < C u s t O r d e r S u m m a r y L C Y P r i n t > C u s t O r d e r S u m m a r y L C Y P r i n t < / C u s t O r d e r S u m m a r y L C Y P r i n t > - 
-         < D a t a R e t r i e v e d > D a t a R e t r i e v e d < / D a t a R e t r i e v e d > - 
-         < D o c u m e n t a t i o n L a b e l > D o c u m e n t a t i o n L a b e l < / D o c u m e n t a t i o n L a b e l > - 
-         < E n v i r o n m e n t L a b e l > E n v i r o n m e n t L a b e l < / E n v i r o n m e n t L a b e l > - 
-         < N a m e _ C u s t C a p t i o n > N a m e _ C u s t C a p t i o n < / N a m e _ C u s t C a p t i o n > - 
-         < O u t s t a n d i n g O r d e r s L b l > O u t s t a n d i n g O r d e r s L b l < / O u t s t a n d i n g O r d e r s L b l > - 
-         < P e r i o d 2 E n d D a t e L b l > P e r i o d 2 E n d D a t e L b l < / P e r i o d 2 E n d D a t e L b l > - 
-         < P e r i o d 2 S t a r t D a t e L b l > P e r i o d 2 S t a r t D a t e L b l < / P e r i o d 2 S t a r t D a t e L b l > - 
-         < P e r i o d 3 E n d D a t e L b l > P e r i o d 3 E n d D a t e L b l < / P e r i o d 3 E n d D a t e L b l > - 
-         < P e r i o d 3 S t a r t D a t e L b l > P e r i o d 3 S t a r t D a t e L b l < / P e r i o d 3 S t a r t D a t e L b l > - 
-         < P e r i o d 4 E n d D a t e L b l > P e r i o d 4 E n d D a t e L b l < / P e r i o d 4 E n d D a t e L b l > - 
-         < P e r i o d 4 S t a r t D a t e L b l > P e r i o d 4 S t a r t D a t e L b l < / P e r i o d 4 S t a r t D a t e L b l > - 
-         < P o s t i n g D a t e F i l t e r L a b e l > P o s t i n g D a t e F i l t e r L a b e l < / P o s t i n g D a t e F i l t e r L a b e l > - 
-         < R e p o r t N a m e L a b e l > R e p o r t N a m e L a b e l < / R e p o r t N a m e L a b e l > - 
-         < R u n O n L a b e l > R u n O n L a b e l < / R u n O n L a b e l > - 
-         < S a l e s A m t O n O r d e r 2 L b l > S a l e s A m t O n O r d e r 2 L b l < / S a l e s A m t O n O r d e r 2 L b l > - 
-         < S a l e s A m t O n O r d e r 3 L b l > S a l e s A m t O n O r d e r 3 L b l < / S a l e s A m t O n O r d e r 3 L b l > - 
-         < S a l e s A m t O n O r d e r 4 L b l > S a l e s A m t O n O r d e r 4 L b l < / S a l e s A m t O n O r d e r 4 L b l > - 
-         < S a l e s A m t O n O r d e r L C Y 2 L b l > S a l e s A m t O n O r d e r L C Y 2 L b l < / S a l e s A m t O n O r d e r L C Y 2 L b l > - 
-         < S a l e s A m t O n O r d e r L C Y 3 L b l > S a l e s A m t O n O r d e r L C Y 3 L b l < / S a l e s A m t O n O r d e r L C Y 3 L b l > - 
-         < S a l e s A m t O n O r d e r L C Y 4 L b l > S a l e s A m t O n O r d e r L C Y 4 L b l < / S a l e s A m t O n O r d e r L C Y 4 L b l > - 
-         < S a l e s L i n e B i l l t o N o _ C u s t o m e r C a p t i o n > S a l e s L i n e B i l l t o N o _ C u s t o m e r C a p t i o n < / S a l e s L i n e B i l l t o N o _ C u s t o m e r C a p t i o n > - 
-         < S t a r t i n g D a t e L b l > S t a r t i n g D a t e L b l < / S t a r t i n g D a t e L b l > - 
-         < T o t a l C a p t i o n L b l > T o t a l C a p t i o n L b l < / T o t a l C a p t i o n L b l > - 
-         < T o t a l L C Y C a p t i o n L b l > T o t a l L C Y C a p t i o n L b l < / T o t a l L C Y C a p t i o n L b l > - 
-         < U s e r L a b e l > U s e r L a b e l < / U s e r L a b e l > +         < A b o u t T h e R e p o r t L a b e l   E l e m e n t T y p e = " P a r a m e t e r "   E l e m e n t I d = " 1 6 7 7 9 2 0 0 1 "   D a t a T y p e = " S t r i n g " > A b o u t T h e R e p o r t L a b e l < / A b o u t T h e R e p o r t L a b e l > + 
+         < A f t e r 1 L b l   E l e m e n t T y p e = " P a r a m e t e r "   E l e m e n t I d = " 4 0 1 8 5 6 8 7 8 "   D a t a T y p e = " S t r i n g " > A f t e r 1 L b l < / A f t e r 1 L b l > + 
+         < A f t e r L b l   E l e m e n t T y p e = " P a r a m e t e r "   E l e m e n t I d = " 1 2 7 1 8 0 7 9 7 3 "   D a t a T y p e = " S t r i n g " > A f t e r L b l < / A f t e r L b l > + 
+         < B e f o r e 1 L b l   E l e m e n t T y p e = " P a r a m e t e r "   E l e m e n t I d = " 2 0 9 5 1 1 6 0 0 7 "   D a t a T y p e = " S t r i n g " > B e f o r e 1 L b l < / B e f o r e 1 L b l > + 
+         < B e f o r e L b l   E l e m e n t T y p e = " P a r a m e t e r "   E l e m e n t I d = " 6 6 4 5 2 8 4 7 0 "   D a t a T y p e = " S t r i n g " > B e f o r e L b l < / B e f o r e L b l > + 
+         < C o m p a n y L a b e l   E l e m e n t T y p e = " P a r a m e t e r "   E l e m e n t I d = " 3 4 6 7 6 0 3 4 8 "   D a t a T y p e = " S t r i n g " > C o m p a n y L a b e l < / C o m p a n y L a b e l > + 
+         < C u r r e n c y C o d e _ S a l e s L i n e C a p t i o n   E l e m e n t T y p e = " P a r a m e t e r "   E l e m e n t I d = " 4 5 8 4 1 7 3 0 2 "   D a t a T y p e = " S t r i n g " > C u r r e n c y C o d e _ S a l e s L i n e C a p t i o n < / C u r r e n c y C o d e _ S a l e s L i n e C a p t i o n > + 
+         < C u s t o m e r N a m e L b l   E l e m e n t T y p e = " P a r a m e t e r "   E l e m e n t I d = " 1 2 7 4 0 4 5 5 1 6 "   D a t a T y p e = " S t r i n g " > C u s t o m e r N a m e L b l < / C u s t o m e r N a m e L b l > + 
+         < C u s t o m e r N o L b l   E l e m e n t T y p e = " P a r a m e t e r "   E l e m e n t I d = " 7 5 1 2 0 1 9 3 0 "   D a t a T y p e = " S t r i n g " > C u s t o m e r N o L b l < / C u s t o m e r N o L b l > + 
+         < C u s t o m e r O r d e r S u m m a r y   E l e m e n t T y p e = " P a r a m e t e r "   E l e m e n t I d = " 1 5 1 2 3 9 8 1 0 1 "   D a t a T y p e = " S t r i n g " > C u s t o m e r O r d e r S u m m a r y < / C u s t o m e r O r d e r S u m m a r y > + 
+         < C u s t o m e r O r d e r S u m m a r y A n a l y s i s   E l e m e n t T y p e = " P a r a m e t e r "   E l e m e n t I d = " 1 2 8 9 1 6 0 5 5 "   D a t a T y p e = " S t r i n g " > C u s t o m e r O r d e r S u m m a r y A n a l y s i s < / C u s t o m e r O r d e r S u m m a r y A n a l y s i s > + 
+         < C u s t o m e r O r d e r S u m m a r y P r i n t   E l e m e n t T y p e = " P a r a m e t e r "   E l e m e n t I d = " 1 9 6 5 8 1 4 0 8 6 "   D a t a T y p e = " S t r i n g " > C u s t o m e r O r d e r S u m m a r y P r i n t < / C u s t o m e r O r d e r S u m m a r y P r i n t > + 
+         < C u s t O r d e r S u m m a r y L C Y P r i n t   E l e m e n t T y p e = " P a r a m e t e r "   E l e m e n t I d = " 1 0 9 2 4 2 6 5 6 1 "   D a t a T y p e = " S t r i n g " > C u s t O r d e r S u m m a r y L C Y P r i n t < / C u s t O r d e r S u m m a r y L C Y P r i n t > + 
+         < D a t a R e t r i e v e d   E l e m e n t T y p e = " P a r a m e t e r "   E l e m e n t I d = " 2 9 1 9 1 1 8 0 7 "   D a t a T y p e = " S t r i n g " > D a t a R e t r i e v e d < / D a t a R e t r i e v e d > + 
+         < D o c u m e n t a t i o n L a b e l   E l e m e n t T y p e = " P a r a m e t e r "   E l e m e n t I d = " 1 7 3 8 9 2 4 8 1 5 "   D a t a T y p e = " S t r i n g " > D o c u m e n t a t i o n L a b e l < / D o c u m e n t a t i o n L a b e l > + 
+         < E n v i r o n m e n t L a b e l   E l e m e n t T y p e = " P a r a m e t e r "   E l e m e n t I d = " 8 1 8 8 1 6 5 9 0 "   D a t a T y p e = " S t r i n g " > E n v i r o n m e n t L a b e l < / E n v i r o n m e n t L a b e l > + 
+         < N a m e _ C u s t C a p t i o n   E l e m e n t T y p e = " P a r a m e t e r "   E l e m e n t I d = " 1 3 8 0 5 0 6 7 2 4 "   D a t a T y p e = " S t r i n g " > N a m e _ C u s t C a p t i o n < / N a m e _ C u s t C a p t i o n > + 
+         < O u t s t a n d i n g O r d e r s L b l   E l e m e n t T y p e = " P a r a m e t e r "   E l e m e n t I d = " 2 0 0 4 3 6 8 0 7 2 "   D a t a T y p e = " S t r i n g " > O u t s t a n d i n g O r d e r s L b l < / O u t s t a n d i n g O r d e r s L b l > + 
+         < P e r i o d 2 E n d D a t e L b l   E l e m e n t T y p e = " P a r a m e t e r "   E l e m e n t I d = " 1 3 4 0 2 9 9 9 0 9 "   D a t a T y p e = " S t r i n g " > P e r i o d 2 E n d D a t e L b l < / P e r i o d 2 E n d D a t e L b l > + 
+         < P e r i o d 2 S t a r t D a t e L b l   E l e m e n t T y p e = " P a r a m e t e r "   E l e m e n t I d = " 3 5 9 9 5 7 4 8 "   D a t a T y p e = " S t r i n g " > P e r i o d 2 S t a r t D a t e L b l < / P e r i o d 2 S t a r t D a t e L b l > + 
+         < P e r i o d 3 E n d D a t e L b l   E l e m e n t T y p e = " P a r a m e t e r "   E l e m e n t I d = " 4 3 9 7 2 9 8 3 8 "   D a t a T y p e = " S t r i n g " > P e r i o d 3 E n d D a t e L b l < / P e r i o d 3 E n d D a t e L b l > + 
+         < P e r i o d 3 S t a r t D a t e L b l   E l e m e n t T y p e = " P a r a m e t e r "   E l e m e n t I d = " 1 6 1 4 0 6 0 2 9 "   D a t a T y p e = " S t r i n g " > P e r i o d 3 S t a r t D a t e L b l < / P e r i o d 3 S t a r t D a t e L b l > + 
+         < P e r i o d 4 E n d D a t e L b l   E l e m e n t T y p e = " P a r a m e t e r "   E l e m e n t I d = " 1 3 5 9 3 1 5 5 0 7 "   D a t a T y p e = " S t r i n g " > P e r i o d 4 E n d D a t e L b l < / P e r i o d 4 E n d D a t e L b l > + 
+         < P e r i o d 4 S t a r t D a t e L b l   E l e m e n t T y p e = " P a r a m e t e r "   E l e m e n t I d = " 1 3 6 1 4 7 7 3 5 8 "   D a t a T y p e = " S t r i n g " > P e r i o d 4 S t a r t D a t e L b l < / P e r i o d 4 S t a r t D a t e L b l > + 
+         < P o s t i n g D a t e F i l t e r L a b e l   E l e m e n t T y p e = " P a r a m e t e r "   E l e m e n t I d = " 1 4 3 3 4 5 4 0 1 7 "   D a t a T y p e = " S t r i n g " > P o s t i n g D a t e F i l t e r L a b e l < / P o s t i n g D a t e F i l t e r L a b e l > + 
+         < R e p o r t N a m e L a b e l   E l e m e n t T y p e = " P a r a m e t e r "   E l e m e n t I d = " 1 0 2 2 2 9 2 9 8 2 "   D a t a T y p e = " S t r i n g " > R e p o r t N a m e L a b e l < / R e p o r t N a m e L a b e l > + 
+         < R u n O n L a b e l   E l e m e n t T y p e = " P a r a m e t e r "   E l e m e n t I d = " 1 1 1 9 0 3 7 5 9 5 "   D a t a T y p e = " S t r i n g " > R u n O n L a b e l < / R u n O n L a b e l > + 
+         < S a l e s A m t O n O r d e r 2 L b l   E l e m e n t T y p e = " P a r a m e t e r "   E l e m e n t I d = " 2 0 7 7 7 8 8 0 7 4 "   D a t a T y p e = " S t r i n g " > S a l e s A m t O n O r d e r 2 L b l < / S a l e s A m t O n O r d e r 2 L b l > + 
+         < S a l e s A m t O n O r d e r 3 L b l   E l e m e n t T y p e = " P a r a m e t e r "   E l e m e n t I d = " 9 0 4 0 2 1 1 3 1 "   D a t a T y p e = " S t r i n g " > S a l e s A m t O n O r d e r 3 L b l < / S a l e s A m t O n O r d e r 3 L b l > + 
+         < S a l e s A m t O n O r d e r 4 L b l   E l e m e n t T y p e = " P a r a m e t e r "   E l e m e n t I d = " 1 3 5 8 4 8 5 0 1 2 "   D a t a T y p e = " S t r i n g " > S a l e s A m t O n O r d e r 4 L b l < / S a l e s A m t O n O r d e r 4 L b l > + 
+         < S a l e s A m t O n O r d e r L C Y 2 L b l   E l e m e n t T y p e = " P a r a m e t e r "   E l e m e n t I d = " 6 0 6 1 8 4 8 2 8 "   D a t a T y p e = " S t r i n g " > S a l e s A m t O n O r d e r L C Y 2 L b l < / S a l e s A m t O n O r d e r L C Y 2 L b l > + 
+         < S a l e s A m t O n O r d e r L C Y 3 L b l   E l e m e n t T y p e = " P a r a m e t e r "   E l e m e n t I d = " 2 0 9 9 7 7 7 1 2 5 "   D a t a T y p e = " S t r i n g " > S a l e s A m t O n O r d e r L C Y 3 L b l < / S a l e s A m t O n O r d e r L C Y 3 L b l > + 
+         < S a l e s A m t O n O r d e r L C Y 4 L b l   E l e m e n t T y p e = " P a r a m e t e r "   E l e m e n t I d = " 1 4 4 3 7 0 5 6 6 2 "   D a t a T y p e = " S t r i n g " > S a l e s A m t O n O r d e r L C Y 4 L b l < / S a l e s A m t O n O r d e r L C Y 4 L b l > + 
+         < S a l e s L i n e B i l l t o N o _ C u s t o m e r C a p t i o n   E l e m e n t T y p e = " P a r a m e t e r "   E l e m e n t I d = " 8 7 8 5 6 1 4 7 3 "   D a t a T y p e = " S t r i n g " > S a l e s L i n e B i l l t o N o _ C u s t o m e r C a p t i o n < / S a l e s L i n e B i l l t o N o _ C u s t o m e r C a p t i o n > + 
+         < S t a r t i n g D a t e L b l   E l e m e n t T y p e = " P a r a m e t e r "   E l e m e n t I d = " 4 3 9 3 8 1 8 8 3 "   D a t a T y p e = " S t r i n g " > S t a r t i n g D a t e L b l < / S t a r t i n g D a t e L b l > + 
+         < T o t a l C a p t i o n L b l   E l e m e n t T y p e = " P a r a m e t e r "   E l e m e n t I d = " 5 6 4 3 1 2 5 2 5 "   D a t a T y p e = " S t r i n g " > T o t a l C a p t i o n L b l < / T o t a l C a p t i o n L b l > + 
+         < T o t a l L C Y C a p t i o n L b l   E l e m e n t T y p e = " P a r a m e t e r "   E l e m e n t I d = " 5 3 1 7 0 3 1 2 5 "   D a t a T y p e = " S t r i n g " > T o t a l L C Y C a p t i o n L b l < / T o t a l L C Y C a p t i o n L b l > + 
+         < U s e r L a b e l   E l e m e n t T y p e = " P a r a m e t e r "   E l e m e n t I d = " 8 4 8 8 1 6 7 9 4 "   D a t a T y p e = " S t r i n g " > U s e r L a b e l < / U s e r L a b e l >   
      < / L a b e l s >   
-     < C u s t o m e r > - 
-         < A f t e r C a p t i o n > A f t e r C a p t i o n < / A f t e r C a p t i o n > - 
-         < A l l a m o u n t s a r e i n L C Y C a p t i o n > A l l a m o u n t s a r e i n L C Y C a p t i o n < / A l l a m o u n t s a r e i n L C Y C a p t i o n > - 
-         < A l l A m o u n t s A r e I n L C Y T x t > A l l A m o u n t s A r e I n L C Y T x t < / A l l A m o u n t s A r e I n L C Y T x t > - 
-         < B e f o r e C a p t i o n > B e f o r e C a p t i o n < / B e f o r e C a p t i o n > - 
-         < C o m p a n y N a m e > C o m p a n y N a m e < / C o m p a n y N a m e > - 
-         < C u s t F i l t e r > C u s t F i l t e r < / C u s t F i l t e r > - 
-         < C u s t F i l t e r 1 > C u s t F i l t e r 1 < / C u s t F i l t e r 1 > - 
-         < C u s t o m e r N a m e C a p t i o n > C u s t o m e r N a m e C a p t i o n < / C u s t o m e r N a m e C a p t i o n > - 
-         < C u s t o m e r N o C a p t i o n > C u s t o m e r N o C a p t i o n < / C u s t o m e r N o C a p t i o n > - 
-         < C u s t o m e r O r d e r S u m m a r y C a p t i o n > C u s t o m e r O r d e r S u m m a r y C a p t i o n < / C u s t o m e r O r d e r S u m m a r y C a p t i o n > - 
-         < N o _ C u s t > N o _ C u s t < / N o _ C u s t > - 
-         < O u t s t a n d i n g O r d e r s C a p t i o n > O u t s t a n d i n g O r d e r s C a p t i o n < / O u t s t a n d i n g O r d e r s C a p t i o n > - 
-         < P a g e N o C a p t i o n > P a g e N o C a p t i o n < / P a g e N o C a p t i o n > - 
-         < P e r i o d S t a r t D a t e 1 > P e r i o d S t a r t D a t e 1 < / P e r i o d S t a r t D a t e 1 > - 
-         < P e r i o d S t a r t D a t e 2 > P e r i o d S t a r t D a t e 2 < / P e r i o d S t a r t D a t e 2 > - 
-         < P e r i o d S t a r t D a t e 2 1 > P e r i o d S t a r t D a t e 2 1 < / P e r i o d S t a r t D a t e 2 1 > - 
-         < P e r i o d S t a r t D a t e 3 > P e r i o d S t a r t D a t e 3 < / P e r i o d S t a r t D a t e 3 > - 
-         < P e r i o d S t a r t D a t e 3 1 > P e r i o d S t a r t D a t e 3 1 < / P e r i o d S t a r t D a t e 3 1 > - 
-         < P e r i o d S t a r t D a t e 4 1 > P e r i o d S t a r t D a t e 4 1 < / P e r i o d S t a r t D a t e 4 1 > - 
-         < P r i n t A m o u n t s I n L C Y > P r i n t A m o u n t s I n L C Y < / P r i n t A m o u n t s I n L C Y > - 
-         < S a l e s A m t O n O r d e r L C Y 1 > S a l e s A m t O n O r d e r L C Y 1 < / S a l e s A m t O n O r d e r L C Y 1 > - 
-         < S a l e s A m t O n O r d e r L C Y 2 > S a l e s A m t O n O r d e r L C Y 2 < / S a l e s A m t O n O r d e r L C Y 2 > - 
-         < S a l e s A m t O n O r d e r L C Y 3 > S a l e s A m t O n O r d e r L C Y 3 < / S a l e s A m t O n O r d e r L C Y 3 > - 
-         < S a l e s A m t O n O r d e r L C Y 4 > S a l e s A m t O n O r d e r L C Y 4 < / S a l e s A m t O n O r d e r L C Y 4 > - 
-         < S a l e s A m t O n O r d e r L C Y 5 > S a l e s A m t O n O r d e r L C Y 5 < / S a l e s A m t O n O r d e r L C Y 5 > - 
-         < S a l e s O r d e r A m o u n t L C Y > S a l e s O r d e r A m o u n t L C Y < / S a l e s O r d e r A m o u n t L C Y > - 
-         < T o t a l C a p t i o n > T o t a l C a p t i o n < / T o t a l C a p t i o n > - 
-         < T o t a l L C Y C a p t i o n > T o t a l L C Y C a p t i o n < / T o t a l L C Y C a p t i o n > - 
-         < S a l e s _ L i n e > - 
-             < C u r r e n c y C o d e _ S a l e s L i n e > C u r r e n c y C o d e _ S a l e s L i n e < / C u r r e n c y C o d e _ S a l e s L i n e > - 
-             < G r o u p N u m b e r > G r o u p N u m b e r < / G r o u p N u m b e r > - 
-             < N a m e _ C u s t > N a m e _ C u s t < / N a m e _ C u s t > - 
-             < S a l e s A m t O n O r d e r 1 > S a l e s A m t O n O r d e r 1 < / S a l e s A m t O n O r d e r 1 > - 
-             < S a l e s A m t O n O r d e r 2 > S a l e s A m t O n O r d e r 2 < / S a l e s A m t O n O r d e r 2 > - 
-             < S a l e s A m t O n O r d e r 3 > S a l e s A m t O n O r d e r 3 < / S a l e s A m t O n O r d e r 3 > - 
-             < S a l e s A m t O n O r d e r 4 > S a l e s A m t O n O r d e r 4 < / S a l e s A m t O n O r d e r 4 > - 
-             < S a l e s A m t O n O r d e r 5 > S a l e s A m t O n O r d e r 5 < / S a l e s A m t O n O r d e r 5 > - 
-             < S a l e s L i n e B i l l t o N o _ C u s t o m e r > S a l e s L i n e B i l l t o N o _ C u s t o m e r < / S a l e s L i n e B i l l t o N o _ C u s t o m e r > - 
-             < S a l e s O r d e r A m o u n t > S a l e s O r d e r A m o u n t < / S a l e s O r d e r A m o u n t > +     < T o o l t i p s > + 
+         < T o o l t i p   c o l u m n = " N o _ C u s t "   E l e m e n t I d = " 6 0 3 9 7 0 8 4 6 " > + 
+             < T o o l t i p T e x t   l a n g = " e n - U S " > S p e c i f i e s   t h e   n u m b e r   o f   t h e   c u s t o m e r .   T h e   f i e l d   i s   e i t h e r   f i l l e d   a u t o m a t i c a l l y   f r o m   a   d e f i n e d   n u m b e r   s e r i e s ,   o r   y o u   e n t e r   t h e   n u m b e r   m a n u a l l y   b e c a u s e   y o u   h a v e   e n a b l e d   m a n u a l   n u m b e r   e n t r y   i n   t h e   n u m b e r - s e r i e s   s e t u p . < / T o o l t i p T e x t > + 
+         < / T o o l t i p > + 
+         < T o o l t i p   c o l u m n = " C u r r e n c y C o d e _ S a l e s L i n e "   E l e m e n t I d = " 4 5 8 4 1 7 3 0 2 " > + 
+             < T o o l t i p T e x t   l a n g = " e n - U S " > S p e c i f i e s   t h e   c u r r e n c y   t h a t   i s   u s e d   o n   t h e   e n t r y . < / T o o l t i p T e x t > + 
+         < / T o o l t i p > + 
+         < T o o l t i p   c o l u m n = " N a m e _ C u s t "   E l e m e n t I d = " 1 3 8 0 5 0 6 7 2 4 " > + 
+             < T o o l t i p T e x t   l a n g = " e n - U S " > S p e c i f i e s   t h e   c u s t o m e r ' s   n a m e   t h a t   a p p e a r s   o n   a l l   r e l a t e d   d o c u m e n t s .   F o r   c o m p a n i e s ,   s p e c i f y   t h e   c o m p a n y ' s   n a m e   h e r e ,   a n d   t h e n   a d d   t h e   r e l e v a n t   p e o p l e   a s   c o n t a c t s   t h a t   y o u   l i n k   t o   t h i s   c u s t o m e r . < / T o o l t i p T e x t > + 
+         < / T o o l t i p > + 
+         < T o o l t i p   c o l u m n = " S a l e s L i n e B u f f e r _ C u s t o m e r N a m e "   E l e m e n t I d = " 1 3 2 9 6 0 9 3 9 3 " > + 
+             < T o o l t i p T e x t   l a n g = " e n - U S " > S p e c i f i e s   a   d e s c r i p t i o n   o f   t h e   e n t r y   o f   t h e   p r o d u c t   t o   b e   s o l d .   T o   a d d   a   n o n - t r a n s a c t i o n a l   t e x t   l i n e ,   f i l l   i n   t h e   D e s c r i p t i o n   f i e l d   o n l y . < / T o o l t i p T e x t > + 
+         < / T o o l t i p > + 
+         < T o o l t i p   c o l u m n = " S a l e s L i n e B u f f e r _ C u r r e n c y C o d e "   E l e m e n t I d = " 1 2 7 6 7 9 3 1 7 8 " > + 
+             < T o o l t i p T e x t   l a n g = " e n - U S " > S p e c i f i e s   t h e   c u r r e n c y   t h a t   i s   u s e d   o n   t h e   e n t r y . < / T o o l t i p T e x t > + 
+         < / T o o l t i p > + 
+         < T o o l t i p   c o l u m n = " S a l e s L i n e B u f f e r _ S a l e s O r d e r A m o u n t "   E l e m e n t I d = " 7 8 3 0 0 4 3 9 8 " > + 
+             < T o o l t i p T e x t   l a n g = " e n - U S " > S p e c i f i e s   t h e   s u m   o f   a m o u n t s   i n   t h e   L i n e   A m o u n t   f i e l d   o n   t h e   s a l e s   r e t u r n   o r d e r   l i n e s . < / T o o l t i p T e x t > + 
+         < / T o o l t i p > + 
+         < T o o l t i p   c o l u m n = " S a l e s L i n e B u f f e r _ S a l e s A m t O n O r d e r 1 "   E l e m e n t I d = " 1 9 0 3 1 1 5 3 1 8 " > + 
+             < T o o l t i p T e x t   l a n g = " e n - U S " > S p e c i f i e s   t h e   p r i c e   f o r   o n e   u n i t   o n   t h e   s a l e s   l i n e . < / T o o l t i p T e x t > + 
+         < / T o o l t i p > + 
+         < T o o l t i p   c o l u m n = " S a l e s L i n e B u f f e r _ S a l e s A m t O n O r d e r 5 "   E l e m e n t I d = " 6 4 7 6 7 1 1 5 0 " > + 
+             < T o o l t i p T e x t   l a n g = " e n - U S " > S p e c i f i e s   t h e   n e t   a m o u n t ,   e x c l u d i n g   a n y   i n v o i c e   d i s c o u n t   a m o u n t ,   t h a t   m u s t   b e   p a i d   f o r   p r o d u c t s   o n   t h e   l i n e . < / T o o l t i p T e x t > + 
+         < / T o o l t i p > + 
+     < / T o o l t i p s > + 
+     < C u s t o m e r   E l e m e n t T y p e = " D a t a I t e m "   E l e m e n t I d = " 1 5 2 5 1 9 1 9 9 " > + 
+         < A f t e r C a p t i o n   E l e m e n t T y p e = " C o l u m n "   E l e m e n t I d = " 1 5 9 8 9 5 9 1 "   D a t a T y p e = " L a b e l "   O b s o l e t e S t a t e = " P e n d i n g " > A f t e r C a p t i o n < / A f t e r C a p t i o n > + 
+         < A l l a m o u n t s a r e i n L C Y C a p t i o n   E l e m e n t T y p e = " C o l u m n "   E l e m e n t I d = " 2 3 3 2 7 8 9 8 2 "   D a t a T y p e = " L a b e l "   O b s o l e t e S t a t e = " P e n d i n g " > A l l a m o u n t s a r e i n L C Y C a p t i o n < / A l l a m o u n t s a r e i n L C Y C a p t i o n > + 
+         < A l l A m o u n t s A r e I n L C Y T x t   E l e m e n t T y p e = " C o l u m n "   E l e m e n t I d = " 2 0 4 7 3 7 7 3 6 4 "   D a t a T y p e = " T e x t " > A l l A m o u n t s A r e I n L C Y T x t < / A l l A m o u n t s A r e I n L C Y T x t > + 
+         < B e f o r e C a p t i o n   E l e m e n t T y p e = " C o l u m n "   E l e m e n t I d = " 1 6 4 6 6 0 5 7 0 "   D a t a T y p e = " L a b e l "   O b s o l e t e S t a t e = " P e n d i n g " > B e f o r e C a p t i o n < / B e f o r e C a p t i o n > + 
+         < C o m p a n y N a m e   E l e m e n t T y p e = " C o l u m n "   E l e m e n t I d = " 1 5 9 5 4 7 7 3 9 5 "   D a t a T y p e = " S t r i n g "   O b s o l e t e S t a t e = " P e n d i n g " > C o m p a n y N a m e < / C o m p a n y N a m e > + 
+         < C u s t F i l t e r   E l e m e n t T y p e = " C o l u m n "   E l e m e n t I d = " 2 3 9 4 8 9 4 8 4 "   D a t a T y p e = " T e x t " > C u s t F i l t e r < / C u s t F i l t e r > + 
+         < C u s t F i l t e r 1   E l e m e n t T y p e = " C o l u m n "   E l e m e n t I d = " 1 1 3 8 7 0 3 8 5 9 "   D a t a T y p e = " T e x t " > C u s t F i l t e r 1 < / C u s t F i l t e r 1 > + 
+         < C u s t o m e r N a m e C a p t i o n   E l e m e n t T y p e = " C o l u m n "   E l e m e n t I d = " 6 4 9 0 1 4 4 4 0 "   D a t a T y p e = " L a b e l "   O b s o l e t e S t a t e = " P e n d i n g " > C u s t o m e r N a m e C a p t i o n < / C u s t o m e r N a m e C a p t i o n > + 
+         < C u s t o m e r N o C a p t i o n   E l e m e n t T y p e = " C o l u m n "   E l e m e n t I d = " 1 0 9 8 4 2 4 9 2 2 "   D a t a T y p e = " L a b e l "   O b s o l e t e S t a t e = " P e n d i n g " > C u s t o m e r N o C a p t i o n < / C u s t o m e r N o C a p t i o n > + 
+         < C u s t o m e r O r d e r S u m m a r y C a p t i o n   E l e m e n t T y p e = " C o l u m n "   E l e m e n t I d = " 8 9 2 9 3 8 4 6 7 "   D a t a T y p e = " L a b e l "   O b s o l e t e S t a t e = " P e n d i n g " > C u s t o m e r O r d e r S u m m a r y C a p t i o n < / C u s t o m e r O r d e r S u m m a r y C a p t i o n > + 
+         < N o _ C u s t   E l e m e n t T y p e = " C o l u m n "   E l e m e n t I d = " 6 0 3 9 7 0 8 4 6 "   D a t a T y p e = " C o d e " > N o _ C u s t < / N o _ C u s t > + 
+         < O u t s t a n d i n g O r d e r s C a p t i o n   E l e m e n t T y p e = " C o l u m n "   E l e m e n t I d = " 4 0 2 0 3 5 3 3 2 "   D a t a T y p e = " L a b e l "   O b s o l e t e S t a t e = " P e n d i n g " > O u t s t a n d i n g O r d e r s C a p t i o n < / O u t s t a n d i n g O r d e r s C a p t i o n > + 
+         < P a g e N o C a p t i o n   E l e m e n t T y p e = " C o l u m n "   E l e m e n t I d = " 1 4 6 2 1 0 8 0 8 7 "   D a t a T y p e = " L a b e l "   O b s o l e t e S t a t e = " P e n d i n g " > P a g e N o C a p t i o n < / P a g e N o C a p t i o n > + 
+         < P e r i o d S t a r t D a t e 1   E l e m e n t T y p e = " C o l u m n "   E l e m e n t I d = " 1 9 2 5 9 9 9 9 6 5 "   D a t a T y p e = " S t r i n g " > P e r i o d S t a r t D a t e 1 < / P e r i o d S t a r t D a t e 1 > + 
+         < P e r i o d S t a r t D a t e 2   E l e m e n t T y p e = " C o l u m n "   E l e m e n t I d = " 1 7 3 1 2 7 0 7 1 4 "   D a t a T y p e = " S t r i n g " > P e r i o d S t a r t D a t e 2 < / P e r i o d S t a r t D a t e 2 > + 
+         < P e r i o d S t a r t D a t e 2 1   E l e m e n t T y p e = " C o l u m n "   E l e m e n t I d = " 1 0 5 1 2 7 2 6 2 5 "   D a t a T y p e = " S t r i n g " > P e r i o d S t a r t D a t e 2 1 < / P e r i o d S t a r t D a t e 2 1 > + 
+         < P e r i o d S t a r t D a t e 3   E l e m e n t T y p e = " C o l u m n "   E l e m e n t I d = " 1 0 9 3 5 7 4 0 9 7 "   D a t a T y p e = " S t r i n g " > P e r i o d S t a r t D a t e 3 < / P e r i o d S t a r t D a t e 3 > + 
+         < P e r i o d S t a r t D a t e 3 1   E l e m e n t T y p e = " C o l u m n "   E l e m e n t I d = " 1 1 5 5 5 0 0 6 2 2 "   D a t a T y p e = " S t r i n g " > P e r i o d S t a r t D a t e 3 1 < / P e r i o d S t a r t D a t e 3 1 > + 
+         < P e r i o d S t a r t D a t e 4 1   E l e m e n t T y p e = " C o l u m n "   E l e m e n t I d = " 5 3 6 7 4 4 6 4 9 "   D a t a T y p e = " S t r i n g " > P e r i o d S t a r t D a t e 4 1 < / P e r i o d S t a r t D a t e 4 1 > + 
+         < P r i n t A m o u n t s I n L C Y   E l e m e n t T y p e = " C o l u m n "   E l e m e n t I d = " 8 0 1 2 1 9 2 2 6 "   D a t a T y p e = " B o o l e a n " > P r i n t A m o u n t s I n L C Y < / P r i n t A m o u n t s I n L C Y > + 
+         < S a l e s A m t O n O r d e r L C Y 1   E l e m e n t T y p e = " C o l u m n "   E l e m e n t I d = " 1 5 1 9 0 6 0 1 1 5 "   D a t a T y p e = " D e c i m a l " > S a l e s A m t O n O r d e r L C Y 1 < / S a l e s A m t O n O r d e r L C Y 1 > + 
+         < S a l e s A m t O n O r d e r L C Y 2   E l e m e n t T y p e = " C o l u m n "   E l e m e n t I d = " 8 8 1 3 6 3 4 9 8 "   D a t a T y p e = " D e c i m a l " > S a l e s A m t O n O r d e r L C Y 2 < / S a l e s A m t O n O r d e r L C Y 2 > + 
+         < S a l e s A m t O n O r d e r L C Y 3   E l e m e n t T y p e = " C o l u m n "   E l e m e n t I d = " 2 4 3 6 6 6 8 8 1 "   D a t a T y p e = " D e c i m a l " > S a l e s A m t O n O r d e r L C Y 3 < / S a l e s A m t O n O r d e r L C Y 3 > + 
+         < S a l e s A m t O n O r d e r L C Y 4   E l e m e n t T y p e = " C o l u m n "   E l e m e n t I d = " 4 1 2 5 7 5 9 0 4 "   D a t a T y p e = " D e c i m a l " > S a l e s A m t O n O r d e r L C Y 4 < / S a l e s A m t O n O r d e r L C Y 4 > + 
+         < S a l e s A m t O n O r d e r L C Y 5   E l e m e n t T y p e = " C o l u m n "   E l e m e n t I d = " 2 2 5 1 2 0 7 1 3 "   D a t a T y p e = " D e c i m a l " > S a l e s A m t O n O r d e r L C Y 5 < / S a l e s A m t O n O r d e r L C Y 5 > + 
+         < S a l e s O r d e r A m o u n t L C Y   E l e m e n t T y p e = " C o l u m n "   E l e m e n t I d = " 7 1 8 5 3 0 9 9 3 "   D a t a T y p e = " D e c i m a l " > S a l e s O r d e r A m o u n t L C Y < / S a l e s O r d e r A m o u n t L C Y > + 
+         < T o t a l C a p t i o n   E l e m e n t T y p e = " C o l u m n "   E l e m e n t I d = " 7 0 7 1 0 2 6 9 5 "   D a t a T y p e = " L a b e l " > T o t a l C a p t i o n < / T o t a l C a p t i o n > + 
+         < T o t a l L C Y C a p t i o n   E l e m e n t T y p e = " C o l u m n "   E l e m e n t I d = " 2 2 2 5 1 5 5 6 7 "   D a t a T y p e = " L a b e l "   O b s o l e t e S t a t e = " P e n d i n g " > T o t a l L C Y C a p t i o n < / T o t a l L C Y C a p t i o n > + 
+         < S a l e s _ L i n e   E l e m e n t T y p e = " D a t a I t e m "   E l e m e n t I d = " 1 8 9 4 4 4 2 7 6 4 " > + 
+             < C u r r e n c y C o d e _ S a l e s L i n e   E l e m e n t T y p e = " C o l u m n "   E l e m e n t I d = " 4 5 8 4 1 7 3 0 2 "   D a t a T y p e = " C o d e " > C u r r e n c y C o d e _ S a l e s L i n e < / C u r r e n c y C o d e _ S a l e s L i n e > + 
+             < G r o u p N u m b e r   E l e m e n t T y p e = " C o l u m n "   E l e m e n t I d = " 1 1 2 0 2 1 1 4 0 1 "   D a t a T y p e = " I n t e g e r " > G r o u p N u m b e r < / G r o u p N u m b e r > + 
+             < N a m e _ C u s t   E l e m e n t T y p e = " C o l u m n "   E l e m e n t I d = " 1 3 8 0 5 0 6 7 2 4 "   D a t a T y p e = " T e x t " > N a m e _ C u s t < / N a m e _ C u s t > + 
+             < S a l e s A m t O n O r d e r 1   E l e m e n t T y p e = " C o l u m n "   E l e m e n t I d = " 4 1 2 9 6 8 2 5 3 "   D a t a T y p e = " D e c i m a l " > S a l e s A m t O n O r d e r 1 < / S a l e s A m t O n O r d e r 1 > + 
+             < S a l e s A m t O n O r d e r 2   E l e m e n t T y p e = " C o l u m n "   E l e m e n t I d = " 1 9 6 8 9 0 9 1 9 2 "   D a t a T y p e = " D e c i m a l " > S a l e s A m t O n O r d e r 2 < / S a l e s A m t O n O r d e r 2 > + 
+             < S a l e s A m t O n O r d e r 3   E l e m e n t T y p e = " C o l u m n "   E l e m e n t I d = " 1 6 8 8 3 6 1 4 8 7 "   D a t a T y p e = " D e c i m a l " > S a l e s A m t O n O r d e r 3 < / S a l e s A m t O n O r d e r 3 > + 
+             < S a l e s A m t O n O r d e r 4   E l e m e n t T y p e = " C o l u m n "   E l e m e n t I d = " 1 5 0 0 1 2 1 5 9 8 "   D a t a T y p e = " D e c i m a l " > S a l e s A m t O n O r d e r 4 < / S a l e s A m t O n O r d e r 4 > + 
+             < S a l e s A m t O n O r d e r 5   E l e m e n t T y p e = " C o l u m n "   E l e m e n t I d = " 2 1 3 7 8 1 8 2 1 5 "   D a t a T y p e = " D e c i m a l " > S a l e s A m t O n O r d e r 5 < / S a l e s A m t O n O r d e r 5 > + 
+             < S a l e s L i n e B i l l t o N o _ C u s t o m e r   E l e m e n t T y p e = " C o l u m n "   E l e m e n t I d = " 8 7 8 5 6 1 4 7 3 "   D a t a T y p e = " C o d e " > S a l e s L i n e B i l l t o N o _ C u s t o m e r < / S a l e s L i n e B i l l t o N o _ C u s t o m e r > + 
+             < S a l e s O r d e r A m o u n t   E l e m e n t T y p e = " C o l u m n "   E l e m e n t I d = " 1 8 6 7 1 0 4 9 8 3 "   D a t a T y p e = " D e c i m a l " > S a l e s O r d e r A m o u n t < / S a l e s O r d e r A m o u n t >   
          < / S a l e s _ L i n e >   
      < / C u s t o m e r >   
-     < S a l e s L i n e B u f f e r _ I n t e g e r > - 
-         < N u m b e r > N u m b e r < / N u m b e r > - 
-         < S a l e s L i n e B u f f e r _ B i l l t o C u s t o m e r N o > S a l e s L i n e B u f f e r _ B i l l t o C u s t o m e r N o < / S a l e s L i n e B u f f e r _ B i l l t o C u s t o m e r N o > - 
-         < S a l e s L i n e B u f f e r _ C u r r e n c y C o d e > S a l e s L i n e B u f f e r _ C u r r e n c y C o d e < / S a l e s L i n e B u f f e r _ C u r r e n c y C o d e > - 
-         < S a l e s L i n e B u f f e r _ C u s t o m e r N a m e > S a l e s L i n e B u f f e r _ C u s t o m e r N a m e < / S a l e s L i n e B u f f e r _ C u s t o m e r N a m e > - 
-         < S a l e s L i n e B u f f e r _ S a l e s A m t O n O r d e r 1 > S a l e s L i n e B u f f e r _ S a l e s A m t O n O r d e r 1 < / S a l e s L i n e B u f f e r _ S a l e s A m t O n O r d e r 1 > - 
-         < S a l e s L i n e B u f f e r _ S a l e s A m t O n O r d e r 2 > S a l e s L i n e B u f f e r _ S a l e s A m t O n O r d e r 2 < / S a l e s L i n e B u f f e r _ S a l e s A m t O n O r d e r 2 > - 
-         < S a l e s L i n e B u f f e r _ S a l e s A m t O n O r d e r 3 > S a l e s L i n e B u f f e r _ S a l e s A m t O n O r d e r 3 < / S a l e s L i n e B u f f e r _ S a l e s A m t O n O r d e r 3 > - 
-         < S a l e s L i n e B u f f e r _ S a l e s A m t O n O r d e r 4 > S a l e s L i n e B u f f e r _ S a l e s A m t O n O r d e r 4 < / S a l e s L i n e B u f f e r _ S a l e s A m t O n O r d e r 4 > - 
-         < S a l e s L i n e B u f f e r _ S a l e s A m t O n O r d e r 5 > S a l e s L i n e B u f f e r _ S a l e s A m t O n O r d e r 5 < / S a l e s L i n e B u f f e r _ S a l e s A m t O n O r d e r 5 > - 
-         < S a l e s L i n e B u f f e r _ S a l e s O r d e r A m o u n t > S a l e s L i n e B u f f e r _ S a l e s O r d e r A m o u n t < / S a l e s L i n e B u f f e r _ S a l e s O r d e r A m o u n t > +     < S a l e s L i n e B u f f e r _ I n t e g e r   E l e m e n t T y p e = " D a t a I t e m "   E l e m e n t I d = " 1 5 5 2 1 7 2 1 7 0 " > + 
+         < N u m b e r   E l e m e n t T y p e = " C o l u m n "   E l e m e n t I d = " 1 2 4 8 5 6 7 5 0 "   D a t a T y p e = " I n t e g e r " > N u m b e r < / N u m b e r > + 
+         < S a l e s L i n e B u f f e r _ B i l l t o C u s t o m e r N o   E l e m e n t T y p e = " C o l u m n "   E l e m e n t I d = " 2 8 6 0 4 5 8 0 9 "   D a t a T y p e = " C o d e " > S a l e s L i n e B u f f e r _ B i l l t o C u s t o m e r N o < / S a l e s L i n e B u f f e r _ B i l l t o C u s t o m e r N o > + 
+         < S a l e s L i n e B u f f e r _ C u r r e n c y C o d e   E l e m e n t T y p e = " C o l u m n "   E l e m e n t I d = " 1 2 7 6 7 9 3 1 7 8 "   D a t a T y p e = " C o d e " > S a l e s L i n e B u f f e r _ C u r r e n c y C o d e < / S a l e s L i n e B u f f e r _ C u r r e n c y C o d e > + 
+         < S a l e s L i n e B u f f e r _ C u s t o m e r N a m e   E l e m e n t T y p e = " C o l u m n "   E l e m e n t I d = " 1 3 2 9 6 0 9 3 9 3 "   D a t a T y p e = " T e x t " > S a l e s L i n e B u f f e r _ C u s t o m e r N a m e < / S a l e s L i n e B u f f e r _ C u s t o m e r N a m e > + 
+         < S a l e s L i n e B u f f e r _ S a l e s A m t O n O r d e r 1   E l e m e n t T y p e = " C o l u m n "   E l e m e n t I d = " 1 9 0 3 1 1 5 3 1 8 "   D a t a T y p e = " D e c i m a l " > S a l e s L i n e B u f f e r _ S a l e s A m t O n O r d e r 1 < / S a l e s L i n e B u f f e r _ S a l e s A m t O n O r d e r 1 > + 
+         < S a l e s L i n e B u f f e r _ S a l e s A m t O n O r d e r 2   E l e m e n t T y p e = " C o l u m n "   E l e m e n t I d = " 1 7 5 4 1 5 5 3 6 1 "   D a t a T y p e = " D e c i m a l " > S a l e s L i n e B u f f e r _ S a l e s A m t O n O r d e r 2 < / S a l e s L i n e B u f f e r _ S a l e s A m t O n O r d e r 2 > + 
+         < S a l e s L i n e B u f f e r _ S a l e s A m t O n O r d e r 3   E l e m e n t T y p e = " C o l u m n "   E l e m e n t I d = " 1 1 1 6 4 5 8 7 4 4 "   D a t a T y p e = " D e c i m a l " > S a l e s L i n e B u f f e r _ S a l e s A m t O n O r d e r 3 < / S a l e s L i n e B u f f e r _ S a l e s A m t O n O r d e r 3 > + 
+         < S a l e s L i n e B u f f e r _ S a l e s A m t O n O r d e r 4   E l e m e n t T y p e = " C o l u m n "   E l e m e n t I d = " 1 2 8 5 3 6 7 7 6 7 "   D a t a T y p e = " D e c i m a l " > S a l e s L i n e B u f f e r _ S a l e s A m t O n O r d e r 4 < / S a l e s L i n e B u f f e r _ S a l e s A m t O n O r d e r 4 > + 
+         < S a l e s L i n e B u f f e r _ S a l e s A m t O n O r d e r 5   E l e m e n t T y p e = " C o l u m n "   E l e m e n t I d = " 6 4 7 6 7 1 1 5 0 "   D a t a T y p e = " D e c i m a l " > S a l e s L i n e B u f f e r _ S a l e s A m t O n O r d e r 5 < / S a l e s L i n e B u f f e r _ S a l e s A m t O n O r d e r 5 > + 
+         < S a l e s L i n e B u f f e r _ S a l e s O r d e r A m o u n t   E l e m e n t T y p e = " C o l u m n "   E l e m e n t I d = " 7 8 3 0 0 4 3 9 8 "   D a t a T y p e = " D e c i m a l " > S a l e s L i n e B u f f e r _ S a l e s O r d e r A m o u n t < / S a l e s L i n e B u f f e r _ S a l e s O r d e r A m o u n t >   
      < / S a l e s L i n e B u f f e r _ I n t e g e r >   
-     < T o t a l s > - 
-         < T o t a l s _ S a l e s _ A m t _ O n _ O r d e r 1 > T o t a l s _ S a l e s _ A m t _ O n _ O r d e r 1 < / T o t a l s _ S a l e s _ A m t _ O n _ O r d e r 1 > - 
-         < T o t a l s _ S a l e s _ A m t _ O n _ O r d e r 2 > T o t a l s _ S a l e s _ A m t _ O n _ O r d e r 2 < / T o t a l s _ S a l e s _ A m t _ O n _ O r d e r 2 > - 
-         < T o t a l s _ S a l e s _ A m t _ O n _ O r d e r 3 > T o t a l s _ S a l e s _ A m t _ O n _ O r d e r 3 < / T o t a l s _ S a l e s _ A m t _ O n _ O r d e r 3 > - 
-         < T o t a l s _ S a l e s _ A m t _ O n _ O r d e r 4 > T o t a l s _ S a l e s _ A m t _ O n _ O r d e r 4 < / T o t a l s _ S a l e s _ A m t _ O n _ O r d e r 4 > - 
-         < T o t a l s _ S a l e s _ A m t _ O n _ O r d e r 5 > T o t a l s _ S a l e s _ A m t _ O n _ O r d e r 5 < / T o t a l s _ S a l e s _ A m t _ O n _ O r d e r 5 > - 
-         < T o t a l s _ S a l e s _ O r d e r _ A m o u n t > T o t a l s _ S a l e s _ O r d e r _ A m o u n t < / T o t a l s _ S a l e s _ O r d e r _ A m o u n t > - 
-         < T o t a l s _ T o t a l T e x t > T o t a l s _ T o t a l T e x t < / T o t a l s _ T o t a l T e x t > +     < T o t a l s   E l e m e n t T y p e = " D a t a I t e m "   E l e m e n t I d = " 1 8 2 3 9 5 0 0 4 4 " > + 
+         < T o t a l s _ S a l e s _ A m t _ O n _ O r d e r 1   E l e m e n t T y p e = " C o l u m n "   E l e m e n t I d = " 1 6 0 9 4 9 5 3 6 6 "   D a t a T y p e = " D e c i m a l " > T o t a l s _ S a l e s _ A m t _ O n _ O r d e r 1 < / T o t a l s _ S a l e s _ A m t _ O n _ O r d e r 1 > + 
+         < T o t a l s _ S a l e s _ A m t _ O n _ O r d e r 2   E l e m e n t T y p e = " C o l u m n "   E l e m e n t I d = " 2 0 4 7 7 7 5 3 1 3 "   D a t a T y p e = " D e c i m a l " > T o t a l s _ S a l e s _ A m t _ O n _ O r d e r 2 < / T o t a l s _ S a l e s _ A m t _ O n _ O r d e r 2 > + 
+         < T o t a l s _ S a l e s _ A m t _ O n _ O r d e r 3   E l e m e n t T y p e = " C o l u m n "   E l e m e n t I d = " 1 4 1 0 0 7 8 6 9 6 "   D a t a T y p e = " D e c i m a l " > T o t a l s _ S a l e s _ A m t _ O n _ O r d e r 3 < / T o t a l s _ S a l e s _ A m t _ O n _ O r d e r 3 > + 
+         < T o t a l s _ S a l e s _ A m t _ O n _ O r d e r 4   E l e m e n t T y p e = " C o l u m n "   E l e m e n t I d = " 1 5 7 8 9 8 7 7 1 9 "   D a t a T y p e = " D e c i m a l " > T o t a l s _ S a l e s _ A m t _ O n _ O r d e r 4 < / T o t a l s _ S a l e s _ A m t _ O n _ O r d e r 4 > + 
+         < T o t a l s _ S a l e s _ A m t _ O n _ O r d e r 5   E l e m e n t T y p e = " C o l u m n "   E l e m e n t I d = " 9 4 1 2 9 1 1 0 2 "   D a t a T y p e = " D e c i m a l " > T o t a l s _ S a l e s _ A m t _ O n _ O r d e r 5 < / T o t a l s _ S a l e s _ A m t _ O n _ O r d e r 5 > + 
+         < T o t a l s _ S a l e s _ O r d e r _ A m o u n t   E l e m e n t T y p e = " C o l u m n "   E l e m e n t I d = " 1 8 7 7 0 4 2 9 6 7 "   D a t a T y p e = " D e c i m a l " > T o t a l s _ S a l e s _ O r d e r _ A m o u n t < / T o t a l s _ S a l e s _ O r d e r _ A m o u n t > + 
+         < T o t a l s _ T o t a l T e x t   E l e m e n t T y p e = " C o l u m n "   E l e m e n t I d = " 8 0 3 7 7 1 4 2 8 "   D a t a T y p e = " T e x t " > T o t a l s _ T o t a l T e x t < / T o t a l s _ T o t a l T e x t >   
      < / T o t a l s >   
  < / N a v W o r d R e p o r t X m l P a r t > 
 </file>
 
-<file path=customXml/item2.xml>��< ? x m l   v e r s i o n = " 1 . 0 "   e n c o d i n g = " u t f - 1 6 " ? > < N a v W o r d R e p o r t X m l P a r t   x m l n s = " u r n : m i c r o s o f t - d y n a m i c s - b u s i n e s s c e n t r a l / i n t e r n a l / e x t e n d e d / r e p o r t s / C u s t o m e r _ O r d e r _ S u m m a r y / 1 0 7 / " > +<file path=customXml/item2.xml>��< ? x m l   v e r s i o n = " 1 . 0 "   e n c o d i n g = " u t f - 1 6 " ? > < N a v W o r d R e p o r t X m l P a r t   x m l n s = " u r n : m i c r o s o f t - d y n a m i c s - n a v / r e p o r t s / C u s t o m e r _ O r d e r _ S u m m a r y / 1 0 7 / " >   
      < B C R e p o r t I n f o r m a t i o n >   
@@ -30011,259 +30063,207 @@
  
      < L a b e l s >   
-         < A b o u t T h e R e p o r t L a b e l   E l e m e n t T y p e = " P a r a m e t e r "   E l e m e n t I d = " 1 6 7 7 9 2 0 0 1 "   D a t a T y p e = " S t r i n g " > A b o u t T h e R e p o r t L a b e l < / A b o u t T h e R e p o r t L a b e l > - 
-         < A f t e r 1 L b l   E l e m e n t T y p e = " P a r a m e t e r "   E l e m e n t I d = " 4 0 1 8 5 6 8 7 8 "   D a t a T y p e = " S t r i n g " > A f t e r 1 L b l < / A f t e r 1 L b l > - 
-         < A f t e r L b l   E l e m e n t T y p e = " P a r a m e t e r "   E l e m e n t I d = " 1 2 7 1 8 0 7 9 7 3 "   D a t a T y p e = " S t r i n g " > A f t e r L b l < / A f t e r L b l > - 
-         < B e f o r e 1 L b l   E l e m e n t T y p e = " P a r a m e t e r "   E l e m e n t I d = " 2 0 9 5 1 1 6 0 0 7 "   D a t a T y p e = " S t r i n g " > B e f o r e 1 L b l < / B e f o r e 1 L b l > - 
-         < B e f o r e L b l   E l e m e n t T y p e = " P a r a m e t e r "   E l e m e n t I d = " 6 6 4 5 2 8 4 7 0 "   D a t a T y p e = " S t r i n g " > B e f o r e L b l < / B e f o r e L b l > - 
-         < C o m p a n y L a b e l   E l e m e n t T y p e = " P a r a m e t e r "   E l e m e n t I d = " 3 4 6 7 6 0 3 4 8 "   D a t a T y p e = " S t r i n g " > C o m p a n y L a b e l < / C o m p a n y L a b e l > - 
-         < C u r r e n c y C o d e _ S a l e s L i n e C a p t i o n   E l e m e n t T y p e = " P a r a m e t e r "   E l e m e n t I d = " 4 5 8 4 1 7 3 0 2 "   D a t a T y p e = " S t r i n g " > C u r r e n c y C o d e _ S a l e s L i n e C a p t i o n < / C u r r e n c y C o d e _ S a l e s L i n e C a p t i o n > - 
-         < C u s t o m e r N a m e L b l   E l e m e n t T y p e = " P a r a m e t e r "   E l e m e n t I d = " 1 2 7 4 0 4 5 5 1 6 "   D a t a T y p e = " S t r i n g " > C u s t o m e r N a m e L b l < / C u s t o m e r N a m e L b l > - 
-         < C u s t o m e r N o L b l   E l e m e n t T y p e = " P a r a m e t e r "   E l e m e n t I d = " 7 5 1 2 0 1 9 3 0 "   D a t a T y p e = " S t r i n g " > C u s t o m e r N o L b l < / C u s t o m e r N o L b l > - 
-         < C u s t o m e r O r d e r S u m m a r y   E l e m e n t T y p e = " P a r a m e t e r "   E l e m e n t I d = " 1 5 1 2 3 9 8 1 0 1 "   D a t a T y p e = " S t r i n g " > C u s t o m e r O r d e r S u m m a r y < / C u s t o m e r O r d e r S u m m a r y > - 
-         < C u s t o m e r O r d e r S u m m a r y A n a l y s i s   E l e m e n t T y p e = " P a r a m e t e r "   E l e m e n t I d = " 1 2 8 9 1 6 0 5 5 "   D a t a T y p e = " S t r i n g " > C u s t o m e r O r d e r S u m m a r y A n a l y s i s < / C u s t o m e r O r d e r S u m m a r y A n a l y s i s > - 
-         < C u s t o m e r O r d e r S u m m a r y P r i n t   E l e m e n t T y p e = " P a r a m e t e r "   E l e m e n t I d = " 1 9 6 5 8 1 4 0 8 6 "   D a t a T y p e = " S t r i n g " > C u s t o m e r O r d e r S u m m a r y P r i n t < / C u s t o m e r O r d e r S u m m a r y P r i n t > - 
-         < C u s t O r d e r S u m m a r y L C Y P r i n t   E l e m e n t T y p e = " P a r a m e t e r "   E l e m e n t I d = " 1 0 9 2 4 2 6 5 6 1 "   D a t a T y p e = " S t r i n g " > C u s t O r d e r S u m m a r y L C Y P r i n t < / C u s t O r d e r S u m m a r y L C Y P r i n t > - 
-         < D a t a R e t r i e v e d   E l e m e n t T y p e = " P a r a m e t e r "   E l e m e n t I d = " 2 9 1 9 1 1 8 0 7 "   D a t a T y p e = " S t r i n g " > D a t a R e t r i e v e d < / D a t a R e t r i e v e d > - 
-         < D o c u m e n t a t i o n L a b e l   E l e m e n t T y p e = " P a r a m e t e r "   E l e m e n t I d = " 1 7 3 8 9 2 4 8 1 5 "   D a t a T y p e = " S t r i n g " > D o c u m e n t a t i o n L a b e l < / D o c u m e n t a t i o n L a b e l > - 
-         < E n v i r o n m e n t L a b e l   E l e m e n t T y p e = " P a r a m e t e r "   E l e m e n t I d = " 8 1 8 8 1 6 5 9 0 "   D a t a T y p e = " S t r i n g " > E n v i r o n m e n t L a b e l < / E n v i r o n m e n t L a b e l > - 
-         < N a m e _ C u s t C a p t i o n   E l e m e n t T y p e = " P a r a m e t e r "   E l e m e n t I d = " 1 3 8 0 5 0 6 7 2 4 "   D a t a T y p e = " S t r i n g " > N a m e _ C u s t C a p t i o n < / N a m e _ C u s t C a p t i o n > - 
-         < O u t s t a n d i n g O r d e r s L b l   E l e m e n t T y p e = " P a r a m e t e r "   E l e m e n t I d = " 2 0 0 4 3 6 8 0 7 2 "   D a t a T y p e = " S t r i n g " > O u t s t a n d i n g O r d e r s L b l < / O u t s t a n d i n g O r d e r s L b l > - 
-         < P e r i o d 2 E n d D a t e L b l   E l e m e n t T y p e = " P a r a m e t e r "   E l e m e n t I d = " 1 3 4 0 2 9 9 9 0 9 "   D a t a T y p e = " S t r i n g " > P e r i o d 2 E n d D a t e L b l < / P e r i o d 2 E n d D a t e L b l > - 
-         < P e r i o d 2 S t a r t D a t e L b l   E l e m e n t T y p e = " P a r a m e t e r "   E l e m e n t I d = " 3 5 9 9 5 7 4 8 "   D a t a T y p e = " S t r i n g " > P e r i o d 2 S t a r t D a t e L b l < / P e r i o d 2 S t a r t D a t e L b l > - 
-         < P e r i o d 3 E n d D a t e L b l   E l e m e n t T y p e = " P a r a m e t e r "   E l e m e n t I d = " 4 3 9 7 2 9 8 3 8 "   D a t a T y p e = " S t r i n g " > P e r i o d 3 E n d D a t e L b l < / P e r i o d 3 E n d D a t e L b l > - 
-         < P e r i o d 3 S t a r t D a t e L b l   E l e m e n t T y p e = " P a r a m e t e r "   E l e m e n t I d = " 1 6 1 4 0 6 0 2 9 "   D a t a T y p e = " S t r i n g " > P e r i o d 3 S t a r t D a t e L b l < / P e r i o d 3 S t a r t D a t e L b l > - 
-         < P e r i o d 4 E n d D a t e L b l   E l e m e n t T y p e = " P a r a m e t e r "   E l e m e n t I d = " 1 3 5 9 3 1 5 5 0 7 "   D a t a T y p e = " S t r i n g " > P e r i o d 4 E n d D a t e L b l < / P e r i o d 4 E n d D a t e L b l > - 
-         < P e r i o d 4 S t a r t D a t e L b l   E l e m e n t T y p e = " P a r a m e t e r "   E l e m e n t I d = " 1 3 6 1 4 7 7 3 5 8 "   D a t a T y p e = " S t r i n g " > P e r i o d 4 S t a r t D a t e L b l < / P e r i o d 4 S t a r t D a t e L b l > - 
-         < P o s t i n g D a t e F i l t e r L a b e l   E l e m e n t T y p e = " P a r a m e t e r "   E l e m e n t I d = " 1 4 3 3 4 5 4 0 1 7 "   D a t a T y p e = " S t r i n g " > P o s t i n g D a t e F i l t e r L a b e l < / P o s t i n g D a t e F i l t e r L a b e l > - 
-         < R e p o r t N a m e L a b e l   E l e m e n t T y p e = " P a r a m e t e r "   E l e m e n t I d = " 1 0 2 2 2 9 2 9 8 2 "   D a t a T y p e = " S t r i n g " > R e p o r t N a m e L a b e l < / R e p o r t N a m e L a b e l > - 
-         < R u n O n L a b e l   E l e m e n t T y p e = " P a r a m e t e r "   E l e m e n t I d = " 1 1 1 9 0 3 7 5 9 5 "   D a t a T y p e = " S t r i n g " > R u n O n L a b e l < / R u n O n L a b e l > - 
-         < S a l e s A m t O n O r d e r 2 L b l   E l e m e n t T y p e = " P a r a m e t e r "   E l e m e n t I d = " 2 0 7 7 7 8 8 0 7 4 "   D a t a T y p e = " S t r i n g " > S a l e s A m t O n O r d e r 2 L b l < / S a l e s A m t O n O r d e r 2 L b l > - 
-         < S a l e s A m t O n O r d e r 3 L b l   E l e m e n t T y p e = " P a r a m e t e r "   E l e m e n t I d = " 9 0 4 0 2 1 1 3 1 "   D a t a T y p e = " S t r i n g " > S a l e s A m t O n O r d e r 3 L b l < / S a l e s A m t O n O r d e r 3 L b l > - 
-         < S a l e s A m t O n O r d e r 4 L b l   E l e m e n t T y p e = " P a r a m e t e r "   E l e m e n t I d = " 1 3 5 8 4 8 5 0 1 2 "   D a t a T y p e = " S t r i n g " > S a l e s A m t O n O r d e r 4 L b l < / S a l e s A m t O n O r d e r 4 L b l > - 
-         < S a l e s A m t O n O r d e r L C Y 2 L b l   E l e m e n t T y p e = " P a r a m e t e r "   E l e m e n t I d = " 6 0 6 1 8 4 8 2 8 "   D a t a T y p e = " S t r i n g " > S a l e s A m t O n O r d e r L C Y 2 L b l < / S a l e s A m t O n O r d e r L C Y 2 L b l > - 
-         < S a l e s A m t O n O r d e r L C Y 3 L b l   E l e m e n t T y p e = " P a r a m e t e r "   E l e m e n t I d = " 2 0 9 9 7 7 7 1 2 5 "   D a t a T y p e = " S t r i n g " > S a l e s A m t O n O r d e r L C Y 3 L b l < / S a l e s A m t O n O r d e r L C Y 3 L b l > - 
-         < S a l e s A m t O n O r d e r L C Y 4 L b l   E l e m e n t T y p e = " P a r a m e t e r "   E l e m e n t I d = " 1 4 4 3 7 0 5 6 6 2 "   D a t a T y p e = " S t r i n g " > S a l e s A m t O n O r d e r L C Y 4 L b l < / S a l e s A m t O n O r d e r L C Y 4 L b l > - 
-         < S a l e s L i n e B i l l t o N o _ C u s t o m e r C a p t i o n   E l e m e n t T y p e = " P a r a m e t e r "   E l e m e n t I d = " 8 7 8 5 6 1 4 7 3 "   D a t a T y p e = " S t r i n g " > S a l e s L i n e B i l l t o N o _ C u s t o m e r C a p t i o n < / S a l e s L i n e B i l l t o N o _ C u s t o m e r C a p t i o n > - 
-         < S t a r t i n g D a t e L b l   E l e m e n t T y p e = " P a r a m e t e r "   E l e m e n t I d = " 4 3 9 3 8 1 8 8 3 "   D a t a T y p e = " S t r i n g " > S t a r t i n g D a t e L b l < / S t a r t i n g D a t e L b l > - 
-         < T o t a l C a p t i o n L b l   E l e m e n t T y p e = " P a r a m e t e r "   E l e m e n t I d = " 5 6 4 3 1 2 5 2 5 "   D a t a T y p e = " S t r i n g " > T o t a l C a p t i o n L b l < / T o t a l C a p t i o n L b l > - 
-         < T o t a l L C Y C a p t i o n L b l   E l e m e n t T y p e = " P a r a m e t e r "   E l e m e n t I d = " 5 3 1 7 0 3 1 2 5 "   D a t a T y p e = " S t r i n g " > T o t a l L C Y C a p t i o n L b l < / T o t a l L C Y C a p t i o n L b l > - 
-         < U s e r L a b e l   E l e m e n t T y p e = " P a r a m e t e r "   E l e m e n t I d = " 8 4 8 8 1 6 7 9 4 "   D a t a T y p e = " S t r i n g " > U s e r L a b e l < / U s e r L a b e l > +         < A b o u t T h e R e p o r t L a b e l > A b o u t T h e R e p o r t L a b e l < / A b o u t T h e R e p o r t L a b e l > + 
+         < A f t e r 1 L b l > A f t e r 1 L b l < / A f t e r 1 L b l > + 
+         < A f t e r L b l > A f t e r L b l < / A f t e r L b l > + 
+         < B e f o r e 1 L b l > B e f o r e 1 L b l < / B e f o r e 1 L b l > + 
+         < B e f o r e L b l > B e f o r e L b l < / B e f o r e L b l > + 
+         < C o m p a n y L a b e l > C o m p a n y L a b e l < / C o m p a n y L a b e l > + 
+         < C u r r e n c y C o d e _ S a l e s L i n e C a p t i o n > C u r r e n c y C o d e _ S a l e s L i n e C a p t i o n < / C u r r e n c y C o d e _ S a l e s L i n e C a p t i o n > + 
+         < C u s t o m e r N a m e L b l > C u s t o m e r N a m e L b l < / C u s t o m e r N a m e L b l > + 
+         < C u s t o m e r N o L b l > C u s t o m e r N o L b l < / C u s t o m e r N o L b l > + 
+         < C u s t o m e r O r d e r S u m m a r y > C u s t o m e r O r d e r S u m m a r y < / C u s t o m e r O r d e r S u m m a r y > + 
+         < C u s t o m e r O r d e r S u m m a r y A n a l y s i s > C u s t o m e r O r d e r S u m m a r y A n a l y s i s < / C u s t o m e r O r d e r S u m m a r y A n a l y s i s > + 
+         < C u s t o m e r O r d e r S u m m a r y P r i n t > C u s t o m e r O r d e r S u m m a r y P r i n t < / C u s t o m e r O r d e r S u m m a r y P r i n t > + 
+         < C u s t O r d e r S u m m a r y L C Y P r i n t > C u s t O r d e r S u m m a r y L C Y P r i n t < / C u s t O r d e r S u m m a r y L C Y P r i n t > + 
+         < D a t a R e t r i e v e d > D a t a R e t r i e v e d < / D a t a R e t r i e v e d > + 
+         < D o c u m e n t a t i o n L a b e l > D o c u m e n t a t i o n L a b e l < / D o c u m e n t a t i o n L a b e l > + 
+         < E n v i r o n m e n t L a b e l > E n v i r o n m e n t L a b e l < / E n v i r o n m e n t L a b e l > + 
+         < N a m e _ C u s t C a p t i o n > N a m e _ C u s t C a p t i o n < / N a m e _ C u s t C a p t i o n > + 
+         < O u t s t a n d i n g O r d e r s L b l > O u t s t a n d i n g O r d e r s L b l < / O u t s t a n d i n g O r d e r s L b l > + 
+         < P e r i o d 2 E n d D a t e L b l > P e r i o d 2 E n d D a t e L b l < / P e r i o d 2 E n d D a t e L b l > + 
+         < P e r i o d 2 S t a r t D a t e L b l > P e r i o d 2 S t a r t D a t e L b l < / P e r i o d 2 S t a r t D a t e L b l > + 
+         < P e r i o d 3 E n d D a t e L b l > P e r i o d 3 E n d D a t e L b l < / P e r i o d 3 E n d D a t e L b l > + 
+         < P e r i o d 3 S t a r t D a t e L b l > P e r i o d 3 S t a r t D a t e L b l < / P e r i o d 3 S t a r t D a t e L b l > + 
+         < P e r i o d 4 E n d D a t e L b l > P e r i o d 4 E n d D a t e L b l < / P e r i o d 4 E n d D a t e L b l > + 
+         < P e r i o d 4 S t a r t D a t e L b l > P e r i o d 4 S t a r t D a t e L b l < / P e r i o d 4 S t a r t D a t e L b l > + 
+         < P o s t i n g D a t e F i l t e r L a b e l > P o s t i n g D a t e F i l t e r L a b e l < / P o s t i n g D a t e F i l t e r L a b e l > + 
+         < R e p o r t N a m e L a b e l > R e p o r t N a m e L a b e l < / R e p o r t N a m e L a b e l > + 
+         < R u n O n L a b e l > R u n O n L a b e l < / R u n O n L a b e l > + 
+         < S a l e s A m t O n O r d e r 2 L b l > S a l e s A m t O n O r d e r 2 L b l < / S a l e s A m t O n O r d e r 2 L b l > + 
+         < S a l e s A m t O n O r d e r 3 L b l > S a l e s A m t O n O r d e r 3 L b l < / S a l e s A m t O n O r d e r 3 L b l > + 
+         < S a l e s A m t O n O r d e r 4 L b l > S a l e s A m t O n O r d e r 4 L b l < / S a l e s A m t O n O r d e r 4 L b l > + 
+         < S a l e s A m t O n O r d e r L C Y 2 L b l > S a l e s A m t O n O r d e r L C Y 2 L b l < / S a l e s A m t O n O r d e r L C Y 2 L b l > + 
+         < S a l e s A m t O n O r d e r L C Y 3 L b l > S a l e s A m t O n O r d e r L C Y 3 L b l < / S a l e s A m t O n O r d e r L C Y 3 L b l > + 
+         < S a l e s A m t O n O r d e r L C Y 4 L b l > S a l e s A m t O n O r d e r L C Y 4 L b l < / S a l e s A m t O n O r d e r L C Y 4 L b l > + 
+         < S a l e s L i n e B i l l t o N o _ C u s t o m e r C a p t i o n > S a l e s L i n e B i l l t o N o _ C u s t o m e r C a p t i o n < / S a l e s L i n e B i l l t o N o _ C u s t o m e r C a p t i o n > + 
+         < S t a r t i n g D a t e L b l > S t a r t i n g D a t e L b l < / S t a r t i n g D a t e L b l > + 
+         < T o t a l C a p t i o n L b l > T o t a l C a p t i o n L b l < / T o t a l C a p t i o n L b l > + 
+         < T o t a l L C Y C a p t i o n L b l > T o t a l L C Y C a p t i o n L b l < / T o t a l L C Y C a p t i o n L b l > + 
+         < U s e r L a b e l > U s e r L a b e l < / U s e r L a b e l >   
      < / L a b e l s >   
-     < T o o l t i p s > - 
-         < T o o l t i p   c o l u m n = " N o _ C u s t "   E l e m e n t I d = " 6 0 3 9 7 0 8 4 6 " > - 
-             < T o o l t i p T e x t   l a n g = " e n - U S " > S p e c i f i e s   t h e   n u m b e r   o f   t h e   c u s t o m e r .   T h e   f i e l d   i s   e i t h e r   f i l l e d   a u t o m a t i c a l l y   f r o m   a   d e f i n e d   n u m b e r   s e r i e s ,   o r   y o u   e n t e r   t h e   n u m b e r   m a n u a l l y   b e c a u s e   y o u   h a v e   e n a b l e d   m a n u a l   n u m b e r   e n t r y   i n   t h e   n u m b e r - s e r i e s   s e t u p . < / T o o l t i p T e x t > - 
-         < / T o o l t i p > - 
-         < T o o l t i p   c o l u m n = " C u r r e n c y C o d e _ S a l e s L i n e "   E l e m e n t I d = " 4 5 8 4 1 7 3 0 2 " > - 
-             < T o o l t i p T e x t   l a n g = " e n - U S " > S p e c i f i e s   t h e   c u r r e n c y   t h a t   i s   u s e d   o n   t h e   e n t r y . < / T o o l t i p T e x t > - 
-         < / T o o l t i p > - 
-         < T o o l t i p   c o l u m n = " N a m e _ C u s t "   E l e m e n t I d = " 1 3 8 0 5 0 6 7 2 4 " > - 
-             < T o o l t i p T e x t   l a n g = " e n - U S " > S p e c i f i e s   t h e   c u s t o m e r ' s   n a m e   t h a t   a p p e a r s   o n   a l l   r e l a t e d   d o c u m e n t s .   F o r   c o m p a n i e s ,   s p e c i f y   t h e   c o m p a n y ' s   n a m e   h e r e ,   a n d   t h e n   a d d   t h e   r e l e v a n t   p e o p l e   a s   c o n t a c t s   t h a t   y o u   l i n k   t o   t h i s   c u s t o m e r . < / T o o l t i p T e x t > - 
-         < / T o o l t i p > - 
-         < T o o l t i p   c o l u m n = " S a l e s L i n e B u f f e r _ C u s t o m e r N a m e "   E l e m e n t I d = " 1 3 2 9 6 0 9 3 9 3 " > - 
-             < T o o l t i p T e x t   l a n g = " e n - U S " > S p e c i f i e s   a   d e s c r i p t i o n   o f   t h e   e n t r y   o f   t h e   p r o d u c t   t o   b e   s o l d .   T o   a d d   a   n o n - t r a n s a c t i o n a l   t e x t   l i n e ,   f i l l   i n   t h e   D e s c r i p t i o n   f i e l d   o n l y . < / T o o l t i p T e x t > - 
-         < / T o o l t i p > - 
-         < T o o l t i p   c o l u m n = " S a l e s L i n e B u f f e r _ C u r r e n c y C o d e "   E l e m e n t I d = " 1 2 7 6 7 9 3 1 7 8 " > - 
-             < T o o l t i p T e x t   l a n g = " e n - U S " > S p e c i f i e s   t h e   c u r r e n c y   t h a t   i s   u s e d   o n   t h e   e n t r y . < / T o o l t i p T e x t > - 
-         < / T o o l t i p > - 
-         < T o o l t i p   c o l u m n = " S a l e s L i n e B u f f e r _ S a l e s O r d e r A m o u n t "   E l e m e n t I d = " 7 8 3 0 0 4 3 9 8 " > - 
-             < T o o l t i p T e x t   l a n g = " e n - U S " > S p e c i f i e s   t h e   s u m   o f   a m o u n t s   i n   t h e   L i n e   A m o u n t   f i e l d   o n   t h e   s a l e s   r e t u r n   o r d e r   l i n e s . < / T o o l t i p T e x t > - 
-         < / T o o l t i p > - 
-         < T o o l t i p   c o l u m n = " S a l e s L i n e B u f f e r _ S a l e s A m t O n O r d e r 1 "   E l e m e n t I d = " 1 9 0 3 1 1 5 3 1 8 " > - 
-             < T o o l t i p T e x t   l a n g = " e n - U S " > S p e c i f i e s   t h e   p r i c e   f o r   o n e   u n i t   o n   t h e   s a l e s   l i n e . < / T o o l t i p T e x t > - 
-         < / T o o l t i p > - 
-         < T o o l t i p   c o l u m n = " S a l e s L i n e B u f f e r _ S a l e s A m t O n O r d e r 5 "   E l e m e n t I d = " 6 4 7 6 7 1 1 5 0 " > - 
-             < T o o l t i p T e x t   l a n g = " e n - U S " > S p e c i f i e s   t h e   n e t   a m o u n t ,   e x c l u d i n g   a n y   i n v o i c e   d i s c o u n t   a m o u n t ,   t h a t   m u s t   b e   p a i d   f o r   p r o d u c t s   o n   t h e   l i n e . < / T o o l t i p T e x t > - 
-         < / T o o l t i p > - 
-     < / T o o l t i p s > - 
-     < C u s t o m e r   E l e m e n t T y p e = " D a t a I t e m "   E l e m e n t I d = " 1 5 2 5 1 9 1 9 9 " > - 
-         < A f t e r C a p t i o n   E l e m e n t T y p e = " C o l u m n "   E l e m e n t I d = " 1 5 9 8 9 5 9 1 "   D a t a T y p e = " L a b e l "   O b s o l e t e S t a t e = " P e n d i n g " > A f t e r C a p t i o n < / A f t e r C a p t i o n > - 
-         < A l l a m o u n t s a r e i n L C Y C a p t i o n   E l e m e n t T y p e = " C o l u m n "   E l e m e n t I d = " 2 3 3 2 7 8 9 8 2 "   D a t a T y p e = " L a b e l "   O b s o l e t e S t a t e = " P e n d i n g " > A l l a m o u n t s a r e i n L C Y C a p t i o n < / A l l a m o u n t s a r e i n L C Y C a p t i o n > - 
-         < A l l A m o u n t s A r e I n L C Y T x t   E l e m e n t T y p e = " C o l u m n "   E l e m e n t I d = " 2 0 4 7 3 7 7 3 6 4 "   D a t a T y p e = " T e x t " > A l l A m o u n t s A r e I n L C Y T x t < / A l l A m o u n t s A r e I n L C Y T x t > - 
-         < B e f o r e C a p t i o n   E l e m e n t T y p e = " C o l u m n "   E l e m e n t I d = " 1 6 4 6 6 0 5 7 0 "   D a t a T y p e = " L a b e l "   O b s o l e t e S t a t e = " P e n d i n g " > B e f o r e C a p t i o n < / B e f o r e C a p t i o n > - 
-         < C o m p a n y N a m e   E l e m e n t T y p e = " C o l u m n "   E l e m e n t I d = " 1 5 9 5 4 7 7 3 9 5 "   D a t a T y p e = " S t r i n g "   O b s o l e t e S t a t e = " P e n d i n g " > C o m p a n y N a m e < / C o m p a n y N a m e > - 
-         < C u s t F i l t e r   E l e m e n t T y p e = " C o l u m n "   E l e m e n t I d = " 2 3 9 4 8 9 4 8 4 "   D a t a T y p e = " T e x t " > C u s t F i l t e r < / C u s t F i l t e r > - 
-         < C u s t F i l t e r 1   E l e m e n t T y p e = " C o l u m n "   E l e m e n t I d = " 1 1 3 8 7 0 3 8 5 9 "   D a t a T y p e = " T e x t " > C u s t F i l t e r 1 < / C u s t F i l t e r 1 > - 
-         < C u s t o m e r N a m e C a p t i o n   E l e m e n t T y p e = " C o l u m n "   E l e m e n t I d = " 6 4 9 0 1 4 4 4 0 "   D a t a T y p e = " L a b e l "   O b s o l e t e S t a t e = " P e n d i n g " > C u s t o m e r N a m e C a p t i o n < / C u s t o m e r N a m e C a p t i o n > - 
-         < C u s t o m e r N o C a p t i o n   E l e m e n t T y p e = " C o l u m n "   E l e m e n t I d = " 1 0 9 8 4 2 4 9 2 2 "   D a t a T y p e = " L a b e l "   O b s o l e t e S t a t e = " P e n d i n g " > C u s t o m e r N o C a p t i o n < / C u s t o m e r N o C a p t i o n > - 
-         < C u s t o m e r O r d e r S u m m a r y C a p t i o n   E l e m e n t T y p e = " C o l u m n "   E l e m e n t I d = " 8 9 2 9 3 8 4 6 7 "   D a t a T y p e = " L a b e l "   O b s o l e t e S t a t e = " P e n d i n g " > C u s t o m e r O r d e r S u m m a r y C a p t i o n < / C u s t o m e r O r d e r S u m m a r y C a p t i o n > - 
-         < N o _ C u s t   E l e m e n t T y p e = " C o l u m n "   E l e m e n t I d = " 6 0 3 9 7 0 8 4 6 "   D a t a T y p e = " C o d e " > N o _ C u s t < / N o _ C u s t > - 
-         < O u t s t a n d i n g O r d e r s C a p t i o n   E l e m e n t T y p e = " C o l u m n "   E l e m e n t I d = " 4 0 2 0 3 5 3 3 2 "   D a t a T y p e = " L a b e l "   O b s o l e t e S t a t e = " P e n d i n g " > O u t s t a n d i n g O r d e r s C a p t i o n < / O u t s t a n d i n g O r d e r s C a p t i o n > - 
-         < P a g e N o C a p t i o n   E l e m e n t T y p e = " C o l u m n "   E l e m e n t I d = " 1 4 6 2 1 0 8 0 8 7 "   D a t a T y p e = " L a b e l "   O b s o l e t e S t a t e = " P e n d i n g " > P a g e N o C a p t i o n < / P a g e N o C a p t i o n > - 
-         < P e r i o d S t a r t D a t e 1   E l e m e n t T y p e = " C o l u m n "   E l e m e n t I d = " 1 9 2 5 9 9 9 9 6 5 "   D a t a T y p e = " S t r i n g " > P e r i o d S t a r t D a t e 1 < / P e r i o d S t a r t D a t e 1 > - 
-         < P e r i o d S t a r t D a t e 2   E l e m e n t T y p e = " C o l u m n "   E l e m e n t I d = " 1 7 3 1 2 7 0 7 1 4 "   D a t a T y p e = " S t r i n g " > P e r i o d S t a r t D a t e 2 < / P e r i o d S t a r t D a t e 2 > - 
-         < P e r i o d S t a r t D a t e 2 1   E l e m e n t T y p e = " C o l u m n "   E l e m e n t I d = " 1 0 5 1 2 7 2 6 2 5 "   D a t a T y p e = " S t r i n g " > P e r i o d S t a r t D a t e 2 1 < / P e r i o d S t a r t D a t e 2 1 > - 
-         < P e r i o d S t a r t D a t e 3   E l e m e n t T y p e = " C o l u m n "   E l e m e n t I d = " 1 0 9 3 5 7 4 0 9 7 "   D a t a T y p e = " S t r i n g " > P e r i o d S t a r t D a t e 3 < / P e r i o d S t a r t D a t e 3 > - 
-         < P e r i o d S t a r t D a t e 3 1   E l e m e n t T y p e = " C o l u m n "   E l e m e n t I d = " 1 1 5 5 5 0 0 6 2 2 "   D a t a T y p e = " S t r i n g " > P e r i o d S t a r t D a t e 3 1 < / P e r i o d S t a r t D a t e 3 1 > - 
-         < P e r i o d S t a r t D a t e 4 1   E l e m e n t T y p e = " C o l u m n "   E l e m e n t I d = " 5 3 6 7 4 4 6 4 9 "   D a t a T y p e = " S t r i n g " > P e r i o d S t a r t D a t e 4 1 < / P e r i o d S t a r t D a t e 4 1 > - 
-         < P r i n t A m o u n t s I n L C Y   E l e m e n t T y p e = " C o l u m n "   E l e m e n t I d = " 8 0 1 2 1 9 2 2 6 "   D a t a T y p e = " B o o l e a n " > P r i n t A m o u n t s I n L C Y < / P r i n t A m o u n t s I n L C Y > - 
-         < S a l e s A m t O n O r d e r L C Y 1   E l e m e n t T y p e = " C o l u m n "   E l e m e n t I d = " 1 5 1 9 0 6 0 1 1 5 "   D a t a T y p e = " D e c i m a l " > S a l e s A m t O n O r d e r L C Y 1 < / S a l e s A m t O n O r d e r L C Y 1 > - 
-         < S a l e s A m t O n O r d e r L C Y 2   E l e m e n t T y p e = " C o l u m n "   E l e m e n t I d = " 8 8 1 3 6 3 4 9 8 "   D a t a T y p e = " D e c i m a l " > S a l e s A m t O n O r d e r L C Y 2 < / S a l e s A m t O n O r d e r L C Y 2 > - 
-         < S a l e s A m t O n O r d e r L C Y 3   E l e m e n t T y p e = " C o l u m n "   E l e m e n t I d = " 2 4 3 6 6 6 8 8 1 "   D a t a T y p e = " D e c i m a l " > S a l e s A m t O n O r d e r L C Y 3 < / S a l e s A m t O n O r d e r L C Y 3 > - 
-         < S a l e s A m t O n O r d e r L C Y 4   E l e m e n t T y p e = " C o l u m n "   E l e m e n t I d = " 4 1 2 5 7 5 9 0 4 "   D a t a T y p e = " D e c i m a l " > S a l e s A m t O n O r d e r L C Y 4 < / S a l e s A m t O n O r d e r L C Y 4 > - 
-         < S a l e s A m t O n O r d e r L C Y 5   E l e m e n t T y p e = " C o l u m n "   E l e m e n t I d = " 2 2 5 1 2 0 7 1 3 "   D a t a T y p e = " D e c i m a l " > S a l e s A m t O n O r d e r L C Y 5 < / S a l e s A m t O n O r d e r L C Y 5 > - 
-         < S a l e s O r d e r A m o u n t L C Y   E l e m e n t T y p e = " C o l u m n "   E l e m e n t I d = " 7 1 8 5 3 0 9 9 3 "   D a t a T y p e = " D e c i m a l " > S a l e s O r d e r A m o u n t L C Y < / S a l e s O r d e r A m o u n t L C Y > - 
-         < T o t a l C a p t i o n   E l e m e n t T y p e = " C o l u m n "   E l e m e n t I d = " 7 0 7 1 0 2 6 9 5 "   D a t a T y p e = " L a b e l " > T o t a l C a p t i o n < / T o t a l C a p t i o n > - 
-         < T o t a l L C Y C a p t i o n   E l e m e n t T y p e = " C o l u m n "   E l e m e n t I d = " 2 2 2 5 1 5 5 6 7 "   D a t a T y p e = " L a b e l "   O b s o l e t e S t a t e = " P e n d i n g " > T o t a l L C Y C a p t i o n < / T o t a l L C Y C a p t i o n > - 
-         < S a l e s _ L i n e   E l e m e n t T y p e = " D a t a I t e m "   E l e m e n t I d = " 1 8 9 4 4 4 2 7 6 4 " > - 
-             < C u r r e n c y C o d e _ S a l e s L i n e   E l e m e n t T y p e = " C o l u m n "   E l e m e n t I d = " 4 5 8 4 1 7 3 0 2 "   D a t a T y p e = " C o d e " > C u r r e n c y C o d e _ S a l e s L i n e < / C u r r e n c y C o d e _ S a l e s L i n e > - 
-             < G r o u p N u m b e r   E l e m e n t T y p e = " C o l u m n "   E l e m e n t I d = " 1 1 2 0 2 1 1 4 0 1 "   D a t a T y p e = " I n t e g e r " > G r o u p N u m b e r < / G r o u p N u m b e r > - 
-             < N a m e _ C u s t   E l e m e n t T y p e = " C o l u m n "   E l e m e n t I d = " 1 3 8 0 5 0 6 7 2 4 "   D a t a T y p e = " T e x t " > N a m e _ C u s t < / N a m e _ C u s t > - 
-             < S a l e s A m t O n O r d e r 1   E l e m e n t T y p e = " C o l u m n "   E l e m e n t I d = " 4 1 2 9 6 8 2 5 3 "   D a t a T y p e = " D e c i m a l " > S a l e s A m t O n O r d e r 1 < / S a l e s A m t O n O r d e r 1 > - 
-             < S a l e s A m t O n O r d e r 2   E l e m e n t T y p e = " C o l u m n "   E l e m e n t I d = " 1 9 6 8 9 0 9 1 9 2 "   D a t a T y p e = " D e c i m a l " > S a l e s A m t O n O r d e r 2 < / S a l e s A m t O n O r d e r 2 > - 
-             < S a l e s A m t O n O r d e r 3   E l e m e n t T y p e = " C o l u m n "   E l e m e n t I d = " 1 6 8 8 3 6 1 4 8 7 "   D a t a T y p e = " D e c i m a l " > S a l e s A m t O n O r d e r 3 < / S a l e s A m t O n O r d e r 3 > - 
-             < S a l e s A m t O n O r d e r 4   E l e m e n t T y p e = " C o l u m n "   E l e m e n t I d = " 1 5 0 0 1 2 1 5 9 8 "   D a t a T y p e = " D e c i m a l " > S a l e s A m t O n O r d e r 4 < / S a l e s A m t O n O r d e r 4 > - 
-             < S a l e s A m t O n O r d e r 5   E l e m e n t T y p e = " C o l u m n "   E l e m e n t I d = " 2 1 3 7 8 1 8 2 1 5 "   D a t a T y p e = " D e c i m a l " > S a l e s A m t O n O r d e r 5 < / S a l e s A m t O n O r d e r 5 > - 
-             < S a l e s L i n e B i l l t o N o _ C u s t o m e r   E l e m e n t T y p e = " C o l u m n "   E l e m e n t I d = " 8 7 8 5 6 1 4 7 3 "   D a t a T y p e = " C o d e " > S a l e s L i n e B i l l t o N o _ C u s t o m e r < / S a l e s L i n e B i l l t o N o _ C u s t o m e r > - 
-             < S a l e s O r d e r A m o u n t   E l e m e n t T y p e = " C o l u m n "   E l e m e n t I d = " 1 8 6 7 1 0 4 9 8 3 "   D a t a T y p e = " D e c i m a l " > S a l e s O r d e r A m o u n t < / S a l e s O r d e r A m o u n t > +     < C u s t o m e r > + 
+         < A f t e r C a p t i o n > A f t e r C a p t i o n < / A f t e r C a p t i o n > + 
+         < A l l a m o u n t s a r e i n L C Y C a p t i o n > A l l a m o u n t s a r e i n L C Y C a p t i o n < / A l l a m o u n t s a r e i n L C Y C a p t i o n > + 
+         < A l l A m o u n t s A r e I n L C Y T x t > A l l A m o u n t s A r e I n L C Y T x t < / A l l A m o u n t s A r e I n L C Y T x t > + 
+         < B e f o r e C a p t i o n > B e f o r e C a p t i o n < / B e f o r e C a p t i o n > + 
+         < C o m p a n y N a m e > C o m p a n y N a m e < / C o m p a n y N a m e > + 
+         < C u s t F i l t e r > C u s t F i l t e r < / C u s t F i l t e r > + 
+         < C u s t F i l t e r 1 > C u s t F i l t e r 1 < / C u s t F i l t e r 1 > + 
+         < C u s t o m e r N a m e C a p t i o n > C u s t o m e r N a m e C a p t i o n < / C u s t o m e r N a m e C a p t i o n > + 
+         < C u s t o m e r N o C a p t i o n > C u s t o m e r N o C a p t i o n < / C u s t o m e r N o C a p t i o n > + 
+         < C u s t o m e r O r d e r S u m m a r y C a p t i o n > C u s t o m e r O r d e r S u m m a r y C a p t i o n < / C u s t o m e r O r d e r S u m m a r y C a p t i o n > + 
+         < N o _ C u s t > N o _ C u s t < / N o _ C u s t > + 
+         < O u t s t a n d i n g O r d e r s C a p t i o n > O u t s t a n d i n g O r d e r s C a p t i o n < / O u t s t a n d i n g O r d e r s C a p t i o n > + 
+         < P a g e N o C a p t i o n > P a g e N o C a p t i o n < / P a g e N o C a p t i o n > + 
+         < P e r i o d S t a r t D a t e 1 > P e r i o d S t a r t D a t e 1 < / P e r i o d S t a r t D a t e 1 > + 
+         < P e r i o d S t a r t D a t e 2 > P e r i o d S t a r t D a t e 2 < / P e r i o d S t a r t D a t e 2 > + 
+         < P e r i o d S t a r t D a t e 2 1 > P e r i o d S t a r t D a t e 2 1 < / P e r i o d S t a r t D a t e 2 1 > + 
+         < P e r i o d S t a r t D a t e 3 > P e r i o d S t a r t D a t e 3 < / P e r i o d S t a r t D a t e 3 > + 
+         < P e r i o d S t a r t D a t e 3 1 > P e r i o d S t a r t D a t e 3 1 < / P e r i o d S t a r t D a t e 3 1 > + 
+         < P e r i o d S t a r t D a t e 4 1 > P e r i o d S t a r t D a t e 4 1 < / P e r i o d S t a r t D a t e 4 1 > + 
+         < P r i n t A m o u n t s I n L C Y > P r i n t A m o u n t s I n L C Y < / P r i n t A m o u n t s I n L C Y > + 
+         < S a l e s A m t O n O r d e r L C Y 1 > S a l e s A m t O n O r d e r L C Y 1 < / S a l e s A m t O n O r d e r L C Y 1 > + 
+         < S a l e s A m t O n O r d e r L C Y 2 > S a l e s A m t O n O r d e r L C Y 2 < / S a l e s A m t O n O r d e r L C Y 2 > + 
+         < S a l e s A m t O n O r d e r L C Y 3 > S a l e s A m t O n O r d e r L C Y 3 < / S a l e s A m t O n O r d e r L C Y 3 > + 
+         < S a l e s A m t O n O r d e r L C Y 4 > S a l e s A m t O n O r d e r L C Y 4 < / S a l e s A m t O n O r d e r L C Y 4 > + 
+         < S a l e s A m t O n O r d e r L C Y 5 > S a l e s A m t O n O r d e r L C Y 5 < / S a l e s A m t O n O r d e r L C Y 5 > + 
+         < S a l e s O r d e r A m o u n t L C Y > S a l e s O r d e r A m o u n t L C Y < / S a l e s O r d e r A m o u n t L C Y > + 
+         < T o t a l C a p t i o n > T o t a l C a p t i o n < / T o t a l C a p t i o n > + 
+         < T o t a l L C Y C a p t i o n > T o t a l L C Y C a p t i o n < / T o t a l L C Y C a p t i o n > + 
+         < S a l e s _ L i n e > + 
+             < C u r r e n c y C o d e _ S a l e s L i n e > C u r r e n c y C o d e _ S a l e s L i n e < / C u r r e n c y C o d e _ S a l e s L i n e > + 
+             < G r o u p N u m b e r > G r o u p N u m b e r < / G r o u p N u m b e r > + 
+             < N a m e _ C u s t > N a m e _ C u s t < / N a m e _ C u s t > + 
+             < S a l e s A m t O n O r d e r 1 > S a l e s A m t O n O r d e r 1 < / S a l e s A m t O n O r d e r 1 > + 
+             < S a l e s A m t O n O r d e r 2 > S a l e s A m t O n O r d e r 2 < / S a l e s A m t O n O r d e r 2 > + 
+             < S a l e s A m t O n O r d e r 3 > S a l e s A m t O n O r d e r 3 < / S a l e s A m t O n O r d e r 3 > + 
+             < S a l e s A m t O n O r d e r 4 > S a l e s A m t O n O r d e r 4 < / S a l e s A m t O n O r d e r 4 > + 
+             < S a l e s A m t O n O r d e r 5 > S a l e s A m t O n O r d e r 5 < / S a l e s A m t O n O r d e r 5 > + 
+             < S a l e s L i n e B i l l t o N o _ C u s t o m e r > S a l e s L i n e B i l l t o N o _ C u s t o m e r < / S a l e s L i n e B i l l t o N o _ C u s t o m e r > + 
+             < S a l e s O r d e r A m o u n t > S a l e s O r d e r A m o u n t < / S a l e s O r d e r A m o u n t >   
          < / S a l e s _ L i n e >   
      < / C u s t o m e r >   
-     < S a l e s L i n e B u f f e r _ I n t e g e r   E l e m e n t T y p e = " D a t a I t e m "   E l e m e n t I d = " 1 5 5 2 1 7 2 1 7 0 " > - 
-         < N u m b e r   E l e m e n t T y p e = " C o l u m n "   E l e m e n t I d = " 1 2 4 8 5 6 7 5 0 "   D a t a T y p e = " I n t e g e r " > N u m b e r < / N u m b e r > - 
-         < S a l e s L i n e B u f f e r _ B i l l t o C u s t o m e r N o   E l e m e n t T y p e = " C o l u m n "   E l e m e n t I d = " 2 8 6 0 4 5 8 0 9 "   D a t a T y p e = " C o d e " > S a l e s L i n e B u f f e r _ B i l l t o C u s t o m e r N o < / S a l e s L i n e B u f f e r _ B i l l t o C u s t o m e r N o > - 
-         < S a l e s L i n e B u f f e r _ C u r r e n c y C o d e   E l e m e n t T y p e = " C o l u m n "   E l e m e n t I d = " 1 2 7 6 7 9 3 1 7 8 "   D a t a T y p e = " C o d e " > S a l e s L i n e B u f f e r _ C u r r e n c y C o d e < / S a l e s L i n e B u f f e r _ C u r r e n c y C o d e > - 
-         < S a l e s L i n e B u f f e r _ C u s t o m e r N a m e   E l e m e n t T y p e = " C o l u m n "   E l e m e n t I d = " 1 3 2 9 6 0 9 3 9 3 "   D a t a T y p e = " T e x t " > S a l e s L i n e B u f f e r _ C u s t o m e r N a m e < / S a l e s L i n e B u f f e r _ C u s t o m e r N a m e > - 
-         < S a l e s L i n e B u f f e r _ S a l e s A m t O n O r d e r 1   E l e m e n t T y p e = " C o l u m n "   E l e m e n t I d = " 1 9 0 3 1 1 5 3 1 8 "   D a t a T y p e = " D e c i m a l " > S a l e s L i n e B u f f e r _ S a l e s A m t O n O r d e r 1 < / S a l e s L i n e B u f f e r _ S a l e s A m t O n O r d e r 1 > - 
-         < S a l e s L i n e B u f f e r _ S a l e s A m t O n O r d e r 2   E l e m e n t T y p e = " C o l u m n "   E l e m e n t I d = " 1 7 5 4 1 5 5 3 6 1 "   D a t a T y p e = " D e c i m a l " > S a l e s L i n e B u f f e r _ S a l e s A m t O n O r d e r 2 < / S a l e s L i n e B u f f e r _ S a l e s A m t O n O r d e r 2 > - 
-         < S a l e s L i n e B u f f e r _ S a l e s A m t O n O r d e r 3   E l e m e n t T y p e = " C o l u m n "   E l e m e n t I d = " 1 1 1 6 4 5 8 7 4 4 "   D a t a T y p e = " D e c i m a l " > S a l e s L i n e B u f f e r _ S a l e s A m t O n O r d e r 3 < / S a l e s L i n e B u f f e r _ S a l e s A m t O n O r d e r 3 > - 
-         < S a l e s L i n e B u f f e r _ S a l e s A m t O n O r d e r 4   E l e m e n t T y p e = " C o l u m n "   E l e m e n t I d = " 1 2 8 5 3 6 7 7 6 7 "   D a t a T y p e = " D e c i m a l " > S a l e s L i n e B u f f e r _ S a l e s A m t O n O r d e r 4 < / S a l e s L i n e B u f f e r _ S a l e s A m t O n O r d e r 4 > - 
-         < S a l e s L i n e B u f f e r _ S a l e s A m t O n O r d e r 5   E l e m e n t T y p e = " C o l u m n "   E l e m e n t I d = " 6 4 7 6 7 1 1 5 0 "   D a t a T y p e = " D e c i m a l " > S a l e s L i n e B u f f e r _ S a l e s A m t O n O r d e r 5 < / S a l e s L i n e B u f f e r _ S a l e s A m t O n O r d e r 5 > - 
-         < S a l e s L i n e B u f f e r _ S a l e s O r d e r A m o u n t   E l e m e n t T y p e = " C o l u m n "   E l e m e n t I d = " 7 8 3 0 0 4 3 9 8 "   D a t a T y p e = " D e c i m a l " > S a l e s L i n e B u f f e r _ S a l e s O r d e r A m o u n t < / S a l e s L i n e B u f f e r _ S a l e s O r d e r A m o u n t > +     < S a l e s L i n e B u f f e r _ I n t e g e r > + 
+         < N u m b e r > N u m b e r < / N u m b e r > + 
+         < S a l e s L i n e B u f f e r _ B i l l t o C u s t o m e r N o > S a l e s L i n e B u f f e r _ B i l l t o C u s t o m e r N o < / S a l e s L i n e B u f f e r _ B i l l t o C u s t o m e r N o > + 
+         < S a l e s L i n e B u f f e r _ C u r r e n c y C o d e > S a l e s L i n e B u f f e r _ C u r r e n c y C o d e < / S a l e s L i n e B u f f e r _ C u r r e n c y C o d e > + 
+         < S a l e s L i n e B u f f e r _ C u s t o m e r N a m e > S a l e s L i n e B u f f e r _ C u s t o m e r N a m e < / S a l e s L i n e B u f f e r _ C u s t o m e r N a m e > + 
+         < S a l e s L i n e B u f f e r _ S a l e s A m t O n O r d e r 1 > S a l e s L i n e B u f f e r _ S a l e s A m t O n O r d e r 1 < / S a l e s L i n e B u f f e r _ S a l e s A m t O n O r d e r 1 > + 
+         < S a l e s L i n e B u f f e r _ S a l e s A m t O n O r d e r 2 > S a l e s L i n e B u f f e r _ S a l e s A m t O n O r d e r 2 < / S a l e s L i n e B u f f e r _ S a l e s A m t O n O r d e r 2 > + 
+         < S a l e s L i n e B u f f e r _ S a l e s A m t O n O r d e r 3 > S a l e s L i n e B u f f e r _ S a l e s A m t O n O r d e r 3 < / S a l e s L i n e B u f f e r _ S a l e s A m t O n O r d e r 3 > + 
+         < S a l e s L i n e B u f f e r _ S a l e s A m t O n O r d e r 4 > S a l e s L i n e B u f f e r _ S a l e s A m t O n O r d e r 4 < / S a l e s L i n e B u f f e r _ S a l e s A m t O n O r d e r 4 > + 
+         < S a l e s L i n e B u f f e r _ S a l e s A m t O n O r d e r 5 > S a l e s L i n e B u f f e r _ S a l e s A m t O n O r d e r 5 < / S a l e s L i n e B u f f e r _ S a l e s A m t O n O r d e r 5 > + 
+         < S a l e s L i n e B u f f e r _ S a l e s O r d e r A m o u n t > S a l e s L i n e B u f f e r _ S a l e s O r d e r A m o u n t < / S a l e s L i n e B u f f e r _ S a l e s O r d e r A m o u n t >   
      < / S a l e s L i n e B u f f e r _ I n t e g e r >   
-     < T o t a l s   E l e m e n t T y p e = " D a t a I t e m "   E l e m e n t I d = " 1 8 2 3 9 5 0 0 4 4 " > - 
-         < T o t a l s _ S a l e s _ A m t _ O n _ O r d e r 1   E l e m e n t T y p e = " C o l u m n "   E l e m e n t I d = " 1 6 0 9 4 9 5 3 6 6 "   D a t a T y p e = " D e c i m a l " > T o t a l s _ S a l e s _ A m t _ O n _ O r d e r 1 < / T o t a l s _ S a l e s _ A m t _ O n _ O r d e r 1 > - 
-         < T o t a l s _ S a l e s _ A m t _ O n _ O r d e r 2   E l e m e n t T y p e = " C o l u m n "   E l e m e n t I d = " 2 0 4 7 7 7 5 3 1 3 "   D a t a T y p e = " D e c i m a l " > T o t a l s _ S a l e s _ A m t _ O n _ O r d e r 2 < / T o t a l s _ S a l e s _ A m t _ O n _ O r d e r 2 > - 
-         < T o t a l s _ S a l e s _ A m t _ O n _ O r d e r 3   E l e m e n t T y p e = " C o l u m n "   E l e m e n t I d = " 1 4 1 0 0 7 8 6 9 6 "   D a t a T y p e = " D e c i m a l " > T o t a l s _ S a l e s _ A m t _ O n _ O r d e r 3 < / T o t a l s _ S a l e s _ A m t _ O n _ O r d e r 3 > - 
-         < T o t a l s _ S a l e s _ A m t _ O n _ O r d e r 4   E l e m e n t T y p e = " C o l u m n "   E l e m e n t I d = " 1 5 7 8 9 8 7 7 1 9 "   D a t a T y p e = " D e c i m a l " > T o t a l s _ S a l e s _ A m t _ O n _ O r d e r 4 < / T o t a l s _ S a l e s _ A m t _ O n _ O r d e r 4 > - 
-         < T o t a l s _ S a l e s _ A m t _ O n _ O r d e r 5   E l e m e n t T y p e = " C o l u m n "   E l e m e n t I d = " 9 4 1 2 9 1 1 0 2 "   D a t a T y p e = " D e c i m a l " > T o t a l s _ S a l e s _ A m t _ O n _ O r d e r 5 < / T o t a l s _ S a l e s _ A m t _ O n _ O r d e r 5 > - 
-         < T o t a l s _ S a l e s _ O r d e r _ A m o u n t   E l e m e n t T y p e = " C o l u m n "   E l e m e n t I d = " 1 8 7 7 0 4 2 9 6 7 "   D a t a T y p e = " D e c i m a l " > T o t a l s _ S a l e s _ O r d e r _ A m o u n t < / T o t a l s _ S a l e s _ O r d e r _ A m o u n t > - 
-         < T o t a l s _ T o t a l T e x t   E l e m e n t T y p e = " C o l u m n "   E l e m e n t I d = " 8 0 3 7 7 1 4 2 8 "   D a t a T y p e = " T e x t " > T o t a l s _ T o t a l T e x t < / T o t a l s _ T o t a l T e x t > +     < T o t a l s > + 
+         < T o t a l s _ S a l e s _ A m t _ O n _ O r d e r 1 > T o t a l s _ S a l e s _ A m t _ O n _ O r d e r 1 < / T o t a l s _ S a l e s _ A m t _ O n _ O r d e r 1 > + 
+         < T o t a l s _ S a l e s _ A m t _ O n _ O r d e r 2 > T o t a l s _ S a l e s _ A m t _ O n _ O r d e r 2 < / T o t a l s _ S a l e s _ A m t _ O n _ O r d e r 2 > + 
+         < T o t a l s _ S a l e s _ A m t _ O n _ O r d e r 3 > T o t a l s _ S a l e s _ A m t _ O n _ O r d e r 3 < / T o t a l s _ S a l e s _ A m t _ O n _ O r d e r 3 > + 
+         < T o t a l s _ S a l e s _ A m t _ O n _ O r d e r 4 > T o t a l s _ S a l e s _ A m t _ O n _ O r d e r 4 < / T o t a l s _ S a l e s _ A m t _ O n _ O r d e r 4 > + 
+         < T o t a l s _ S a l e s _ A m t _ O n _ O r d e r 5 > T o t a l s _ S a l e s _ A m t _ O n _ O r d e r 5 < / T o t a l s _ S a l e s _ A m t _ O n _ O r d e r 5 > + 
+         < T o t a l s _ S a l e s _ O r d e r _ A m o u n t > T o t a l s _ S a l e s _ O r d e r _ A m o u n t < / T o t a l s _ S a l e s _ O r d e r _ A m o u n t > + 
+         < T o t a l s _ T o t a l T e x t > T o t a l s _ T o t a l T e x t < / T o t a l s _ T o t a l T e x t >   
      < / T o t a l s >   
@@ -30271,17 +30271,17 @@
 </file>
 
 <file path=customXml/itemProps1.xml><?xml version="1.0" encoding="utf-8"?>
-<ds:datastoreItem xmlns:ds="http://schemas.openxmlformats.org/officeDocument/2006/customXml" ds:itemID="{935A1A8B-FBD8-496F-9CFA-0DAB10C40436}">
+<ds:datastoreItem xmlns:ds="http://schemas.openxmlformats.org/officeDocument/2006/customXml" ds:itemID="{659A5BF2-D482-4727-BE97-9DA1E04525C4}">
   <ds:schemaRefs>
-    <ds:schemaRef ds:uri="urn:microsoft-dynamics-nav/reports/Customer_Order_Summary/107/"/>
+    <ds:schemaRef ds:uri="urn:microsoft-dynamics-businesscentral/internal/extended/reports/Customer_Order_Summary/107/"/>
   </ds:schemaRefs>
 </ds:datastoreItem>
 </file>
 
 <file path=customXml/itemProps2.xml><?xml version="1.0" encoding="utf-8"?>
-<ds:datastoreItem xmlns:ds="http://schemas.openxmlformats.org/officeDocument/2006/customXml" ds:itemID="{659A5BF2-D482-4727-BE97-9DA1E04525C4}">
+<ds:datastoreItem xmlns:ds="http://schemas.openxmlformats.org/officeDocument/2006/customXml" ds:itemID="{935A1A8B-FBD8-496F-9CFA-0DAB10C40436}">
   <ds:schemaRefs>
-    <ds:schemaRef ds:uri="urn:microsoft-dynamics-businesscentral/internal/extended/reports/Customer_Order_Summary/107/"/>
+    <ds:schemaRef ds:uri="urn:microsoft-dynamics-nav/reports/Customer_Order_Summary/107/"/>
   </ds:schemaRefs>
 </ds:datastoreItem>
 </file>

--- a/src/Layers/W1/BaseApp/Sales/Reports/CustomerOrderSummaryBody.docx
+++ b/src/Layers/W1/BaseApp/Sales/Reports/CustomerOrderSummaryBody.docx
@@ -29915,7 +29915,9 @@
  < / N a v W o r d R e p o r t X m l P a r t > 
 </file>
 
-<file path=customXml/item2.xml>��< ? x m l   v e r s i o n = " 1 . 0 "   e n c o d i n g = " u t f - 1 6 " ? > < N a v W o r d R e p o r t X m l P a r t   x m l n s = " u r n : m i c r o s o f t - d y n a m i c s - n a v / r e p o r t s / C u s t o m e r _ O r d e r _ S u m m a r y / 1 0 7 / " > +<file path=customXml/item2.xml>��< ? x m l   v e r s i o n = " 1 . 0 "   e n c o d i n g = " u t f - 1 6 " ? > + 
+ < N a v W o r d R e p o r t X m l P a r t   x m l n s = " u r n : m i c r o s o f t - d y n a m i c s - n a v / r e p o r t s / C u s t o m e r _ O r d e r _ S u m m a r y / 1 0 7 / " >   
      < B C R e p o r t I n f o r m a t i o n >   

--- a/src/Layers/W1/BaseApp/Sales/Reports/CustomerOrderSummaryBody.docx
+++ b/src/Layers/W1/BaseApp/Sales/Reports/CustomerOrderSummaryBody.docx
@@ -20,29 +20,43 @@
         </w:trPr>
         <w:sdt>
           <w:sdtPr>
-            <w:alias w:val="OutstandingOrdersLbl"/>
-            <w:tag w:val="#BC:InsertDataItem,Labels/OutstandingOrdersLbl"/>
-            <w:id w:val="888227909"/>
+            <w:alias w:val="Hide Table Row If Empty"/>
+            <w:tag w:val="#BC:HideTableRowIfEmpty"/>
+            <w:id w:val="-2123680909"/>
             <w:placeholder>
-              <w:docPart w:val="2C2C446DBB74459B9D05B1615185272A"/>
+              <w:docPart w:val="080216755213461EADD6113DE33FF30D"/>
             </w:placeholder>
-            <w:dataBinding w:prefixMappings="xmlns:ns0='urn:microsoft-dynamics-nav/reports/Customer_Order_Summary/107/'" w:xpath="/ns0:NavWordReportXmlPart[1]/ns0:Labels[1]/ns0:OutstandingOrdersLbl[1]" w:storeItemID="{935A1A8B-FBD8-496F-9CFA-0DAB10C40436}"/>
-            <w15:color w:val="808080"/>
-            <w:text/>
+            <w15:color w:val="FFA500"/>
           </w:sdtPr>
           <w:sdtContent>
-            <w:tc>
-              <w:tcPr>
-                <w:tcW w:w="5000" w:type="pct"/>
-              </w:tcPr>
-              <w:p>
-                <w:proofErr w:type="spellStart"/>
-                <w:r>
-                  <w:t>OutstandingOrdersLbl</w:t>
-                </w:r>
-                <w:proofErr w:type="spellEnd"/>
-              </w:p>
-            </w:tc>
+            <w:sdt>
+              <w:sdtPr>
+                <w:alias w:val="OutstandingOrdersLbl"/>
+                <w:tag w:val="#BC:InsertDataItem,Labels/OutstandingOrdersLbl"/>
+                <w:id w:val="888227909"/>
+                <w:placeholder>
+                  <w:docPart w:val="2C2C446DBB74459B9D05B1615185272A"/>
+                </w:placeholder>
+                <w:dataBinding w:prefixMappings="xmlns:ns0='urn:microsoft-dynamics-nav/reports/Customer_Order_Summary/107/'" w:xpath="/ns0:NavWordReportXmlPart[1]/ns0:Labels[1]/ns0:OutstandingOrdersLbl[1]" w:storeItemID="{935A1A8B-FBD8-496F-9CFA-0DAB10C40436}"/>
+                <w15:color w:val="808080"/>
+                <w:text/>
+              </w:sdtPr>
+              <w:sdtEndPr/>
+              <w:sdtContent>
+                <w:tc>
+                  <w:tcPr>
+                    <w:tcW w:w="5000" w:type="pct"/>
+                  </w:tcPr>
+                  <w:p>
+                    <w:proofErr w:type="spellStart"/>
+                    <w:r>
+                      <w:t>OutstandingOrdersLbl</w:t>
+                    </w:r>
+                    <w:proofErr w:type="spellEnd"/>
+                  </w:p>
+                </w:tc>
+              </w:sdtContent>
+            </w:sdt>
           </w:sdtContent>
         </w:sdt>
       </w:tr>
@@ -52,29 +66,43 @@
         </w:trPr>
         <w:sdt>
           <w:sdtPr>
-            <w:alias w:val="AllAmountsAreInLCYTxt"/>
-            <w:tag w:val="#BC:InsertDataItem,DataItems/Customer/AllAmountsAreInLCYTxt"/>
-            <w:id w:val="-1274169207"/>
+            <w:alias w:val="Hide Table Row If Empty"/>
+            <w:tag w:val="#BC:HideTableRowIfEmpty"/>
+            <w:id w:val="-259754736"/>
             <w:placeholder>
-              <w:docPart w:val="F16D4EC2535048E3BB7216EC8086B264"/>
+              <w:docPart w:val="182F541B00454452899269AFF58CDD88"/>
             </w:placeholder>
-            <w:dataBinding w:prefixMappings="xmlns:ns0='urn:microsoft-dynamics-nav/reports/Customer_Order_Summary/107/'" w:xpath="/ns0:NavWordReportXmlPart[1]/ns0:Customer[1]/ns0:AllAmountsAreInLCYTxt[1]" w:storeItemID="{935A1A8B-FBD8-496F-9CFA-0DAB10C40436}"/>
-            <w15:color w:val="808080"/>
-            <w:text/>
+            <w15:color w:val="FFA500"/>
           </w:sdtPr>
           <w:sdtContent>
-            <w:tc>
-              <w:tcPr>
-                <w:tcW w:w="5000" w:type="pct"/>
-              </w:tcPr>
-              <w:p>
-                <w:proofErr w:type="spellStart"/>
-                <w:r>
-                  <w:t>AllAmountsAreInLCYTxt</w:t>
-                </w:r>
-                <w:proofErr w:type="spellEnd"/>
-              </w:p>
-            </w:tc>
+            <w:sdt>
+              <w:sdtPr>
+                <w:alias w:val="AllAmountsAreInLCYTxt"/>
+                <w:tag w:val="#BC:InsertDataItem,DataItems/Customer/AllAmountsAreInLCYTxt"/>
+                <w:id w:val="-1274169207"/>
+                <w:placeholder>
+                  <w:docPart w:val="F16D4EC2535048E3BB7216EC8086B264"/>
+                </w:placeholder>
+                <w:dataBinding w:prefixMappings="xmlns:ns0='urn:microsoft-dynamics-nav/reports/Customer_Order_Summary/107/'" w:xpath="/ns0:NavWordReportXmlPart[1]/ns0:Customer[1]/ns0:AllAmountsAreInLCYTxt[1]" w:storeItemID="{935A1A8B-FBD8-496F-9CFA-0DAB10C40436}"/>
+                <w15:color w:val="808080"/>
+                <w:text/>
+              </w:sdtPr>
+              <w:sdtEndPr/>
+              <w:sdtContent>
+                <w:tc>
+                  <w:tcPr>
+                    <w:tcW w:w="5000" w:type="pct"/>
+                  </w:tcPr>
+                  <w:p>
+                    <w:proofErr w:type="spellStart"/>
+                    <w:r>
+                      <w:t>AllAmountsAreInLCYTxt</w:t>
+                    </w:r>
+                    <w:proofErr w:type="spellEnd"/>
+                  </w:p>
+                </w:tc>
+              </w:sdtContent>
+            </w:sdt>
           </w:sdtContent>
         </w:sdt>
       </w:tr>
@@ -84,29 +112,43 @@
         </w:trPr>
         <w:sdt>
           <w:sdtPr>
-            <w:alias w:val="CustFilter"/>
-            <w:tag w:val="#BC:InsertDataItem,DataItems/Customer/CustFilter"/>
-            <w:id w:val="-1173940905"/>
+            <w:alias w:val="Hide Table Row If Empty"/>
+            <w:tag w:val="#BC:HideTableRowIfEmpty"/>
+            <w:id w:val="-1167851487"/>
             <w:placeholder>
-              <w:docPart w:val="F197F5B92AC64CF5B283ACB43D35B3B5"/>
+              <w:docPart w:val="D6419917A2E94ECFA690F9AE680CE55C"/>
             </w:placeholder>
-            <w:dataBinding w:prefixMappings="xmlns:ns0='urn:microsoft-dynamics-nav/reports/Customer_Order_Summary/107/'" w:xpath="/ns0:NavWordReportXmlPart[1]/ns0:Customer[1]/ns0:CustFilter[1]" w:storeItemID="{935A1A8B-FBD8-496F-9CFA-0DAB10C40436}"/>
-            <w15:color w:val="808080"/>
-            <w:text/>
+            <w15:color w:val="FFA500"/>
           </w:sdtPr>
           <w:sdtContent>
-            <w:tc>
-              <w:tcPr>
-                <w:tcW w:w="5000" w:type="pct"/>
-              </w:tcPr>
-              <w:p>
-                <w:proofErr w:type="spellStart"/>
-                <w:r>
-                  <w:t>CustFilter</w:t>
-                </w:r>
-                <w:proofErr w:type="spellEnd"/>
-              </w:p>
-            </w:tc>
+            <w:sdt>
+              <w:sdtPr>
+                <w:alias w:val="CustFilter"/>
+                <w:tag w:val="#BC:InsertDataItem,DataItems/Customer/CustFilter"/>
+                <w:id w:val="-1173940905"/>
+                <w:placeholder>
+                  <w:docPart w:val="F197F5B92AC64CF5B283ACB43D35B3B5"/>
+                </w:placeholder>
+                <w:dataBinding w:prefixMappings="xmlns:ns0='urn:microsoft-dynamics-nav/reports/Customer_Order_Summary/107/'" w:xpath="/ns0:NavWordReportXmlPart[1]/ns0:Customer[1]/ns0:CustFilter[1]" w:storeItemID="{935A1A8B-FBD8-496F-9CFA-0DAB10C40436}"/>
+                <w15:color w:val="808080"/>
+                <w:text/>
+              </w:sdtPr>
+              <w:sdtEndPr/>
+              <w:sdtContent>
+                <w:tc>
+                  <w:tcPr>
+                    <w:tcW w:w="5000" w:type="pct"/>
+                  </w:tcPr>
+                  <w:p>
+                    <w:proofErr w:type="spellStart"/>
+                    <w:r>
+                      <w:t>CustFilter</w:t>
+                    </w:r>
+                    <w:proofErr w:type="spellEnd"/>
+                  </w:p>
+                </w:tc>
+              </w:sdtContent>
+            </w:sdt>
           </w:sdtContent>
         </w:sdt>
       </w:tr>
@@ -28563,6 +28605,84 @@
         </w:p>
       </w:docPartBody>
     </w:docPart>
+    <w:docPart>
+      <w:docPartPr>
+        <w:name w:val="D6419917A2E94ECFA690F9AE680CE55C"/>
+        <w:category>
+          <w:name w:val="General"/>
+          <w:gallery w:val="placeholder"/>
+        </w:category>
+        <w:types>
+          <w:type w:val="bbPlcHdr"/>
+        </w:types>
+        <w:behaviors>
+          <w:behavior w:val="content"/>
+        </w:behaviors>
+        <w:guid w:val="{12FB2EA1-6A1B-4CFA-B14C-5BC0A20FBEA4}"/>
+      </w:docPartPr>
+      <w:docPartBody>
+        <w:p>
+          <w:r>
+            <w:rPr>
+              <w:rStyle w:val="PlaceholderText"/>
+            </w:rPr>
+            <w:t>Insert a column here.</w:t>
+          </w:r>
+        </w:p>
+      </w:docPartBody>
+    </w:docPart>
+    <w:docPart>
+      <w:docPartPr>
+        <w:name w:val="182F541B00454452899269AFF58CDD88"/>
+        <w:category>
+          <w:name w:val="General"/>
+          <w:gallery w:val="placeholder"/>
+        </w:category>
+        <w:types>
+          <w:type w:val="bbPlcHdr"/>
+        </w:types>
+        <w:behaviors>
+          <w:behavior w:val="content"/>
+        </w:behaviors>
+        <w:guid w:val="{3A94AE2C-ECE0-4232-BAE4-5F0B37A8DA07}"/>
+      </w:docPartPr>
+      <w:docPartBody>
+        <w:p>
+          <w:r>
+            <w:rPr>
+              <w:rStyle w:val="PlaceholderText"/>
+            </w:rPr>
+            <w:t>Insert a column here.</w:t>
+          </w:r>
+        </w:p>
+      </w:docPartBody>
+    </w:docPart>
+    <w:docPart>
+      <w:docPartPr>
+        <w:name w:val="080216755213461EADD6113DE33FF30D"/>
+        <w:category>
+          <w:name w:val="General"/>
+          <w:gallery w:val="placeholder"/>
+        </w:category>
+        <w:types>
+          <w:type w:val="bbPlcHdr"/>
+        </w:types>
+        <w:behaviors>
+          <w:behavior w:val="content"/>
+        </w:behaviors>
+        <w:guid w:val="{9BA8FFA0-B8A2-4ADF-92DF-E3276610233B}"/>
+      </w:docPartPr>
+      <w:docPartBody>
+        <w:p>
+          <w:r>
+            <w:rPr>
+              <w:rStyle w:val="PlaceholderText"/>
+            </w:rPr>
+            <w:t>Insert a column here.</w:t>
+          </w:r>
+        </w:p>
+      </w:docPartBody>
+    </w:docPart>
   </w:docParts>
 </w:glossaryDocument>
 </file>
@@ -28644,10 +28764,12 @@
     <w:rsid w:val="00251397"/>
     <w:rsid w:val="00281312"/>
     <w:rsid w:val="002A7083"/>
+    <w:rsid w:val="00327FD4"/>
     <w:rsid w:val="003461F6"/>
     <w:rsid w:val="00565ECE"/>
     <w:rsid w:val="0061004A"/>
     <w:rsid w:val="006203BB"/>
+    <w:rsid w:val="00710646"/>
     <w:rsid w:val="007D00DC"/>
     <w:rsid w:val="00802900"/>
     <w:rsid w:val="00812141"/>
@@ -28667,6 +28789,7 @@
     <w:rsid w:val="00E06091"/>
     <w:rsid w:val="00E5711F"/>
     <w:rsid w:val="00E84B36"/>
+    <w:rsid w:val="00EC11DF"/>
     <w:rsid w:val="00F74CE3"/>
     <w:rsid w:val="00FB4B55"/>
     <w:rsid w:val="00FE2E14"/>
@@ -29125,9 +29248,10 @@
     <w:basedOn w:val="DefaultParagraphFont"/>
     <w:uiPriority w:val="99"/>
     <w:semiHidden/>
-    <w:rsid w:val="00D9337D"/>
+    <w:rsid w:val="00327FD4"/>
     <w:rPr>
       <w:color w:val="666666"/>
+      <w:sz w:val="16"/>
     </w:rPr>
   </w:style>
   <w:style w:type="paragraph" w:customStyle="1" w:styleId="5F2903C5364142F592C70983355C4059">
@@ -29915,9 +30039,7 @@
  < / N a v W o r d R e p o r t X m l P a r t > 
 </file>
 
-<file path=customXml/item2.xml>��< ? x m l   v e r s i o n = " 1 . 0 "   e n c o d i n g = " u t f - 1 6 " ? > - 
- < N a v W o r d R e p o r t X m l P a r t   x m l n s = " u r n : m i c r o s o f t - d y n a m i c s - n a v / r e p o r t s / C u s t o m e r _ O r d e r _ S u m m a r y / 1 0 7 / " > +<file path=customXml/item2.xml>��< ? x m l   v e r s i o n = " 1 . 0 "   e n c o d i n g = " u t f - 1 6 " ? > < N a v W o r d R e p o r t X m l P a r t   x m l n s = " u r n : m i c r o s o f t - d y n a m i c s - n a v / r e p o r t s / C u s t o m e r _ O r d e r _ S u m m a r y / 1 0 7 / " >   
      < B C R e p o r t I n f o r m a t i o n >   

--- a/src/Layers/W1/BaseApp/Sales/Reports/CustomerOrderSummaryBody.docx
+++ b/src/Layers/W1/BaseApp/Sales/Reports/CustomerOrderSummaryBody.docx
@@ -16,7 +16,7 @@
       </w:tblGrid>
       <w:tr>
         <w:trPr>
-          <w:trHeight w:val="254"/>
+          <w:trHeight w:val="144" w:hRule="atLeast"/>
         </w:trPr>
         <w:sdt>
           <w:sdtPr>
@@ -37,11 +37,10 @@
                 <w:placeholder>
                   <w:docPart w:val="2C2C446DBB74459B9D05B1615185272A"/>
                 </w:placeholder>
-                <w:dataBinding w:prefixMappings="xmlns:ns0='urn:microsoft-dynamics-nav/reports/Customer_Order_Summary/107/'" w:xpath="/ns0:NavWordReportXmlPart[1]/ns0:Labels[1]/ns0:OutstandingOrdersLbl[1]" w:storeItemID="{935A1A8B-FBD8-496F-9CFA-0DAB10C40436}"/>
+                <w:dataBinding w:prefixMappings="xmlns:ns0='urn:microsoft-dynamics-nav/reports/Customer_Order_Summary/107/' " w:xpath="/ns0:NavWordReportXmlPart[1]/ns0:Labels[1]/ns0:OutstandingOrdersLbl[1]" w:storeItemID="{935A1A8B-FBD8-496F-9CFA-0DAB10C40436}"/>
                 <w15:color w:val="808080"/>
                 <w:text/>
               </w:sdtPr>
-              <w:sdtEndPr/>
               <w:sdtContent>
                 <w:tc>
                   <w:tcPr>
@@ -62,7 +61,7 @@
       </w:tr>
       <w:tr>
         <w:trPr>
-          <w:trHeight w:val="254"/>
+          <w:trHeight w:val="144" w:hRule="atLeast"/>
         </w:trPr>
         <w:sdt>
           <w:sdtPr>
@@ -83,11 +82,10 @@
                 <w:placeholder>
                   <w:docPart w:val="F16D4EC2535048E3BB7216EC8086B264"/>
                 </w:placeholder>
-                <w:dataBinding w:prefixMappings="xmlns:ns0='urn:microsoft-dynamics-nav/reports/Customer_Order_Summary/107/'" w:xpath="/ns0:NavWordReportXmlPart[1]/ns0:Customer[1]/ns0:AllAmountsAreInLCYTxt[1]" w:storeItemID="{935A1A8B-FBD8-496F-9CFA-0DAB10C40436}"/>
+                <w:dataBinding w:prefixMappings="xmlns:ns0='urn:microsoft-dynamics-nav/reports/Customer_Order_Summary/107/' " w:xpath="/ns0:NavWordReportXmlPart[1]/ns0:Customer[1]/ns0:AllAmountsAreInLCYTxt[1]" w:storeItemID="{935A1A8B-FBD8-496F-9CFA-0DAB10C40436}"/>
                 <w15:color w:val="808080"/>
                 <w:text/>
               </w:sdtPr>
-              <w:sdtEndPr/>
               <w:sdtContent>
                 <w:tc>
                   <w:tcPr>
@@ -108,7 +106,7 @@
       </w:tr>
       <w:tr>
         <w:trPr>
-          <w:trHeight w:val="254"/>
+          <w:trHeight w:val="144" w:hRule="atLeast"/>
         </w:trPr>
         <w:sdt>
           <w:sdtPr>
@@ -129,11 +127,10 @@
                 <w:placeholder>
                   <w:docPart w:val="F197F5B92AC64CF5B283ACB43D35B3B5"/>
                 </w:placeholder>
-                <w:dataBinding w:prefixMappings="xmlns:ns0='urn:microsoft-dynamics-nav/reports/Customer_Order_Summary/107/'" w:xpath="/ns0:NavWordReportXmlPart[1]/ns0:Customer[1]/ns0:CustFilter[1]" w:storeItemID="{935A1A8B-FBD8-496F-9CFA-0DAB10C40436}"/>
+                <w:dataBinding w:prefixMappings="xmlns:ns0='urn:microsoft-dynamics-nav/reports/Customer_Order_Summary/107/' " w:xpath="/ns0:NavWordReportXmlPart[1]/ns0:Customer[1]/ns0:CustFilter[1]" w:storeItemID="{935A1A8B-FBD8-496F-9CFA-0DAB10C40436}"/>
                 <w15:color w:val="808080"/>
                 <w:text/>
               </w:sdtPr>
-              <w:sdtEndPr/>
               <w:sdtContent>
                 <w:tc>
                   <w:tcPr>
@@ -155,7 +152,7 @@
     </w:tbl>
     <w:p>
       <w:pPr>
-        <w:spacing w:after="0"/>
+        <w:pStyle w:val="BCBlockGap"/>
       </w:pPr>
     </w:p>
     <w:tbl>
@@ -182,6 +179,7 @@
         <w:trPr>
           <w:cnfStyle w:val="100000000000" w:firstRow="1" w:lastRow="0" w:firstColumn="0" w:lastColumn="0" w:oddVBand="0" w:evenVBand="0" w:oddHBand="0" w:evenHBand="0" w:firstRowFirstColumn="0" w:firstRowLastColumn="0" w:lastRowFirstColumn="0" w:lastRowLastColumn="0"/>
           <w:trHeight w:val="490"/>
+          <w:tblHeader/>
         </w:trPr>
         <w:sdt>
           <w:sdtPr>
@@ -191,7 +189,7 @@
             <w:placeholder>
               <w:docPart w:val="DefaultPlaceholder_-1854013440"/>
             </w:placeholder>
-            <w:dataBinding w:prefixMappings="xmlns:ns0='urn:microsoft-dynamics-nav/reports/Customer_Order_Summary/107/'" w:xpath="/ns0:NavWordReportXmlPart[1]/ns0:Labels[1]/ns0:CustomerNoLbl[1]" w:storeItemID="{935A1A8B-FBD8-496F-9CFA-0DAB10C40436}"/>
+            <w:dataBinding w:prefixMappings="xmlns:ns0='urn:microsoft-dynamics-nav/reports/Customer_Order_Summary/107/' " w:xpath="/ns0:NavWordReportXmlPart[1]/ns0:Labels[1]/ns0:CustomerNoLbl[1]" w:storeItemID="{935A1A8B-FBD8-496F-9CFA-0DAB10C40436}"/>
             <w15:color w:val="808080"/>
             <w:text/>
           </w:sdtPr>
@@ -219,7 +217,7 @@
             <w:placeholder>
               <w:docPart w:val="DefaultPlaceholder_-1854013440"/>
             </w:placeholder>
-            <w:dataBinding w:prefixMappings="xmlns:ns0='urn:microsoft-dynamics-nav/reports/Customer_Order_Summary/107/'" w:xpath="/ns0:NavWordReportXmlPart[1]/ns0:Labels[1]/ns0:CustomerNameLbl[1]" w:storeItemID="{935A1A8B-FBD8-496F-9CFA-0DAB10C40436}"/>
+            <w:dataBinding w:prefixMappings="xmlns:ns0='urn:microsoft-dynamics-nav/reports/Customer_Order_Summary/107/' " w:xpath="/ns0:NavWordReportXmlPart[1]/ns0:Labels[1]/ns0:CustomerNameLbl[1]" w:storeItemID="{935A1A8B-FBD8-496F-9CFA-0DAB10C40436}"/>
             <w15:color w:val="808080"/>
             <w:text/>
           </w:sdtPr>
@@ -254,7 +252,7 @@
             <w:placeholder>
               <w:docPart w:val="DefaultPlaceholder_-1854013440"/>
             </w:placeholder>
-            <w:dataBinding w:prefixMappings="xmlns:ns0='urn:microsoft-dynamics-nav/reports/Customer_Order_Summary/107/'" w:xpath="/ns0:NavWordReportXmlPart[1]/ns0:Labels[1]/ns0:Before1Lbl[1]" w:storeItemID="{935A1A8B-FBD8-496F-9CFA-0DAB10C40436}"/>
+            <w:dataBinding w:prefixMappings="xmlns:ns0='urn:microsoft-dynamics-nav/reports/Customer_Order_Summary/107/' " w:xpath="/ns0:NavWordReportXmlPart[1]/ns0:Labels[1]/ns0:Before1Lbl[1]" w:storeItemID="{935A1A8B-FBD8-496F-9CFA-0DAB10C40436}"/>
             <w15:color w:val="808080"/>
             <w:text/>
           </w:sdtPr>
@@ -288,13 +286,14 @@
               <w:placeholder>
                 <w:docPart w:val="DefaultPlaceholder_-1854013440"/>
               </w:placeholder>
-              <w:dataBinding w:prefixMappings="xmlns:ns0='urn:microsoft-dynamics-nav/reports/Customer_Order_Summary/107/'" w:xpath="/ns0:NavWordReportXmlPart[1]/ns0:Customer[1]/ns0:PeriodStartDate1[1]" w:storeItemID="{935A1A8B-FBD8-496F-9CFA-0DAB10C40436}"/>
+              <w:dataBinding w:prefixMappings="xmlns:ns0='urn:microsoft-dynamics-nav/reports/Customer_Order_Summary/107/' " w:xpath="/ns0:NavWordReportXmlPart[1]/ns0:Customer[1]/ns0:PeriodStartDate1[1]" w:storeItemID="{935A1A8B-FBD8-496F-9CFA-0DAB10C40436}"/>
               <w15:color w:val="808080"/>
               <w:text/>
             </w:sdtPr>
             <w:sdtContent>
               <w:p>
                 <w:pPr>
+                  <w:spacing w:after="120"/>
                   <w:jc w:val="right"/>
                 </w:pPr>
                 <w:r>
@@ -305,6 +304,7 @@
           </w:sdt>
           <w:p>
             <w:pPr>
+              <w:spacing w:before="0"/>
               <w:jc w:val="right"/>
             </w:pPr>
             <w:sdt>
@@ -315,7 +315,7 @@
                 <w:placeholder>
                   <w:docPart w:val="5F2903C5364142F592C70983355C4059"/>
                 </w:placeholder>
-                <w:dataBinding w:prefixMappings="xmlns:ns0='urn:microsoft-dynamics-nav/reports/Customer_Order_Summary/107/'" w:xpath="/ns0:NavWordReportXmlPart[1]/ns0:Customer[1]/ns0:PeriodStartDate21[1]" w:storeItemID="{935A1A8B-FBD8-496F-9CFA-0DAB10C40436}"/>
+                <w:dataBinding w:prefixMappings="xmlns:ns0='urn:microsoft-dynamics-nav/reports/Customer_Order_Summary/107/' " w:xpath="/ns0:NavWordReportXmlPart[1]/ns0:Customer[1]/ns0:PeriodStartDate21[1]" w:storeItemID="{935A1A8B-FBD8-496F-9CFA-0DAB10C40436}"/>
                 <w:text/>
               </w:sdtPr>
               <w:sdtContent>
@@ -339,13 +339,14 @@
               <w:placeholder>
                 <w:docPart w:val="DefaultPlaceholder_-1854013440"/>
               </w:placeholder>
-              <w:dataBinding w:prefixMappings="xmlns:ns0='urn:microsoft-dynamics-nav/reports/Customer_Order_Summary/107/'" w:xpath="/ns0:NavWordReportXmlPart[1]/ns0:Customer[1]/ns0:PeriodStartDate2[1]" w:storeItemID="{935A1A8B-FBD8-496F-9CFA-0DAB10C40436}"/>
+              <w:dataBinding w:prefixMappings="xmlns:ns0='urn:microsoft-dynamics-nav/reports/Customer_Order_Summary/107/' " w:xpath="/ns0:NavWordReportXmlPart[1]/ns0:Customer[1]/ns0:PeriodStartDate2[1]" w:storeItemID="{935A1A8B-FBD8-496F-9CFA-0DAB10C40436}"/>
               <w15:color w:val="808080"/>
               <w:text/>
             </w:sdtPr>
             <w:sdtContent>
               <w:p>
                 <w:pPr>
+                  <w:spacing w:after="120"/>
                   <w:jc w:val="right"/>
                 </w:pPr>
                 <w:r>
@@ -356,6 +357,7 @@
           </w:sdt>
           <w:p>
             <w:pPr>
+              <w:spacing w:before="0"/>
               <w:jc w:val="right"/>
             </w:pPr>
             <w:sdt>
@@ -366,7 +368,7 @@
                 <w:placeholder>
                   <w:docPart w:val="5CF7C4BFCF934A4AA31A1EB8FF20C82F"/>
                 </w:placeholder>
-                <w:dataBinding w:prefixMappings="xmlns:ns0='urn:microsoft-dynamics-nav/reports/Customer_Order_Summary/107/'" w:xpath="/ns0:NavWordReportXmlPart[1]/ns0:Customer[1]/ns0:PeriodStartDate31[1]" w:storeItemID="{935A1A8B-FBD8-496F-9CFA-0DAB10C40436}"/>
+                <w:dataBinding w:prefixMappings="xmlns:ns0='urn:microsoft-dynamics-nav/reports/Customer_Order_Summary/107/' " w:xpath="/ns0:NavWordReportXmlPart[1]/ns0:Customer[1]/ns0:PeriodStartDate31[1]" w:storeItemID="{935A1A8B-FBD8-496F-9CFA-0DAB10C40436}"/>
                 <w:text/>
               </w:sdtPr>
               <w:sdtContent>
@@ -390,13 +392,14 @@
               <w:placeholder>
                 <w:docPart w:val="DefaultPlaceholder_-1854013440"/>
               </w:placeholder>
-              <w:dataBinding w:prefixMappings="xmlns:ns0='urn:microsoft-dynamics-nav/reports/Customer_Order_Summary/107/'" w:xpath="/ns0:NavWordReportXmlPart[1]/ns0:Customer[1]/ns0:PeriodStartDate3[1]" w:storeItemID="{935A1A8B-FBD8-496F-9CFA-0DAB10C40436}"/>
+              <w:dataBinding w:prefixMappings="xmlns:ns0='urn:microsoft-dynamics-nav/reports/Customer_Order_Summary/107/' " w:xpath="/ns0:NavWordReportXmlPart[1]/ns0:Customer[1]/ns0:PeriodStartDate3[1]" w:storeItemID="{935A1A8B-FBD8-496F-9CFA-0DAB10C40436}"/>
               <w15:color w:val="808080"/>
               <w:text/>
             </w:sdtPr>
             <w:sdtContent>
               <w:p>
                 <w:pPr>
+                  <w:spacing w:after="120"/>
                   <w:jc w:val="right"/>
                 </w:pPr>
                 <w:r>
@@ -407,6 +410,7 @@
           </w:sdt>
           <w:p>
             <w:pPr>
+              <w:spacing w:before="0"/>
               <w:jc w:val="right"/>
             </w:pPr>
             <w:sdt>
@@ -417,7 +421,7 @@
                 <w:placeholder>
                   <w:docPart w:val="3C8D664EF9864DDCAD46BF7DABA46242"/>
                 </w:placeholder>
-                <w:dataBinding w:prefixMappings="xmlns:ns0='urn:microsoft-dynamics-nav/reports/Customer_Order_Summary/107/'" w:xpath="/ns0:NavWordReportXmlPart[1]/ns0:Customer[1]/ns0:PeriodStartDate41[1]" w:storeItemID="{935A1A8B-FBD8-496F-9CFA-0DAB10C40436}"/>
+                <w:dataBinding w:prefixMappings="xmlns:ns0='urn:microsoft-dynamics-nav/reports/Customer_Order_Summary/107/' " w:xpath="/ns0:NavWordReportXmlPart[1]/ns0:Customer[1]/ns0:PeriodStartDate41[1]" w:storeItemID="{935A1A8B-FBD8-496F-9CFA-0DAB10C40436}"/>
                 <w:text/>
               </w:sdtPr>
               <w:sdtContent>
@@ -441,7 +445,7 @@
               <w:placeholder>
                 <w:docPart w:val="DefaultPlaceholder_-1854013440"/>
               </w:placeholder>
-              <w:dataBinding w:prefixMappings="xmlns:ns0='urn:microsoft-dynamics-nav/reports/Customer_Order_Summary/107/'" w:xpath="/ns0:NavWordReportXmlPart[1]/ns0:Labels[1]/ns0:After1Lbl[1]" w:storeItemID="{935A1A8B-FBD8-496F-9CFA-0DAB10C40436}"/>
+              <w:dataBinding w:prefixMappings="xmlns:ns0='urn:microsoft-dynamics-nav/reports/Customer_Order_Summary/107/' " w:xpath="/ns0:NavWordReportXmlPart[1]/ns0:Labels[1]/ns0:After1Lbl[1]" w:storeItemID="{935A1A8B-FBD8-496F-9CFA-0DAB10C40436}"/>
               <w15:color w:val="808080"/>
               <w:text/>
             </w:sdtPr>
@@ -470,7 +474,7 @@
               <w:placeholder>
                 <w:docPart w:val="DefaultPlaceholder_-1854013440"/>
               </w:placeholder>
-              <w:dataBinding w:prefixMappings="xmlns:ns0='urn:microsoft-dynamics-nav/reports/Customer_Order_Summary/107/'" w:xpath="/ns0:NavWordReportXmlPart[1]/ns0:Labels[1]/ns0:TotalCaptionLbl[1]" w:storeItemID="{935A1A8B-FBD8-496F-9CFA-0DAB10C40436}"/>
+              <w:dataBinding w:prefixMappings="xmlns:ns0='urn:microsoft-dynamics-nav/reports/Customer_Order_Summary/107/' " w:xpath="/ns0:NavWordReportXmlPart[1]/ns0:Labels[1]/ns0:TotalCaptionLbl[1]" w:storeItemID="{935A1A8B-FBD8-496F-9CFA-0DAB10C40436}"/>
               <w15:color w:val="808080"/>
               <w:text/>
             </w:sdtPr>
@@ -511,7 +515,7 @@
             <w:sdtContent>
               <w:tr>
                 <w:trPr>
-                  <w:cnfStyle w:val="000000100000" w:firstRow="0" w:lastRow="0" w:firstColumn="0" w:lastColumn="0" w:oddVBand="0" w:evenVBand="0" w:oddHBand="1" w:evenHBand="0" w:firstRowFirstColumn="0" w:firstRowLastColumn="0" w:lastRowFirstColumn="0" w:lastRowLastColumn="0"/>
+                  <w:cnfStyle w:val="000000010000" w:firstRow="0" w:lastRow="0" w:firstColumn="0" w:lastColumn="0" w:oddVBand="0" w:evenVBand="0" w:oddHBand="0" w:evenHBand="1" w:firstRowFirstColumn="0" w:firstRowLastColumn="0" w:lastRowFirstColumn="0" w:lastRowLastColumn="0"/>
                   <w:trHeight w:val="230"/>
                 </w:trPr>
                 <w:sdt>
@@ -522,7 +526,7 @@
                     <w:placeholder>
                       <w:docPart w:val="DefaultPlaceholder_-1854013440"/>
                     </w:placeholder>
-                    <w:dataBinding w:prefixMappings="xmlns:ns0='urn:microsoft-dynamics-nav/reports/Customer_Order_Summary/107/'" w:xpath="/ns0:NavWordReportXmlPart[1]/ns0:SalesLineBuffer_Integer[1]/ns0:SalesLineBuffer_BilltoCustomerNo[1]" w:storeItemID="{935A1A8B-FBD8-496F-9CFA-0DAB10C40436}"/>
+                    <w:dataBinding w:prefixMappings="xmlns:ns0='urn:microsoft-dynamics-nav/reports/Customer_Order_Summary/107/' " w:xpath="/ns0:NavWordReportXmlPart[1]/ns0:SalesLineBuffer_Integer[1]/ns0:SalesLineBuffer_BilltoCustomerNo[1]" w:storeItemID="{935A1A8B-FBD8-496F-9CFA-0DAB10C40436}"/>
                     <w15:color w:val="808080"/>
                     <w:text/>
                   </w:sdtPr>
@@ -549,7 +553,7 @@
                     <w:placeholder>
                       <w:docPart w:val="DefaultPlaceholder_-1854013440"/>
                     </w:placeholder>
-                    <w:dataBinding w:prefixMappings="xmlns:ns0='urn:microsoft-dynamics-nav/reports/Customer_Order_Summary/107/'" w:xpath="/ns0:NavWordReportXmlPart[1]/ns0:SalesLineBuffer_Integer[1]/ns0:SalesLineBuffer_CustomerName[1]" w:storeItemID="{935A1A8B-FBD8-496F-9CFA-0DAB10C40436}"/>
+                    <w:dataBinding w:prefixMappings="xmlns:ns0='urn:microsoft-dynamics-nav/reports/Customer_Order_Summary/107/' " w:xpath="/ns0:NavWordReportXmlPart[1]/ns0:SalesLineBuffer_Integer[1]/ns0:SalesLineBuffer_CustomerName[1]" w:storeItemID="{935A1A8B-FBD8-496F-9CFA-0DAB10C40436}"/>
                     <w15:color w:val="808080"/>
                     <w:text/>
                   </w:sdtPr>
@@ -576,7 +580,7 @@
                     <w:placeholder>
                       <w:docPart w:val="DefaultPlaceholder_-1854013440"/>
                     </w:placeholder>
-                    <w:dataBinding w:prefixMappings="xmlns:ns0='urn:microsoft-dynamics-nav/reports/Customer_Order_Summary/107/'" w:xpath="/ns0:NavWordReportXmlPart[1]/ns0:SalesLineBuffer_Integer[1]/ns0:SalesLineBuffer_CurrencyCode[1]" w:storeItemID="{935A1A8B-FBD8-496F-9CFA-0DAB10C40436}"/>
+                    <w:dataBinding w:prefixMappings="xmlns:ns0='urn:microsoft-dynamics-nav/reports/Customer_Order_Summary/107/' " w:xpath="/ns0:NavWordReportXmlPart[1]/ns0:SalesLineBuffer_Integer[1]/ns0:SalesLineBuffer_CurrencyCode[1]" w:storeItemID="{935A1A8B-FBD8-496F-9CFA-0DAB10C40436}"/>
                     <w15:color w:val="808080"/>
                     <w:text/>
                   </w:sdtPr>
@@ -603,7 +607,7 @@
                     <w:placeholder>
                       <w:docPart w:val="DefaultPlaceholder_-1854013440"/>
                     </w:placeholder>
-                    <w:dataBinding w:prefixMappings="xmlns:ns0='urn:microsoft-dynamics-nav/reports/Customer_Order_Summary/107/'" w:xpath="/ns0:NavWordReportXmlPart[1]/ns0:SalesLineBuffer_Integer[1]/ns0:SalesLineBuffer_SalesAmtOnOrder1[1]" w:storeItemID="{935A1A8B-FBD8-496F-9CFA-0DAB10C40436}"/>
+                    <w:dataBinding w:prefixMappings="xmlns:ns0='urn:microsoft-dynamics-nav/reports/Customer_Order_Summary/107/' " w:xpath="/ns0:NavWordReportXmlPart[1]/ns0:SalesLineBuffer_Integer[1]/ns0:SalesLineBuffer_SalesAmtOnOrder1[1]" w:storeItemID="{935A1A8B-FBD8-496F-9CFA-0DAB10C40436}"/>
                     <w15:color w:val="808080"/>
                     <w:text/>
                   </w:sdtPr>
@@ -631,7 +635,7 @@
                     <w:placeholder>
                       <w:docPart w:val="DefaultPlaceholder_-1854013440"/>
                     </w:placeholder>
-                    <w:dataBinding w:prefixMappings="xmlns:ns0='urn:microsoft-dynamics-nav/reports/Customer_Order_Summary/107/'" w:xpath="/ns0:NavWordReportXmlPart[1]/ns0:SalesLineBuffer_Integer[1]/ns0:SalesLineBuffer_SalesAmtOnOrder2[1]" w:storeItemID="{935A1A8B-FBD8-496F-9CFA-0DAB10C40436}"/>
+                    <w:dataBinding w:prefixMappings="xmlns:ns0='urn:microsoft-dynamics-nav/reports/Customer_Order_Summary/107/' " w:xpath="/ns0:NavWordReportXmlPart[1]/ns0:SalesLineBuffer_Integer[1]/ns0:SalesLineBuffer_SalesAmtOnOrder2[1]" w:storeItemID="{935A1A8B-FBD8-496F-9CFA-0DAB10C40436}"/>
                     <w15:color w:val="808080"/>
                     <w:text/>
                   </w:sdtPr>
@@ -659,7 +663,7 @@
                     <w:placeholder>
                       <w:docPart w:val="DefaultPlaceholder_-1854013440"/>
                     </w:placeholder>
-                    <w:dataBinding w:prefixMappings="xmlns:ns0='urn:microsoft-dynamics-nav/reports/Customer_Order_Summary/107/'" w:xpath="/ns0:NavWordReportXmlPart[1]/ns0:SalesLineBuffer_Integer[1]/ns0:SalesLineBuffer_SalesAmtOnOrder3[1]" w:storeItemID="{935A1A8B-FBD8-496F-9CFA-0DAB10C40436}"/>
+                    <w:dataBinding w:prefixMappings="xmlns:ns0='urn:microsoft-dynamics-nav/reports/Customer_Order_Summary/107/' " w:xpath="/ns0:NavWordReportXmlPart[1]/ns0:SalesLineBuffer_Integer[1]/ns0:SalesLineBuffer_SalesAmtOnOrder3[1]" w:storeItemID="{935A1A8B-FBD8-496F-9CFA-0DAB10C40436}"/>
                     <w15:color w:val="808080"/>
                     <w:text/>
                   </w:sdtPr>
@@ -687,7 +691,7 @@
                     <w:placeholder>
                       <w:docPart w:val="DefaultPlaceholder_-1854013440"/>
                     </w:placeholder>
-                    <w:dataBinding w:prefixMappings="xmlns:ns0='urn:microsoft-dynamics-nav/reports/Customer_Order_Summary/107/'" w:xpath="/ns0:NavWordReportXmlPart[1]/ns0:SalesLineBuffer_Integer[1]/ns0:SalesLineBuffer_SalesAmtOnOrder4[1]" w:storeItemID="{935A1A8B-FBD8-496F-9CFA-0DAB10C40436}"/>
+                    <w:dataBinding w:prefixMappings="xmlns:ns0='urn:microsoft-dynamics-nav/reports/Customer_Order_Summary/107/' " w:xpath="/ns0:NavWordReportXmlPart[1]/ns0:SalesLineBuffer_Integer[1]/ns0:SalesLineBuffer_SalesAmtOnOrder4[1]" w:storeItemID="{935A1A8B-FBD8-496F-9CFA-0DAB10C40436}"/>
                     <w15:color w:val="808080"/>
                     <w:text/>
                   </w:sdtPr>
@@ -715,7 +719,7 @@
                     <w:placeholder>
                       <w:docPart w:val="DefaultPlaceholder_-1854013440"/>
                     </w:placeholder>
-                    <w:dataBinding w:prefixMappings="xmlns:ns0='urn:microsoft-dynamics-nav/reports/Customer_Order_Summary/107/'" w:xpath="/ns0:NavWordReportXmlPart[1]/ns0:SalesLineBuffer_Integer[1]/ns0:SalesLineBuffer_SalesAmtOnOrder5[1]" w:storeItemID="{935A1A8B-FBD8-496F-9CFA-0DAB10C40436}"/>
+                    <w:dataBinding w:prefixMappings="xmlns:ns0='urn:microsoft-dynamics-nav/reports/Customer_Order_Summary/107/' " w:xpath="/ns0:NavWordReportXmlPart[1]/ns0:SalesLineBuffer_Integer[1]/ns0:SalesLineBuffer_SalesAmtOnOrder5[1]" w:storeItemID="{935A1A8B-FBD8-496F-9CFA-0DAB10C40436}"/>
                     <w15:color w:val="808080"/>
                     <w:text/>
                   </w:sdtPr>
@@ -743,7 +747,7 @@
                     <w:placeholder>
                       <w:docPart w:val="DefaultPlaceholder_-1854013440"/>
                     </w:placeholder>
-                    <w:dataBinding w:prefixMappings="xmlns:ns0='urn:microsoft-dynamics-nav/reports/Customer_Order_Summary/107/'" w:xpath="/ns0:NavWordReportXmlPart[1]/ns0:SalesLineBuffer_Integer[1]/ns0:SalesLineBuffer_SalesOrderAmount[1]" w:storeItemID="{935A1A8B-FBD8-496F-9CFA-0DAB10C40436}"/>
+                    <w:dataBinding w:prefixMappings="xmlns:ns0='urn:microsoft-dynamics-nav/reports/Customer_Order_Summary/107/' " w:xpath="/ns0:NavWordReportXmlPart[1]/ns0:SalesLineBuffer_Integer[1]/ns0:SalesLineBuffer_SalesOrderAmount[1]" w:storeItemID="{935A1A8B-FBD8-496F-9CFA-0DAB10C40436}"/>
                     <w15:color w:val="808080"/>
                     <w:text/>
                   </w:sdtPr>
@@ -773,7 +777,7 @@
     </w:tbl>
     <w:p>
       <w:pPr>
-        <w:spacing w:after="0" w:line="240" w:lineRule="auto"/>
+        <w:pStyle w:val="BCBlockGap"/>
       </w:pPr>
     </w:p>
     <w:tbl>
@@ -809,7 +813,7 @@
             <w:placeholder>
               <w:docPart w:val="DefaultPlaceholder_-1854013440"/>
             </w:placeholder>
-            <w:dataBinding w:prefixMappings="xmlns:ns0='urn:microsoft-dynamics-nav/reports/Customer_Order_Summary/107/'" w:xpath="/ns0:NavWordReportXmlPart[1]/ns0:Totals[1]/ns0:Totals_TotalText[1]" w:storeItemID="{935A1A8B-FBD8-496F-9CFA-0DAB10C40436}"/>
+            <w:dataBinding w:prefixMappings="xmlns:ns0='urn:microsoft-dynamics-nav/reports/Customer_Order_Summary/107/' " w:xpath="/ns0:NavWordReportXmlPart[1]/ns0:Totals[1]/ns0:Totals_TotalText[1]" w:storeItemID="{935A1A8B-FBD8-496F-9CFA-0DAB10C40436}"/>
             <w15:color w:val="808080"/>
             <w:text/>
           </w:sdtPr>
@@ -848,7 +852,7 @@
             <w:placeholder>
               <w:docPart w:val="DefaultPlaceholder_-1854013440"/>
             </w:placeholder>
-            <w:dataBinding w:prefixMappings="xmlns:ns0='urn:microsoft-dynamics-nav/reports/Customer_Order_Summary/107/'" w:xpath="/ns0:NavWordReportXmlPart[1]/ns0:Totals[1]/ns0:Totals_Sales_Amt_On_Order1[1]" w:storeItemID="{935A1A8B-FBD8-496F-9CFA-0DAB10C40436}"/>
+            <w:dataBinding w:prefixMappings="xmlns:ns0='urn:microsoft-dynamics-nav/reports/Customer_Order_Summary/107/' " w:xpath="/ns0:NavWordReportXmlPart[1]/ns0:Totals[1]/ns0:Totals_Sales_Amt_On_Order1[1]" w:storeItemID="{935A1A8B-FBD8-496F-9CFA-0DAB10C40436}"/>
             <w15:color w:val="808080"/>
             <w:text/>
           </w:sdtPr>
@@ -876,7 +880,7 @@
             <w:placeholder>
               <w:docPart w:val="DefaultPlaceholder_-1854013440"/>
             </w:placeholder>
-            <w:dataBinding w:prefixMappings="xmlns:ns0='urn:microsoft-dynamics-nav/reports/Customer_Order_Summary/107/'" w:xpath="/ns0:NavWordReportXmlPart[1]/ns0:Totals[1]/ns0:Totals_Sales_Amt_On_Order2[1]" w:storeItemID="{935A1A8B-FBD8-496F-9CFA-0DAB10C40436}"/>
+            <w:dataBinding w:prefixMappings="xmlns:ns0='urn:microsoft-dynamics-nav/reports/Customer_Order_Summary/107/' " w:xpath="/ns0:NavWordReportXmlPart[1]/ns0:Totals[1]/ns0:Totals_Sales_Amt_On_Order2[1]" w:storeItemID="{935A1A8B-FBD8-496F-9CFA-0DAB10C40436}"/>
             <w15:color w:val="808080"/>
             <w:text/>
           </w:sdtPr>
@@ -904,7 +908,7 @@
             <w:placeholder>
               <w:docPart w:val="DefaultPlaceholder_-1854013440"/>
             </w:placeholder>
-            <w:dataBinding w:prefixMappings="xmlns:ns0='urn:microsoft-dynamics-nav/reports/Customer_Order_Summary/107/'" w:xpath="/ns0:NavWordReportXmlPart[1]/ns0:Totals[1]/ns0:Totals_Sales_Amt_On_Order3[1]" w:storeItemID="{935A1A8B-FBD8-496F-9CFA-0DAB10C40436}"/>
+            <w:dataBinding w:prefixMappings="xmlns:ns0='urn:microsoft-dynamics-nav/reports/Customer_Order_Summary/107/' " w:xpath="/ns0:NavWordReportXmlPart[1]/ns0:Totals[1]/ns0:Totals_Sales_Amt_On_Order3[1]" w:storeItemID="{935A1A8B-FBD8-496F-9CFA-0DAB10C40436}"/>
             <w15:color w:val="808080"/>
             <w:text/>
           </w:sdtPr>
@@ -932,7 +936,7 @@
             <w:placeholder>
               <w:docPart w:val="DefaultPlaceholder_-1854013440"/>
             </w:placeholder>
-            <w:dataBinding w:prefixMappings="xmlns:ns0='urn:microsoft-dynamics-nav/reports/Customer_Order_Summary/107/'" w:xpath="/ns0:NavWordReportXmlPart[1]/ns0:Totals[1]/ns0:Totals_Sales_Amt_On_Order4[1]" w:storeItemID="{935A1A8B-FBD8-496F-9CFA-0DAB10C40436}"/>
+            <w:dataBinding w:prefixMappings="xmlns:ns0='urn:microsoft-dynamics-nav/reports/Customer_Order_Summary/107/' " w:xpath="/ns0:NavWordReportXmlPart[1]/ns0:Totals[1]/ns0:Totals_Sales_Amt_On_Order4[1]" w:storeItemID="{935A1A8B-FBD8-496F-9CFA-0DAB10C40436}"/>
             <w15:color w:val="808080"/>
             <w:text/>
           </w:sdtPr>
@@ -960,7 +964,7 @@
             <w:placeholder>
               <w:docPart w:val="DefaultPlaceholder_-1854013440"/>
             </w:placeholder>
-            <w:dataBinding w:prefixMappings="xmlns:ns0='urn:microsoft-dynamics-nav/reports/Customer_Order_Summary/107/'" w:xpath="/ns0:NavWordReportXmlPart[1]/ns0:Totals[1]/ns0:Totals_Sales_Amt_On_Order5[1]" w:storeItemID="{935A1A8B-FBD8-496F-9CFA-0DAB10C40436}"/>
+            <w:dataBinding w:prefixMappings="xmlns:ns0='urn:microsoft-dynamics-nav/reports/Customer_Order_Summary/107/' " w:xpath="/ns0:NavWordReportXmlPart[1]/ns0:Totals[1]/ns0:Totals_Sales_Amt_On_Order5[1]" w:storeItemID="{935A1A8B-FBD8-496F-9CFA-0DAB10C40436}"/>
             <w15:color w:val="808080"/>
             <w:text/>
           </w:sdtPr>
@@ -988,7 +992,7 @@
             <w:placeholder>
               <w:docPart w:val="DefaultPlaceholder_-1854013440"/>
             </w:placeholder>
-            <w:dataBinding w:prefixMappings="xmlns:ns0='urn:microsoft-dynamics-nav/reports/Customer_Order_Summary/107/'" w:xpath="/ns0:NavWordReportXmlPart[1]/ns0:Totals[1]/ns0:Totals_Sales_Order_Amount[1]" w:storeItemID="{935A1A8B-FBD8-496F-9CFA-0DAB10C40436}"/>
+            <w:dataBinding w:prefixMappings="xmlns:ns0='urn:microsoft-dynamics-nav/reports/Customer_Order_Summary/107/' " w:xpath="/ns0:NavWordReportXmlPart[1]/ns0:Totals[1]/ns0:Totals_Sales_Order_Amount[1]" w:storeItemID="{935A1A8B-FBD8-496F-9CFA-0DAB10C40436}"/>
             <w15:color w:val="808080"/>
             <w:text/>
           </w:sdtPr>
@@ -1014,13 +1018,63 @@
     </w:tbl>
     <w:p/>
     <w:sectPr>
-      <w:pgSz w:w="16838" w:h="11906" w:orient="landscape"/>
-      <w:pgMar w:top="706" w:right="576" w:bottom="706" w:left="576" w:header="708" w:footer="708" w:gutter="0"/>
+      <w:pgSz w:w="16838" w:h="11906" w:orient="landscape" w:code="9"/>
+      <w:pgMar w:top="706" w:right="576" w:bottom="706" w:left="576" w:header="288" w:footer="288" w:gutter="0"/>
       <w:cols w:space="708"/>
       <w:docGrid w:linePitch="360"/>
     </w:sectPr>
   </w:body>
 </w:document>
+</file>
+
+<file path=word/endnotes.xml><?xml version="1.0" encoding="utf-8"?>
+<w:endnotes xmlns:wpc="http://schemas.microsoft.com/office/word/2010/wordprocessingCanvas" xmlns:cx="http://schemas.microsoft.com/office/drawing/2014/chartex" xmlns:cx1="http://schemas.microsoft.com/office/drawing/2015/9/8/chartex" xmlns:cx2="http://schemas.microsoft.com/office/drawing/2015/10/21/chartex" xmlns:cx3="http://schemas.microsoft.com/office/drawing/2016/5/9/chartex" xmlns:cx4="http://schemas.microsoft.com/office/drawing/2016/5/10/chartex" xmlns:cx5="http://schemas.microsoft.com/office/drawing/2016/5/11/chartex" xmlns:cx6="http://schemas.microsoft.com/office/drawing/2016/5/12/chartex" xmlns:cx7="http://schemas.microsoft.com/office/drawing/2016/5/13/chartex" xmlns:cx8="http://schemas.microsoft.com/office/drawing/2016/5/14/chartex" xmlns:mc="http://schemas.openxmlformats.org/markup-compatibility/2006" xmlns:aink="http://schemas.microsoft.com/office/drawing/2016/ink" xmlns:am3d="http://schemas.microsoft.com/office/drawing/2017/model3d" xmlns:o="urn:schemas-microsoft-com:office:office" xmlns:oel="http://schemas.microsoft.com/office/2019/extlst" xmlns:r="http://schemas.openxmlformats.org/officeDocument/2006/relationships" xmlns:m="http://schemas.openxmlformats.org/officeDocument/2006/math" xmlns:v="urn:schemas-microsoft-com:vml" xmlns:wp14="http://schemas.microsoft.com/office/word/2010/wordprocessingDrawing" xmlns:wp="http://schemas.openxmlformats.org/drawingml/2006/wordprocessingDrawing" xmlns:w10="urn:schemas-microsoft-com:office:word" xmlns:w="http://schemas.openxmlformats.org/wordprocessingml/2006/main" xmlns:w14="http://schemas.microsoft.com/office/word/2010/wordml" xmlns:w15="http://schemas.microsoft.com/office/word/2012/wordml" xmlns:w16cex="http://schemas.microsoft.com/office/word/2018/wordml/cex" xmlns:w16cid="http://schemas.microsoft.com/office/word/2016/wordml/cid" xmlns:w16="http://schemas.microsoft.com/office/word/2018/wordml" xmlns:w16du="http://schemas.microsoft.com/office/word/2023/wordml/word16du" xmlns:w16sdtdh="http://schemas.microsoft.com/office/word/2020/wordml/sdtdatahash" xmlns:w16sdtfl="http://schemas.microsoft.com/office/word/2024/wordml/sdtformatlock" xmlns:w16se="http://schemas.microsoft.com/office/word/2015/wordml/symex" xmlns:wpg="http://schemas.microsoft.com/office/word/2010/wordprocessingGroup" xmlns:wpi="http://schemas.microsoft.com/office/word/2010/wordprocessingInk" xmlns:wne="http://schemas.microsoft.com/office/word/2006/wordml" xmlns:wps="http://schemas.microsoft.com/office/word/2010/wordprocessingShape" mc:Ignorable="w14 w15 w16se w16cid w16 w16cex w16sdtdh w16sdtfl w16du wp14">
+  <w:endnote w:type="separator" w:id="-1">
+    <w:p>
+      <w:pPr>
+        <w:spacing w:after="0" w:line="240" w:lineRule="auto"/>
+      </w:pPr>
+      <w:r>
+        <w:separator/>
+      </w:r>
+    </w:p>
+  </w:endnote>
+  <w:endnote w:type="continuationSeparator" w:id="0">
+    <w:p>
+      <w:pPr>
+        <w:spacing w:after="0" w:line="240" w:lineRule="auto"/>
+      </w:pPr>
+      <w:r>
+        <w:continuationSeparator/>
+      </w:r>
+    </w:p>
+  </w:endnote>
+</w:endnotes>
+</file>
+
+<file path=word/footnotes.xml><?xml version="1.0" encoding="utf-8"?>
+<w:footnotes xmlns:wpc="http://schemas.microsoft.com/office/word/2010/wordprocessingCanvas" xmlns:cx="http://schemas.microsoft.com/office/drawing/2014/chartex" xmlns:cx1="http://schemas.microsoft.com/office/drawing/2015/9/8/chartex" xmlns:cx2="http://schemas.microsoft.com/office/drawing/2015/10/21/chartex" xmlns:cx3="http://schemas.microsoft.com/office/drawing/2016/5/9/chartex" xmlns:cx4="http://schemas.microsoft.com/office/drawing/2016/5/10/chartex" xmlns:cx5="http://schemas.microsoft.com/office/drawing/2016/5/11/chartex" xmlns:cx6="http://schemas.microsoft.com/office/drawing/2016/5/12/chartex" xmlns:cx7="http://schemas.microsoft.com/office/drawing/2016/5/13/chartex" xmlns:cx8="http://schemas.microsoft.com/office/drawing/2016/5/14/chartex" xmlns:mc="http://schemas.openxmlformats.org/markup-compatibility/2006" xmlns:aink="http://schemas.microsoft.com/office/drawing/2016/ink" xmlns:am3d="http://schemas.microsoft.com/office/drawing/2017/model3d" xmlns:o="urn:schemas-microsoft-com:office:office" xmlns:oel="http://schemas.microsoft.com/office/2019/extlst" xmlns:r="http://schemas.openxmlformats.org/officeDocument/2006/relationships" xmlns:m="http://schemas.openxmlformats.org/officeDocument/2006/math" xmlns:v="urn:schemas-microsoft-com:vml" xmlns:wp14="http://schemas.microsoft.com/office/word/2010/wordprocessingDrawing" xmlns:wp="http://schemas.openxmlformats.org/drawingml/2006/wordprocessingDrawing" xmlns:w10="urn:schemas-microsoft-com:office:word" xmlns:w="http://schemas.openxmlformats.org/wordprocessingml/2006/main" xmlns:w14="http://schemas.microsoft.com/office/word/2010/wordml" xmlns:w15="http://schemas.microsoft.com/office/word/2012/wordml" xmlns:w16cex="http://schemas.microsoft.com/office/word/2018/wordml/cex" xmlns:w16cid="http://schemas.microsoft.com/office/word/2016/wordml/cid" xmlns:w16="http://schemas.microsoft.com/office/word/2018/wordml" xmlns:w16du="http://schemas.microsoft.com/office/word/2023/wordml/word16du" xmlns:w16sdtdh="http://schemas.microsoft.com/office/word/2020/wordml/sdtdatahash" xmlns:w16sdtfl="http://schemas.microsoft.com/office/word/2024/wordml/sdtformatlock" xmlns:w16se="http://schemas.microsoft.com/office/word/2015/wordml/symex" xmlns:wpg="http://schemas.microsoft.com/office/word/2010/wordprocessingGroup" xmlns:wpi="http://schemas.microsoft.com/office/word/2010/wordprocessingInk" xmlns:wne="http://schemas.microsoft.com/office/word/2006/wordml" xmlns:wps="http://schemas.microsoft.com/office/word/2010/wordprocessingShape" mc:Ignorable="w14 w15 w16se w16cid w16 w16cex w16sdtdh w16sdtfl w16du wp14">
+  <w:footnote w:type="separator" w:id="-1">
+    <w:p>
+      <w:pPr>
+        <w:spacing w:after="0" w:line="240" w:lineRule="auto"/>
+      </w:pPr>
+      <w:r>
+        <w:separator/>
+      </w:r>
+    </w:p>
+  </w:footnote>
+  <w:footnote w:type="continuationSeparator" w:id="0">
+    <w:p>
+      <w:pPr>
+        <w:spacing w:after="0" w:line="240" w:lineRule="auto"/>
+      </w:pPr>
+      <w:r>
+        <w:continuationSeparator/>
+      </w:r>
+    </w:p>
+  </w:footnote>
+</w:footnotes>
 </file>
 
 <file path=word/numbering.xml><?xml version="1.0" encoding="utf-8"?>
@@ -2532,6 +2586,7 @@
       <w:kern w:val="0"/>
       <w:sz w:val="20"/>
       <w:szCs w:val="20"/>
+      <w:lang w:val="en-DK" w:eastAsia="en-DK"/>
       <w14:ligatures w14:val="none"/>
     </w:rPr>
     <w:tblPr/>
@@ -28372,6 +28427,14 @@
         <w:shd w:val="clear" w:color="auto" w:fill="FAE2D5" w:themeFill="accent2" w:themeFillTint="33"/>
       </w:tcPr>
     </w:tblStylePr>
+  </w:style>
+  <w:style w:type="paragraph" w:customStyle="1" w:styleId="BCBlockGap">
+    <w:name w:val="BC Block Gap"/>
+    <w:basedOn w:val="Normal"/>
+    <w:qFormat/>
+    <w:pPr>
+      <w:spacing w:before="0" w:after="0" w:line="240" w:lineRule="exact"/>
+    </w:pPr>
   </w:style>
 </w:styles>
 </file>
@@ -28704,12 +28767,14 @@
     <w:sig w:usb0="E0002EFF" w:usb1="C000785B" w:usb2="00000009" w:usb3="00000000" w:csb0="000001FF" w:csb1="00000000"/>
   </w:font>
   <w:font w:name="Aptos">
+    <w:panose1 w:val="020B0004020202020204"/>
     <w:charset w:val="00"/>
     <w:family w:val="swiss"/>
     <w:pitch w:val="variable"/>
     <w:sig w:usb0="20000287" w:usb1="00000003" w:usb2="00000000" w:usb3="00000000" w:csb0="0000019F" w:csb1="00000000"/>
   </w:font>
   <w:font w:name="Aptos Display">
+    <w:panose1 w:val="020B0004020202020204"/>
     <w:charset w:val="00"/>
     <w:family w:val="swiss"/>
     <w:pitch w:val="variable"/>
@@ -28759,6 +28824,7 @@
     <w:rsid w:val="00041651"/>
     <w:rsid w:val="000B0067"/>
     <w:rsid w:val="0010081F"/>
+    <w:rsid w:val="00142AD6"/>
     <w:rsid w:val="00150D08"/>
     <w:rsid w:val="0023545D"/>
     <w:rsid w:val="00251397"/>
@@ -28766,9 +28832,11 @@
     <w:rsid w:val="002A7083"/>
     <w:rsid w:val="00327FD4"/>
     <w:rsid w:val="003461F6"/>
+    <w:rsid w:val="003C62E5"/>
     <w:rsid w:val="00565ECE"/>
     <w:rsid w:val="0061004A"/>
     <w:rsid w:val="006203BB"/>
+    <w:rsid w:val="00636EC5"/>
     <w:rsid w:val="00710646"/>
     <w:rsid w:val="007D00DC"/>
     <w:rsid w:val="00802900"/>
@@ -28779,12 +28847,14 @@
     <w:rsid w:val="0089231B"/>
     <w:rsid w:val="008C1A87"/>
     <w:rsid w:val="008C3096"/>
+    <w:rsid w:val="00937C42"/>
     <w:rsid w:val="009861F1"/>
     <w:rsid w:val="00AA0C52"/>
     <w:rsid w:val="00BB2BAC"/>
     <w:rsid w:val="00C4474E"/>
     <w:rsid w:val="00C63E14"/>
     <w:rsid w:val="00CC3CD8"/>
+    <w:rsid w:val="00CD7D9C"/>
     <w:rsid w:val="00D9337D"/>
     <w:rsid w:val="00E06091"/>
     <w:rsid w:val="00E5711F"/>
@@ -29617,6 +29687,9 @@
   <wetp:taskpane dockstate="right" visibility="0" width="438" row="1">
     <wetp:webextensionref xmlns:r="http://schemas.openxmlformats.org/officeDocument/2006/relationships" r:id="rId1"/>
   </wetp:taskpane>
+  <wetp:taskpane dockstate="right" visibility="0" width="700" row="8">
+    <wetp:webextensionref xmlns:r="http://schemas.openxmlformats.org/officeDocument/2006/relationships" r:id="rId2"/>
+  </wetp:taskpane>
 </wetp:taskpanes>
 </file>
 
@@ -29632,6 +29705,20 @@
 </we:webextension>
 </file>
 
+<file path=word/webextensions/webextension2.xml><?xml version="1.0" encoding="utf-8"?>
+<we:webextension xmlns:we="http://schemas.microsoft.com/office/webextensions/webextension/2010/11" id="{86651F38-B349-4134-B7F9-FAECFB252543}">
+  <we:reference id="WA200010725" version="1.0.0.1" store="Omex" storeType="OMEX"/>
+  <we:alternateReferences>
+    <we:reference id="WA200010725" version="1.0.0.1" store="WA200010725" storeType="OMEX"/>
+  </we:alternateReferences>
+  <we:properties>
+    <we:property name="claude.fileId" value="&quot;9a352a30-dcc8-4fae-b91d-c5e83f0996d7&quot;"/>
+  </we:properties>
+  <we:bindings/>
+  <we:snapshot xmlns:r="http://schemas.openxmlformats.org/officeDocument/2006/relationships"/>
+</we:webextension>
+</file>
+
 <file path=customXml/item1.xml>��< ? x m l   v e r s i o n = " 1 . 0 "   e n c o d i n g = " u t f - 1 6 " ? > < N a v W o r d R e p o r t X m l P a r t   x m l n s = " u r n : m i c r o s o f t - d y n a m i c s - b u s i n e s s c e n t r a l / i n t e r n a l / e x t e n d e d / r e p o r t s / C u s t o m e r _ O r d e r _ S u m m a r y / 1 0 7 / " >   
      < B C R e p o r t I n f o r m a t i o n > @@ -29858,85 +29945,35 @@
  
      < / L a b e l s >   
-     < T o o l t i p s > - 
-         < T o o l t i p   c o l u m n = " N o _ C u s t "   E l e m e n t I d = " 6 0 3 9 7 0 8 4 6 " > - 
-             < T o o l t i p T e x t   l a n g = " e n - U S " > S p e c i f i e s   t h e   n u m b e r   o f   t h e   c u s t o m e r .   T h e   f i e l d   i s   e i t h e r   f i l l e d   a u t o m a t i c a l l y   f r o m   a   d e f i n e d   n u m b e r   s e r i e s ,   o r   y o u   e n t e r   t h e   n u m b e r   m a n u a l l y   b e c a u s e   y o u   h a v e   e n a b l e d   m a n u a l   n u m b e r   e n t r y   i n   t h e   n u m b e r - s e r i e s   s e t u p . < / T o o l t i p T e x t > - 
-         < / T o o l t i p > - 
-         < T o o l t i p   c o l u m n = " C u r r e n c y C o d e _ S a l e s L i n e "   E l e m e n t I d = " 4 5 8 4 1 7 3 0 2 " > - 
-             < T o o l t i p T e x t   l a n g = " e n - U S " > S p e c i f i e s   t h e   c u r r e n c y   t h a t   i s   u s e d   o n   t h e   e n t r y . < / T o o l t i p T e x t > - 
-         < / T o o l t i p > - 
-         < T o o l t i p   c o l u m n = " N a m e _ C u s t "   E l e m e n t I d = " 1 3 8 0 5 0 6 7 2 4 " > - 
-             < T o o l t i p T e x t   l a n g = " e n - U S " > S p e c i f i e s   t h e   c u s t o m e r ' s   n a m e   t h a t   a p p e a r s   o n   a l l   r e l a t e d   d o c u m e n t s .   F o r   c o m p a n i e s ,   s p e c i f y   t h e   c o m p a n y ' s   n a m e   h e r e ,   a n d   t h e n   a d d   t h e   r e l e v a n t   p e o p l e   a s   c o n t a c t s   t h a t   y o u   l i n k   t o   t h i s   c u s t o m e r . < / T o o l t i p T e x t > - 
-         < / T o o l t i p > - 
-         < T o o l t i p   c o l u m n = " S a l e s L i n e B u f f e r _ C u s t o m e r N a m e "   E l e m e n t I d = " 1 3 2 9 6 0 9 3 9 3 " > - 
-             < T o o l t i p T e x t   l a n g = " e n - U S " > S p e c i f i e s   a   d e s c r i p t i o n   o f   t h e   e n t r y   o f   t h e   p r o d u c t   t o   b e   s o l d .   T o   a d d   a   n o n - t r a n s a c t i o n a l   t e x t   l i n e ,   f i l l   i n   t h e   D e s c r i p t i o n   f i e l d   o n l y . < / T o o l t i p T e x t > - 
-         < / T o o l t i p > - 
-         < T o o l t i p   c o l u m n = " S a l e s L i n e B u f f e r _ C u r r e n c y C o d e "   E l e m e n t I d = " 1 2 7 6 7 9 3 1 7 8 " > - 
-             < T o o l t i p T e x t   l a n g = " e n - U S " > S p e c i f i e s   t h e   c u r r e n c y   t h a t   i s   u s e d   o n   t h e   e n t r y . < / T o o l t i p T e x t > - 
-         < / T o o l t i p > - 
-         < T o o l t i p   c o l u m n = " S a l e s L i n e B u f f e r _ S a l e s O r d e r A m o u n t "   E l e m e n t I d = " 7 8 3 0 0 4 3 9 8 " > - 
-             < T o o l t i p T e x t   l a n g = " e n - U S " > S p e c i f i e s   t h e   s u m   o f   a m o u n t s   i n   t h e   L i n e   A m o u n t   f i e l d   o n   t h e   s a l e s   r e t u r n   o r d e r   l i n e s . < / T o o l t i p T e x t > - 
-         < / T o o l t i p > - 
-         < T o o l t i p   c o l u m n = " S a l e s L i n e B u f f e r _ S a l e s A m t O n O r d e r 1 "   E l e m e n t I d = " 1 9 0 3 1 1 5 3 1 8 " > - 
-             < T o o l t i p T e x t   l a n g = " e n - U S " > S p e c i f i e s   t h e   p r i c e   f o r   o n e   u n i t   o n   t h e   s a l e s   l i n e . < / T o o l t i p T e x t > - 
-         < / T o o l t i p > - 
-         < T o o l t i p   c o l u m n = " S a l e s L i n e B u f f e r _ S a l e s A m t O n O r d e r 5 "   E l e m e n t I d = " 6 4 7 6 7 1 1 5 0 " > - 
-             < T o o l t i p T e x t   l a n g = " e n - U S " > S p e c i f i e s   t h e   n e t   a m o u n t ,   e x c l u d i n g   a n y   i n v o i c e   d i s c o u n t   a m o u n t ,   t h a t   m u s t   b e   p a i d   f o r   p r o d u c t s   o n   t h e   l i n e . < / T o o l t i p T e x t > - 
-         < / T o o l t i p > - 
-     < / T o o l t i p s > +     < T o o l t i p s / >   
      < C u s t o m e r   E l e m e n t T y p e = " D a t a I t e m "   E l e m e n t I d = " 1 5 2 5 1 9 1 9 9 " >   
-         < A f t e r C a p t i o n   E l e m e n t T y p e = " C o l u m n "   E l e m e n t I d = " 1 5 9 8 9 5 9 1 "   D a t a T y p e = " L a b e l "   O b s o l e t e S t a t e = " P e n d i n g " > A f t e r C a p t i o n < / A f t e r C a p t i o n > - 
-         < A l l a m o u n t s a r e i n L C Y C a p t i o n   E l e m e n t T y p e = " C o l u m n "   E l e m e n t I d = " 2 3 3 2 7 8 9 8 2 "   D a t a T y p e = " L a b e l "   O b s o l e t e S t a t e = " P e n d i n g " > A l l a m o u n t s a r e i n L C Y C a p t i o n < / A l l a m o u n t s a r e i n L C Y C a p t i o n > +         < A f t e r C a p t i o n   E l e m e n t T y p e = " C o l u m n "   E l e m e n t I d = " 1 5 9 8 9 5 9 1 "   D a t a T y p e = " T e x t C o n s t " > A f t e r C a p t i o n < / A f t e r C a p t i o n > + 
+         < A l l a m o u n t s a r e i n L C Y C a p t i o n   E l e m e n t T y p e = " C o l u m n "   E l e m e n t I d = " 2 3 3 2 7 8 9 8 2 "   D a t a T y p e = " T e x t C o n s t " > A l l a m o u n t s a r e i n L C Y C a p t i o n < / A l l a m o u n t s a r e i n L C Y C a p t i o n >   
          < A l l A m o u n t s A r e I n L C Y T x t   E l e m e n t T y p e = " C o l u m n "   E l e m e n t I d = " 2 0 4 7 3 7 7 3 6 4 "   D a t a T y p e = " T e x t " > A l l A m o u n t s A r e I n L C Y T x t < / A l l A m o u n t s A r e I n L C Y T x t >   
-         < B e f o r e C a p t i o n   E l e m e n t T y p e = " C o l u m n "   E l e m e n t I d = " 1 6 4 6 6 0 5 7 0 "   D a t a T y p e = " L a b e l "   O b s o l e t e S t a t e = " P e n d i n g " > B e f o r e C a p t i o n < / B e f o r e C a p t i o n > - 
-         < C o m p a n y N a m e   E l e m e n t T y p e = " C o l u m n "   E l e m e n t I d = " 1 5 9 5 4 7 7 3 9 5 "   D a t a T y p e = " S t r i n g "   O b s o l e t e S t a t e = " P e n d i n g " > C o m p a n y N a m e < / C o m p a n y N a m e > +         < B e f o r e C a p t i o n   E l e m e n t T y p e = " C o l u m n "   E l e m e n t I d = " 1 6 4 6 6 0 5 7 0 "   D a t a T y p e = " T e x t C o n s t " > B e f o r e C a p t i o n < / B e f o r e C a p t i o n > + 
+         < C o m p a n y N a m e   E l e m e n t T y p e = " C o l u m n "   E l e m e n t I d = " 1 5 9 5 4 7 7 3 9 5 "   D a t a T y p e = " S t r i n g " > C o m p a n y N a m e < / C o m p a n y N a m e >   
          < C u s t F i l t e r   E l e m e n t T y p e = " C o l u m n "   E l e m e n t I d = " 2 3 9 4 8 9 4 8 4 "   D a t a T y p e = " T e x t " > C u s t F i l t e r < / C u s t F i l t e r >   
          < C u s t F i l t e r 1   E l e m e n t T y p e = " C o l u m n "   E l e m e n t I d = " 1 1 3 8 7 0 3 8 5 9 "   D a t a T y p e = " T e x t " > C u s t F i l t e r 1 < / C u s t F i l t e r 1 >   
-         < C u s t o m e r N a m e C a p t i o n   E l e m e n t T y p e = " C o l u m n "   E l e m e n t I d = " 6 4 9 0 1 4 4 4 0 "   D a t a T y p e = " L a b e l "   O b s o l e t e S t a t e = " P e n d i n g " > C u s t o m e r N a m e C a p t i o n < / C u s t o m e r N a m e C a p t i o n > - 
-         < C u s t o m e r N o C a p t i o n   E l e m e n t T y p e = " C o l u m n "   E l e m e n t I d = " 1 0 9 8 4 2 4 9 2 2 "   D a t a T y p e = " L a b e l "   O b s o l e t e S t a t e = " P e n d i n g " > C u s t o m e r N o C a p t i o n < / C u s t o m e r N o C a p t i o n > - 
-         < C u s t o m e r O r d e r S u m m a r y C a p t i o n   E l e m e n t T y p e = " C o l u m n "   E l e m e n t I d = " 8 9 2 9 3 8 4 6 7 "   D a t a T y p e = " L a b e l "   O b s o l e t e S t a t e = " P e n d i n g " > C u s t o m e r O r d e r S u m m a r y C a p t i o n < / C u s t o m e r O r d e r S u m m a r y C a p t i o n > +         < C u s t o m e r N a m e C a p t i o n   E l e m e n t T y p e = " C o l u m n "   E l e m e n t I d = " 6 4 9 0 1 4 4 4 0 "   D a t a T y p e = " T e x t C o n s t " > C u s t o m e r N a m e C a p t i o n < / C u s t o m e r N a m e C a p t i o n > + 
+         < C u s t o m e r N o C a p t i o n   E l e m e n t T y p e = " C o l u m n "   E l e m e n t I d = " 1 0 9 8 4 2 4 9 2 2 "   D a t a T y p e = " T e x t C o n s t " > C u s t o m e r N o C a p t i o n < / C u s t o m e r N o C a p t i o n > + 
+         < C u s t o m e r O r d e r S u m m a r y C a p t i o n   E l e m e n t T y p e = " C o l u m n "   E l e m e n t I d = " 8 9 2 9 3 8 4 6 7 "   D a t a T y p e = " T e x t C o n s t " > C u s t o m e r O r d e r S u m m a r y C a p t i o n < / C u s t o m e r O r d e r S u m m a r y C a p t i o n >   
          < N o _ C u s t   E l e m e n t T y p e = " C o l u m n "   E l e m e n t I d = " 6 0 3 9 7 0 8 4 6 "   D a t a T y p e = " C o d e " > N o _ C u s t < / N o _ C u s t >   
-         < O u t s t a n d i n g O r d e r s C a p t i o n   E l e m e n t T y p e = " C o l u m n "   E l e m e n t I d = " 4 0 2 0 3 5 3 3 2 "   D a t a T y p e = " L a b e l "   O b s o l e t e S t a t e = " P e n d i n g " > O u t s t a n d i n g O r d e r s C a p t i o n < / O u t s t a n d i n g O r d e r s C a p t i o n > - 
-         < P a g e N o C a p t i o n   E l e m e n t T y p e = " C o l u m n "   E l e m e n t I d = " 1 4 6 2 1 0 8 0 8 7 "   D a t a T y p e = " L a b e l "   O b s o l e t e S t a t e = " P e n d i n g " > P a g e N o C a p t i o n < / P a g e N o C a p t i o n > +         < O u t s t a n d i n g O r d e r s C a p t i o n   E l e m e n t T y p e = " C o l u m n "   E l e m e n t I d = " 4 0 2 0 3 5 3 3 2 "   D a t a T y p e = " T e x t C o n s t " > O u t s t a n d i n g O r d e r s C a p t i o n < / O u t s t a n d i n g O r d e r s C a p t i o n > + 
+         < P a g e N o C a p t i o n   E l e m e n t T y p e = " C o l u m n "   E l e m e n t I d = " 1 4 6 2 1 0 8 0 8 7 "   D a t a T y p e = " T e x t C o n s t " > P a g e N o C a p t i o n < / P a g e N o C a p t i o n >   
          < P e r i o d S t a r t D a t e 1   E l e m e n t T y p e = " C o l u m n "   E l e m e n t I d = " 1 9 2 5 9 9 9 9 6 5 "   D a t a T y p e = " S t r i n g " > P e r i o d S t a r t D a t e 1 < / P e r i o d S t a r t D a t e 1 >   
@@ -29964,11 +30001,11 @@
  
          < S a l e s O r d e r A m o u n t L C Y   E l e m e n t T y p e = " C o l u m n "   E l e m e n t I d = " 7 1 8 5 3 0 9 9 3 "   D a t a T y p e = " D e c i m a l " > S a l e s O r d e r A m o u n t L C Y < / S a l e s O r d e r A m o u n t L C Y >   
-         < T o t a l C a p t i o n   E l e m e n t T y p e = " C o l u m n "   E l e m e n t I d = " 7 0 7 1 0 2 6 9 5 "   D a t a T y p e = " L a b e l " > T o t a l C a p t i o n < / T o t a l C a p t i o n > - 
-         < T o t a l L C Y C a p t i o n   E l e m e n t T y p e = " C o l u m n "   E l e m e n t I d = " 2 2 2 5 1 5 5 6 7 "   D a t a T y p e = " L a b e l "   O b s o l e t e S t a t e = " P e n d i n g " > T o t a l L C Y C a p t i o n < / T o t a l L C Y C a p t i o n > - 
-         < S a l e s _ L i n e   E l e m e n t T y p e = " D a t a I t e m "   E l e m e n t I d = " 1 8 9 4 4 4 2 7 6 4 " > +         < T o t a l C a p t i o n   E l e m e n t T y p e = " C o l u m n "   E l e m e n t I d = " 7 0 7 1 0 2 6 9 5 "   D a t a T y p e = " T e x t C o n s t " > T o t a l C a p t i o n < / T o t a l C a p t i o n > + 
+         < T o t a l L C Y C a p t i o n   E l e m e n t T y p e = " C o l u m n "   E l e m e n t I d = " 2 2 2 5 1 5 5 6 7 "   D a t a T y p e = " T e x t C o n s t " > T o t a l L C Y C a p t i o n < / T o t a l L C Y C a p t i o n > + 
+         < S a l e s _ L i n e   E l e m e n t T y p e = " D a t a I t e m "   E l e m e n t I d = " 4 2 6 9 4 3 3 6 3 " >   
              < C u r r e n c y C o d e _ S a l e s L i n e   E l e m e n t T y p e = " C o l u m n "   E l e m e n t I d = " 4 5 8 4 1 7 3 0 2 "   D a t a T y p e = " C o d e " > C u r r e n c y C o d e _ S a l e s L i n e < / C u r r e n c y C o d e _ S a l e s L i n e >   
